--- a/NOTES/HTML.docx
+++ b/NOTES/HTML.docx
@@ -1311,8 +1311,18 @@
                 <w:sz w:val="26"/>
                 <w:szCs w:val="26"/>
               </w:rPr>
-              <w:t>1993; 31 years ago</w:t>
-            </w:r>
+              <w:t xml:space="preserve">1993; 31 years </w:t>
+            </w:r>
+            <w:proofErr w:type="gramStart"/>
+            <w:r>
+              <w:rPr>
+                <w:rFonts w:ascii="Verdana" w:hAnsi="Verdana"/>
+                <w:sz w:val="26"/>
+                <w:szCs w:val="26"/>
+              </w:rPr>
+              <w:t>ago</w:t>
+            </w:r>
+            <w:proofErr w:type="gramEnd"/>
           </w:p>
         </w:tc>
       </w:tr>
@@ -4237,7 +4247,25 @@
                 <w:sz w:val="26"/>
                 <w:szCs w:val="26"/>
               </w:rPr>
-              <w:t>Heading are used in HTML to define variable length headings. (h1 to h6)</w:t>
+              <w:t xml:space="preserve">Heading </w:t>
+            </w:r>
+            <w:proofErr w:type="gramStart"/>
+            <w:r>
+              <w:rPr>
+                <w:rFonts w:ascii="Verdana" w:hAnsi="Verdana"/>
+                <w:sz w:val="26"/>
+                <w:szCs w:val="26"/>
+              </w:rPr>
+              <w:t>are</w:t>
+            </w:r>
+            <w:proofErr w:type="gramEnd"/>
+            <w:r>
+              <w:rPr>
+                <w:rFonts w:ascii="Verdana" w:hAnsi="Verdana"/>
+                <w:sz w:val="26"/>
+                <w:szCs w:val="26"/>
+              </w:rPr>
+              <w:t xml:space="preserve"> used in HTML to define variable length headings. (h1 to h6)</w:t>
             </w:r>
           </w:p>
         </w:tc>
@@ -9267,19 +9295,35 @@
               </w:rPr>
               <w:t>, </w:t>
             </w:r>
-            <w:hyperlink r:id="rId94" w:tooltip="UdiWWW" w:history="1">
-              <w:proofErr w:type="spellStart"/>
-              <w:r>
-                <w:rPr>
-                  <w:rStyle w:val="Hyperlink"/>
-                  <w:rFonts w:ascii="Verdana" w:hAnsi="Verdana"/>
-                  <w:sz w:val="26"/>
-                  <w:szCs w:val="26"/>
-                </w:rPr>
-                <w:t>UdiWWW</w:t>
-              </w:r>
-              <w:proofErr w:type="spellEnd"/>
-            </w:hyperlink>
+            <w:proofErr w:type="spellStart"/>
+            <w:r>
+              <w:fldChar w:fldCharType="begin"/>
+            </w:r>
+            <w:r>
+              <w:instrText>HYPERLINK "https://en.wikipedia.org/wiki/UdiWWW" \o "UdiWWW"</w:instrText>
+            </w:r>
+            <w:r>
+              <w:fldChar w:fldCharType="separate"/>
+            </w:r>
+            <w:r>
+              <w:rPr>
+                <w:rStyle w:val="Hyperlink"/>
+                <w:rFonts w:ascii="Verdana" w:hAnsi="Verdana"/>
+                <w:sz w:val="26"/>
+                <w:szCs w:val="26"/>
+              </w:rPr>
+              <w:t>UdiWWW</w:t>
+            </w:r>
+            <w:proofErr w:type="spellEnd"/>
+            <w:r>
+              <w:rPr>
+                <w:rStyle w:val="Hyperlink"/>
+                <w:rFonts w:ascii="Verdana" w:hAnsi="Verdana"/>
+                <w:sz w:val="26"/>
+                <w:szCs w:val="26"/>
+              </w:rPr>
+              <w:fldChar w:fldCharType="end"/>
+            </w:r>
             <w:r>
               <w:rPr>
                 <w:rFonts w:ascii="Verdana" w:hAnsi="Verdana"/>
@@ -9288,7 +9332,7 @@
               </w:rPr>
               <w:t>,</w:t>
             </w:r>
-            <w:hyperlink r:id="rId95" w:anchor="cite_note-47" w:history="1">
+            <w:hyperlink r:id="rId94" w:anchor="cite_note-47" w:history="1">
               <w:r>
                 <w:rPr>
                   <w:rStyle w:val="Hyperlink"/>
@@ -9347,7 +9391,7 @@
                 <w:szCs w:val="26"/>
               </w:rPr>
             </w:pPr>
-            <w:hyperlink r:id="rId96" w:tooltip="Amaya (web browser)" w:history="1">
+            <w:hyperlink r:id="rId95" w:tooltip="Amaya (web browser)" w:history="1">
               <w:r>
                 <w:rPr>
                   <w:rStyle w:val="Hyperlink"/>
@@ -9366,7 +9410,7 @@
               </w:rPr>
               <w:t> 0.9,</w:t>
             </w:r>
-            <w:hyperlink r:id="rId97" w:anchor="cite_note-amaya-48" w:history="1">
+            <w:hyperlink r:id="rId96" w:anchor="cite_note-amaya-48" w:history="1">
               <w:r>
                 <w:rPr>
                   <w:rStyle w:val="Hyperlink"/>
@@ -9386,7 +9430,7 @@
               </w:rPr>
               <w:t> </w:t>
             </w:r>
-            <w:hyperlink r:id="rId98" w:tooltip="Arachne (web browser)" w:history="1">
+            <w:hyperlink r:id="rId97" w:tooltip="Arachne (web browser)" w:history="1">
               <w:r>
                 <w:rPr>
                   <w:rStyle w:val="Hyperlink"/>
@@ -9521,7 +9565,7 @@
               </w:rPr>
               <w:t>, </w:t>
             </w:r>
-            <w:hyperlink r:id="rId99" w:tooltip="Internet Explorer 3" w:history="1">
+            <w:hyperlink r:id="rId98" w:tooltip="Internet Explorer 3" w:history="1">
               <w:r>
                 <w:rPr>
                   <w:rStyle w:val="Hyperlink"/>
@@ -9540,7 +9584,7 @@
               </w:rPr>
               <w:t>.0, Netscape Navigator 3.0, </w:t>
             </w:r>
-            <w:hyperlink r:id="rId100" w:tooltip="Opera 2.0" w:history="1">
+            <w:hyperlink r:id="rId99" w:tooltip="Opera 2.0" w:history="1">
               <w:r>
                 <w:rPr>
                   <w:rStyle w:val="Hyperlink"/>
@@ -9617,7 +9661,7 @@
               </w:rPr>
               <w:t> 1.5,</w:t>
             </w:r>
-            <w:hyperlink r:id="rId101" w:anchor="cite_note-49" w:history="1">
+            <w:hyperlink r:id="rId100" w:anchor="cite_note-49" w:history="1">
               <w:r>
                 <w:rPr>
                   <w:rStyle w:val="Hyperlink"/>
@@ -9637,7 +9681,7 @@
               </w:rPr>
               <w:t> </w:t>
             </w:r>
-            <w:hyperlink r:id="rId102" w:tooltip="Voyager (web browser)" w:history="1">
+            <w:hyperlink r:id="rId101" w:tooltip="Voyager (web browser)" w:history="1">
               <w:r>
                 <w:rPr>
                   <w:rStyle w:val="Hyperlink"/>
@@ -9692,7 +9736,7 @@
                 <w:szCs w:val="26"/>
               </w:rPr>
             </w:pPr>
-            <w:hyperlink r:id="rId103" w:tooltip="Amaya (web browser)" w:history="1">
+            <w:hyperlink r:id="rId102" w:tooltip="Amaya (web browser)" w:history="1">
               <w:r>
                 <w:rPr>
                   <w:rStyle w:val="Hyperlink"/>
@@ -9711,7 +9755,7 @@
               </w:rPr>
               <w:t> 1.0, </w:t>
             </w:r>
-            <w:hyperlink r:id="rId104" w:anchor="cite_note-amaya-48" w:history="1">
+            <w:hyperlink r:id="rId103" w:anchor="cite_note-amaya-48" w:history="1">
               <w:r>
                 <w:rPr>
                   <w:rStyle w:val="Hyperlink"/>
@@ -9731,7 +9775,7 @@
               </w:rPr>
               <w:t> </w:t>
             </w:r>
-            <w:hyperlink r:id="rId105" w:tooltip="Internet Explorer 4.0" w:history="1">
+            <w:hyperlink r:id="rId104" w:tooltip="Internet Explorer 4.0" w:history="1">
               <w:r>
                 <w:rPr>
                   <w:rStyle w:val="Hyperlink"/>
@@ -9750,7 +9794,7 @@
               </w:rPr>
               <w:t>, Netscape Navigator 4.0, </w:t>
             </w:r>
-            <w:hyperlink r:id="rId106" w:tooltip="Netscape Communicator" w:history="1">
+            <w:hyperlink r:id="rId105" w:tooltip="Netscape Communicator" w:history="1">
               <w:r>
                 <w:rPr>
                   <w:rStyle w:val="Hyperlink"/>
@@ -9769,7 +9813,7 @@
               </w:rPr>
               <w:t> 4.0, </w:t>
             </w:r>
-            <w:hyperlink r:id="rId107" w:tooltip="Opera 3.0" w:history="1">
+            <w:hyperlink r:id="rId106" w:tooltip="Opera 3.0" w:history="1">
               <w:r>
                 <w:rPr>
                   <w:rStyle w:val="Hyperlink"/>
@@ -9780,7 +9824,7 @@
                 <w:t>Opera 3.0</w:t>
               </w:r>
             </w:hyperlink>
-            <w:hyperlink r:id="rId108" w:anchor="cite_note-50" w:history="1">
+            <w:hyperlink r:id="rId107" w:anchor="cite_note-50" w:history="1">
               <w:r>
                 <w:rPr>
                   <w:rStyle w:val="Hyperlink"/>
@@ -9839,7 +9883,7 @@
                 <w:szCs w:val="26"/>
               </w:rPr>
             </w:pPr>
-            <w:hyperlink r:id="rId109" w:tooltip="ICab" w:history="1">
+            <w:hyperlink r:id="rId108" w:tooltip="ICab" w:history="1">
               <w:r>
                 <w:rPr>
                   <w:rStyle w:val="Hyperlink"/>
@@ -9858,7 +9902,7 @@
               </w:rPr>
               <w:t>, </w:t>
             </w:r>
-            <w:hyperlink r:id="rId110" w:tooltip="Mozilla Application Suite" w:history="1">
+            <w:hyperlink r:id="rId109" w:tooltip="Mozilla Application Suite" w:history="1">
               <w:r>
                 <w:rPr>
                   <w:rStyle w:val="Hyperlink"/>
@@ -9913,7 +9957,7 @@
                 <w:szCs w:val="26"/>
               </w:rPr>
             </w:pPr>
-            <w:hyperlink r:id="rId111" w:tooltip="Amaya (web browser)" w:history="1">
+            <w:hyperlink r:id="rId110" w:tooltip="Amaya (web browser)" w:history="1">
               <w:r>
                 <w:rPr>
                   <w:rStyle w:val="Hyperlink"/>
@@ -9932,7 +9976,7 @@
               </w:rPr>
               <w:t> 2.0,</w:t>
             </w:r>
-            <w:hyperlink r:id="rId112" w:anchor="cite_note-amaya-48" w:history="1">
+            <w:hyperlink r:id="rId111" w:anchor="cite_note-amaya-48" w:history="1">
               <w:r>
                 <w:rPr>
                   <w:rStyle w:val="Hyperlink"/>
@@ -9952,7 +9996,7 @@
               </w:rPr>
               <w:t> Mozilla M3, </w:t>
             </w:r>
-            <w:hyperlink r:id="rId113" w:tooltip="Internet Explorer 5.0" w:history="1">
+            <w:hyperlink r:id="rId112" w:tooltip="Internet Explorer 5.0" w:history="1">
               <w:r>
                 <w:rPr>
                   <w:rStyle w:val="Hyperlink"/>
@@ -10010,7 +10054,7 @@
                 <w:szCs w:val="26"/>
               </w:rPr>
             </w:pPr>
-            <w:hyperlink r:id="rId114" w:tooltip="Amaya (web browser)" w:history="1">
+            <w:hyperlink r:id="rId113" w:tooltip="Amaya (web browser)" w:history="1">
               <w:r>
                 <w:rPr>
                   <w:rStyle w:val="Hyperlink"/>
@@ -10029,7 +10073,7 @@
               </w:rPr>
               <w:t> 3.0</w:t>
             </w:r>
-            <w:hyperlink r:id="rId115" w:anchor="cite_note-amaya-48" w:history="1">
+            <w:hyperlink r:id="rId114" w:anchor="cite_note-amaya-48" w:history="1">
               <w:r>
                 <w:rPr>
                   <w:rStyle w:val="Hyperlink"/>
@@ -10049,7 +10093,7 @@
               </w:rPr>
               <w:t>, </w:t>
             </w:r>
-            <w:hyperlink r:id="rId116" w:tooltip="Amaya (web browser)" w:history="1">
+            <w:hyperlink r:id="rId115" w:tooltip="Amaya (web browser)" w:history="1">
               <w:r>
                 <w:rPr>
                   <w:rStyle w:val="Hyperlink"/>
@@ -10068,7 +10112,7 @@
               </w:rPr>
               <w:t> 4.0,</w:t>
             </w:r>
-            <w:hyperlink r:id="rId117" w:anchor="cite_note-amaya-48" w:history="1">
+            <w:hyperlink r:id="rId116" w:anchor="cite_note-amaya-48" w:history="1">
               <w:r>
                 <w:rPr>
                   <w:rStyle w:val="Hyperlink"/>
@@ -10088,7 +10132,7 @@
               </w:rPr>
               <w:t> </w:t>
             </w:r>
-            <w:hyperlink r:id="rId118" w:tooltip="K-Meleon" w:history="1">
+            <w:hyperlink r:id="rId117" w:tooltip="K-Meleon" w:history="1">
               <w:r>
                 <w:rPr>
                   <w:rStyle w:val="Hyperlink"/>
@@ -10176,7 +10220,7 @@
               </w:rPr>
               <w:t>, </w:t>
             </w:r>
-            <w:hyperlink r:id="rId119" w:tooltip="Netscape 6" w:history="1">
+            <w:hyperlink r:id="rId118" w:tooltip="Netscape 6" w:history="1">
               <w:r>
                 <w:rPr>
                   <w:rStyle w:val="Hyperlink"/>
@@ -10195,7 +10239,7 @@
               </w:rPr>
               <w:t>, </w:t>
             </w:r>
-            <w:hyperlink r:id="rId120" w:tooltip="Opera (web browser)" w:history="1">
+            <w:hyperlink r:id="rId119" w:tooltip="Opera (web browser)" w:history="1">
               <w:r>
                 <w:rPr>
                   <w:rStyle w:val="Hyperlink"/>
@@ -10214,7 +10258,7 @@
               </w:rPr>
               <w:t> 4,</w:t>
             </w:r>
-            <w:hyperlink r:id="rId121" w:anchor="cite_note-51" w:history="1">
+            <w:hyperlink r:id="rId120" w:anchor="cite_note-51" w:history="1">
               <w:r>
                 <w:rPr>
                   <w:rStyle w:val="Hyperlink"/>
@@ -10234,7 +10278,7 @@
               </w:rPr>
               <w:t> Opera 5,</w:t>
             </w:r>
-            <w:hyperlink r:id="rId122" w:anchor="cite_note-52" w:history="1">
+            <w:hyperlink r:id="rId121" w:anchor="cite_note-52" w:history="1">
               <w:r>
                 <w:rPr>
                   <w:rStyle w:val="Hyperlink"/>
@@ -10290,7 +10334,7 @@
                 <w:szCs w:val="26"/>
               </w:rPr>
             </w:pPr>
-            <w:hyperlink r:id="rId123" w:tooltip="Amaya (web browser)" w:history="1">
+            <w:hyperlink r:id="rId122" w:tooltip="Amaya (web browser)" w:history="1">
               <w:r>
                 <w:rPr>
                   <w:rStyle w:val="Hyperlink"/>
@@ -10309,7 +10353,7 @@
               </w:rPr>
               <w:t> 5.0,</w:t>
             </w:r>
-            <w:hyperlink r:id="rId124" w:anchor="cite_note-amaya-48" w:history="1">
+            <w:hyperlink r:id="rId123" w:anchor="cite_note-amaya-48" w:history="1">
               <w:r>
                 <w:rPr>
                   <w:rStyle w:val="Hyperlink"/>
@@ -10329,7 +10373,7 @@
               </w:rPr>
               <w:t> </w:t>
             </w:r>
-            <w:hyperlink r:id="rId125" w:tooltip="Internet Explorer 6" w:history="1">
+            <w:hyperlink r:id="rId124" w:tooltip="Internet Explorer 6" w:history="1">
               <w:r>
                 <w:rPr>
                   <w:rStyle w:val="Hyperlink"/>
@@ -10348,7 +10392,7 @@
               </w:rPr>
               <w:t>, </w:t>
             </w:r>
-            <w:hyperlink r:id="rId126" w:tooltip="Galeon" w:history="1">
+            <w:hyperlink r:id="rId125" w:tooltip="Galeon" w:history="1">
               <w:r>
                 <w:rPr>
                   <w:rStyle w:val="Hyperlink"/>
@@ -10367,7 +10411,7 @@
               </w:rPr>
               <w:t> 1.0, Opera 6,</w:t>
             </w:r>
-            <w:hyperlink r:id="rId127" w:anchor="cite_note-53" w:history="1">
+            <w:hyperlink r:id="rId126" w:anchor="cite_note-53" w:history="1">
               <w:r>
                 <w:rPr>
                   <w:rStyle w:val="Hyperlink"/>
@@ -10426,7 +10470,7 @@
                 <w:szCs w:val="26"/>
               </w:rPr>
             </w:pPr>
-            <w:hyperlink r:id="rId128" w:tooltip="Amaya (web browser)" w:history="1">
+            <w:hyperlink r:id="rId127" w:tooltip="Amaya (web browser)" w:history="1">
               <w:r>
                 <w:rPr>
                   <w:rStyle w:val="Hyperlink"/>
@@ -10445,7 +10489,7 @@
               </w:rPr>
               <w:t> 6.0,</w:t>
             </w:r>
-            <w:hyperlink r:id="rId129" w:anchor="cite_note-amaya-48" w:history="1">
+            <w:hyperlink r:id="rId128" w:anchor="cite_note-amaya-48" w:history="1">
               <w:r>
                 <w:rPr>
                   <w:rStyle w:val="Hyperlink"/>
@@ -10465,7 +10509,7 @@
               </w:rPr>
               <w:t> </w:t>
             </w:r>
-            <w:hyperlink r:id="rId130" w:tooltip="Amaya (web browser)" w:history="1">
+            <w:hyperlink r:id="rId129" w:tooltip="Amaya (web browser)" w:history="1">
               <w:r>
                 <w:rPr>
                   <w:rStyle w:val="Hyperlink"/>
@@ -10484,7 +10528,7 @@
               </w:rPr>
               <w:t> 7.0,</w:t>
             </w:r>
-            <w:hyperlink r:id="rId131" w:anchor="cite_note-amaya-48" w:history="1">
+            <w:hyperlink r:id="rId130" w:anchor="cite_note-amaya-48" w:history="1">
               <w:r>
                 <w:rPr>
                   <w:rStyle w:val="Hyperlink"/>
@@ -10496,7 +10540,7 @@
                 <w:t>[48]</w:t>
               </w:r>
             </w:hyperlink>
-            <w:hyperlink r:id="rId132" w:tooltip="Firefox" w:history="1">
+            <w:hyperlink r:id="rId131" w:tooltip="Firefox" w:history="1">
               <w:r>
                 <w:rPr>
                   <w:rStyle w:val="Hyperlink"/>
@@ -10515,7 +10559,7 @@
               </w:rPr>
               <w:t> 0.1, </w:t>
             </w:r>
-            <w:hyperlink r:id="rId133" w:tooltip="Netscape 7" w:history="1">
+            <w:hyperlink r:id="rId132" w:tooltip="Netscape 7" w:history="1">
               <w:r>
                 <w:rPr>
                   <w:rStyle w:val="Hyperlink"/>
@@ -10534,7 +10578,7 @@
               </w:rPr>
               <w:t>, Mozilla 1.0, </w:t>
             </w:r>
-            <w:hyperlink r:id="rId134" w:tooltip="Links (web browser)" w:history="1">
+            <w:hyperlink r:id="rId133" w:tooltip="Links (web browser)" w:history="1">
               <w:r>
                 <w:rPr>
                   <w:rStyle w:val="Hyperlink"/>
@@ -10589,7 +10633,7 @@
                 <w:szCs w:val="26"/>
               </w:rPr>
             </w:pPr>
-            <w:hyperlink r:id="rId135" w:tooltip="Amaya (web browser)" w:history="1">
+            <w:hyperlink r:id="rId134" w:tooltip="Amaya (web browser)" w:history="1">
               <w:r>
                 <w:rPr>
                   <w:rStyle w:val="Hyperlink"/>
@@ -10608,7 +10652,7 @@
               </w:rPr>
               <w:t> 8.0,</w:t>
             </w:r>
-            <w:hyperlink r:id="rId136" w:anchor="cite_note-amaya-48" w:history="1">
+            <w:hyperlink r:id="rId135" w:anchor="cite_note-amaya-48" w:history="1">
               <w:r>
                 <w:rPr>
                   <w:rStyle w:val="Hyperlink"/>
@@ -10628,7 +10672,7 @@
               </w:rPr>
               <w:t> </w:t>
             </w:r>
-            <w:hyperlink r:id="rId137" w:tooltip="GNOME Web" w:history="1">
+            <w:hyperlink r:id="rId136" w:tooltip="GNOME Web" w:history="1">
               <w:r>
                 <w:rPr>
                   <w:rStyle w:val="Hyperlink"/>
@@ -10647,7 +10691,7 @@
               </w:rPr>
               <w:t> 1.0, </w:t>
             </w:r>
-            <w:hyperlink r:id="rId138" w:tooltip="Opera 7" w:history="1">
+            <w:hyperlink r:id="rId137" w:tooltip="Opera 7" w:history="1">
               <w:r>
                 <w:rPr>
                   <w:rStyle w:val="Hyperlink"/>
@@ -10666,7 +10710,7 @@
               </w:rPr>
               <w:t>,</w:t>
             </w:r>
-            <w:hyperlink r:id="rId139" w:anchor="cite_note-54" w:history="1">
+            <w:hyperlink r:id="rId138" w:anchor="cite_note-54" w:history="1">
               <w:r>
                 <w:rPr>
                   <w:rStyle w:val="Hyperlink"/>
@@ -10686,7 +10730,7 @@
               </w:rPr>
               <w:t> </w:t>
             </w:r>
-            <w:hyperlink r:id="rId140" w:tooltip="Safari (web browser)" w:history="1">
+            <w:hyperlink r:id="rId139" w:tooltip="Safari (web browser)" w:history="1">
               <w:r>
                 <w:rPr>
                   <w:rStyle w:val="Hyperlink"/>
@@ -10752,7 +10796,7 @@
                 <w:szCs w:val="26"/>
               </w:rPr>
             </w:pPr>
-            <w:hyperlink r:id="rId141" w:tooltip="Firefox" w:history="1">
+            <w:hyperlink r:id="rId140" w:tooltip="Firefox" w:history="1">
               <w:r>
                 <w:rPr>
                   <w:rStyle w:val="Hyperlink"/>
@@ -10771,7 +10815,7 @@
               </w:rPr>
               <w:t> 1.0, </w:t>
             </w:r>
-            <w:hyperlink r:id="rId142" w:tooltip="Netscape Browser" w:history="1">
+            <w:hyperlink r:id="rId141" w:tooltip="Netscape Browser" w:history="1">
               <w:r>
                 <w:rPr>
                   <w:rStyle w:val="Hyperlink"/>
@@ -10852,7 +10896,7 @@
                 <w:szCs w:val="26"/>
               </w:rPr>
             </w:pPr>
-            <w:hyperlink r:id="rId143" w:tooltip="Amaya (web browser)" w:history="1">
+            <w:hyperlink r:id="rId142" w:tooltip="Amaya (web browser)" w:history="1">
               <w:r>
                 <w:rPr>
                   <w:rStyle w:val="Hyperlink"/>
@@ -10871,7 +10915,7 @@
               </w:rPr>
               <w:t> 9.0,</w:t>
             </w:r>
-            <w:hyperlink r:id="rId144" w:anchor="cite_note-amaya-48" w:history="1">
+            <w:hyperlink r:id="rId143" w:anchor="cite_note-amaya-48" w:history="1">
               <w:r>
                 <w:rPr>
                   <w:rStyle w:val="Hyperlink"/>
@@ -10891,7 +10935,7 @@
               </w:rPr>
               <w:t> </w:t>
             </w:r>
-            <w:hyperlink r:id="rId145" w:tooltip="AOL Explorer" w:history="1">
+            <w:hyperlink r:id="rId144" w:tooltip="AOL Explorer" w:history="1">
               <w:r>
                 <w:rPr>
                   <w:rStyle w:val="Hyperlink"/>
@@ -10910,7 +10954,7 @@
               </w:rPr>
               <w:t> 1.0, </w:t>
             </w:r>
-            <w:hyperlink r:id="rId146" w:tooltip="GNOME Web" w:history="1">
+            <w:hyperlink r:id="rId145" w:tooltip="GNOME Web" w:history="1">
               <w:r>
                 <w:rPr>
                   <w:rStyle w:val="Hyperlink"/>
@@ -10987,7 +11031,7 @@
               </w:rPr>
               <w:t> 1.0, Netscape Browser 8.0, </w:t>
             </w:r>
-            <w:hyperlink r:id="rId147" w:tooltip="Opera 8" w:history="1">
+            <w:hyperlink r:id="rId146" w:tooltip="Opera 8" w:history="1">
               <w:r>
                 <w:rPr>
                   <w:rStyle w:val="Hyperlink"/>
@@ -11006,7 +11050,7 @@
               </w:rPr>
               <w:t>,</w:t>
             </w:r>
-            <w:hyperlink r:id="rId148" w:anchor="cite_note-55" w:history="1">
+            <w:hyperlink r:id="rId147" w:anchor="cite_note-55" w:history="1">
               <w:r>
                 <w:rPr>
                   <w:rStyle w:val="Hyperlink"/>
@@ -11026,7 +11070,7 @@
               </w:rPr>
               <w:t> </w:t>
             </w:r>
-            <w:hyperlink r:id="rId149" w:tooltip="Safari (web browser)" w:history="1">
+            <w:hyperlink r:id="rId148" w:tooltip="Safari (web browser)" w:history="1">
               <w:r>
                 <w:rPr>
                   <w:rStyle w:val="Hyperlink"/>
@@ -11150,7 +11194,7 @@
                 <w:szCs w:val="26"/>
               </w:rPr>
             </w:pPr>
-            <w:hyperlink r:id="rId150" w:tooltip="Camino (web browser)" w:history="1">
+            <w:hyperlink r:id="rId149" w:tooltip="Camino (web browser)" w:history="1">
               <w:r>
                 <w:rPr>
                   <w:rStyle w:val="Hyperlink"/>
@@ -11169,7 +11213,7 @@
               </w:rPr>
               <w:t> 1.0, </w:t>
             </w:r>
-            <w:hyperlink r:id="rId151" w:tooltip="Galeon" w:history="1">
+            <w:hyperlink r:id="rId150" w:tooltip="Galeon" w:history="1">
               <w:r>
                 <w:rPr>
                   <w:rStyle w:val="Hyperlink"/>
@@ -11188,7 +11232,7 @@
               </w:rPr>
               <w:t> 2.0, </w:t>
             </w:r>
-            <w:hyperlink r:id="rId152" w:tooltip="ICab" w:history="1">
+            <w:hyperlink r:id="rId151" w:tooltip="ICab" w:history="1">
               <w:r>
                 <w:rPr>
                   <w:rStyle w:val="Hyperlink"/>
@@ -11207,7 +11251,7 @@
               </w:rPr>
               <w:t> 3, </w:t>
             </w:r>
-            <w:hyperlink r:id="rId153" w:tooltip="K-Meleon" w:history="1">
+            <w:hyperlink r:id="rId152" w:tooltip="K-Meleon" w:history="1">
               <w:r>
                 <w:rPr>
                   <w:rStyle w:val="Hyperlink"/>
@@ -11237,7 +11281,7 @@
               </w:rPr>
               <w:t> 1.0, </w:t>
             </w:r>
-            <w:hyperlink r:id="rId154" w:tooltip="Mozilla Firefox" w:history="1">
+            <w:hyperlink r:id="rId153" w:tooltip="Mozilla Firefox" w:history="1">
               <w:r>
                 <w:rPr>
                   <w:rStyle w:val="Hyperlink"/>
@@ -11256,7 +11300,7 @@
               </w:rPr>
               <w:t> 2.0, </w:t>
             </w:r>
-            <w:hyperlink r:id="rId155" w:tooltip="Internet Explorer 7" w:history="1">
+            <w:hyperlink r:id="rId154" w:tooltip="Internet Explorer 7" w:history="1">
               <w:r>
                 <w:rPr>
                   <w:rStyle w:val="Hyperlink"/>
@@ -11275,7 +11319,7 @@
               </w:rPr>
               <w:t>, </w:t>
             </w:r>
-            <w:hyperlink r:id="rId156" w:tooltip="Opera (web browser)" w:history="1">
+            <w:hyperlink r:id="rId155" w:tooltip="Opera (web browser)" w:history="1">
               <w:r>
                 <w:rPr>
                   <w:rStyle w:val="Hyperlink"/>
@@ -11294,7 +11338,7 @@
               </w:rPr>
               <w:t> 9,</w:t>
             </w:r>
-            <w:hyperlink r:id="rId157" w:anchor="cite_note-56" w:history="1">
+            <w:hyperlink r:id="rId156" w:anchor="cite_note-56" w:history="1">
               <w:r>
                 <w:rPr>
                   <w:rStyle w:val="Hyperlink"/>
@@ -11416,7 +11460,7 @@
                 <w:szCs w:val="26"/>
               </w:rPr>
             </w:pPr>
-            <w:hyperlink r:id="rId158" w:tooltip="Conkeror" w:history="1">
+            <w:hyperlink r:id="rId157" w:tooltip="Conkeror" w:history="1">
               <w:proofErr w:type="spellStart"/>
               <w:r>
                 <w:rPr>
@@ -11437,7 +11481,7 @@
               </w:rPr>
               <w:t>, </w:t>
             </w:r>
-            <w:hyperlink r:id="rId159" w:tooltip="Flock (web browser)" w:history="1">
+            <w:hyperlink r:id="rId158" w:tooltip="Flock (web browser)" w:history="1">
               <w:r>
                 <w:rPr>
                   <w:rStyle w:val="Hyperlink"/>
@@ -11456,7 +11500,7 @@
               </w:rPr>
               <w:t> 1.0, </w:t>
             </w:r>
-            <w:hyperlink r:id="rId160" w:tooltip="Safari (web browser)" w:history="1">
+            <w:hyperlink r:id="rId159" w:tooltip="Safari (web browser)" w:history="1">
               <w:r>
                 <w:rPr>
                   <w:rStyle w:val="Hyperlink"/>
@@ -11475,7 +11519,7 @@
               </w:rPr>
               <w:t> 3.0, </w:t>
             </w:r>
-            <w:hyperlink r:id="rId161" w:tooltip="Netscape Navigator 9" w:history="1">
+            <w:hyperlink r:id="rId160" w:tooltip="Netscape Navigator 9" w:history="1">
               <w:r>
                 <w:rPr>
                   <w:rStyle w:val="Hyperlink"/>
@@ -11599,7 +11643,7 @@
                 <w:szCs w:val="26"/>
               </w:rPr>
             </w:pPr>
-            <w:hyperlink r:id="rId162" w:tooltip="Google Chrome" w:history="1">
+            <w:hyperlink r:id="rId161" w:tooltip="Google Chrome" w:history="1">
               <w:r>
                 <w:rPr>
                   <w:rStyle w:val="Hyperlink"/>
@@ -11676,7 +11720,7 @@
               </w:rPr>
               <w:t> 2.0, </w:t>
             </w:r>
-            <w:hyperlink r:id="rId163" w:tooltip="Mozilla Firefox" w:history="1">
+            <w:hyperlink r:id="rId162" w:tooltip="Mozilla Firefox" w:history="1">
               <w:r>
                 <w:rPr>
                   <w:rStyle w:val="Hyperlink"/>
@@ -11695,7 +11739,7 @@
               </w:rPr>
               <w:t> 3, </w:t>
             </w:r>
-            <w:hyperlink r:id="rId164" w:tooltip="Opera (web browser)" w:history="1">
+            <w:hyperlink r:id="rId163" w:tooltip="Opera (web browser)" w:history="1">
               <w:r>
                 <w:rPr>
                   <w:rStyle w:val="Hyperlink"/>
@@ -11714,7 +11758,7 @@
               </w:rPr>
               <w:t> 9.5,</w:t>
             </w:r>
-            <w:hyperlink r:id="rId165" w:anchor="cite_note-57" w:history="1">
+            <w:hyperlink r:id="rId164" w:anchor="cite_note-57" w:history="1">
               <w:r>
                 <w:rPr>
                   <w:rStyle w:val="Hyperlink"/>
@@ -11734,7 +11778,7 @@
               </w:rPr>
               <w:t>, </w:t>
             </w:r>
-            <w:hyperlink r:id="rId166" w:tooltip="Safari (web browser)" w:history="1">
+            <w:hyperlink r:id="rId165" w:tooltip="Safari (web browser)" w:history="1">
               <w:r>
                 <w:rPr>
                   <w:rStyle w:val="Hyperlink"/>
@@ -11820,7 +11864,7 @@
               </w:rPr>
               <w:t>, </w:t>
             </w:r>
-            <w:hyperlink r:id="rId167" w:tooltip="Amaya (web browser)" w:history="1">
+            <w:hyperlink r:id="rId166" w:tooltip="Amaya (web browser)" w:history="1">
               <w:r>
                 <w:rPr>
                   <w:rStyle w:val="Hyperlink"/>
@@ -11839,7 +11883,7 @@
               </w:rPr>
               <w:t> 10.0</w:t>
             </w:r>
-            <w:hyperlink r:id="rId168" w:anchor="cite_note-amaya-48" w:history="1">
+            <w:hyperlink r:id="rId167" w:anchor="cite_note-amaya-48" w:history="1">
               <w:r>
                 <w:rPr>
                   <w:rStyle w:val="Hyperlink"/>
@@ -11859,7 +11903,7 @@
               </w:rPr>
               <w:t>, </w:t>
             </w:r>
-            <w:hyperlink r:id="rId169" w:tooltip="Flock (web browser)" w:history="1">
+            <w:hyperlink r:id="rId168" w:tooltip="Flock (web browser)" w:history="1">
               <w:r>
                 <w:rPr>
                   <w:rStyle w:val="Hyperlink"/>
@@ -11878,7 +11922,7 @@
               </w:rPr>
               <w:t> 2, </w:t>
             </w:r>
-            <w:hyperlink r:id="rId170" w:tooltip="Amaya (web browser)" w:history="1">
+            <w:hyperlink r:id="rId169" w:tooltip="Amaya (web browser)" w:history="1">
               <w:r>
                 <w:rPr>
                   <w:rStyle w:val="Hyperlink"/>
@@ -11897,7 +11941,7 @@
               </w:rPr>
               <w:t> 11.0</w:t>
             </w:r>
-            <w:hyperlink r:id="rId171" w:anchor="cite_note-amaya-48" w:history="1">
+            <w:hyperlink r:id="rId170" w:anchor="cite_note-amaya-48" w:history="1">
               <w:r>
                 <w:rPr>
                   <w:rStyle w:val="Hyperlink"/>
@@ -11953,7 +11997,7 @@
                 <w:szCs w:val="26"/>
               </w:rPr>
             </w:pPr>
-            <w:hyperlink r:id="rId172" w:tooltip="Google Chrome" w:history="1">
+            <w:hyperlink r:id="rId171" w:tooltip="Google Chrome" w:history="1">
               <w:r>
                 <w:rPr>
                   <w:rStyle w:val="Hyperlink"/>
@@ -11972,7 +12016,7 @@
               </w:rPr>
               <w:t> 2–3, </w:t>
             </w:r>
-            <w:hyperlink r:id="rId173" w:tooltip="Mozilla Firefox" w:history="1">
+            <w:hyperlink r:id="rId172" w:tooltip="Mozilla Firefox" w:history="1">
               <w:r>
                 <w:rPr>
                   <w:rStyle w:val="Hyperlink"/>
@@ -11991,7 +12035,7 @@
               </w:rPr>
               <w:t> 3.5, </w:t>
             </w:r>
-            <w:hyperlink r:id="rId174" w:tooltip="Internet Explorer 8" w:history="1">
+            <w:hyperlink r:id="rId173" w:tooltip="Internet Explorer 8" w:history="1">
               <w:r>
                 <w:rPr>
                   <w:rStyle w:val="Hyperlink"/>
@@ -12010,7 +12054,7 @@
               </w:rPr>
               <w:t>, </w:t>
             </w:r>
-            <w:hyperlink r:id="rId175" w:tooltip="Opera (web browser)" w:history="1">
+            <w:hyperlink r:id="rId174" w:tooltip="Opera (web browser)" w:history="1">
               <w:r>
                 <w:rPr>
                   <w:rStyle w:val="Hyperlink"/>
@@ -12029,7 +12073,7 @@
               </w:rPr>
               <w:t> 10,</w:t>
             </w:r>
-            <w:hyperlink r:id="rId176" w:anchor="cite_note-58" w:history="1">
+            <w:hyperlink r:id="rId175" w:anchor="cite_note-58" w:history="1">
               <w:r>
                 <w:rPr>
                   <w:rStyle w:val="Hyperlink"/>
@@ -12049,7 +12093,7 @@
               </w:rPr>
               <w:t>, </w:t>
             </w:r>
-            <w:hyperlink r:id="rId177" w:tooltip="Safari (web browser)" w:history="1">
+            <w:hyperlink r:id="rId176" w:tooltip="Safari (web browser)" w:history="1">
               <w:r>
                 <w:rPr>
                   <w:rStyle w:val="Hyperlink"/>
@@ -12126,7 +12170,7 @@
               </w:rPr>
               <w:t> 2, </w:t>
             </w:r>
-            <w:hyperlink r:id="rId178" w:tooltip="Camino (web browser)" w:history="1">
+            <w:hyperlink r:id="rId177" w:tooltip="Camino (web browser)" w:history="1">
               <w:r>
                 <w:rPr>
                   <w:rStyle w:val="Hyperlink"/>
@@ -12145,7 +12189,7 @@
               </w:rPr>
               <w:t> 2, </w:t>
             </w:r>
-            <w:hyperlink r:id="rId179" w:tooltip="Surf (web browser)" w:history="1">
+            <w:hyperlink r:id="rId178" w:tooltip="Surf (web browser)" w:history="1">
               <w:r>
                 <w:rPr>
                   <w:rStyle w:val="Hyperlink"/>
@@ -12164,7 +12208,7 @@
               </w:rPr>
               <w:t>, </w:t>
             </w:r>
-            <w:hyperlink r:id="rId180" w:tooltip="Pale Moon" w:history="1">
+            <w:hyperlink r:id="rId179" w:tooltip="Pale Moon" w:history="1">
               <w:r>
                 <w:rPr>
                   <w:rStyle w:val="Hyperlink"/>
@@ -12183,7 +12227,7 @@
               </w:rPr>
               <w:t> 3.0</w:t>
             </w:r>
-            <w:hyperlink r:id="rId181" w:anchor="cite_note-History_of_the_Pale_Moon-59" w:history="1">
+            <w:hyperlink r:id="rId180" w:anchor="cite_note-History_of_the_Pale_Moon-59" w:history="1">
               <w:r>
                 <w:rPr>
                   <w:rStyle w:val="Hyperlink"/>
@@ -12243,7 +12287,7 @@
                 <w:szCs w:val="26"/>
               </w:rPr>
             </w:pPr>
-            <w:hyperlink r:id="rId182" w:tooltip="Google Chrome" w:history="1">
+            <w:hyperlink r:id="rId181" w:tooltip="Google Chrome" w:history="1">
               <w:r>
                 <w:rPr>
                   <w:rStyle w:val="Hyperlink"/>
@@ -12262,7 +12306,7 @@
               </w:rPr>
               <w:t> 4–8, </w:t>
             </w:r>
-            <w:hyperlink r:id="rId183" w:tooltip="Mozilla Firefox" w:history="1">
+            <w:hyperlink r:id="rId182" w:tooltip="Mozilla Firefox" w:history="1">
               <w:r>
                 <w:rPr>
                   <w:rStyle w:val="Hyperlink"/>
@@ -12281,7 +12325,7 @@
               </w:rPr>
               <w:t> 3.6, </w:t>
             </w:r>
-            <w:hyperlink r:id="rId184" w:tooltip="Opera (web browser)" w:history="1">
+            <w:hyperlink r:id="rId183" w:tooltip="Opera (web browser)" w:history="1">
               <w:r>
                 <w:rPr>
                   <w:rStyle w:val="Hyperlink"/>
@@ -12300,7 +12344,7 @@
               </w:rPr>
               <w:t> 10.50,</w:t>
             </w:r>
-            <w:hyperlink r:id="rId185" w:anchor="cite_note-60" w:history="1">
+            <w:hyperlink r:id="rId184" w:anchor="cite_note-60" w:history="1">
               <w:r>
                 <w:rPr>
                   <w:rStyle w:val="Hyperlink"/>
@@ -12320,7 +12364,7 @@
               </w:rPr>
               <w:t>, </w:t>
             </w:r>
-            <w:hyperlink r:id="rId186" w:tooltip="Opera (web browser)" w:history="1">
+            <w:hyperlink r:id="rId185" w:tooltip="Opera (web browser)" w:history="1">
               <w:r>
                 <w:rPr>
                   <w:rStyle w:val="Hyperlink"/>
@@ -12339,7 +12383,7 @@
               </w:rPr>
               <w:t> 11, </w:t>
             </w:r>
-            <w:hyperlink r:id="rId187" w:tooltip="Safari (web browser)" w:history="1">
+            <w:hyperlink r:id="rId186" w:tooltip="Safari (web browser)" w:history="1">
               <w:r>
                 <w:rPr>
                   <w:rStyle w:val="Hyperlink"/>
@@ -12358,7 +12402,7 @@
               </w:rPr>
               <w:t> 5, </w:t>
             </w:r>
-            <w:hyperlink r:id="rId188" w:tooltip="K-Meleon" w:history="1">
+            <w:hyperlink r:id="rId187" w:tooltip="K-Meleon" w:history="1">
               <w:r>
                 <w:rPr>
                   <w:rStyle w:val="Hyperlink"/>
@@ -12482,7 +12526,7 @@
                 <w:szCs w:val="26"/>
               </w:rPr>
             </w:pPr>
-            <w:hyperlink r:id="rId189" w:tooltip="Google Chrome" w:history="1">
+            <w:hyperlink r:id="rId188" w:tooltip="Google Chrome" w:history="1">
               <w:r>
                 <w:rPr>
                   <w:rStyle w:val="Hyperlink"/>
@@ -12501,7 +12545,7 @@
               </w:rPr>
               <w:t> 9–16, </w:t>
             </w:r>
-            <w:hyperlink r:id="rId190" w:tooltip="Mozilla Firefox" w:history="1">
+            <w:hyperlink r:id="rId189" w:tooltip="Mozilla Firefox" w:history="1">
               <w:r>
                 <w:rPr>
                   <w:rStyle w:val="Hyperlink"/>
@@ -12520,7 +12564,7 @@
               </w:rPr>
               <w:t> 4–9, </w:t>
             </w:r>
-            <w:hyperlink r:id="rId191" w:tooltip="Internet Explorer 9" w:history="1">
+            <w:hyperlink r:id="rId190" w:tooltip="Internet Explorer 9" w:history="1">
               <w:r>
                 <w:rPr>
                   <w:rStyle w:val="Hyperlink"/>
@@ -12539,7 +12583,7 @@
               </w:rPr>
               <w:t>, </w:t>
             </w:r>
-            <w:hyperlink r:id="rId192" w:tooltip="Opera (web browser)" w:history="1">
+            <w:hyperlink r:id="rId191" w:tooltip="Opera (web browser)" w:history="1">
               <w:r>
                 <w:rPr>
                   <w:rStyle w:val="Hyperlink"/>
@@ -12558,7 +12602,7 @@
               </w:rPr>
               <w:t> 11.50, </w:t>
             </w:r>
-            <w:hyperlink r:id="rId193" w:tooltip="Safari (web browser)" w:history="1">
+            <w:hyperlink r:id="rId192" w:tooltip="Safari (web browser)" w:history="1">
               <w:r>
                 <w:rPr>
                   <w:rStyle w:val="Hyperlink"/>
@@ -12740,7 +12784,7 @@
                 <w:szCs w:val="26"/>
               </w:rPr>
             </w:pPr>
-            <w:hyperlink r:id="rId194" w:tooltip="Google Chrome" w:history="1">
+            <w:hyperlink r:id="rId193" w:tooltip="Google Chrome" w:history="1">
               <w:r>
                 <w:rPr>
                   <w:rStyle w:val="Hyperlink"/>
@@ -12759,7 +12803,7 @@
               </w:rPr>
               <w:t> 17–23, </w:t>
             </w:r>
-            <w:hyperlink r:id="rId195" w:tooltip="Mozilla Firefox" w:history="1">
+            <w:hyperlink r:id="rId194" w:tooltip="Mozilla Firefox" w:history="1">
               <w:r>
                 <w:rPr>
                   <w:rStyle w:val="Hyperlink"/>
@@ -12778,7 +12822,7 @@
               </w:rPr>
               <w:t> 10–17, </w:t>
             </w:r>
-            <w:hyperlink r:id="rId196" w:tooltip="Internet Explorer 10" w:history="1">
+            <w:hyperlink r:id="rId195" w:tooltip="Internet Explorer 10" w:history="1">
               <w:r>
                 <w:rPr>
                   <w:rStyle w:val="Hyperlink"/>
@@ -12797,7 +12841,7 @@
               </w:rPr>
               <w:t>, </w:t>
             </w:r>
-            <w:hyperlink r:id="rId197" w:tooltip="Opera (web browser)" w:history="1">
+            <w:hyperlink r:id="rId196" w:tooltip="Opera (web browser)" w:history="1">
               <w:r>
                 <w:rPr>
                   <w:rStyle w:val="Hyperlink"/>
@@ -12816,7 +12860,7 @@
               </w:rPr>
               <w:t> 12, </w:t>
             </w:r>
-            <w:hyperlink r:id="rId198" w:tooltip="Safari (web browser)" w:history="1">
+            <w:hyperlink r:id="rId197" w:tooltip="Safari (web browser)" w:history="1">
               <w:r>
                 <w:rPr>
                   <w:rStyle w:val="Hyperlink"/>
@@ -12995,7 +13039,7 @@
                 <w:szCs w:val="26"/>
               </w:rPr>
             </w:pPr>
-            <w:hyperlink r:id="rId199" w:tooltip="Google Chrome" w:history="1">
+            <w:hyperlink r:id="rId198" w:tooltip="Google Chrome" w:history="1">
               <w:r>
                 <w:rPr>
                   <w:rStyle w:val="Hyperlink"/>
@@ -13014,7 +13058,7 @@
               </w:rPr>
               <w:t> 24–31, </w:t>
             </w:r>
-            <w:hyperlink r:id="rId200" w:tooltip="Mozilla Firefox" w:history="1">
+            <w:hyperlink r:id="rId199" w:tooltip="Mozilla Firefox" w:history="1">
               <w:r>
                 <w:rPr>
                   <w:rStyle w:val="Hyperlink"/>
@@ -13033,7 +13077,7 @@
               </w:rPr>
               <w:t> 18–26, </w:t>
             </w:r>
-            <w:hyperlink r:id="rId201" w:tooltip="Internet Explorer 11" w:history="1">
+            <w:hyperlink r:id="rId200" w:tooltip="Internet Explorer 11" w:history="1">
               <w:r>
                 <w:rPr>
                   <w:rStyle w:val="Hyperlink"/>
@@ -13052,7 +13096,7 @@
               </w:rPr>
               <w:t>, </w:t>
             </w:r>
-            <w:hyperlink r:id="rId202" w:tooltip="Opera (web browser)" w:history="1">
+            <w:hyperlink r:id="rId201" w:tooltip="Opera (web browser)" w:history="1">
               <w:r>
                 <w:rPr>
                   <w:rStyle w:val="Hyperlink"/>
@@ -13071,7 +13115,7 @@
               </w:rPr>
               <w:t> 15–18, </w:t>
             </w:r>
-            <w:hyperlink r:id="rId203" w:tooltip="Pale Moon" w:history="1">
+            <w:hyperlink r:id="rId202" w:tooltip="Pale Moon" w:history="1">
               <w:r>
                 <w:rPr>
                   <w:rStyle w:val="Hyperlink"/>
@@ -13090,7 +13134,7 @@
               </w:rPr>
               <w:t> 15.4–24.2.2</w:t>
             </w:r>
-            <w:hyperlink r:id="rId204" w:anchor="cite_note-Pale_Moon_release_notes_archived-61" w:history="1">
+            <w:hyperlink r:id="rId203" w:anchor="cite_note-Pale_Moon_release_notes_archived-61" w:history="1">
               <w:r>
                 <w:rPr>
                   <w:rStyle w:val="Hyperlink"/>
@@ -13110,7 +13154,7 @@
               </w:rPr>
               <w:t>, </w:t>
             </w:r>
-            <w:hyperlink r:id="rId205" w:tooltip="Safari (web browser)" w:history="1">
+            <w:hyperlink r:id="rId204" w:tooltip="Safari (web browser)" w:history="1">
               <w:r>
                 <w:rPr>
                   <w:rStyle w:val="Hyperlink"/>
@@ -13234,7 +13278,7 @@
                 <w:szCs w:val="26"/>
               </w:rPr>
             </w:pPr>
-            <w:hyperlink r:id="rId206" w:tooltip="Google Chrome" w:history="1">
+            <w:hyperlink r:id="rId205" w:tooltip="Google Chrome" w:history="1">
               <w:r>
                 <w:rPr>
                   <w:rStyle w:val="Hyperlink"/>
@@ -13253,7 +13297,7 @@
               </w:rPr>
               <w:t> 32–39, </w:t>
             </w:r>
-            <w:hyperlink r:id="rId207" w:tooltip="Mozilla Firefox" w:history="1">
+            <w:hyperlink r:id="rId206" w:tooltip="Mozilla Firefox" w:history="1">
               <w:r>
                 <w:rPr>
                   <w:rStyle w:val="Hyperlink"/>
@@ -13272,7 +13316,7 @@
               </w:rPr>
               <w:t> 27–34, </w:t>
             </w:r>
-            <w:hyperlink r:id="rId208" w:tooltip="Opera (web browser)" w:history="1">
+            <w:hyperlink r:id="rId207" w:tooltip="Opera (web browser)" w:history="1">
               <w:r>
                 <w:rPr>
                   <w:rStyle w:val="Hyperlink"/>
@@ -13291,7 +13335,7 @@
               </w:rPr>
               <w:t> 19–26, </w:t>
             </w:r>
-            <w:hyperlink r:id="rId209" w:tooltip="Pale Moon" w:history="1">
+            <w:hyperlink r:id="rId208" w:tooltip="Pale Moon" w:history="1">
               <w:r>
                 <w:rPr>
                   <w:rStyle w:val="Hyperlink"/>
@@ -13310,7 +13354,7 @@
               </w:rPr>
               <w:t> 24.3.0–25.1.0</w:t>
             </w:r>
-            <w:hyperlink r:id="rId210" w:anchor="cite_note-Pale_Moon_release_notes_archived-61" w:history="1">
+            <w:hyperlink r:id="rId209" w:anchor="cite_note-Pale_Moon_release_notes_archived-61" w:history="1">
               <w:r>
                 <w:rPr>
                   <w:rStyle w:val="Hyperlink"/>
@@ -13330,7 +13374,7 @@
               </w:rPr>
               <w:t>, </w:t>
             </w:r>
-            <w:hyperlink r:id="rId211" w:tooltip="Safari (web browser)" w:history="1">
+            <w:hyperlink r:id="rId210" w:tooltip="Safari (web browser)" w:history="1">
               <w:r>
                 <w:rPr>
                   <w:rStyle w:val="Hyperlink"/>
@@ -13451,7 +13495,7 @@
                 <w:szCs w:val="26"/>
               </w:rPr>
             </w:pPr>
-            <w:hyperlink r:id="rId212" w:tooltip="Google Chrome" w:history="1">
+            <w:hyperlink r:id="rId211" w:tooltip="Google Chrome" w:history="1">
               <w:r>
                 <w:rPr>
                   <w:rStyle w:val="Hyperlink"/>
@@ -13470,7 +13514,7 @@
               </w:rPr>
               <w:t> 40–47, </w:t>
             </w:r>
-            <w:hyperlink r:id="rId213" w:tooltip="Microsoft Edge" w:history="1">
+            <w:hyperlink r:id="rId212" w:tooltip="Microsoft Edge" w:history="1">
               <w:r>
                 <w:rPr>
                   <w:rStyle w:val="Hyperlink"/>
@@ -13489,7 +13533,7 @@
               </w:rPr>
               <w:t>, </w:t>
             </w:r>
-            <w:hyperlink r:id="rId214" w:tooltip="Mozilla Firefox" w:history="1">
+            <w:hyperlink r:id="rId213" w:tooltip="Mozilla Firefox" w:history="1">
               <w:r>
                 <w:rPr>
                   <w:rStyle w:val="Hyperlink"/>
@@ -13508,7 +13552,7 @@
               </w:rPr>
               <w:t> 35–43, </w:t>
             </w:r>
-            <w:hyperlink r:id="rId215" w:tooltip="Opera (web browser)" w:history="1">
+            <w:hyperlink r:id="rId214" w:tooltip="Opera (web browser)" w:history="1">
               <w:r>
                 <w:rPr>
                   <w:rStyle w:val="Hyperlink"/>
@@ -13527,7 +13571,7 @@
               </w:rPr>
               <w:t> 27–34, </w:t>
             </w:r>
-            <w:hyperlink r:id="rId216" w:tooltip="Pale Moon" w:history="1">
+            <w:hyperlink r:id="rId215" w:tooltip="Pale Moon" w:history="1">
               <w:r>
                 <w:rPr>
                   <w:rStyle w:val="Hyperlink"/>
@@ -13546,7 +13590,7 @@
               </w:rPr>
               <w:t> 25.2.0–25.8.1</w:t>
             </w:r>
-            <w:hyperlink r:id="rId217" w:anchor="cite_note-Pale_Moon_release_notes_archived-61" w:history="1">
+            <w:hyperlink r:id="rId216" w:anchor="cite_note-Pale_Moon_release_notes_archived-61" w:history="1">
               <w:r>
                 <w:rPr>
                   <w:rStyle w:val="Hyperlink"/>
@@ -13566,7 +13610,7 @@
               </w:rPr>
               <w:t>, </w:t>
             </w:r>
-            <w:hyperlink r:id="rId218" w:tooltip="Vivaldi (web browser)" w:history="1">
+            <w:hyperlink r:id="rId217" w:tooltip="Vivaldi (web browser)" w:history="1">
               <w:r>
                 <w:rPr>
                   <w:rStyle w:val="Hyperlink"/>
@@ -13624,7 +13668,7 @@
                 <w:szCs w:val="26"/>
               </w:rPr>
             </w:pPr>
-            <w:hyperlink r:id="rId219" w:tooltip="Google Chrome" w:history="1">
+            <w:hyperlink r:id="rId218" w:tooltip="Google Chrome" w:history="1">
               <w:r>
                 <w:rPr>
                   <w:rStyle w:val="Hyperlink"/>
@@ -13643,7 +13687,7 @@
               </w:rPr>
               <w:t> 48–55, </w:t>
             </w:r>
-            <w:hyperlink r:id="rId220" w:tooltip="Mozilla Firefox" w:history="1">
+            <w:hyperlink r:id="rId219" w:tooltip="Mozilla Firefox" w:history="1">
               <w:r>
                 <w:rPr>
                   <w:rStyle w:val="Hyperlink"/>
@@ -13662,7 +13706,7 @@
               </w:rPr>
               <w:t> 44–50, </w:t>
             </w:r>
-            <w:hyperlink r:id="rId221" w:tooltip="Microsoft Edge" w:history="1">
+            <w:hyperlink r:id="rId220" w:tooltip="Microsoft Edge" w:history="1">
               <w:r>
                 <w:rPr>
                   <w:rStyle w:val="Hyperlink"/>
@@ -13681,7 +13725,7 @@
               </w:rPr>
               <w:t> 14, </w:t>
             </w:r>
-            <w:hyperlink r:id="rId222" w:tooltip="Opera (web browser)" w:history="1">
+            <w:hyperlink r:id="rId221" w:tooltip="Opera (web browser)" w:history="1">
               <w:r>
                 <w:rPr>
                   <w:rStyle w:val="Hyperlink"/>
@@ -13700,7 +13744,7 @@
               </w:rPr>
               <w:t> 35–42, </w:t>
             </w:r>
-            <w:hyperlink r:id="rId223" w:tooltip="Pale Moon" w:history="1">
+            <w:hyperlink r:id="rId222" w:tooltip="Pale Moon" w:history="1">
               <w:r>
                 <w:rPr>
                   <w:rStyle w:val="Hyperlink"/>
@@ -13719,7 +13763,7 @@
               </w:rPr>
               <w:t> 26.0.0–27.0.3, </w:t>
             </w:r>
-            <w:hyperlink r:id="rId224" w:tooltip="Safari (web browser)" w:history="1">
+            <w:hyperlink r:id="rId223" w:tooltip="Safari (web browser)" w:history="1">
               <w:r>
                 <w:rPr>
                   <w:rStyle w:val="Hyperlink"/>
@@ -13840,7 +13884,7 @@
                 <w:szCs w:val="26"/>
               </w:rPr>
             </w:pPr>
-            <w:hyperlink r:id="rId225" w:tooltip="Google Chrome" w:history="1">
+            <w:hyperlink r:id="rId224" w:tooltip="Google Chrome" w:history="1">
               <w:r>
                 <w:rPr>
                   <w:rStyle w:val="Hyperlink"/>
@@ -13859,7 +13903,7 @@
               </w:rPr>
               <w:t> 56–60, </w:t>
             </w:r>
-            <w:hyperlink r:id="rId226" w:tooltip="Microsoft Edge" w:history="1">
+            <w:hyperlink r:id="rId225" w:tooltip="Microsoft Edge" w:history="1">
               <w:r>
                 <w:rPr>
                   <w:rStyle w:val="Hyperlink"/>
@@ -13878,7 +13922,7 @@
               </w:rPr>
               <w:t> 15, </w:t>
             </w:r>
-            <w:hyperlink r:id="rId227" w:tooltip="Mozilla Firefox" w:history="1">
+            <w:hyperlink r:id="rId226" w:tooltip="Mozilla Firefox" w:history="1">
               <w:r>
                 <w:rPr>
                   <w:rStyle w:val="Hyperlink"/>
@@ -13897,7 +13941,7 @@
               </w:rPr>
               <w:t> 51–55.0.2, </w:t>
             </w:r>
-            <w:hyperlink r:id="rId228" w:tooltip="Opera (web browser)" w:history="1">
+            <w:hyperlink r:id="rId227" w:tooltip="Opera (web browser)" w:history="1">
               <w:r>
                 <w:rPr>
                   <w:rStyle w:val="Hyperlink"/>
@@ -13916,7 +13960,7 @@
               </w:rPr>
               <w:t> 43–45, </w:t>
             </w:r>
-            <w:hyperlink r:id="rId229" w:tooltip="Opera Software" w:history="1">
+            <w:hyperlink r:id="rId228" w:tooltip="Opera Software" w:history="1">
               <w:r>
                 <w:rPr>
                   <w:rStyle w:val="Hyperlink"/>
@@ -13935,7 +13979,7 @@
               </w:rPr>
               <w:t>, </w:t>
             </w:r>
-            <w:hyperlink r:id="rId230" w:tooltip="Pale Moon" w:history="1">
+            <w:hyperlink r:id="rId229" w:tooltip="Pale Moon" w:history="1">
               <w:r>
                 <w:rPr>
                   <w:rStyle w:val="Hyperlink"/>
@@ -13954,7 +13998,7 @@
               </w:rPr>
               <w:t> 27.1.0–27.6.2, </w:t>
             </w:r>
-            <w:hyperlink r:id="rId231" w:tooltip="Safari (web browser)" w:history="1">
+            <w:hyperlink r:id="rId230" w:tooltip="Safari (web browser)" w:history="1">
               <w:r>
                 <w:rPr>
                   <w:rStyle w:val="Hyperlink"/>
@@ -14012,7 +14056,7 @@
                 <w:szCs w:val="26"/>
               </w:rPr>
             </w:pPr>
-            <w:hyperlink r:id="rId232" w:tooltip="Google Chrome" w:history="1">
+            <w:hyperlink r:id="rId231" w:tooltip="Google Chrome" w:history="1">
               <w:r>
                 <w:rPr>
                   <w:rStyle w:val="Hyperlink"/>
@@ -14031,7 +14075,7 @@
               </w:rPr>
               <w:t>, </w:t>
             </w:r>
-            <w:hyperlink r:id="rId233" w:anchor="Release_history" w:tooltip="Firefox version history" w:history="1">
+            <w:hyperlink r:id="rId232" w:anchor="Release_history" w:tooltip="Firefox version history" w:history="1">
               <w:r>
                 <w:rPr>
                   <w:rStyle w:val="Hyperlink"/>
@@ -14050,7 +14094,7 @@
               </w:rPr>
               <w:t>, </w:t>
             </w:r>
-            <w:hyperlink r:id="rId234" w:tooltip="Microsoft Edge" w:history="1">
+            <w:hyperlink r:id="rId233" w:tooltip="Microsoft Edge" w:history="1">
               <w:r>
                 <w:rPr>
                   <w:rStyle w:val="Hyperlink"/>
@@ -14069,7 +14113,7 @@
               </w:rPr>
               <w:t>, </w:t>
             </w:r>
-            <w:hyperlink r:id="rId235" w:tooltip="History of the Opera web browser" w:history="1">
+            <w:hyperlink r:id="rId234" w:tooltip="History of the Opera web browser" w:history="1">
               <w:r>
                 <w:rPr>
                   <w:rStyle w:val="Hyperlink"/>
@@ -14088,7 +14132,7 @@
               </w:rPr>
               <w:t>, </w:t>
             </w:r>
-            <w:hyperlink r:id="rId236" w:tooltip="Pale Moon" w:history="1">
+            <w:hyperlink r:id="rId235" w:tooltip="Pale Moon" w:history="1">
               <w:r>
                 <w:rPr>
                   <w:rStyle w:val="Hyperlink"/>
@@ -14107,7 +14151,7 @@
               </w:rPr>
               <w:t> 27.7.0–28.2.2, </w:t>
             </w:r>
-            <w:hyperlink r:id="rId237" w:tooltip="Safari (web browser)" w:history="1">
+            <w:hyperlink r:id="rId236" w:tooltip="Safari (web browser)" w:history="1">
               <w:r>
                 <w:rPr>
                   <w:rStyle w:val="Hyperlink"/>
@@ -14126,7 +14170,7 @@
               </w:rPr>
               <w:t>, </w:t>
             </w:r>
-            <w:hyperlink r:id="rId238" w:anchor="History" w:tooltip="Vivaldi (web browser)" w:history="1">
+            <w:hyperlink r:id="rId237" w:anchor="History" w:tooltip="Vivaldi (web browser)" w:history="1">
               <w:r>
                 <w:rPr>
                   <w:rStyle w:val="Hyperlink"/>
@@ -14181,7 +14225,7 @@
                 <w:szCs w:val="26"/>
               </w:rPr>
             </w:pPr>
-            <w:hyperlink r:id="rId239" w:tooltip="Google Chrome" w:history="1">
+            <w:hyperlink r:id="rId238" w:tooltip="Google Chrome" w:history="1">
               <w:r>
                 <w:rPr>
                   <w:rStyle w:val="Hyperlink"/>
@@ -14200,7 +14244,7 @@
               </w:rPr>
               <w:t>, </w:t>
             </w:r>
-            <w:hyperlink r:id="rId240" w:anchor="Release_history" w:tooltip="Firefox version history" w:history="1">
+            <w:hyperlink r:id="rId239" w:anchor="Release_history" w:tooltip="Firefox version history" w:history="1">
               <w:r>
                 <w:rPr>
                   <w:rStyle w:val="Hyperlink"/>
@@ -14219,7 +14263,7 @@
               </w:rPr>
               <w:t>, </w:t>
             </w:r>
-            <w:hyperlink r:id="rId241" w:tooltip="Microsoft Edge" w:history="1">
+            <w:hyperlink r:id="rId240" w:tooltip="Microsoft Edge" w:history="1">
               <w:r>
                 <w:rPr>
                   <w:rStyle w:val="Hyperlink"/>
@@ -14238,7 +14282,7 @@
               </w:rPr>
               <w:t>, </w:t>
             </w:r>
-            <w:hyperlink r:id="rId242" w:tooltip="History of the Opera web browser" w:history="1">
+            <w:hyperlink r:id="rId241" w:tooltip="History of the Opera web browser" w:history="1">
               <w:r>
                 <w:rPr>
                   <w:rStyle w:val="Hyperlink"/>
@@ -14257,7 +14301,7 @@
               </w:rPr>
               <w:t>, </w:t>
             </w:r>
-            <w:hyperlink r:id="rId243" w:tooltip="Pale Moon" w:history="1">
+            <w:hyperlink r:id="rId242" w:tooltip="Pale Moon" w:history="1">
               <w:r>
                 <w:rPr>
                   <w:rStyle w:val="Hyperlink"/>
@@ -14276,7 +14320,7 @@
               </w:rPr>
               <w:t> 28.3.0–28.8.0, </w:t>
             </w:r>
-            <w:hyperlink r:id="rId244" w:anchor="Safari_13" w:tooltip="Safari (web browser)" w:history="1">
+            <w:hyperlink r:id="rId243" w:anchor="Safari_13" w:tooltip="Safari (web browser)" w:history="1">
               <w:r>
                 <w:rPr>
                   <w:rStyle w:val="Hyperlink"/>
@@ -14353,7 +14397,7 @@
               </w:rPr>
               <w:t>, </w:t>
             </w:r>
-            <w:hyperlink r:id="rId245" w:tooltip="Vivaldi (web browser)" w:history="1">
+            <w:hyperlink r:id="rId244" w:tooltip="Vivaldi (web browser)" w:history="1">
               <w:r>
                 <w:rPr>
                   <w:rStyle w:val="Hyperlink"/>
@@ -14469,7 +14513,7 @@
                 <w:szCs w:val="26"/>
               </w:rPr>
             </w:pPr>
-            <w:hyperlink r:id="rId246" w:tooltip="Google Chrome" w:history="1">
+            <w:hyperlink r:id="rId245" w:tooltip="Google Chrome" w:history="1">
               <w:r>
                 <w:rPr>
                   <w:rStyle w:val="Hyperlink"/>
@@ -14488,7 +14532,7 @@
               </w:rPr>
               <w:t>, </w:t>
             </w:r>
-            <w:hyperlink r:id="rId247" w:anchor="Release_history" w:tooltip="Firefox version history" w:history="1">
+            <w:hyperlink r:id="rId246" w:anchor="Release_history" w:tooltip="Firefox version history" w:history="1">
               <w:r>
                 <w:rPr>
                   <w:rStyle w:val="Hyperlink"/>
@@ -14507,7 +14551,7 @@
               </w:rPr>
               <w:t>, </w:t>
             </w:r>
-            <w:hyperlink r:id="rId248" w:tooltip="Microsoft Edge" w:history="1">
+            <w:hyperlink r:id="rId247" w:tooltip="Microsoft Edge" w:history="1">
               <w:r>
                 <w:rPr>
                   <w:rStyle w:val="Hyperlink"/>
@@ -14526,7 +14570,7 @@
               </w:rPr>
               <w:t>, </w:t>
             </w:r>
-            <w:hyperlink r:id="rId249" w:tooltip="History of the Opera web browser" w:history="1">
+            <w:hyperlink r:id="rId248" w:tooltip="History of the Opera web browser" w:history="1">
               <w:r>
                 <w:rPr>
                   <w:rStyle w:val="Hyperlink"/>
@@ -14545,7 +14589,7 @@
               </w:rPr>
               <w:t>, </w:t>
             </w:r>
-            <w:hyperlink r:id="rId250" w:tooltip="Pale Moon" w:history="1">
+            <w:hyperlink r:id="rId249" w:tooltip="Pale Moon" w:history="1">
               <w:r>
                 <w:rPr>
                   <w:rStyle w:val="Hyperlink"/>
@@ -14564,7 +14608,7 @@
               </w:rPr>
               <w:t> 28.8.1–28.17.0, </w:t>
             </w:r>
-            <w:hyperlink r:id="rId251" w:anchor="Safari_14" w:tooltip="Safari (web browser)" w:history="1">
+            <w:hyperlink r:id="rId250" w:anchor="Safari_14" w:tooltip="Safari (web browser)" w:history="1">
               <w:r>
                 <w:rPr>
                   <w:rStyle w:val="Hyperlink"/>
@@ -14641,7 +14685,7 @@
               </w:rPr>
               <w:t>, </w:t>
             </w:r>
-            <w:hyperlink r:id="rId252" w:tooltip="Vivaldi (web browser)" w:history="1">
+            <w:hyperlink r:id="rId251" w:tooltip="Vivaldi (web browser)" w:history="1">
               <w:r>
                 <w:rPr>
                   <w:rStyle w:val="Hyperlink"/>
@@ -14755,7 +14799,7 @@
                 <w:szCs w:val="26"/>
               </w:rPr>
             </w:pPr>
-            <w:hyperlink r:id="rId253" w:tooltip="Google Chrome" w:history="1">
+            <w:hyperlink r:id="rId252" w:tooltip="Google Chrome" w:history="1">
               <w:r>
                 <w:rPr>
                   <w:rStyle w:val="Hyperlink"/>
@@ -14774,7 +14818,7 @@
               </w:rPr>
               <w:t>, </w:t>
             </w:r>
-            <w:hyperlink r:id="rId254" w:anchor="Release_history" w:tooltip="Firefox version history" w:history="1">
+            <w:hyperlink r:id="rId253" w:anchor="Release_history" w:tooltip="Firefox version history" w:history="1">
               <w:r>
                 <w:rPr>
                   <w:rStyle w:val="Hyperlink"/>
@@ -14793,7 +14837,7 @@
               </w:rPr>
               <w:t>, </w:t>
             </w:r>
-            <w:hyperlink r:id="rId255" w:tooltip="Microsoft Edge" w:history="1">
+            <w:hyperlink r:id="rId254" w:tooltip="Microsoft Edge" w:history="1">
               <w:r>
                 <w:rPr>
                   <w:rStyle w:val="Hyperlink"/>
@@ -14812,7 +14856,7 @@
               </w:rPr>
               <w:t>, </w:t>
             </w:r>
-            <w:hyperlink r:id="rId256" w:tooltip="History of the Opera web browser" w:history="1">
+            <w:hyperlink r:id="rId255" w:tooltip="History of the Opera web browser" w:history="1">
               <w:r>
                 <w:rPr>
                   <w:rStyle w:val="Hyperlink"/>
@@ -14831,7 +14875,7 @@
               </w:rPr>
               <w:t>, </w:t>
             </w:r>
-            <w:hyperlink r:id="rId257" w:tooltip="Pale Moon" w:history="1">
+            <w:hyperlink r:id="rId256" w:tooltip="Pale Moon" w:history="1">
               <w:r>
                 <w:rPr>
                   <w:rStyle w:val="Hyperlink"/>
@@ -14850,7 +14894,7 @@
               </w:rPr>
               <w:t> 29.0.0–29.4.3, </w:t>
             </w:r>
-            <w:hyperlink r:id="rId258" w:anchor="Safari_15" w:tooltip="Safari (web browser)" w:history="1">
+            <w:hyperlink r:id="rId257" w:anchor="Safari_15" w:tooltip="Safari (web browser)" w:history="1">
               <w:r>
                 <w:rPr>
                   <w:rStyle w:val="Hyperlink"/>
@@ -14869,7 +14913,7 @@
               </w:rPr>
               <w:t>, </w:t>
             </w:r>
-            <w:hyperlink r:id="rId259" w:tooltip="Vivaldi (web browser)" w:history="1">
+            <w:hyperlink r:id="rId258" w:tooltip="Vivaldi (web browser)" w:history="1">
               <w:r>
                 <w:rPr>
                   <w:rStyle w:val="Hyperlink"/>
@@ -14927,7 +14971,7 @@
                 <w:szCs w:val="26"/>
               </w:rPr>
             </w:pPr>
-            <w:hyperlink r:id="rId260" w:tooltip="Google Chrome" w:history="1">
+            <w:hyperlink r:id="rId259" w:tooltip="Google Chrome" w:history="1">
               <w:r>
                 <w:rPr>
                   <w:rStyle w:val="Hyperlink"/>
@@ -14946,7 +14990,7 @@
               </w:rPr>
               <w:t>, </w:t>
             </w:r>
-            <w:hyperlink r:id="rId261" w:anchor="Release_history" w:tooltip="Firefox version history" w:history="1">
+            <w:hyperlink r:id="rId260" w:anchor="Release_history" w:tooltip="Firefox version history" w:history="1">
               <w:r>
                 <w:rPr>
                   <w:rStyle w:val="Hyperlink"/>
@@ -14965,7 +15009,7 @@
               </w:rPr>
               <w:t>, </w:t>
             </w:r>
-            <w:hyperlink r:id="rId262" w:tooltip="Microsoft Edge" w:history="1">
+            <w:hyperlink r:id="rId261" w:tooltip="Microsoft Edge" w:history="1">
               <w:r>
                 <w:rPr>
                   <w:rStyle w:val="Hyperlink"/>
@@ -14984,7 +15028,7 @@
               </w:rPr>
               <w:t>, </w:t>
             </w:r>
-            <w:hyperlink r:id="rId263" w:tooltip="History of the Opera web browser" w:history="1">
+            <w:hyperlink r:id="rId262" w:tooltip="History of the Opera web browser" w:history="1">
               <w:r>
                 <w:rPr>
                   <w:rStyle w:val="Hyperlink"/>
@@ -15003,7 +15047,7 @@
               </w:rPr>
               <w:t>, </w:t>
             </w:r>
-            <w:hyperlink r:id="rId264" w:tooltip="Pale Moon" w:history="1">
+            <w:hyperlink r:id="rId263" w:tooltip="Pale Moon" w:history="1">
               <w:r>
                 <w:rPr>
                   <w:rStyle w:val="Hyperlink"/>
@@ -15022,7 +15066,7 @@
               </w:rPr>
               <w:t> 29.4.4-31.4.2, </w:t>
             </w:r>
-            <w:hyperlink r:id="rId265" w:tooltip="Safari (web browser)" w:history="1">
+            <w:hyperlink r:id="rId264" w:tooltip="Safari (web browser)" w:history="1">
               <w:r>
                 <w:rPr>
                   <w:rStyle w:val="Hyperlink"/>
@@ -15041,7 +15085,7 @@
               </w:rPr>
               <w:t>, </w:t>
             </w:r>
-            <w:hyperlink r:id="rId266" w:tooltip="Vivaldi (web browser)" w:history="1">
+            <w:hyperlink r:id="rId265" w:tooltip="Vivaldi (web browser)" w:history="1">
               <w:r>
                 <w:rPr>
                   <w:rStyle w:val="Hyperlink"/>
@@ -15096,7 +15140,7 @@
                 <w:szCs w:val="26"/>
               </w:rPr>
             </w:pPr>
-            <w:hyperlink r:id="rId267" w:tooltip="Google Chrome" w:history="1">
+            <w:hyperlink r:id="rId266" w:tooltip="Google Chrome" w:history="1">
               <w:r>
                 <w:rPr>
                   <w:rStyle w:val="Hyperlink"/>
@@ -15115,7 +15159,7 @@
               </w:rPr>
               <w:t>, </w:t>
             </w:r>
-            <w:hyperlink r:id="rId268" w:anchor="Release_history" w:tooltip="Firefox version history" w:history="1">
+            <w:hyperlink r:id="rId267" w:anchor="Release_history" w:tooltip="Firefox version history" w:history="1">
               <w:r>
                 <w:rPr>
                   <w:rStyle w:val="Hyperlink"/>
@@ -15134,7 +15178,7 @@
               </w:rPr>
               <w:t>, </w:t>
             </w:r>
-            <w:hyperlink r:id="rId269" w:tooltip="Microsoft Edge" w:history="1">
+            <w:hyperlink r:id="rId268" w:tooltip="Microsoft Edge" w:history="1">
               <w:r>
                 <w:rPr>
                   <w:rStyle w:val="Hyperlink"/>
@@ -15153,7 +15197,7 @@
               </w:rPr>
               <w:t>, </w:t>
             </w:r>
-            <w:hyperlink r:id="rId270" w:tooltip="History of the Opera web browser" w:history="1">
+            <w:hyperlink r:id="rId269" w:tooltip="History of the Opera web browser" w:history="1">
               <w:r>
                 <w:rPr>
                   <w:rStyle w:val="Hyperlink"/>
@@ -15172,7 +15216,7 @@
               </w:rPr>
               <w:t>, </w:t>
             </w:r>
-            <w:hyperlink r:id="rId271" w:tooltip="Pale Moon" w:history="1">
+            <w:hyperlink r:id="rId270" w:tooltip="Pale Moon" w:history="1">
               <w:r>
                 <w:rPr>
                   <w:rStyle w:val="Hyperlink"/>
@@ -15191,7 +15235,7 @@
               </w:rPr>
               <w:t> 31.4.3-32.5.2, </w:t>
             </w:r>
-            <w:hyperlink r:id="rId272" w:tooltip="Safari (web browser)" w:history="1">
+            <w:hyperlink r:id="rId271" w:tooltip="Safari (web browser)" w:history="1">
               <w:r>
                 <w:rPr>
                   <w:rStyle w:val="Hyperlink"/>
@@ -15210,7 +15254,7 @@
               </w:rPr>
               <w:t>, </w:t>
             </w:r>
-            <w:hyperlink r:id="rId273" w:tooltip="Vivaldi (web browser)" w:history="1">
+            <w:hyperlink r:id="rId272" w:tooltip="Vivaldi (web browser)" w:history="1">
               <w:r>
                 <w:rPr>
                   <w:rStyle w:val="Hyperlink"/>
@@ -15229,7 +15273,7 @@
               </w:rPr>
               <w:t>, </w:t>
             </w:r>
-            <w:hyperlink r:id="rId274" w:tooltip="Arc (web browser)" w:history="1">
+            <w:hyperlink r:id="rId273" w:tooltip="Arc (web browser)" w:history="1">
               <w:r>
                 <w:rPr>
                   <w:rStyle w:val="Hyperlink"/>
@@ -15287,7 +15331,7 @@
                 <w:szCs w:val="26"/>
               </w:rPr>
             </w:pPr>
-            <w:hyperlink r:id="rId275" w:tooltip="Google Chrome" w:history="1">
+            <w:hyperlink r:id="rId274" w:tooltip="Google Chrome" w:history="1">
               <w:r>
                 <w:rPr>
                   <w:rStyle w:val="Hyperlink"/>
@@ -15306,7 +15350,7 @@
               </w:rPr>
               <w:t>, </w:t>
             </w:r>
-            <w:hyperlink r:id="rId276" w:anchor="Release_history" w:tooltip="Firefox version history" w:history="1">
+            <w:hyperlink r:id="rId275" w:anchor="Release_history" w:tooltip="Firefox version history" w:history="1">
               <w:r>
                 <w:rPr>
                   <w:rStyle w:val="Hyperlink"/>
@@ -15325,7 +15369,7 @@
               </w:rPr>
               <w:t>, </w:t>
             </w:r>
-            <w:hyperlink r:id="rId277" w:tooltip="Microsoft Edge" w:history="1">
+            <w:hyperlink r:id="rId276" w:tooltip="Microsoft Edge" w:history="1">
               <w:r>
                 <w:rPr>
                   <w:rStyle w:val="Hyperlink"/>
@@ -15344,7 +15388,7 @@
               </w:rPr>
               <w:t>, </w:t>
             </w:r>
-            <w:hyperlink r:id="rId278" w:tooltip="History of the Opera web browser" w:history="1">
+            <w:hyperlink r:id="rId277" w:tooltip="History of the Opera web browser" w:history="1">
               <w:r>
                 <w:rPr>
                   <w:rStyle w:val="Hyperlink"/>
@@ -15363,7 +15407,7 @@
               </w:rPr>
               <w:t>, </w:t>
             </w:r>
-            <w:hyperlink r:id="rId279" w:tooltip="Pale Moon" w:history="1">
+            <w:hyperlink r:id="rId278" w:tooltip="Pale Moon" w:history="1">
               <w:r>
                 <w:rPr>
                   <w:rStyle w:val="Hyperlink"/>
@@ -15382,7 +15426,7 @@
               </w:rPr>
               <w:t> 33-Current, </w:t>
             </w:r>
-            <w:hyperlink r:id="rId280" w:tooltip="Safari (web browser)" w:history="1">
+            <w:hyperlink r:id="rId279" w:tooltip="Safari (web browser)" w:history="1">
               <w:r>
                 <w:rPr>
                   <w:rStyle w:val="Hyperlink"/>
@@ -15401,7 +15445,7 @@
               </w:rPr>
               <w:t>, </w:t>
             </w:r>
-            <w:hyperlink r:id="rId281" w:tooltip="Vivaldi (web browser)" w:history="1">
+            <w:hyperlink r:id="rId280" w:tooltip="Vivaldi (web browser)" w:history="1">
               <w:r>
                 <w:rPr>
                   <w:rStyle w:val="Hyperlink"/>
@@ -15420,7 +15464,7 @@
               </w:rPr>
               <w:t>, </w:t>
             </w:r>
-            <w:hyperlink r:id="rId282" w:tooltip="Arc (web browser)" w:history="1">
+            <w:hyperlink r:id="rId281" w:tooltip="Arc (web browser)" w:history="1">
               <w:r>
                 <w:rPr>
                   <w:rStyle w:val="Hyperlink"/>
@@ -15439,7 +15483,7 @@
               </w:rPr>
               <w:t>, </w:t>
             </w:r>
-            <w:hyperlink r:id="rId283" w:tooltip="Ecosia" w:history="1">
+            <w:hyperlink r:id="rId282" w:tooltip="Ecosia" w:history="1">
               <w:r>
                 <w:rPr>
                   <w:rStyle w:val="Hyperlink"/>
@@ -18376,17 +18420,7 @@
                                 <w:sz w:val="30"/>
                                 <w:szCs w:val="30"/>
                               </w:rPr>
-                              <w:t>HTTP</w:t>
-                            </w:r>
-                            <w:r>
-                              <w:rPr>
-                                <w:rFonts w:ascii="Verdana" w:hAnsi="Verdana"/>
-                                <w:b/>
-                                <w:bCs/>
-                                <w:sz w:val="30"/>
-                                <w:szCs w:val="30"/>
-                              </w:rPr>
-                              <w:t>S</w:t>
+                              <w:t>HTTPS</w:t>
                             </w:r>
                           </w:p>
                         </w:txbxContent>
@@ -18427,17 +18461,7 @@
                           <w:sz w:val="30"/>
                           <w:szCs w:val="30"/>
                         </w:rPr>
-                        <w:t>HTTP</w:t>
-                      </w:r>
-                      <w:r>
-                        <w:rPr>
-                          <w:rFonts w:ascii="Verdana" w:hAnsi="Verdana"/>
-                          <w:b/>
-                          <w:bCs/>
-                          <w:sz w:val="30"/>
-                          <w:szCs w:val="30"/>
-                        </w:rPr>
-                        <w:t>S</w:t>
+                        <w:t>HTTPS</w:t>
                       </w:r>
                     </w:p>
                   </w:txbxContent>
@@ -20077,7 +20101,7 @@
         </w:rPr>
         <w:lastRenderedPageBreak/>
         <w:pict w14:anchorId="05939E00">
-          <v:rect id="_x0000_i1055" style="width:0;height:1.5pt" o:hralign="center" o:hrstd="t" o:hr="t" fillcolor="#a0a0a0" stroked="f"/>
+          <v:rect id="_x0000_i1025" style="width:0;height:1.5pt" o:hralign="center" o:hrstd="t" o:hr="t" fillcolor="#a0a0a0" stroked="f"/>
         </w:pict>
       </w:r>
     </w:p>
@@ -20243,7 +20267,7 @@
           <w:szCs w:val="26"/>
         </w:rPr>
         <w:pict w14:anchorId="0B211FB3">
-          <v:rect id="_x0000_i1056" style="width:0;height:1.5pt" o:hralign="center" o:hrstd="t" o:hr="t" fillcolor="#a0a0a0" stroked="f"/>
+          <v:rect id="_x0000_i1026" style="width:0;height:1.5pt" o:hralign="center" o:hrstd="t" o:hr="t" fillcolor="#a0a0a0" stroked="f"/>
         </w:pict>
       </w:r>
     </w:p>
@@ -20409,7 +20433,7 @@
           <w:szCs w:val="26"/>
         </w:rPr>
         <w:pict w14:anchorId="10C9C443">
-          <v:rect id="_x0000_i1057" style="width:0;height:1.5pt" o:hralign="center" o:hrstd="t" o:hr="t" fillcolor="#a0a0a0" stroked="f"/>
+          <v:rect id="_x0000_i1027" style="width:0;height:1.5pt" o:hralign="center" o:hrstd="t" o:hr="t" fillcolor="#a0a0a0" stroked="f"/>
         </w:pict>
       </w:r>
     </w:p>
@@ -20566,7 +20590,7 @@
           <w:szCs w:val="26"/>
         </w:rPr>
         <w:pict w14:anchorId="277AF497">
-          <v:rect id="_x0000_i1058" style="width:0;height:1.5pt" o:hralign="center" o:hrstd="t" o:hr="t" fillcolor="#a0a0a0" stroked="f"/>
+          <v:rect id="_x0000_i1028" style="width:0;height:1.5pt" o:hralign="center" o:hrstd="t" o:hr="t" fillcolor="#a0a0a0" stroked="f"/>
         </w:pict>
       </w:r>
     </w:p>
@@ -20745,7 +20769,7 @@
           <w:szCs w:val="26"/>
         </w:rPr>
         <w:pict w14:anchorId="33060BD0">
-          <v:rect id="_x0000_i1059" style="width:0;height:1.5pt" o:hralign="center" o:hrstd="t" o:hr="t" fillcolor="#a0a0a0" stroked="f"/>
+          <v:rect id="_x0000_i1029" style="width:0;height:1.5pt" o:hralign="center" o:hrstd="t" o:hr="t" fillcolor="#a0a0a0" stroked="f"/>
         </w:pict>
       </w:r>
     </w:p>
@@ -21054,7 +21078,7 @@
           <w:szCs w:val="26"/>
         </w:rPr>
         <w:pict w14:anchorId="13C9C1C2">
-          <v:rect id="_x0000_i1071" style="width:0;height:1.5pt" o:hralign="center" o:hrstd="t" o:hr="t" fillcolor="#a0a0a0" stroked="f"/>
+          <v:rect id="_x0000_i1030" style="width:0;height:1.5pt" o:hralign="center" o:hrstd="t" o:hr="t" fillcolor="#a0a0a0" stroked="f"/>
         </w:pict>
       </w:r>
     </w:p>
@@ -21156,8 +21180,18 @@
           <w:sz w:val="26"/>
           <w:szCs w:val="26"/>
         </w:rPr>
-        <w:t>/about</w:t>
-      </w:r>
+        <w:t>/</w:t>
+      </w:r>
+      <w:proofErr w:type="gramStart"/>
+      <w:r>
+        <w:rPr>
+          <w:rFonts w:ascii="Verdana" w:hAnsi="Verdana"/>
+          <w:sz w:val="26"/>
+          <w:szCs w:val="26"/>
+        </w:rPr>
+        <w:t>about</w:t>
+      </w:r>
+      <w:proofErr w:type="gramEnd"/>
     </w:p>
     <w:p>
       <w:pPr>
@@ -21333,6 +21367,59 @@
           <w:szCs w:val="26"/>
         </w:rPr>
       </w:pPr>
+      <w:r>
+        <w:rPr>
+          <w:noProof/>
+        </w:rPr>
+        <w:drawing>
+          <wp:inline distT="0" distB="0" distL="0" distR="0" wp14:anchorId="19095BD0" wp14:editId="1713FF93">
+            <wp:extent cx="5715000" cy="3495040"/>
+            <wp:effectExtent l="0" t="0" r="0" b="0"/>
+            <wp:docPr id="1130739769" name="Picture 1" descr="SEO Friendly URL Structure For Your Website"/>
+            <wp:cNvGraphicFramePr>
+              <a:graphicFrameLocks xmlns:a="http://schemas.openxmlformats.org/drawingml/2006/main" noChangeAspect="1"/>
+            </wp:cNvGraphicFramePr>
+            <a:graphic xmlns:a="http://schemas.openxmlformats.org/drawingml/2006/main">
+              <a:graphicData uri="http://schemas.openxmlformats.org/drawingml/2006/picture">
+                <pic:pic xmlns:pic="http://schemas.openxmlformats.org/drawingml/2006/picture">
+                  <pic:nvPicPr>
+                    <pic:cNvPr id="0" name="Picture 1" descr="SEO Friendly URL Structure For Your Website"/>
+                    <pic:cNvPicPr>
+                      <a:picLocks noChangeAspect="1" noChangeArrowheads="1"/>
+                    </pic:cNvPicPr>
+                  </pic:nvPicPr>
+                  <pic:blipFill>
+                    <a:blip r:embed="rId283">
+                      <a:extLst>
+                        <a:ext uri="{28A0092B-C50C-407E-A947-70E740481C1C}">
+                          <a14:useLocalDpi xmlns:a14="http://schemas.microsoft.com/office/drawing/2010/main" val="0"/>
+                        </a:ext>
+                      </a:extLst>
+                    </a:blip>
+                    <a:srcRect/>
+                    <a:stretch>
+                      <a:fillRect/>
+                    </a:stretch>
+                  </pic:blipFill>
+                  <pic:spPr bwMode="auto">
+                    <a:xfrm>
+                      <a:off x="0" y="0"/>
+                      <a:ext cx="5715000" cy="3495040"/>
+                    </a:xfrm>
+                    <a:prstGeom prst="rect">
+                      <a:avLst/>
+                    </a:prstGeom>
+                    <a:noFill/>
+                    <a:ln>
+                      <a:noFill/>
+                    </a:ln>
+                  </pic:spPr>
+                </pic:pic>
+              </a:graphicData>
+            </a:graphic>
+          </wp:inline>
+        </w:drawing>
+      </w:r>
     </w:p>
     <w:p>
       <w:pPr>
@@ -21777,24 +21864,64 @@
           <w:sz w:val="26"/>
           <w:szCs w:val="26"/>
         </w:rPr>
-        <w:t>1]h${title$}*5</w:t>
-      </w:r>
-    </w:p>
-    <w:p>
-      <w:pPr>
-        <w:rPr>
-          <w:rFonts w:ascii="Verdana" w:hAnsi="Verdana"/>
-          <w:sz w:val="26"/>
-          <w:szCs w:val="26"/>
-        </w:rPr>
-      </w:pPr>
-      <w:r>
-        <w:rPr>
-          <w:rFonts w:ascii="Verdana" w:hAnsi="Verdana"/>
-          <w:sz w:val="26"/>
-          <w:szCs w:val="26"/>
-        </w:rPr>
-        <w:t>Gives Five Heading With Text</w:t>
+        <w:t>1]h${title</w:t>
+      </w:r>
+      <w:proofErr w:type="gramStart"/>
+      <w:r>
+        <w:rPr>
+          <w:rFonts w:ascii="Verdana" w:hAnsi="Verdana"/>
+          <w:b/>
+          <w:bCs/>
+          <w:sz w:val="26"/>
+          <w:szCs w:val="26"/>
+        </w:rPr>
+        <w:t>$}*</w:t>
+      </w:r>
+      <w:proofErr w:type="gramEnd"/>
+      <w:r>
+        <w:rPr>
+          <w:rFonts w:ascii="Verdana" w:hAnsi="Verdana"/>
+          <w:b/>
+          <w:bCs/>
+          <w:sz w:val="26"/>
+          <w:szCs w:val="26"/>
+        </w:rPr>
+        <w:t>5</w:t>
+      </w:r>
+    </w:p>
+    <w:p>
+      <w:pPr>
+        <w:rPr>
+          <w:rFonts w:ascii="Verdana" w:hAnsi="Verdana"/>
+          <w:sz w:val="26"/>
+          <w:szCs w:val="26"/>
+        </w:rPr>
+      </w:pPr>
+      <w:r>
+        <w:rPr>
+          <w:rFonts w:ascii="Verdana" w:hAnsi="Verdana"/>
+          <w:sz w:val="26"/>
+          <w:szCs w:val="26"/>
+        </w:rPr>
+        <w:t xml:space="preserve">Gives Five Heading </w:t>
+      </w:r>
+      <w:proofErr w:type="gramStart"/>
+      <w:r>
+        <w:rPr>
+          <w:rFonts w:ascii="Verdana" w:hAnsi="Verdana"/>
+          <w:sz w:val="26"/>
+          <w:szCs w:val="26"/>
+        </w:rPr>
+        <w:t>With</w:t>
+      </w:r>
+      <w:proofErr w:type="gramEnd"/>
+      <w:r>
+        <w:rPr>
+          <w:rFonts w:ascii="Verdana" w:hAnsi="Verdana"/>
+          <w:sz w:val="26"/>
+          <w:szCs w:val="26"/>
+        </w:rPr>
+        <w:t xml:space="preserve"> Text</w:t>
       </w:r>
     </w:p>
     <w:p>
@@ -27728,6 +27855,7 @@
   <w:style w:type="character" w:default="1" w:styleId="DefaultParagraphFont">
     <w:name w:val="Default Paragraph Font"/>
     <w:uiPriority w:val="1"/>
+    <w:semiHidden/>
     <w:unhideWhenUsed/>
   </w:style>
   <w:style w:type="table" w:default="1" w:styleId="TableNormal">

--- a/NOTES/HTML.docx
+++ b/NOTES/HTML.docx
@@ -21528,123 +21528,6 @@
           <w:szCs w:val="26"/>
         </w:rPr>
       </w:pPr>
-    </w:p>
-    <w:p>
-      <w:pPr>
-        <w:rPr>
-          <w:rFonts w:ascii="Verdana" w:hAnsi="Verdana"/>
-          <w:sz w:val="26"/>
-          <w:szCs w:val="26"/>
-        </w:rPr>
-      </w:pPr>
-    </w:p>
-    <w:p>
-      <w:pPr>
-        <w:rPr>
-          <w:rFonts w:ascii="Verdana" w:hAnsi="Verdana"/>
-          <w:sz w:val="26"/>
-          <w:szCs w:val="26"/>
-        </w:rPr>
-      </w:pPr>
-    </w:p>
-    <w:p>
-      <w:pPr>
-        <w:rPr>
-          <w:rFonts w:ascii="Verdana" w:hAnsi="Verdana"/>
-          <w:sz w:val="26"/>
-          <w:szCs w:val="26"/>
-        </w:rPr>
-      </w:pPr>
-    </w:p>
-    <w:p>
-      <w:pPr>
-        <w:rPr>
-          <w:rFonts w:ascii="Verdana" w:hAnsi="Verdana"/>
-          <w:sz w:val="26"/>
-          <w:szCs w:val="26"/>
-        </w:rPr>
-      </w:pPr>
-    </w:p>
-    <w:p>
-      <w:pPr>
-        <w:rPr>
-          <w:rFonts w:ascii="Verdana" w:hAnsi="Verdana"/>
-          <w:sz w:val="26"/>
-          <w:szCs w:val="26"/>
-        </w:rPr>
-      </w:pPr>
-    </w:p>
-    <w:p>
-      <w:pPr>
-        <w:rPr>
-          <w:rFonts w:ascii="Verdana" w:hAnsi="Verdana"/>
-          <w:sz w:val="26"/>
-          <w:szCs w:val="26"/>
-        </w:rPr>
-      </w:pPr>
-    </w:p>
-    <w:p>
-      <w:pPr>
-        <w:rPr>
-          <w:rFonts w:ascii="Verdana" w:hAnsi="Verdana"/>
-          <w:sz w:val="26"/>
-          <w:szCs w:val="26"/>
-        </w:rPr>
-      </w:pPr>
-    </w:p>
-    <w:p>
-      <w:pPr>
-        <w:rPr>
-          <w:rFonts w:ascii="Verdana" w:hAnsi="Verdana"/>
-          <w:sz w:val="26"/>
-          <w:szCs w:val="26"/>
-        </w:rPr>
-      </w:pPr>
-    </w:p>
-    <w:p>
-      <w:pPr>
-        <w:rPr>
-          <w:rFonts w:ascii="Verdana" w:hAnsi="Verdana"/>
-          <w:sz w:val="26"/>
-          <w:szCs w:val="26"/>
-        </w:rPr>
-      </w:pPr>
-    </w:p>
-    <w:p>
-      <w:pPr>
-        <w:rPr>
-          <w:rFonts w:ascii="Verdana" w:hAnsi="Verdana"/>
-          <w:sz w:val="26"/>
-          <w:szCs w:val="26"/>
-        </w:rPr>
-      </w:pPr>
-    </w:p>
-    <w:p>
-      <w:pPr>
-        <w:rPr>
-          <w:rFonts w:ascii="Verdana" w:hAnsi="Verdana"/>
-          <w:sz w:val="26"/>
-          <w:szCs w:val="26"/>
-        </w:rPr>
-      </w:pPr>
-    </w:p>
-    <w:p>
-      <w:pPr>
-        <w:rPr>
-          <w:rFonts w:ascii="Verdana" w:hAnsi="Verdana"/>
-          <w:sz w:val="26"/>
-          <w:szCs w:val="26"/>
-        </w:rPr>
-      </w:pPr>
-    </w:p>
-    <w:p>
-      <w:pPr>
-        <w:rPr>
-          <w:rFonts w:ascii="Verdana" w:hAnsi="Verdana"/>
-          <w:sz w:val="26"/>
-          <w:szCs w:val="26"/>
-        </w:rPr>
-      </w:pPr>
       <w:r>
         <w:rPr>
           <w:rFonts w:ascii="Verdana" w:hAnsi="Verdana"/>
@@ -21652,16 +21535,17 @@
           <w:sz w:val="26"/>
           <w:szCs w:val="26"/>
         </w:rPr>
+        <w:lastRenderedPageBreak/>
         <mc:AlternateContent>
           <mc:Choice Requires="wps">
             <w:drawing>
-              <wp:anchor distT="0" distB="0" distL="114300" distR="114300" simplePos="0" relativeHeight="251667456" behindDoc="0" locked="0" layoutInCell="1" allowOverlap="1" wp14:anchorId="79BEE011" wp14:editId="2AA6D4ED">
+              <wp:anchor distT="0" distB="0" distL="114300" distR="114300" simplePos="0" relativeHeight="251667456" behindDoc="0" locked="0" layoutInCell="1" allowOverlap="1" wp14:anchorId="79BEE011" wp14:editId="4C5F9352">
                 <wp:simplePos x="0" y="0"/>
                 <wp:positionH relativeFrom="margin">
-                  <wp:posOffset>0</wp:posOffset>
+                  <wp:align>center</wp:align>
                 </wp:positionH>
                 <wp:positionV relativeFrom="paragraph">
-                  <wp:posOffset>38100</wp:posOffset>
+                  <wp:posOffset>-38100</wp:posOffset>
                 </wp:positionV>
                 <wp:extent cx="3478530" cy="472440"/>
                 <wp:effectExtent l="57150" t="38100" r="64770" b="80010"/>
@@ -21757,7 +21641,7 @@
           </mc:Choice>
           <mc:Fallback>
             <w:pict>
-              <v:rect w14:anchorId="79BEE011" id="Rectangle 5" o:spid="_x0000_s1035" style="position:absolute;margin-left:0;margin-top:3pt;width:273.9pt;height:37.2pt;z-index:251667456;visibility:visible;mso-wrap-style:square;mso-width-percent:0;mso-height-percent:0;mso-wrap-distance-left:9pt;mso-wrap-distance-top:0;mso-wrap-distance-right:9pt;mso-wrap-distance-bottom:0;mso-position-horizontal:absolute;mso-position-horizontal-relative:margin;mso-position-vertical:absolute;mso-position-vertical-relative:text;mso-width-percent:0;mso-height-percent:0;mso-width-relative:margin;mso-height-relative:margin;v-text-anchor:middle" o:gfxdata="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" fillcolor="#ee853d [3029]" stroked="f">
+              <v:rect w14:anchorId="79BEE011" id="Rectangle 5" o:spid="_x0000_s1035" style="position:absolute;margin-left:0;margin-top:-3pt;width:273.9pt;height:37.2pt;z-index:251667456;visibility:visible;mso-wrap-style:square;mso-width-percent:0;mso-height-percent:0;mso-wrap-distance-left:9pt;mso-wrap-distance-top:0;mso-wrap-distance-right:9pt;mso-wrap-distance-bottom:0;mso-position-horizontal:center;mso-position-horizontal-relative:margin;mso-position-vertical:absolute;mso-position-vertical-relative:text;mso-width-percent:0;mso-height-percent:0;mso-width-relative:margin;mso-height-relative:margin;v-text-anchor:middle" o:gfxdata="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" fillcolor="#ee853d [3029]" stroked="f">
                 <v:fill color2="#ec7a2d [3173]" rotate="t" colors="0 #f18c55;.5 #f67b28;1 #e56b17" focus="100%" type="gradient">
                   <o:fill v:ext="view" type="gradientUnscaled"/>
                 </v:fill>
@@ -21809,24 +21693,6 @@
           </mc:Fallback>
         </mc:AlternateContent>
       </w:r>
-    </w:p>
-    <w:p>
-      <w:pPr>
-        <w:rPr>
-          <w:rFonts w:ascii="Verdana" w:hAnsi="Verdana"/>
-          <w:sz w:val="26"/>
-          <w:szCs w:val="26"/>
-        </w:rPr>
-      </w:pPr>
-    </w:p>
-    <w:p>
-      <w:pPr>
-        <w:rPr>
-          <w:rFonts w:ascii="Verdana" w:hAnsi="Verdana"/>
-          <w:sz w:val="26"/>
-          <w:szCs w:val="26"/>
-        </w:rPr>
-      </w:pPr>
     </w:p>
     <w:p>
       <w:pPr>

--- a/NOTES/HTML.docx
+++ b/NOTES/HTML.docx
@@ -28217,6 +28217,6542 @@
           <w:szCs w:val="26"/>
         </w:rPr>
       </w:pPr>
+      <w:r>
+        <w:rPr>
+          <w:rFonts w:ascii="Verdana" w:hAnsi="Verdana"/>
+          <w:noProof/>
+          <w:sz w:val="26"/>
+          <w:szCs w:val="26"/>
+        </w:rPr>
+        <w:lastRenderedPageBreak/>
+        <mc:AlternateContent>
+          <mc:Choice Requires="wps">
+            <w:drawing>
+              <wp:anchor distT="0" distB="0" distL="114300" distR="114300" simplePos="0" relativeHeight="251700224" behindDoc="0" locked="0" layoutInCell="1" allowOverlap="1" wp14:anchorId="31CB33E6" wp14:editId="76E0A6D2">
+                <wp:simplePos x="0" y="0"/>
+                <wp:positionH relativeFrom="margin">
+                  <wp:align>center</wp:align>
+                </wp:positionH>
+                <wp:positionV relativeFrom="paragraph">
+                  <wp:posOffset>-247650</wp:posOffset>
+                </wp:positionV>
+                <wp:extent cx="3139440" cy="350520"/>
+                <wp:effectExtent l="38100" t="57150" r="41910" b="49530"/>
+                <wp:wrapNone/>
+                <wp:docPr id="42" name="Rectangle 42"/>
+                <wp:cNvGraphicFramePr/>
+                <a:graphic xmlns:a="http://schemas.openxmlformats.org/drawingml/2006/main">
+                  <a:graphicData uri="http://schemas.microsoft.com/office/word/2010/wordprocessingShape">
+                    <wps:wsp>
+                      <wps:cNvSpPr/>
+                      <wps:spPr>
+                        <a:xfrm>
+                          <a:off x="0" y="0"/>
+                          <a:ext cx="3139440" cy="350520"/>
+                        </a:xfrm>
+                        <a:prstGeom prst="rect">
+                          <a:avLst/>
+                        </a:prstGeom>
+                        <a:solidFill>
+                          <a:schemeClr val="accent2"/>
+                        </a:solidFill>
+                        <a:ln>
+                          <a:noFill/>
+                        </a:ln>
+                        <a:effectLst/>
+                        <a:scene3d>
+                          <a:camera prst="orthographicFront">
+                            <a:rot lat="0" lon="0" rev="0"/>
+                          </a:camera>
+                          <a:lightRig rig="contrasting" dir="t">
+                            <a:rot lat="0" lon="0" rev="7800000"/>
+                          </a:lightRig>
+                        </a:scene3d>
+                        <a:sp3d>
+                          <a:bevelT w="139700" h="139700"/>
+                        </a:sp3d>
+                      </wps:spPr>
+                      <wps:style>
+                        <a:lnRef idx="2">
+                          <a:schemeClr val="accent1">
+                            <a:shade val="15000"/>
+                          </a:schemeClr>
+                        </a:lnRef>
+                        <a:fillRef idx="1">
+                          <a:schemeClr val="accent1"/>
+                        </a:fillRef>
+                        <a:effectRef idx="0">
+                          <a:schemeClr val="accent1"/>
+                        </a:effectRef>
+                        <a:fontRef idx="minor">
+                          <a:schemeClr val="lt1"/>
+                        </a:fontRef>
+                      </wps:style>
+                      <wps:txbx>
+                        <w:txbxContent>
+                          <w:p>
+                            <w:pPr>
+                              <w:jc w:val="center"/>
+                              <w:rPr>
+                                <w:rFonts w:ascii="Verdana" w:hAnsi="Verdana"/>
+                                <w:b/>
+                                <w:bCs/>
+                                <w:sz w:val="30"/>
+                                <w:szCs w:val="30"/>
+                              </w:rPr>
+                            </w:pPr>
+                            <w:r>
+                              <w:rPr>
+                                <w:rFonts w:ascii="Verdana" w:hAnsi="Verdana"/>
+                                <w:b/>
+                                <w:bCs/>
+                                <w:sz w:val="30"/>
+                                <w:szCs w:val="30"/>
+                              </w:rPr>
+                              <w:t>SEARCH ENGINE</w:t>
+                            </w:r>
+                          </w:p>
+                        </w:txbxContent>
+                      </wps:txbx>
+                      <wps:bodyPr rot="0" spcFirstLastPara="0" vertOverflow="overflow" horzOverflow="overflow" vert="horz" wrap="square" lIns="91440" tIns="45720" rIns="91440" bIns="45720" numCol="1" spcCol="0" rtlCol="0" fromWordArt="0" anchor="ctr" anchorCtr="0" forceAA="0" compatLnSpc="1">
+                        <a:prstTxWarp prst="textNoShape">
+                          <a:avLst/>
+                        </a:prstTxWarp>
+                        <a:noAutofit/>
+                      </wps:bodyPr>
+                    </wps:wsp>
+                  </a:graphicData>
+                </a:graphic>
+              </wp:anchor>
+            </w:drawing>
+          </mc:Choice>
+          <mc:Fallback>
+            <w:pict>
+              <v:rect w14:anchorId="31CB33E6" id="Rectangle 42" o:spid="_x0000_s1040" style="position:absolute;margin-left:0;margin-top:-19.5pt;width:247.2pt;height:27.6pt;z-index:251700224;visibility:visible;mso-wrap-style:square;mso-wrap-distance-left:9pt;mso-wrap-distance-top:0;mso-wrap-distance-right:9pt;mso-wrap-distance-bottom:0;mso-position-horizontal:center;mso-position-horizontal-relative:margin;mso-position-vertical:absolute;mso-position-vertical-relative:text;v-text-anchor:middle" o:gfxdata="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" fillcolor="#ed7d31 [3205]" stroked="f" strokeweight="1pt">
+                <v:textbox>
+                  <w:txbxContent>
+                    <w:p>
+                      <w:pPr>
+                        <w:jc w:val="center"/>
+                        <w:rPr>
+                          <w:rFonts w:ascii="Verdana" w:hAnsi="Verdana"/>
+                          <w:b/>
+                          <w:bCs/>
+                          <w:sz w:val="30"/>
+                          <w:szCs w:val="30"/>
+                        </w:rPr>
+                      </w:pPr>
+                      <w:r>
+                        <w:rPr>
+                          <w:rFonts w:ascii="Verdana" w:hAnsi="Verdana"/>
+                          <w:b/>
+                          <w:bCs/>
+                          <w:sz w:val="30"/>
+                          <w:szCs w:val="30"/>
+                        </w:rPr>
+                        <w:t>SEARCH ENGINE</w:t>
+                      </w:r>
+                    </w:p>
+                  </w:txbxContent>
+                </v:textbox>
+                <w10:wrap anchorx="margin"/>
+              </v:rect>
+            </w:pict>
+          </mc:Fallback>
+        </mc:AlternateContent>
+      </w:r>
+    </w:p>
+    <w:p>
+      <w:pPr>
+        <w:rPr>
+          <w:rFonts w:ascii="Verdana" w:hAnsi="Verdana"/>
+          <w:sz w:val="26"/>
+          <w:szCs w:val="26"/>
+        </w:rPr>
+      </w:pPr>
+      <w:r>
+        <w:rPr>
+          <w:rFonts w:ascii="Verdana" w:hAnsi="Verdana"/>
+          <w:sz w:val="26"/>
+          <w:szCs w:val="26"/>
+        </w:rPr>
+        <w:t>-</w:t>
+      </w:r>
+      <w:r>
+        <w:rPr>
+          <w:rFonts w:ascii="Verdana" w:hAnsi="Verdana"/>
+          <w:sz w:val="26"/>
+          <w:szCs w:val="26"/>
+        </w:rPr>
+        <w:t>A search engine is an online service that helps users find web pages by searching an index of information using keywords.</w:t>
+      </w:r>
+    </w:p>
+    <w:p>
+      <w:pPr>
+        <w:rPr>
+          <w:rFonts w:ascii="Verdana" w:hAnsi="Verdana"/>
+          <w:sz w:val="26"/>
+          <w:szCs w:val="26"/>
+        </w:rPr>
+      </w:pPr>
+      <w:r>
+        <w:rPr>
+          <w:rFonts w:ascii="Verdana" w:hAnsi="Verdana"/>
+          <w:sz w:val="26"/>
+          <w:szCs w:val="26"/>
+        </w:rPr>
+        <w:t>-</w:t>
+      </w:r>
+      <w:r>
+        <w:rPr>
+          <w:rFonts w:ascii="Verdana" w:hAnsi="Verdana"/>
+          <w:b/>
+          <w:bCs/>
+          <w:sz w:val="26"/>
+          <w:szCs w:val="26"/>
+        </w:rPr>
+        <w:t>Examples</w:t>
+      </w:r>
+    </w:p>
+    <w:p>
+      <w:pPr>
+        <w:numPr>
+          <w:ilvl w:val="0"/>
+          <w:numId w:val="61"/>
+        </w:numPr>
+        <w:rPr>
+          <w:rFonts w:ascii="Verdana" w:hAnsi="Verdana"/>
+          <w:sz w:val="26"/>
+          <w:szCs w:val="26"/>
+        </w:rPr>
+      </w:pPr>
+      <w:r>
+        <w:rPr>
+          <w:rFonts w:ascii="Verdana" w:hAnsi="Verdana"/>
+          <w:sz w:val="26"/>
+          <w:szCs w:val="26"/>
+        </w:rPr>
+        <w:t xml:space="preserve">Google </w:t>
+      </w:r>
+    </w:p>
+    <w:p>
+      <w:pPr>
+        <w:numPr>
+          <w:ilvl w:val="0"/>
+          <w:numId w:val="61"/>
+        </w:numPr>
+        <w:rPr>
+          <w:rFonts w:ascii="Verdana" w:hAnsi="Verdana"/>
+          <w:sz w:val="26"/>
+          <w:szCs w:val="26"/>
+        </w:rPr>
+      </w:pPr>
+      <w:r>
+        <w:rPr>
+          <w:rFonts w:ascii="Verdana" w:hAnsi="Verdana"/>
+          <w:sz w:val="26"/>
+          <w:szCs w:val="26"/>
+        </w:rPr>
+        <w:t xml:space="preserve">Bing </w:t>
+      </w:r>
+    </w:p>
+    <w:p>
+      <w:pPr>
+        <w:numPr>
+          <w:ilvl w:val="0"/>
+          <w:numId w:val="61"/>
+        </w:numPr>
+        <w:rPr>
+          <w:rFonts w:ascii="Verdana" w:hAnsi="Verdana"/>
+          <w:sz w:val="26"/>
+          <w:szCs w:val="26"/>
+        </w:rPr>
+      </w:pPr>
+      <w:r>
+        <w:rPr>
+          <w:rFonts w:ascii="Verdana" w:hAnsi="Verdana"/>
+          <w:sz w:val="26"/>
+          <w:szCs w:val="26"/>
+        </w:rPr>
+        <w:t xml:space="preserve">Yahoo </w:t>
+      </w:r>
+    </w:p>
+    <w:p>
+      <w:pPr>
+        <w:numPr>
+          <w:ilvl w:val="0"/>
+          <w:numId w:val="61"/>
+        </w:numPr>
+        <w:rPr>
+          <w:rFonts w:ascii="Verdana" w:hAnsi="Verdana"/>
+          <w:sz w:val="26"/>
+          <w:szCs w:val="26"/>
+        </w:rPr>
+      </w:pPr>
+      <w:r>
+        <w:rPr>
+          <w:rFonts w:ascii="Verdana" w:hAnsi="Verdana"/>
+          <w:sz w:val="26"/>
+          <w:szCs w:val="26"/>
+        </w:rPr>
+        <w:t xml:space="preserve">DuckDuckGo </w:t>
+      </w:r>
+    </w:p>
+    <w:p>
+      <w:pPr>
+        <w:rPr>
+          <w:rFonts w:ascii="Verdana" w:hAnsi="Verdana"/>
+          <w:sz w:val="26"/>
+          <w:szCs w:val="26"/>
+        </w:rPr>
+      </w:pPr>
+      <w:r>
+        <w:rPr>
+          <w:rFonts w:ascii="Verdana" w:hAnsi="Verdana"/>
+          <w:sz w:val="26"/>
+          <w:szCs w:val="26"/>
+        </w:rPr>
+        <w:pict w14:anchorId="0F522EB2">
+          <v:rect id="_x0000_i1129" style="width:0;height:1.5pt" o:hralign="center" o:hrstd="t" o:hr="t" fillcolor="#a0a0a0" stroked="f"/>
+        </w:pict>
+      </w:r>
+    </w:p>
+    <w:p>
+      <w:pPr>
+        <w:rPr>
+          <w:rFonts w:ascii="Verdana" w:hAnsi="Verdana"/>
+          <w:b/>
+          <w:bCs/>
+          <w:sz w:val="26"/>
+          <w:szCs w:val="26"/>
+        </w:rPr>
+      </w:pPr>
+      <w:r>
+        <w:rPr>
+          <w:rFonts w:ascii="Verdana" w:hAnsi="Verdana"/>
+          <w:b/>
+          <w:bCs/>
+          <w:sz w:val="26"/>
+          <w:szCs w:val="26"/>
+        </w:rPr>
+        <w:t>How It Works</w:t>
+      </w:r>
+    </w:p>
+    <w:p>
+      <w:pPr>
+        <w:rPr>
+          <w:rFonts w:ascii="Verdana" w:hAnsi="Verdana"/>
+          <w:sz w:val="26"/>
+          <w:szCs w:val="26"/>
+        </w:rPr>
+      </w:pPr>
+      <w:r>
+        <w:rPr>
+          <w:rFonts w:ascii="Verdana" w:hAnsi="Verdana"/>
+          <w:sz w:val="26"/>
+          <w:szCs w:val="26"/>
+        </w:rPr>
+        <w:t>Search engines typically:</w:t>
+      </w:r>
+    </w:p>
+    <w:p>
+      <w:pPr>
+        <w:numPr>
+          <w:ilvl w:val="0"/>
+          <w:numId w:val="62"/>
+        </w:numPr>
+        <w:rPr>
+          <w:rFonts w:ascii="Verdana" w:hAnsi="Verdana"/>
+          <w:sz w:val="26"/>
+          <w:szCs w:val="26"/>
+        </w:rPr>
+      </w:pPr>
+      <w:r>
+        <w:rPr>
+          <w:rFonts w:ascii="Verdana" w:hAnsi="Verdana"/>
+          <w:sz w:val="26"/>
+          <w:szCs w:val="26"/>
+        </w:rPr>
+        <w:t xml:space="preserve">Crawl web pages. </w:t>
+      </w:r>
+    </w:p>
+    <w:p>
+      <w:pPr>
+        <w:numPr>
+          <w:ilvl w:val="0"/>
+          <w:numId w:val="62"/>
+        </w:numPr>
+        <w:rPr>
+          <w:rFonts w:ascii="Verdana" w:hAnsi="Verdana"/>
+          <w:sz w:val="26"/>
+          <w:szCs w:val="26"/>
+        </w:rPr>
+      </w:pPr>
+      <w:r>
+        <w:rPr>
+          <w:rFonts w:ascii="Verdana" w:hAnsi="Verdana"/>
+          <w:sz w:val="26"/>
+          <w:szCs w:val="26"/>
+        </w:rPr>
+        <w:t xml:space="preserve">Index their content. </w:t>
+      </w:r>
+    </w:p>
+    <w:p>
+      <w:pPr>
+        <w:numPr>
+          <w:ilvl w:val="0"/>
+          <w:numId w:val="62"/>
+        </w:numPr>
+        <w:rPr>
+          <w:rFonts w:ascii="Verdana" w:hAnsi="Verdana"/>
+          <w:sz w:val="26"/>
+          <w:szCs w:val="26"/>
+        </w:rPr>
+      </w:pPr>
+      <w:r>
+        <w:rPr>
+          <w:rFonts w:ascii="Verdana" w:hAnsi="Verdana"/>
+          <w:sz w:val="26"/>
+          <w:szCs w:val="26"/>
+        </w:rPr>
+        <w:t>Rank relevant results for user queries.</w:t>
+      </w:r>
+    </w:p>
+    <w:p>
+      <w:pPr>
+        <w:rPr>
+          <w:rFonts w:ascii="Verdana" w:hAnsi="Verdana"/>
+          <w:sz w:val="26"/>
+          <w:szCs w:val="26"/>
+        </w:rPr>
+      </w:pPr>
+    </w:p>
+    <w:p>
+      <w:pPr>
+        <w:rPr>
+          <w:rFonts w:ascii="Verdana" w:hAnsi="Verdana"/>
+          <w:sz w:val="26"/>
+          <w:szCs w:val="26"/>
+        </w:rPr>
+      </w:pPr>
+    </w:p>
+    <w:p>
+      <w:pPr>
+        <w:rPr>
+          <w:rFonts w:ascii="Verdana" w:hAnsi="Verdana"/>
+          <w:sz w:val="26"/>
+          <w:szCs w:val="26"/>
+        </w:rPr>
+      </w:pPr>
+    </w:p>
+    <w:p>
+      <w:pPr>
+        <w:rPr>
+          <w:rFonts w:ascii="Verdana" w:hAnsi="Verdana"/>
+          <w:sz w:val="26"/>
+          <w:szCs w:val="26"/>
+        </w:rPr>
+      </w:pPr>
+    </w:p>
+    <w:p>
+      <w:pPr>
+        <w:rPr>
+          <w:rFonts w:ascii="Verdana" w:hAnsi="Verdana"/>
+          <w:sz w:val="26"/>
+          <w:szCs w:val="26"/>
+        </w:rPr>
+      </w:pPr>
+    </w:p>
+    <w:p>
+      <w:pPr>
+        <w:rPr>
+          <w:rFonts w:ascii="Verdana" w:hAnsi="Verdana"/>
+          <w:sz w:val="26"/>
+          <w:szCs w:val="26"/>
+        </w:rPr>
+      </w:pPr>
+    </w:p>
+    <w:p>
+      <w:pPr>
+        <w:rPr>
+          <w:rFonts w:ascii="Verdana" w:hAnsi="Verdana"/>
+          <w:sz w:val="26"/>
+          <w:szCs w:val="26"/>
+        </w:rPr>
+      </w:pPr>
+    </w:p>
+    <w:p>
+      <w:pPr>
+        <w:rPr>
+          <w:rFonts w:ascii="Verdana" w:hAnsi="Verdana"/>
+          <w:sz w:val="26"/>
+          <w:szCs w:val="26"/>
+        </w:rPr>
+      </w:pPr>
+    </w:p>
+    <w:p>
+      <w:pPr>
+        <w:rPr>
+          <w:rFonts w:ascii="Verdana" w:hAnsi="Verdana"/>
+          <w:sz w:val="26"/>
+          <w:szCs w:val="26"/>
+        </w:rPr>
+      </w:pPr>
+    </w:p>
+    <w:p>
+      <w:pPr>
+        <w:rPr>
+          <w:rFonts w:ascii="Verdana" w:hAnsi="Verdana"/>
+          <w:sz w:val="26"/>
+          <w:szCs w:val="26"/>
+        </w:rPr>
+      </w:pPr>
+    </w:p>
+    <w:p>
+      <w:pPr>
+        <w:rPr>
+          <w:rFonts w:ascii="Verdana" w:hAnsi="Verdana"/>
+          <w:sz w:val="26"/>
+          <w:szCs w:val="26"/>
+        </w:rPr>
+      </w:pPr>
+    </w:p>
+    <w:p>
+      <w:pPr>
+        <w:rPr>
+          <w:rFonts w:ascii="Verdana" w:hAnsi="Verdana"/>
+          <w:sz w:val="26"/>
+          <w:szCs w:val="26"/>
+        </w:rPr>
+      </w:pPr>
+    </w:p>
+    <w:p>
+      <w:pPr>
+        <w:rPr>
+          <w:rFonts w:ascii="Verdana" w:hAnsi="Verdana"/>
+          <w:sz w:val="26"/>
+          <w:szCs w:val="26"/>
+        </w:rPr>
+      </w:pPr>
+    </w:p>
+    <w:p>
+      <w:pPr>
+        <w:rPr>
+          <w:rFonts w:ascii="Verdana" w:hAnsi="Verdana"/>
+          <w:sz w:val="26"/>
+          <w:szCs w:val="26"/>
+        </w:rPr>
+      </w:pPr>
+    </w:p>
+    <w:p>
+      <w:pPr>
+        <w:rPr>
+          <w:rFonts w:ascii="Verdana" w:hAnsi="Verdana"/>
+          <w:sz w:val="26"/>
+          <w:szCs w:val="26"/>
+        </w:rPr>
+      </w:pPr>
+      <w:r>
+        <w:rPr>
+          <w:rFonts w:ascii="Verdana" w:hAnsi="Verdana"/>
+          <w:noProof/>
+          <w:sz w:val="26"/>
+          <w:szCs w:val="26"/>
+        </w:rPr>
+        <w:lastRenderedPageBreak/>
+        <mc:AlternateContent>
+          <mc:Choice Requires="wps">
+            <w:drawing>
+              <wp:anchor distT="0" distB="0" distL="114300" distR="114300" simplePos="0" relativeHeight="251702272" behindDoc="0" locked="0" layoutInCell="1" allowOverlap="1" wp14:anchorId="0DC78D02" wp14:editId="2D922585">
+                <wp:simplePos x="0" y="0"/>
+                <wp:positionH relativeFrom="margin">
+                  <wp:align>center</wp:align>
+                </wp:positionH>
+                <wp:positionV relativeFrom="paragraph">
+                  <wp:posOffset>-270510</wp:posOffset>
+                </wp:positionV>
+                <wp:extent cx="3139440" cy="350520"/>
+                <wp:effectExtent l="38100" t="57150" r="41910" b="49530"/>
+                <wp:wrapNone/>
+                <wp:docPr id="43" name="Rectangle 43"/>
+                <wp:cNvGraphicFramePr/>
+                <a:graphic xmlns:a="http://schemas.openxmlformats.org/drawingml/2006/main">
+                  <a:graphicData uri="http://schemas.microsoft.com/office/word/2010/wordprocessingShape">
+                    <wps:wsp>
+                      <wps:cNvSpPr/>
+                      <wps:spPr>
+                        <a:xfrm>
+                          <a:off x="0" y="0"/>
+                          <a:ext cx="3139440" cy="350520"/>
+                        </a:xfrm>
+                        <a:prstGeom prst="rect">
+                          <a:avLst/>
+                        </a:prstGeom>
+                        <a:solidFill>
+                          <a:schemeClr val="accent2"/>
+                        </a:solidFill>
+                        <a:ln>
+                          <a:noFill/>
+                        </a:ln>
+                        <a:effectLst/>
+                        <a:scene3d>
+                          <a:camera prst="orthographicFront">
+                            <a:rot lat="0" lon="0" rev="0"/>
+                          </a:camera>
+                          <a:lightRig rig="contrasting" dir="t">
+                            <a:rot lat="0" lon="0" rev="7800000"/>
+                          </a:lightRig>
+                        </a:scene3d>
+                        <a:sp3d>
+                          <a:bevelT w="139700" h="139700"/>
+                        </a:sp3d>
+                      </wps:spPr>
+                      <wps:style>
+                        <a:lnRef idx="2">
+                          <a:schemeClr val="accent1">
+                            <a:shade val="15000"/>
+                          </a:schemeClr>
+                        </a:lnRef>
+                        <a:fillRef idx="1">
+                          <a:schemeClr val="accent1"/>
+                        </a:fillRef>
+                        <a:effectRef idx="0">
+                          <a:schemeClr val="accent1"/>
+                        </a:effectRef>
+                        <a:fontRef idx="minor">
+                          <a:schemeClr val="lt1"/>
+                        </a:fontRef>
+                      </wps:style>
+                      <wps:txbx>
+                        <w:txbxContent>
+                          <w:p>
+                            <w:pPr>
+                              <w:jc w:val="center"/>
+                              <w:rPr>
+                                <w:rFonts w:ascii="Verdana" w:hAnsi="Verdana"/>
+                                <w:b/>
+                                <w:bCs/>
+                                <w:sz w:val="30"/>
+                                <w:szCs w:val="30"/>
+                              </w:rPr>
+                            </w:pPr>
+                            <w:r>
+                              <w:rPr>
+                                <w:rFonts w:ascii="Verdana" w:hAnsi="Verdana"/>
+                                <w:b/>
+                                <w:bCs/>
+                                <w:sz w:val="30"/>
+                                <w:szCs w:val="30"/>
+                              </w:rPr>
+                              <w:t>INTERNET</w:t>
+                            </w:r>
+                          </w:p>
+                        </w:txbxContent>
+                      </wps:txbx>
+                      <wps:bodyPr rot="0" spcFirstLastPara="0" vertOverflow="overflow" horzOverflow="overflow" vert="horz" wrap="square" lIns="91440" tIns="45720" rIns="91440" bIns="45720" numCol="1" spcCol="0" rtlCol="0" fromWordArt="0" anchor="ctr" anchorCtr="0" forceAA="0" compatLnSpc="1">
+                        <a:prstTxWarp prst="textNoShape">
+                          <a:avLst/>
+                        </a:prstTxWarp>
+                        <a:noAutofit/>
+                      </wps:bodyPr>
+                    </wps:wsp>
+                  </a:graphicData>
+                </a:graphic>
+              </wp:anchor>
+            </w:drawing>
+          </mc:Choice>
+          <mc:Fallback>
+            <w:pict>
+              <v:rect w14:anchorId="0DC78D02" id="Rectangle 43" o:spid="_x0000_s1041" style="position:absolute;margin-left:0;margin-top:-21.3pt;width:247.2pt;height:27.6pt;z-index:251702272;visibility:visible;mso-wrap-style:square;mso-wrap-distance-left:9pt;mso-wrap-distance-top:0;mso-wrap-distance-right:9pt;mso-wrap-distance-bottom:0;mso-position-horizontal:center;mso-position-horizontal-relative:margin;mso-position-vertical:absolute;mso-position-vertical-relative:text;v-text-anchor:middle" o:gfxdata="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" fillcolor="#ed7d31 [3205]" stroked="f" strokeweight="1pt">
+                <v:textbox>
+                  <w:txbxContent>
+                    <w:p>
+                      <w:pPr>
+                        <w:jc w:val="center"/>
+                        <w:rPr>
+                          <w:rFonts w:ascii="Verdana" w:hAnsi="Verdana"/>
+                          <w:b/>
+                          <w:bCs/>
+                          <w:sz w:val="30"/>
+                          <w:szCs w:val="30"/>
+                        </w:rPr>
+                      </w:pPr>
+                      <w:r>
+                        <w:rPr>
+                          <w:rFonts w:ascii="Verdana" w:hAnsi="Verdana"/>
+                          <w:b/>
+                          <w:bCs/>
+                          <w:sz w:val="30"/>
+                          <w:szCs w:val="30"/>
+                        </w:rPr>
+                        <w:t>INTERNET</w:t>
+                      </w:r>
+                    </w:p>
+                  </w:txbxContent>
+                </v:textbox>
+                <w10:wrap anchorx="margin"/>
+              </v:rect>
+            </w:pict>
+          </mc:Fallback>
+        </mc:AlternateContent>
+      </w:r>
+    </w:p>
+    <w:p>
+      <w:pPr>
+        <w:rPr>
+          <w:rFonts w:ascii="Verdana" w:hAnsi="Verdana"/>
+          <w:sz w:val="26"/>
+          <w:szCs w:val="26"/>
+        </w:rPr>
+      </w:pPr>
+      <w:r>
+        <w:rPr>
+          <w:rFonts w:ascii="Verdana" w:hAnsi="Verdana"/>
+          <w:sz w:val="26"/>
+          <w:szCs w:val="26"/>
+        </w:rPr>
+        <w:t>-</w:t>
+      </w:r>
+      <w:r>
+        <w:rPr>
+          <w:rFonts w:ascii="Verdana" w:hAnsi="Verdana"/>
+          <w:sz w:val="26"/>
+          <w:szCs w:val="26"/>
+        </w:rPr>
+        <w:t>The Internet is a worldwide network of interconnected computers and devices that communicate using the Internet Protocol (IP) suite.</w:t>
+      </w:r>
+    </w:p>
+    <w:p>
+      <w:pPr>
+        <w:rPr>
+          <w:rFonts w:ascii="Verdana" w:hAnsi="Verdana"/>
+          <w:sz w:val="26"/>
+          <w:szCs w:val="26"/>
+        </w:rPr>
+      </w:pPr>
+      <w:r>
+        <w:rPr>
+          <w:rFonts w:ascii="Verdana" w:hAnsi="Verdana"/>
+          <w:sz w:val="26"/>
+          <w:szCs w:val="26"/>
+        </w:rPr>
+        <w:t>-</w:t>
+      </w:r>
+      <w:r>
+        <w:rPr>
+          <w:rFonts w:ascii="Verdana" w:hAnsi="Verdana"/>
+          <w:sz w:val="26"/>
+          <w:szCs w:val="26"/>
+        </w:rPr>
+        <w:t>It enables services such as the World Wide Web, email, online gaming, cloud computing, and file sharing.</w:t>
+      </w:r>
+    </w:p>
+    <w:p>
+      <w:pPr>
+        <w:rPr>
+          <w:rFonts w:ascii="Verdana" w:hAnsi="Verdana"/>
+          <w:sz w:val="26"/>
+          <w:szCs w:val="26"/>
+        </w:rPr>
+      </w:pPr>
+      <w:r>
+        <w:rPr>
+          <w:rFonts w:ascii="Verdana" w:hAnsi="Verdana"/>
+          <w:sz w:val="26"/>
+          <w:szCs w:val="26"/>
+        </w:rPr>
+        <w:pict w14:anchorId="35BB5166">
+          <v:rect id="_x0000_i1137" style="width:0;height:1.5pt" o:hralign="center" o:hrstd="t" o:hr="t" fillcolor="#a0a0a0" stroked="f"/>
+        </w:pict>
+      </w:r>
+    </w:p>
+    <w:p>
+      <w:pPr>
+        <w:rPr>
+          <w:rFonts w:ascii="Verdana" w:hAnsi="Verdana"/>
+          <w:b/>
+          <w:bCs/>
+          <w:sz w:val="26"/>
+          <w:szCs w:val="26"/>
+        </w:rPr>
+      </w:pPr>
+      <w:r>
+        <w:rPr>
+          <w:rFonts w:ascii="Verdana" w:hAnsi="Verdana"/>
+          <w:b/>
+          <w:bCs/>
+          <w:sz w:val="26"/>
+          <w:szCs w:val="26"/>
+        </w:rPr>
+        <w:t>Internet vs WWW</w:t>
+      </w:r>
+    </w:p>
+    <w:p>
+      <w:pPr>
+        <w:rPr>
+          <w:rFonts w:ascii="Verdana" w:hAnsi="Verdana"/>
+          <w:sz w:val="26"/>
+          <w:szCs w:val="26"/>
+        </w:rPr>
+      </w:pPr>
+      <w:r>
+        <w:rPr>
+          <w:rFonts w:ascii="Verdana" w:hAnsi="Verdana"/>
+          <w:sz w:val="26"/>
+          <w:szCs w:val="26"/>
+        </w:rPr>
+        <w:t>Internet = Infrastructure</w:t>
+      </w:r>
+    </w:p>
+    <w:p>
+      <w:pPr>
+        <w:rPr>
+          <w:rFonts w:ascii="Verdana" w:hAnsi="Verdana"/>
+          <w:sz w:val="26"/>
+          <w:szCs w:val="26"/>
+        </w:rPr>
+      </w:pPr>
+      <w:r>
+        <w:rPr>
+          <w:rFonts w:ascii="Verdana" w:hAnsi="Verdana"/>
+          <w:sz w:val="26"/>
+          <w:szCs w:val="26"/>
+        </w:rPr>
+        <w:t>WWW = One service running on the Internet</w:t>
+      </w:r>
+    </w:p>
+    <w:p>
+      <w:pPr>
+        <w:rPr>
+          <w:rFonts w:ascii="Verdana" w:hAnsi="Verdana"/>
+          <w:sz w:val="26"/>
+          <w:szCs w:val="26"/>
+        </w:rPr>
+      </w:pPr>
+      <w:r>
+        <w:rPr>
+          <w:rFonts w:ascii="Verdana" w:hAnsi="Verdana"/>
+          <w:noProof/>
+          <w:sz w:val="26"/>
+          <w:szCs w:val="26"/>
+        </w:rPr>
+        <mc:AlternateContent>
+          <mc:Choice Requires="wps">
+            <w:drawing>
+              <wp:anchor distT="0" distB="0" distL="114300" distR="114300" simplePos="0" relativeHeight="251704320" behindDoc="0" locked="0" layoutInCell="1" allowOverlap="1" wp14:anchorId="210EBB7C" wp14:editId="63E10C20">
+                <wp:simplePos x="0" y="0"/>
+                <wp:positionH relativeFrom="margin">
+                  <wp:align>center</wp:align>
+                </wp:positionH>
+                <wp:positionV relativeFrom="paragraph">
+                  <wp:posOffset>283845</wp:posOffset>
+                </wp:positionV>
+                <wp:extent cx="3139440" cy="350520"/>
+                <wp:effectExtent l="38100" t="57150" r="41910" b="49530"/>
+                <wp:wrapNone/>
+                <wp:docPr id="44" name="Rectangle 44"/>
+                <wp:cNvGraphicFramePr/>
+                <a:graphic xmlns:a="http://schemas.openxmlformats.org/drawingml/2006/main">
+                  <a:graphicData uri="http://schemas.microsoft.com/office/word/2010/wordprocessingShape">
+                    <wps:wsp>
+                      <wps:cNvSpPr/>
+                      <wps:spPr>
+                        <a:xfrm>
+                          <a:off x="0" y="0"/>
+                          <a:ext cx="3139440" cy="350520"/>
+                        </a:xfrm>
+                        <a:prstGeom prst="rect">
+                          <a:avLst/>
+                        </a:prstGeom>
+                        <a:solidFill>
+                          <a:schemeClr val="accent2"/>
+                        </a:solidFill>
+                        <a:ln>
+                          <a:noFill/>
+                        </a:ln>
+                        <a:effectLst/>
+                        <a:scene3d>
+                          <a:camera prst="orthographicFront">
+                            <a:rot lat="0" lon="0" rev="0"/>
+                          </a:camera>
+                          <a:lightRig rig="contrasting" dir="t">
+                            <a:rot lat="0" lon="0" rev="7800000"/>
+                          </a:lightRig>
+                        </a:scene3d>
+                        <a:sp3d>
+                          <a:bevelT w="139700" h="139700"/>
+                        </a:sp3d>
+                      </wps:spPr>
+                      <wps:style>
+                        <a:lnRef idx="2">
+                          <a:schemeClr val="accent1">
+                            <a:shade val="15000"/>
+                          </a:schemeClr>
+                        </a:lnRef>
+                        <a:fillRef idx="1">
+                          <a:schemeClr val="accent1"/>
+                        </a:fillRef>
+                        <a:effectRef idx="0">
+                          <a:schemeClr val="accent1"/>
+                        </a:effectRef>
+                        <a:fontRef idx="minor">
+                          <a:schemeClr val="lt1"/>
+                        </a:fontRef>
+                      </wps:style>
+                      <wps:txbx>
+                        <w:txbxContent>
+                          <w:p>
+                            <w:pPr>
+                              <w:jc w:val="center"/>
+                              <w:rPr>
+                                <w:rFonts w:ascii="Verdana" w:hAnsi="Verdana"/>
+                                <w:b/>
+                                <w:bCs/>
+                                <w:sz w:val="30"/>
+                                <w:szCs w:val="30"/>
+                              </w:rPr>
+                            </w:pPr>
+                            <w:r>
+                              <w:rPr>
+                                <w:rFonts w:ascii="Verdana" w:hAnsi="Verdana"/>
+                                <w:b/>
+                                <w:bCs/>
+                                <w:sz w:val="30"/>
+                                <w:szCs w:val="30"/>
+                              </w:rPr>
+                              <w:t>INT</w:t>
+                            </w:r>
+                            <w:r>
+                              <w:rPr>
+                                <w:rFonts w:ascii="Verdana" w:hAnsi="Verdana"/>
+                                <w:b/>
+                                <w:bCs/>
+                                <w:sz w:val="30"/>
+                                <w:szCs w:val="30"/>
+                              </w:rPr>
+                              <w:t>RANET</w:t>
+                            </w:r>
+                          </w:p>
+                        </w:txbxContent>
+                      </wps:txbx>
+                      <wps:bodyPr rot="0" spcFirstLastPara="0" vertOverflow="overflow" horzOverflow="overflow" vert="horz" wrap="square" lIns="91440" tIns="45720" rIns="91440" bIns="45720" numCol="1" spcCol="0" rtlCol="0" fromWordArt="0" anchor="ctr" anchorCtr="0" forceAA="0" compatLnSpc="1">
+                        <a:prstTxWarp prst="textNoShape">
+                          <a:avLst/>
+                        </a:prstTxWarp>
+                        <a:noAutofit/>
+                      </wps:bodyPr>
+                    </wps:wsp>
+                  </a:graphicData>
+                </a:graphic>
+              </wp:anchor>
+            </w:drawing>
+          </mc:Choice>
+          <mc:Fallback>
+            <w:pict>
+              <v:rect w14:anchorId="210EBB7C" id="Rectangle 44" o:spid="_x0000_s1042" style="position:absolute;margin-left:0;margin-top:22.35pt;width:247.2pt;height:27.6pt;z-index:251704320;visibility:visible;mso-wrap-style:square;mso-wrap-distance-left:9pt;mso-wrap-distance-top:0;mso-wrap-distance-right:9pt;mso-wrap-distance-bottom:0;mso-position-horizontal:center;mso-position-horizontal-relative:margin;mso-position-vertical:absolute;mso-position-vertical-relative:text;v-text-anchor:middle" o:gfxdata="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" fillcolor="#ed7d31 [3205]" stroked="f" strokeweight="1pt">
+                <v:textbox>
+                  <w:txbxContent>
+                    <w:p>
+                      <w:pPr>
+                        <w:jc w:val="center"/>
+                        <w:rPr>
+                          <w:rFonts w:ascii="Verdana" w:hAnsi="Verdana"/>
+                          <w:b/>
+                          <w:bCs/>
+                          <w:sz w:val="30"/>
+                          <w:szCs w:val="30"/>
+                        </w:rPr>
+                      </w:pPr>
+                      <w:r>
+                        <w:rPr>
+                          <w:rFonts w:ascii="Verdana" w:hAnsi="Verdana"/>
+                          <w:b/>
+                          <w:bCs/>
+                          <w:sz w:val="30"/>
+                          <w:szCs w:val="30"/>
+                        </w:rPr>
+                        <w:t>INT</w:t>
+                      </w:r>
+                      <w:r>
+                        <w:rPr>
+                          <w:rFonts w:ascii="Verdana" w:hAnsi="Verdana"/>
+                          <w:b/>
+                          <w:bCs/>
+                          <w:sz w:val="30"/>
+                          <w:szCs w:val="30"/>
+                        </w:rPr>
+                        <w:t>RANET</w:t>
+                      </w:r>
+                    </w:p>
+                  </w:txbxContent>
+                </v:textbox>
+                <w10:wrap anchorx="margin"/>
+              </v:rect>
+            </w:pict>
+          </mc:Fallback>
+        </mc:AlternateContent>
+      </w:r>
+    </w:p>
+    <w:p>
+      <w:pPr>
+        <w:rPr>
+          <w:rFonts w:ascii="Verdana" w:hAnsi="Verdana"/>
+          <w:sz w:val="26"/>
+          <w:szCs w:val="26"/>
+        </w:rPr>
+      </w:pPr>
+    </w:p>
+    <w:p>
+      <w:pPr>
+        <w:rPr>
+          <w:rFonts w:ascii="Verdana" w:hAnsi="Verdana"/>
+          <w:sz w:val="26"/>
+          <w:szCs w:val="26"/>
+        </w:rPr>
+      </w:pPr>
+    </w:p>
+    <w:p>
+      <w:pPr>
+        <w:rPr>
+          <w:rFonts w:ascii="Verdana" w:hAnsi="Verdana"/>
+          <w:sz w:val="26"/>
+          <w:szCs w:val="26"/>
+        </w:rPr>
+      </w:pPr>
+      <w:r>
+        <w:rPr>
+          <w:rFonts w:ascii="Verdana" w:hAnsi="Verdana"/>
+          <w:sz w:val="26"/>
+          <w:szCs w:val="26"/>
+        </w:rPr>
+        <w:t>-</w:t>
+      </w:r>
+      <w:r>
+        <w:rPr>
+          <w:rFonts w:ascii="Verdana" w:hAnsi="Verdana"/>
+          <w:sz w:val="26"/>
+          <w:szCs w:val="26"/>
+        </w:rPr>
+        <w:t>An intranet is a private network that uses internet technologies but is accessible only to authorized users within an organization.</w:t>
+      </w:r>
+    </w:p>
+    <w:p>
+      <w:pPr>
+        <w:rPr>
+          <w:rFonts w:ascii="Verdana" w:hAnsi="Verdana"/>
+          <w:b/>
+          <w:bCs/>
+        </w:rPr>
+      </w:pPr>
+      <w:r>
+        <w:rPr>
+          <w:rFonts w:ascii="Verdana" w:hAnsi="Verdana"/>
+          <w:b/>
+          <w:bCs/>
+        </w:rPr>
+        <w:t>Uses</w:t>
+      </w:r>
+    </w:p>
+    <w:p>
+      <w:pPr>
+        <w:numPr>
+          <w:ilvl w:val="0"/>
+          <w:numId w:val="63"/>
+        </w:numPr>
+        <w:rPr>
+          <w:rFonts w:ascii="Verdana" w:hAnsi="Verdana"/>
+          <w:sz w:val="26"/>
+          <w:szCs w:val="26"/>
+        </w:rPr>
+      </w:pPr>
+      <w:r>
+        <w:rPr>
+          <w:rFonts w:ascii="Verdana" w:hAnsi="Verdana"/>
+          <w:sz w:val="26"/>
+          <w:szCs w:val="26"/>
+        </w:rPr>
+        <w:t xml:space="preserve">Employee portal </w:t>
+      </w:r>
+    </w:p>
+    <w:p>
+      <w:pPr>
+        <w:numPr>
+          <w:ilvl w:val="0"/>
+          <w:numId w:val="63"/>
+        </w:numPr>
+        <w:rPr>
+          <w:rFonts w:ascii="Verdana" w:hAnsi="Verdana"/>
+          <w:sz w:val="26"/>
+          <w:szCs w:val="26"/>
+        </w:rPr>
+      </w:pPr>
+      <w:r>
+        <w:rPr>
+          <w:rFonts w:ascii="Verdana" w:hAnsi="Verdana"/>
+          <w:sz w:val="26"/>
+          <w:szCs w:val="26"/>
+        </w:rPr>
+        <w:t xml:space="preserve">Internal documents </w:t>
+      </w:r>
+    </w:p>
+    <w:p>
+      <w:pPr>
+        <w:numPr>
+          <w:ilvl w:val="0"/>
+          <w:numId w:val="63"/>
+        </w:numPr>
+        <w:rPr>
+          <w:rFonts w:ascii="Verdana" w:hAnsi="Verdana"/>
+          <w:sz w:val="26"/>
+          <w:szCs w:val="26"/>
+        </w:rPr>
+      </w:pPr>
+      <w:r>
+        <w:rPr>
+          <w:rFonts w:ascii="Verdana" w:hAnsi="Verdana"/>
+          <w:sz w:val="26"/>
+          <w:szCs w:val="26"/>
+        </w:rPr>
+        <w:t xml:space="preserve">Company announcements </w:t>
+      </w:r>
+    </w:p>
+    <w:p>
+      <w:pPr>
+        <w:numPr>
+          <w:ilvl w:val="0"/>
+          <w:numId w:val="63"/>
+        </w:numPr>
+        <w:rPr>
+          <w:rFonts w:ascii="Verdana" w:hAnsi="Verdana"/>
+          <w:sz w:val="26"/>
+          <w:szCs w:val="26"/>
+        </w:rPr>
+      </w:pPr>
+      <w:r>
+        <w:rPr>
+          <w:rFonts w:ascii="Verdana" w:hAnsi="Verdana"/>
+          <w:sz w:val="26"/>
+          <w:szCs w:val="26"/>
+        </w:rPr>
+        <w:t>HR systems</w:t>
+      </w:r>
+    </w:p>
+    <w:p>
+      <w:pPr>
+        <w:rPr>
+          <w:rFonts w:ascii="Verdana" w:hAnsi="Verdana"/>
+          <w:sz w:val="26"/>
+          <w:szCs w:val="26"/>
+        </w:rPr>
+      </w:pPr>
+      <w:r>
+        <w:rPr>
+          <w:rFonts w:ascii="Verdana" w:hAnsi="Verdana"/>
+          <w:noProof/>
+          <w:sz w:val="26"/>
+          <w:szCs w:val="26"/>
+        </w:rPr>
+        <mc:AlternateContent>
+          <mc:Choice Requires="wps">
+            <w:drawing>
+              <wp:anchor distT="0" distB="0" distL="114300" distR="114300" simplePos="0" relativeHeight="251706368" behindDoc="0" locked="0" layoutInCell="1" allowOverlap="1" wp14:anchorId="7EFC8935" wp14:editId="7841CE25">
+                <wp:simplePos x="0" y="0"/>
+                <wp:positionH relativeFrom="margin">
+                  <wp:align>center</wp:align>
+                </wp:positionH>
+                <wp:positionV relativeFrom="paragraph">
+                  <wp:posOffset>245110</wp:posOffset>
+                </wp:positionV>
+                <wp:extent cx="3139440" cy="350520"/>
+                <wp:effectExtent l="38100" t="57150" r="41910" b="49530"/>
+                <wp:wrapNone/>
+                <wp:docPr id="45" name="Rectangle 45"/>
+                <wp:cNvGraphicFramePr/>
+                <a:graphic xmlns:a="http://schemas.openxmlformats.org/drawingml/2006/main">
+                  <a:graphicData uri="http://schemas.microsoft.com/office/word/2010/wordprocessingShape">
+                    <wps:wsp>
+                      <wps:cNvSpPr/>
+                      <wps:spPr>
+                        <a:xfrm>
+                          <a:off x="0" y="0"/>
+                          <a:ext cx="3139440" cy="350520"/>
+                        </a:xfrm>
+                        <a:prstGeom prst="rect">
+                          <a:avLst/>
+                        </a:prstGeom>
+                        <a:solidFill>
+                          <a:schemeClr val="accent2"/>
+                        </a:solidFill>
+                        <a:ln>
+                          <a:noFill/>
+                        </a:ln>
+                        <a:effectLst/>
+                        <a:scene3d>
+                          <a:camera prst="orthographicFront">
+                            <a:rot lat="0" lon="0" rev="0"/>
+                          </a:camera>
+                          <a:lightRig rig="contrasting" dir="t">
+                            <a:rot lat="0" lon="0" rev="7800000"/>
+                          </a:lightRig>
+                        </a:scene3d>
+                        <a:sp3d>
+                          <a:bevelT w="139700" h="139700"/>
+                        </a:sp3d>
+                      </wps:spPr>
+                      <wps:style>
+                        <a:lnRef idx="2">
+                          <a:schemeClr val="accent1">
+                            <a:shade val="15000"/>
+                          </a:schemeClr>
+                        </a:lnRef>
+                        <a:fillRef idx="1">
+                          <a:schemeClr val="accent1"/>
+                        </a:fillRef>
+                        <a:effectRef idx="0">
+                          <a:schemeClr val="accent1"/>
+                        </a:effectRef>
+                        <a:fontRef idx="minor">
+                          <a:schemeClr val="lt1"/>
+                        </a:fontRef>
+                      </wps:style>
+                      <wps:txbx>
+                        <w:txbxContent>
+                          <w:p>
+                            <w:pPr>
+                              <w:jc w:val="center"/>
+                              <w:rPr>
+                                <w:rFonts w:ascii="Verdana" w:hAnsi="Verdana"/>
+                                <w:b/>
+                                <w:bCs/>
+                                <w:sz w:val="30"/>
+                                <w:szCs w:val="30"/>
+                              </w:rPr>
+                            </w:pPr>
+                            <w:r>
+                              <w:rPr>
+                                <w:rFonts w:ascii="Verdana" w:hAnsi="Verdana"/>
+                                <w:b/>
+                                <w:bCs/>
+                                <w:sz w:val="30"/>
+                                <w:szCs w:val="30"/>
+                              </w:rPr>
+                              <w:t>EXTRANET</w:t>
+                            </w:r>
+                          </w:p>
+                        </w:txbxContent>
+                      </wps:txbx>
+                      <wps:bodyPr rot="0" spcFirstLastPara="0" vertOverflow="overflow" horzOverflow="overflow" vert="horz" wrap="square" lIns="91440" tIns="45720" rIns="91440" bIns="45720" numCol="1" spcCol="0" rtlCol="0" fromWordArt="0" anchor="ctr" anchorCtr="0" forceAA="0" compatLnSpc="1">
+                        <a:prstTxWarp prst="textNoShape">
+                          <a:avLst/>
+                        </a:prstTxWarp>
+                        <a:noAutofit/>
+                      </wps:bodyPr>
+                    </wps:wsp>
+                  </a:graphicData>
+                </a:graphic>
+              </wp:anchor>
+            </w:drawing>
+          </mc:Choice>
+          <mc:Fallback>
+            <w:pict>
+              <v:rect w14:anchorId="7EFC8935" id="Rectangle 45" o:spid="_x0000_s1043" style="position:absolute;margin-left:0;margin-top:19.3pt;width:247.2pt;height:27.6pt;z-index:251706368;visibility:visible;mso-wrap-style:square;mso-wrap-distance-left:9pt;mso-wrap-distance-top:0;mso-wrap-distance-right:9pt;mso-wrap-distance-bottom:0;mso-position-horizontal:center;mso-position-horizontal-relative:margin;mso-position-vertical:absolute;mso-position-vertical-relative:text;v-text-anchor:middle" o:gfxdata="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" fillcolor="#ed7d31 [3205]" stroked="f" strokeweight="1pt">
+                <v:textbox>
+                  <w:txbxContent>
+                    <w:p>
+                      <w:pPr>
+                        <w:jc w:val="center"/>
+                        <w:rPr>
+                          <w:rFonts w:ascii="Verdana" w:hAnsi="Verdana"/>
+                          <w:b/>
+                          <w:bCs/>
+                          <w:sz w:val="30"/>
+                          <w:szCs w:val="30"/>
+                        </w:rPr>
+                      </w:pPr>
+                      <w:r>
+                        <w:rPr>
+                          <w:rFonts w:ascii="Verdana" w:hAnsi="Verdana"/>
+                          <w:b/>
+                          <w:bCs/>
+                          <w:sz w:val="30"/>
+                          <w:szCs w:val="30"/>
+                        </w:rPr>
+                        <w:t>EXTRANET</w:t>
+                      </w:r>
+                    </w:p>
+                  </w:txbxContent>
+                </v:textbox>
+                <w10:wrap anchorx="margin"/>
+              </v:rect>
+            </w:pict>
+          </mc:Fallback>
+        </mc:AlternateContent>
+      </w:r>
+    </w:p>
+    <w:p>
+      <w:pPr>
+        <w:rPr>
+          <w:rFonts w:ascii="Verdana" w:hAnsi="Verdana"/>
+          <w:sz w:val="26"/>
+          <w:szCs w:val="26"/>
+        </w:rPr>
+      </w:pPr>
+    </w:p>
+    <w:p>
+      <w:pPr>
+        <w:rPr>
+          <w:rFonts w:ascii="Verdana" w:hAnsi="Verdana"/>
+          <w:sz w:val="26"/>
+          <w:szCs w:val="26"/>
+        </w:rPr>
+      </w:pPr>
+    </w:p>
+    <w:p>
+      <w:pPr>
+        <w:rPr>
+          <w:rFonts w:ascii="Verdana" w:hAnsi="Verdana"/>
+          <w:sz w:val="26"/>
+          <w:szCs w:val="26"/>
+        </w:rPr>
+      </w:pPr>
+      <w:r>
+        <w:rPr>
+          <w:rFonts w:ascii="Verdana" w:hAnsi="Verdana"/>
+          <w:sz w:val="26"/>
+          <w:szCs w:val="26"/>
+        </w:rPr>
+        <w:t>-</w:t>
+      </w:r>
+      <w:r>
+        <w:rPr>
+          <w:rFonts w:ascii="Verdana" w:hAnsi="Verdana"/>
+          <w:sz w:val="26"/>
+          <w:szCs w:val="26"/>
+        </w:rPr>
+        <w:t>An extranet is an extension of an organization's intranet that provides secure, controlled access to selected external users such as customers, suppliers, or business partners.</w:t>
+      </w:r>
+    </w:p>
+    <w:p>
+      <w:pPr>
+        <w:rPr>
+          <w:rFonts w:ascii="Verdana" w:hAnsi="Verdana"/>
+          <w:sz w:val="26"/>
+          <w:szCs w:val="26"/>
+        </w:rPr>
+      </w:pPr>
+      <w:r>
+        <w:rPr>
+          <w:rFonts w:ascii="Verdana" w:hAnsi="Verdana"/>
+          <w:sz w:val="26"/>
+          <w:szCs w:val="26"/>
+        </w:rPr>
+        <w:pict w14:anchorId="154570BB">
+          <v:rect id="_x0000_i1145" style="width:0;height:1.5pt" o:hralign="center" o:hrstd="t" o:hr="t" fillcolor="#a0a0a0" stroked="f"/>
+        </w:pict>
+      </w:r>
+    </w:p>
+    <w:p>
+      <w:pPr>
+        <w:rPr>
+          <w:rFonts w:ascii="Verdana" w:hAnsi="Verdana"/>
+          <w:b/>
+          <w:bCs/>
+          <w:sz w:val="26"/>
+          <w:szCs w:val="26"/>
+        </w:rPr>
+      </w:pPr>
+      <w:r>
+        <w:rPr>
+          <w:rFonts w:ascii="Verdana" w:hAnsi="Verdana"/>
+          <w:b/>
+          <w:bCs/>
+          <w:sz w:val="26"/>
+          <w:szCs w:val="26"/>
+        </w:rPr>
+        <w:t>Example</w:t>
+      </w:r>
+    </w:p>
+    <w:p>
+      <w:pPr>
+        <w:rPr>
+          <w:rFonts w:ascii="Verdana" w:hAnsi="Verdana"/>
+          <w:sz w:val="26"/>
+          <w:szCs w:val="26"/>
+        </w:rPr>
+      </w:pPr>
+      <w:r>
+        <w:rPr>
+          <w:rFonts w:ascii="Verdana" w:hAnsi="Verdana"/>
+          <w:sz w:val="26"/>
+          <w:szCs w:val="26"/>
+        </w:rPr>
+        <w:t>A company allows suppliers to log in and check inventory or place orders through a secure portal.</w:t>
+      </w:r>
+    </w:p>
+    <w:p>
+      <w:pPr>
+        <w:rPr>
+          <w:rFonts w:ascii="Verdana" w:hAnsi="Verdana"/>
+          <w:sz w:val="26"/>
+          <w:szCs w:val="26"/>
+        </w:rPr>
+      </w:pPr>
+    </w:p>
+    <w:p>
+      <w:pPr>
+        <w:rPr>
+          <w:rFonts w:ascii="Verdana" w:hAnsi="Verdana"/>
+          <w:sz w:val="26"/>
+          <w:szCs w:val="26"/>
+        </w:rPr>
+      </w:pPr>
+      <w:r>
+        <w:rPr>
+          <w:rFonts w:ascii="Verdana" w:hAnsi="Verdana"/>
+          <w:noProof/>
+          <w:sz w:val="26"/>
+          <w:szCs w:val="26"/>
+        </w:rPr>
+        <w:lastRenderedPageBreak/>
+        <mc:AlternateContent>
+          <mc:Choice Requires="wps">
+            <w:drawing>
+              <wp:anchor distT="0" distB="0" distL="114300" distR="114300" simplePos="0" relativeHeight="251708416" behindDoc="0" locked="0" layoutInCell="1" allowOverlap="1" wp14:anchorId="7C02AF2F" wp14:editId="3AC99476">
+                <wp:simplePos x="0" y="0"/>
+                <wp:positionH relativeFrom="margin">
+                  <wp:align>center</wp:align>
+                </wp:positionH>
+                <wp:positionV relativeFrom="paragraph">
+                  <wp:posOffset>-102870</wp:posOffset>
+                </wp:positionV>
+                <wp:extent cx="3566160" cy="350520"/>
+                <wp:effectExtent l="38100" t="57150" r="53340" b="49530"/>
+                <wp:wrapNone/>
+                <wp:docPr id="46" name="Rectangle 46"/>
+                <wp:cNvGraphicFramePr/>
+                <a:graphic xmlns:a="http://schemas.openxmlformats.org/drawingml/2006/main">
+                  <a:graphicData uri="http://schemas.microsoft.com/office/word/2010/wordprocessingShape">
+                    <wps:wsp>
+                      <wps:cNvSpPr/>
+                      <wps:spPr>
+                        <a:xfrm>
+                          <a:off x="0" y="0"/>
+                          <a:ext cx="3566160" cy="350520"/>
+                        </a:xfrm>
+                        <a:prstGeom prst="rect">
+                          <a:avLst/>
+                        </a:prstGeom>
+                        <a:solidFill>
+                          <a:schemeClr val="accent2"/>
+                        </a:solidFill>
+                        <a:ln>
+                          <a:noFill/>
+                        </a:ln>
+                        <a:effectLst/>
+                        <a:scene3d>
+                          <a:camera prst="orthographicFront">
+                            <a:rot lat="0" lon="0" rev="0"/>
+                          </a:camera>
+                          <a:lightRig rig="contrasting" dir="t">
+                            <a:rot lat="0" lon="0" rev="7800000"/>
+                          </a:lightRig>
+                        </a:scene3d>
+                        <a:sp3d>
+                          <a:bevelT w="139700" h="139700"/>
+                        </a:sp3d>
+                      </wps:spPr>
+                      <wps:style>
+                        <a:lnRef idx="2">
+                          <a:schemeClr val="accent1">
+                            <a:shade val="15000"/>
+                          </a:schemeClr>
+                        </a:lnRef>
+                        <a:fillRef idx="1">
+                          <a:schemeClr val="accent1"/>
+                        </a:fillRef>
+                        <a:effectRef idx="0">
+                          <a:schemeClr val="accent1"/>
+                        </a:effectRef>
+                        <a:fontRef idx="minor">
+                          <a:schemeClr val="lt1"/>
+                        </a:fontRef>
+                      </wps:style>
+                      <wps:txbx>
+                        <w:txbxContent>
+                          <w:p>
+                            <w:pPr>
+                              <w:jc w:val="center"/>
+                              <w:rPr>
+                                <w:rFonts w:ascii="Verdana" w:hAnsi="Verdana"/>
+                                <w:b/>
+                                <w:bCs/>
+                                <w:sz w:val="30"/>
+                                <w:szCs w:val="30"/>
+                              </w:rPr>
+                            </w:pPr>
+                            <w:r>
+                              <w:rPr>
+                                <w:rFonts w:ascii="Verdana" w:hAnsi="Verdana"/>
+                                <w:b/>
+                                <w:bCs/>
+                                <w:sz w:val="30"/>
+                                <w:szCs w:val="30"/>
+                              </w:rPr>
+                              <w:t>STRUCTURE OF THE HTML</w:t>
+                            </w:r>
+                          </w:p>
+                        </w:txbxContent>
+                      </wps:txbx>
+                      <wps:bodyPr rot="0" spcFirstLastPara="0" vertOverflow="overflow" horzOverflow="overflow" vert="horz" wrap="square" lIns="91440" tIns="45720" rIns="91440" bIns="45720" numCol="1" spcCol="0" rtlCol="0" fromWordArt="0" anchor="ctr" anchorCtr="0" forceAA="0" compatLnSpc="1">
+                        <a:prstTxWarp prst="textNoShape">
+                          <a:avLst/>
+                        </a:prstTxWarp>
+                        <a:noAutofit/>
+                      </wps:bodyPr>
+                    </wps:wsp>
+                  </a:graphicData>
+                </a:graphic>
+                <wp14:sizeRelH relativeFrom="margin">
+                  <wp14:pctWidth>0</wp14:pctWidth>
+                </wp14:sizeRelH>
+              </wp:anchor>
+            </w:drawing>
+          </mc:Choice>
+          <mc:Fallback>
+            <w:pict>
+              <v:rect w14:anchorId="7C02AF2F" id="Rectangle 46" o:spid="_x0000_s1044" style="position:absolute;margin-left:0;margin-top:-8.1pt;width:280.8pt;height:27.6pt;z-index:251708416;visibility:visible;mso-wrap-style:square;mso-width-percent:0;mso-wrap-distance-left:9pt;mso-wrap-distance-top:0;mso-wrap-distance-right:9pt;mso-wrap-distance-bottom:0;mso-position-horizontal:center;mso-position-horizontal-relative:margin;mso-position-vertical:absolute;mso-position-vertical-relative:text;mso-width-percent:0;mso-width-relative:margin;v-text-anchor:middle" o:gfxdata="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" fillcolor="#ed7d31 [3205]" stroked="f" strokeweight="1pt">
+                <v:textbox>
+                  <w:txbxContent>
+                    <w:p>
+                      <w:pPr>
+                        <w:jc w:val="center"/>
+                        <w:rPr>
+                          <w:rFonts w:ascii="Verdana" w:hAnsi="Verdana"/>
+                          <w:b/>
+                          <w:bCs/>
+                          <w:sz w:val="30"/>
+                          <w:szCs w:val="30"/>
+                        </w:rPr>
+                      </w:pPr>
+                      <w:r>
+                        <w:rPr>
+                          <w:rFonts w:ascii="Verdana" w:hAnsi="Verdana"/>
+                          <w:b/>
+                          <w:bCs/>
+                          <w:sz w:val="30"/>
+                          <w:szCs w:val="30"/>
+                        </w:rPr>
+                        <w:t>STRUCTURE OF THE HTML</w:t>
+                      </w:r>
+                    </w:p>
+                  </w:txbxContent>
+                </v:textbox>
+                <w10:wrap anchorx="margin"/>
+              </v:rect>
+            </w:pict>
+          </mc:Fallback>
+        </mc:AlternateContent>
+      </w:r>
+    </w:p>
+    <w:p>
+      <w:pPr>
+        <w:rPr>
+          <w:rFonts w:ascii="Verdana" w:hAnsi="Verdana"/>
+          <w:sz w:val="26"/>
+          <w:szCs w:val="26"/>
+        </w:rPr>
+      </w:pPr>
+    </w:p>
+    <w:p>
+      <w:pPr>
+        <w:rPr>
+          <w:rFonts w:ascii="Verdana" w:hAnsi="Verdana"/>
+          <w:sz w:val="26"/>
+          <w:szCs w:val="26"/>
+        </w:rPr>
+      </w:pPr>
+      <w:r>
+        <w:rPr>
+          <w:noProof/>
+        </w:rPr>
+        <w:drawing>
+          <wp:inline distT="0" distB="0" distL="0" distR="0" wp14:anchorId="77E41E2F" wp14:editId="1413D1C8">
+            <wp:extent cx="5731510" cy="4798695"/>
+            <wp:effectExtent l="0" t="0" r="2540" b="1905"/>
+            <wp:docPr id="47" name="Picture 47" descr="HTML Basics - GeeksforGeeks"/>
+            <wp:cNvGraphicFramePr>
+              <a:graphicFrameLocks xmlns:a="http://schemas.openxmlformats.org/drawingml/2006/main" noChangeAspect="1"/>
+            </wp:cNvGraphicFramePr>
+            <a:graphic xmlns:a="http://schemas.openxmlformats.org/drawingml/2006/main">
+              <a:graphicData uri="http://schemas.openxmlformats.org/drawingml/2006/picture">
+                <pic:pic xmlns:pic="http://schemas.openxmlformats.org/drawingml/2006/picture">
+                  <pic:nvPicPr>
+                    <pic:cNvPr id="0" name="Picture 123" descr="HTML Basics - GeeksforGeeks"/>
+                    <pic:cNvPicPr>
+                      <a:picLocks noChangeAspect="1" noChangeArrowheads="1"/>
+                    </pic:cNvPicPr>
+                  </pic:nvPicPr>
+                  <pic:blipFill>
+                    <a:blip r:embed="rId311">
+                      <a:extLst>
+                        <a:ext uri="{28A0092B-C50C-407E-A947-70E740481C1C}">
+                          <a14:useLocalDpi xmlns:a14="http://schemas.microsoft.com/office/drawing/2010/main" val="0"/>
+                        </a:ext>
+                      </a:extLst>
+                    </a:blip>
+                    <a:srcRect/>
+                    <a:stretch>
+                      <a:fillRect/>
+                    </a:stretch>
+                  </pic:blipFill>
+                  <pic:spPr bwMode="auto">
+                    <a:xfrm>
+                      <a:off x="0" y="0"/>
+                      <a:ext cx="5731510" cy="4798695"/>
+                    </a:xfrm>
+                    <a:prstGeom prst="rect">
+                      <a:avLst/>
+                    </a:prstGeom>
+                    <a:noFill/>
+                    <a:ln>
+                      <a:noFill/>
+                    </a:ln>
+                  </pic:spPr>
+                </pic:pic>
+              </a:graphicData>
+            </a:graphic>
+          </wp:inline>
+        </w:drawing>
+      </w:r>
+    </w:p>
+    <w:p>
+      <w:pPr>
+        <w:rPr>
+          <w:rFonts w:ascii="Verdana" w:hAnsi="Verdana"/>
+          <w:sz w:val="26"/>
+          <w:szCs w:val="26"/>
+        </w:rPr>
+      </w:pPr>
+      <w:r>
+        <w:rPr>
+          <w:rFonts w:ascii="Verdana" w:hAnsi="Verdana"/>
+          <w:noProof/>
+          <w:sz w:val="26"/>
+          <w:szCs w:val="26"/>
+        </w:rPr>
+        <w:drawing>
+          <wp:inline distT="0" distB="0" distL="0" distR="0" wp14:anchorId="7FE4FD8E" wp14:editId="747C08E1">
+            <wp:extent cx="5731510" cy="3070225"/>
+            <wp:effectExtent l="0" t="0" r="2540" b="0"/>
+            <wp:docPr id="48" name="Picture 48"/>
+            <wp:cNvGraphicFramePr>
+              <a:graphicFrameLocks xmlns:a="http://schemas.openxmlformats.org/drawingml/2006/main" noChangeAspect="1"/>
+            </wp:cNvGraphicFramePr>
+            <a:graphic xmlns:a="http://schemas.openxmlformats.org/drawingml/2006/main">
+              <a:graphicData uri="http://schemas.openxmlformats.org/drawingml/2006/picture">
+                <pic:pic xmlns:pic="http://schemas.openxmlformats.org/drawingml/2006/picture">
+                  <pic:nvPicPr>
+                    <pic:cNvPr id="48" name="Picture 48"/>
+                    <pic:cNvPicPr/>
+                  </pic:nvPicPr>
+                  <pic:blipFill>
+                    <a:blip r:embed="rId312">
+                      <a:extLst>
+                        <a:ext uri="{28A0092B-C50C-407E-A947-70E740481C1C}">
+                          <a14:useLocalDpi xmlns:a14="http://schemas.microsoft.com/office/drawing/2010/main" val="0"/>
+                        </a:ext>
+                      </a:extLst>
+                    </a:blip>
+                    <a:stretch>
+                      <a:fillRect/>
+                    </a:stretch>
+                  </pic:blipFill>
+                  <pic:spPr>
+                    <a:xfrm>
+                      <a:off x="0" y="0"/>
+                      <a:ext cx="5731510" cy="3070225"/>
+                    </a:xfrm>
+                    <a:prstGeom prst="rect">
+                      <a:avLst/>
+                    </a:prstGeom>
+                  </pic:spPr>
+                </pic:pic>
+              </a:graphicData>
+            </a:graphic>
+          </wp:inline>
+        </w:drawing>
+      </w:r>
+    </w:p>
+    <w:p>
+      <w:pPr>
+        <w:rPr>
+          <w:rFonts w:ascii="Verdana" w:hAnsi="Verdana"/>
+          <w:b/>
+          <w:bCs/>
+          <w:sz w:val="26"/>
+          <w:szCs w:val="26"/>
+        </w:rPr>
+      </w:pPr>
+      <w:r>
+        <w:rPr>
+          <w:rFonts w:ascii="Verdana" w:hAnsi="Verdana"/>
+          <w:b/>
+          <w:bCs/>
+          <w:sz w:val="26"/>
+          <w:szCs w:val="26"/>
+        </w:rPr>
+        <w:lastRenderedPageBreak/>
+        <w:t>Component Breakdown</w:t>
+      </w:r>
+    </w:p>
+    <w:p>
+      <w:pPr>
+        <w:rPr>
+          <w:rFonts w:ascii="Verdana" w:hAnsi="Verdana"/>
+          <w:b/>
+          <w:bCs/>
+          <w:sz w:val="26"/>
+          <w:szCs w:val="26"/>
+        </w:rPr>
+      </w:pPr>
+      <w:r>
+        <w:rPr>
+          <w:rFonts w:ascii="Verdana" w:hAnsi="Verdana"/>
+          <w:b/>
+          <w:bCs/>
+          <w:noProof/>
+          <w:sz w:val="26"/>
+          <w:szCs w:val="26"/>
+        </w:rPr>
+        <mc:AlternateContent>
+          <mc:Choice Requires="wps">
+            <w:drawing>
+              <wp:anchor distT="0" distB="0" distL="114300" distR="114300" simplePos="0" relativeHeight="251709440" behindDoc="0" locked="0" layoutInCell="1" allowOverlap="1" wp14:anchorId="521EEBF3" wp14:editId="5A89B306">
+                <wp:simplePos x="0" y="0"/>
+                <wp:positionH relativeFrom="column">
+                  <wp:posOffset>22860</wp:posOffset>
+                </wp:positionH>
+                <wp:positionV relativeFrom="paragraph">
+                  <wp:posOffset>78105</wp:posOffset>
+                </wp:positionV>
+                <wp:extent cx="2354580" cy="342900"/>
+                <wp:effectExtent l="0" t="0" r="7620" b="0"/>
+                <wp:wrapNone/>
+                <wp:docPr id="49" name="Rectangle 49"/>
+                <wp:cNvGraphicFramePr/>
+                <a:graphic xmlns:a="http://schemas.openxmlformats.org/drawingml/2006/main">
+                  <a:graphicData uri="http://schemas.microsoft.com/office/word/2010/wordprocessingShape">
+                    <wps:wsp>
+                      <wps:cNvSpPr/>
+                      <wps:spPr>
+                        <a:xfrm>
+                          <a:off x="0" y="0"/>
+                          <a:ext cx="2354580" cy="342900"/>
+                        </a:xfrm>
+                        <a:prstGeom prst="rect">
+                          <a:avLst/>
+                        </a:prstGeom>
+                        <a:solidFill>
+                          <a:schemeClr val="accent2"/>
+                        </a:solidFill>
+                        <a:ln>
+                          <a:noFill/>
+                        </a:ln>
+                      </wps:spPr>
+                      <wps:style>
+                        <a:lnRef idx="2">
+                          <a:schemeClr val="accent1">
+                            <a:shade val="15000"/>
+                          </a:schemeClr>
+                        </a:lnRef>
+                        <a:fillRef idx="1">
+                          <a:schemeClr val="accent1"/>
+                        </a:fillRef>
+                        <a:effectRef idx="0">
+                          <a:schemeClr val="accent1"/>
+                        </a:effectRef>
+                        <a:fontRef idx="minor">
+                          <a:schemeClr val="lt1"/>
+                        </a:fontRef>
+                      </wps:style>
+                      <wps:txbx>
+                        <w:txbxContent>
+                          <w:p>
+                            <w:pPr>
+                              <w:rPr>
+                                <w:rFonts w:ascii="Verdana" w:hAnsi="Verdana"/>
+                                <w:b/>
+                                <w:bCs/>
+                                <w:sz w:val="26"/>
+                                <w:szCs w:val="26"/>
+                              </w:rPr>
+                            </w:pPr>
+                            <w:r>
+                              <w:rPr>
+                                <w:rFonts w:ascii="Verdana" w:hAnsi="Verdana"/>
+                                <w:b/>
+                                <w:bCs/>
+                                <w:sz w:val="26"/>
+                                <w:szCs w:val="26"/>
+                              </w:rPr>
+                              <w:t>1. &lt;!DOCTYPE html&gt;</w:t>
+                            </w:r>
+                          </w:p>
+                          <w:p>
+                            <w:pPr>
+                              <w:jc w:val="center"/>
+                            </w:pPr>
+                          </w:p>
+                        </w:txbxContent>
+                      </wps:txbx>
+                      <wps:bodyPr rot="0" spcFirstLastPara="0" vertOverflow="overflow" horzOverflow="overflow" vert="horz" wrap="square" lIns="91440" tIns="45720" rIns="91440" bIns="45720" numCol="1" spcCol="0" rtlCol="0" fromWordArt="0" anchor="ctr" anchorCtr="0" forceAA="0" compatLnSpc="1">
+                        <a:prstTxWarp prst="textNoShape">
+                          <a:avLst/>
+                        </a:prstTxWarp>
+                        <a:noAutofit/>
+                      </wps:bodyPr>
+                    </wps:wsp>
+                  </a:graphicData>
+                </a:graphic>
+                <wp14:sizeRelV relativeFrom="margin">
+                  <wp14:pctHeight>0</wp14:pctHeight>
+                </wp14:sizeRelV>
+              </wp:anchor>
+            </w:drawing>
+          </mc:Choice>
+          <mc:Fallback>
+            <w:pict>
+              <v:rect w14:anchorId="521EEBF3" id="Rectangle 49" o:spid="_x0000_s1045" style="position:absolute;margin-left:1.8pt;margin-top:6.15pt;width:185.4pt;height:27pt;z-index:251709440;visibility:visible;mso-wrap-style:square;mso-height-percent:0;mso-wrap-distance-left:9pt;mso-wrap-distance-top:0;mso-wrap-distance-right:9pt;mso-wrap-distance-bottom:0;mso-position-horizontal:absolute;mso-position-horizontal-relative:text;mso-position-vertical:absolute;mso-position-vertical-relative:text;mso-height-percent:0;mso-height-relative:margin;v-text-anchor:middle" o:gfxdata="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" fillcolor="#ed7d31 [3205]" stroked="f" strokeweight="1pt">
+                <v:textbox>
+                  <w:txbxContent>
+                    <w:p>
+                      <w:pPr>
+                        <w:rPr>
+                          <w:rFonts w:ascii="Verdana" w:hAnsi="Verdana"/>
+                          <w:b/>
+                          <w:bCs/>
+                          <w:sz w:val="26"/>
+                          <w:szCs w:val="26"/>
+                        </w:rPr>
+                      </w:pPr>
+                      <w:r>
+                        <w:rPr>
+                          <w:rFonts w:ascii="Verdana" w:hAnsi="Verdana"/>
+                          <w:b/>
+                          <w:bCs/>
+                          <w:sz w:val="26"/>
+                          <w:szCs w:val="26"/>
+                        </w:rPr>
+                        <w:t>1. &lt;!DOCTYPE html&gt;</w:t>
+                      </w:r>
+                    </w:p>
+                    <w:p>
+                      <w:pPr>
+                        <w:jc w:val="center"/>
+                      </w:pPr>
+                    </w:p>
+                  </w:txbxContent>
+                </v:textbox>
+              </v:rect>
+            </w:pict>
+          </mc:Fallback>
+        </mc:AlternateContent>
+      </w:r>
+    </w:p>
+    <w:p>
+      <w:pPr>
+        <w:rPr>
+          <w:rFonts w:ascii="Verdana" w:hAnsi="Verdana"/>
+          <w:sz w:val="26"/>
+          <w:szCs w:val="26"/>
+        </w:rPr>
+      </w:pPr>
+    </w:p>
+    <w:p>
+      <w:pPr>
+        <w:rPr>
+          <w:rFonts w:ascii="Verdana" w:hAnsi="Verdana"/>
+          <w:sz w:val="26"/>
+          <w:szCs w:val="26"/>
+        </w:rPr>
+      </w:pPr>
+      <w:r>
+        <w:rPr>
+          <w:rFonts w:ascii="Verdana" w:hAnsi="Verdana"/>
+          <w:noProof/>
+          <w:sz w:val="26"/>
+          <w:szCs w:val="26"/>
+        </w:rPr>
+        <w:drawing>
+          <wp:inline distT="0" distB="0" distL="0" distR="0" wp14:anchorId="13738973" wp14:editId="32E33498">
+            <wp:extent cx="5731510" cy="1053465"/>
+            <wp:effectExtent l="0" t="0" r="2540" b="0"/>
+            <wp:docPr id="53" name="Picture 53"/>
+            <wp:cNvGraphicFramePr>
+              <a:graphicFrameLocks xmlns:a="http://schemas.openxmlformats.org/drawingml/2006/main" noChangeAspect="1"/>
+            </wp:cNvGraphicFramePr>
+            <a:graphic xmlns:a="http://schemas.openxmlformats.org/drawingml/2006/main">
+              <a:graphicData uri="http://schemas.openxmlformats.org/drawingml/2006/picture">
+                <pic:pic xmlns:pic="http://schemas.openxmlformats.org/drawingml/2006/picture">
+                  <pic:nvPicPr>
+                    <pic:cNvPr id="53" name="Picture 53"/>
+                    <pic:cNvPicPr/>
+                  </pic:nvPicPr>
+                  <pic:blipFill>
+                    <a:blip r:embed="rId313">
+                      <a:extLst>
+                        <a:ext uri="{28A0092B-C50C-407E-A947-70E740481C1C}">
+                          <a14:useLocalDpi xmlns:a14="http://schemas.microsoft.com/office/drawing/2010/main" val="0"/>
+                        </a:ext>
+                      </a:extLst>
+                    </a:blip>
+                    <a:stretch>
+                      <a:fillRect/>
+                    </a:stretch>
+                  </pic:blipFill>
+                  <pic:spPr>
+                    <a:xfrm>
+                      <a:off x="0" y="0"/>
+                      <a:ext cx="5731510" cy="1053465"/>
+                    </a:xfrm>
+                    <a:prstGeom prst="rect">
+                      <a:avLst/>
+                    </a:prstGeom>
+                  </pic:spPr>
+                </pic:pic>
+              </a:graphicData>
+            </a:graphic>
+          </wp:inline>
+        </w:drawing>
+      </w:r>
+    </w:p>
+    <w:p>
+      <w:pPr>
+        <w:rPr>
+          <w:rFonts w:ascii="Verdana" w:hAnsi="Verdana"/>
+          <w:b/>
+          <w:bCs/>
+          <w:sz w:val="26"/>
+          <w:szCs w:val="26"/>
+        </w:rPr>
+      </w:pPr>
+      <w:r>
+        <w:rPr>
+          <w:rFonts w:ascii="Verdana" w:hAnsi="Verdana"/>
+          <w:b/>
+          <w:bCs/>
+          <w:sz w:val="26"/>
+          <w:szCs w:val="26"/>
+        </w:rPr>
+        <w:t>Purpose</w:t>
+      </w:r>
+    </w:p>
+    <w:p>
+      <w:pPr>
+        <w:numPr>
+          <w:ilvl w:val="0"/>
+          <w:numId w:val="66"/>
+        </w:numPr>
+        <w:rPr>
+          <w:rFonts w:ascii="Verdana" w:hAnsi="Verdana"/>
+          <w:sz w:val="26"/>
+          <w:szCs w:val="26"/>
+        </w:rPr>
+      </w:pPr>
+      <w:r>
+        <w:rPr>
+          <w:rFonts w:ascii="Verdana" w:hAnsi="Verdana"/>
+          <w:sz w:val="26"/>
+          <w:szCs w:val="26"/>
+        </w:rPr>
+        <w:t xml:space="preserve">Declares the document type. </w:t>
+      </w:r>
+    </w:p>
+    <w:p>
+      <w:pPr>
+        <w:numPr>
+          <w:ilvl w:val="0"/>
+          <w:numId w:val="66"/>
+        </w:numPr>
+        <w:rPr>
+          <w:rFonts w:ascii="Verdana" w:hAnsi="Verdana"/>
+          <w:sz w:val="26"/>
+          <w:szCs w:val="26"/>
+        </w:rPr>
+      </w:pPr>
+      <w:r>
+        <w:rPr>
+          <w:rFonts w:ascii="Verdana" w:hAnsi="Verdana"/>
+          <w:sz w:val="26"/>
+          <w:szCs w:val="26"/>
+        </w:rPr>
+        <w:t xml:space="preserve">Tells the browser that this page uses </w:t>
+      </w:r>
+      <w:r>
+        <w:rPr>
+          <w:rFonts w:ascii="Verdana" w:hAnsi="Verdana"/>
+          <w:b/>
+          <w:bCs/>
+          <w:sz w:val="26"/>
+          <w:szCs w:val="26"/>
+        </w:rPr>
+        <w:t>HTML5</w:t>
+      </w:r>
+      <w:r>
+        <w:rPr>
+          <w:rFonts w:ascii="Verdana" w:hAnsi="Verdana"/>
+          <w:sz w:val="26"/>
+          <w:szCs w:val="26"/>
+        </w:rPr>
+        <w:t xml:space="preserve">. </w:t>
+      </w:r>
+    </w:p>
+    <w:p>
+      <w:pPr>
+        <w:numPr>
+          <w:ilvl w:val="0"/>
+          <w:numId w:val="66"/>
+        </w:numPr>
+        <w:rPr>
+          <w:rFonts w:ascii="Verdana" w:hAnsi="Verdana"/>
+          <w:sz w:val="26"/>
+          <w:szCs w:val="26"/>
+        </w:rPr>
+      </w:pPr>
+      <w:r>
+        <w:rPr>
+          <w:rFonts w:ascii="Verdana" w:hAnsi="Verdana"/>
+          <w:sz w:val="26"/>
+          <w:szCs w:val="26"/>
+        </w:rPr>
+        <w:t xml:space="preserve">Must always be the </w:t>
+      </w:r>
+      <w:r>
+        <w:rPr>
+          <w:rFonts w:ascii="Verdana" w:hAnsi="Verdana"/>
+          <w:b/>
+          <w:bCs/>
+          <w:sz w:val="26"/>
+          <w:szCs w:val="26"/>
+        </w:rPr>
+        <w:t>first line</w:t>
+      </w:r>
+      <w:r>
+        <w:rPr>
+          <w:rFonts w:ascii="Verdana" w:hAnsi="Verdana"/>
+          <w:sz w:val="26"/>
+          <w:szCs w:val="26"/>
+        </w:rPr>
+        <w:t xml:space="preserve"> of the document. </w:t>
+      </w:r>
+    </w:p>
+    <w:p>
+      <w:pPr>
+        <w:numPr>
+          <w:ilvl w:val="0"/>
+          <w:numId w:val="66"/>
+        </w:numPr>
+        <w:rPr>
+          <w:rFonts w:ascii="Verdana" w:hAnsi="Verdana"/>
+          <w:sz w:val="26"/>
+          <w:szCs w:val="26"/>
+        </w:rPr>
+      </w:pPr>
+      <w:r>
+        <w:rPr>
+          <w:rFonts w:ascii="Verdana" w:hAnsi="Verdana"/>
+          <w:sz w:val="26"/>
+          <w:szCs w:val="26"/>
+        </w:rPr>
+        <w:t>Prevents the browser from rendering in "quirks mode".</w:t>
+      </w:r>
+    </w:p>
+    <w:p>
+      <w:pPr>
+        <w:rPr>
+          <w:rFonts w:ascii="Verdana" w:hAnsi="Verdana"/>
+          <w:sz w:val="26"/>
+          <w:szCs w:val="26"/>
+        </w:rPr>
+      </w:pPr>
+      <w:r>
+        <w:rPr>
+          <w:rFonts w:ascii="Verdana" w:hAnsi="Verdana"/>
+          <w:b/>
+          <w:bCs/>
+          <w:sz w:val="26"/>
+          <w:szCs w:val="26"/>
+        </w:rPr>
+        <w:t>Why is it Important?</w:t>
+      </w:r>
+    </w:p>
+    <w:p>
+      <w:pPr>
+        <w:pStyle w:val="ListParagraph"/>
+        <w:numPr>
+          <w:ilvl w:val="0"/>
+          <w:numId w:val="66"/>
+        </w:numPr>
+        <w:rPr>
+          <w:rFonts w:ascii="Verdana" w:hAnsi="Verdana"/>
+          <w:sz w:val="26"/>
+          <w:szCs w:val="26"/>
+        </w:rPr>
+      </w:pPr>
+      <w:r>
+        <w:rPr>
+          <w:rFonts w:ascii="Verdana" w:hAnsi="Verdana"/>
+          <w:sz w:val="26"/>
+          <w:szCs w:val="26"/>
+        </w:rPr>
+        <w:t xml:space="preserve">-Without it, browsers may switch to </w:t>
+      </w:r>
+      <w:r>
+        <w:rPr>
+          <w:rFonts w:ascii="Verdana" w:hAnsi="Verdana"/>
+          <w:b/>
+          <w:bCs/>
+          <w:sz w:val="26"/>
+          <w:szCs w:val="26"/>
+        </w:rPr>
+        <w:t>Quirks Mode</w:t>
+      </w:r>
+      <w:r>
+        <w:rPr>
+          <w:rFonts w:ascii="Verdana" w:hAnsi="Verdana"/>
+          <w:sz w:val="26"/>
+          <w:szCs w:val="26"/>
+        </w:rPr>
+        <w:t>, causing inconsistent rendering.</w:t>
+      </w:r>
+    </w:p>
+    <w:p>
+      <w:pPr>
+        <w:rPr>
+          <w:rFonts w:ascii="Verdana" w:hAnsi="Verdana"/>
+          <w:sz w:val="26"/>
+          <w:szCs w:val="26"/>
+        </w:rPr>
+      </w:pPr>
+    </w:p>
+    <w:p>
+      <w:pPr>
+        <w:rPr>
+          <w:rFonts w:ascii="Verdana" w:hAnsi="Verdana"/>
+          <w:sz w:val="26"/>
+          <w:szCs w:val="26"/>
+        </w:rPr>
+      </w:pPr>
+    </w:p>
+    <w:p>
+      <w:pPr>
+        <w:rPr>
+          <w:rFonts w:ascii="Verdana" w:hAnsi="Verdana"/>
+          <w:sz w:val="26"/>
+          <w:szCs w:val="26"/>
+        </w:rPr>
+      </w:pPr>
+    </w:p>
+    <w:p>
+      <w:pPr>
+        <w:rPr>
+          <w:rFonts w:ascii="Verdana" w:hAnsi="Verdana"/>
+          <w:sz w:val="26"/>
+          <w:szCs w:val="26"/>
+        </w:rPr>
+      </w:pPr>
+    </w:p>
+    <w:p>
+      <w:pPr>
+        <w:rPr>
+          <w:rFonts w:ascii="Verdana" w:hAnsi="Verdana"/>
+          <w:sz w:val="26"/>
+          <w:szCs w:val="26"/>
+        </w:rPr>
+      </w:pPr>
+    </w:p>
+    <w:p>
+      <w:pPr>
+        <w:rPr>
+          <w:rFonts w:ascii="Verdana" w:hAnsi="Verdana"/>
+          <w:sz w:val="26"/>
+          <w:szCs w:val="26"/>
+        </w:rPr>
+      </w:pPr>
+    </w:p>
+    <w:p>
+      <w:pPr>
+        <w:rPr>
+          <w:rFonts w:ascii="Verdana" w:hAnsi="Verdana"/>
+          <w:sz w:val="26"/>
+          <w:szCs w:val="26"/>
+        </w:rPr>
+      </w:pPr>
+    </w:p>
+    <w:p>
+      <w:pPr>
+        <w:rPr>
+          <w:rFonts w:ascii="Verdana" w:hAnsi="Verdana"/>
+          <w:sz w:val="26"/>
+          <w:szCs w:val="26"/>
+        </w:rPr>
+      </w:pPr>
+    </w:p>
+    <w:p>
+      <w:pPr>
+        <w:rPr>
+          <w:rFonts w:ascii="Verdana" w:hAnsi="Verdana"/>
+          <w:sz w:val="26"/>
+          <w:szCs w:val="26"/>
+        </w:rPr>
+      </w:pPr>
+    </w:p>
+    <w:p>
+      <w:pPr>
+        <w:rPr>
+          <w:rFonts w:ascii="Verdana" w:hAnsi="Verdana"/>
+          <w:sz w:val="26"/>
+          <w:szCs w:val="26"/>
+        </w:rPr>
+      </w:pPr>
+    </w:p>
+    <w:p>
+      <w:pPr>
+        <w:rPr>
+          <w:rFonts w:ascii="Verdana" w:hAnsi="Verdana"/>
+          <w:sz w:val="26"/>
+          <w:szCs w:val="26"/>
+        </w:rPr>
+      </w:pPr>
+    </w:p>
+    <w:p>
+      <w:pPr>
+        <w:rPr>
+          <w:rFonts w:ascii="Verdana" w:hAnsi="Verdana"/>
+          <w:sz w:val="26"/>
+          <w:szCs w:val="26"/>
+        </w:rPr>
+      </w:pPr>
+    </w:p>
+    <w:p>
+      <w:pPr>
+        <w:rPr>
+          <w:rFonts w:ascii="Verdana" w:hAnsi="Verdana"/>
+          <w:sz w:val="26"/>
+          <w:szCs w:val="26"/>
+        </w:rPr>
+      </w:pPr>
+    </w:p>
+    <w:p>
+      <w:pPr>
+        <w:rPr>
+          <w:rFonts w:ascii="Verdana" w:hAnsi="Verdana"/>
+          <w:sz w:val="26"/>
+          <w:szCs w:val="26"/>
+        </w:rPr>
+      </w:pPr>
+      <w:r>
+        <w:rPr>
+          <w:rFonts w:ascii="Verdana" w:hAnsi="Verdana"/>
+          <w:b/>
+          <w:bCs/>
+          <w:noProof/>
+          <w:sz w:val="26"/>
+          <w:szCs w:val="26"/>
+        </w:rPr>
+        <w:lastRenderedPageBreak/>
+        <mc:AlternateContent>
+          <mc:Choice Requires="wps">
+            <w:drawing>
+              <wp:anchor distT="0" distB="0" distL="114300" distR="114300" simplePos="0" relativeHeight="251711488" behindDoc="0" locked="0" layoutInCell="1" allowOverlap="1" wp14:anchorId="40C13EC7" wp14:editId="01534795">
+                <wp:simplePos x="0" y="0"/>
+                <wp:positionH relativeFrom="margin">
+                  <wp:align>left</wp:align>
+                </wp:positionH>
+                <wp:positionV relativeFrom="paragraph">
+                  <wp:posOffset>106680</wp:posOffset>
+                </wp:positionV>
+                <wp:extent cx="1996440" cy="342900"/>
+                <wp:effectExtent l="0" t="0" r="3810" b="0"/>
+                <wp:wrapNone/>
+                <wp:docPr id="50" name="Rectangle 50"/>
+                <wp:cNvGraphicFramePr/>
+                <a:graphic xmlns:a="http://schemas.openxmlformats.org/drawingml/2006/main">
+                  <a:graphicData uri="http://schemas.microsoft.com/office/word/2010/wordprocessingShape">
+                    <wps:wsp>
+                      <wps:cNvSpPr/>
+                      <wps:spPr>
+                        <a:xfrm>
+                          <a:off x="0" y="0"/>
+                          <a:ext cx="1996440" cy="342900"/>
+                        </a:xfrm>
+                        <a:prstGeom prst="rect">
+                          <a:avLst/>
+                        </a:prstGeom>
+                        <a:solidFill>
+                          <a:schemeClr val="accent2"/>
+                        </a:solidFill>
+                        <a:ln>
+                          <a:noFill/>
+                        </a:ln>
+                      </wps:spPr>
+                      <wps:style>
+                        <a:lnRef idx="2">
+                          <a:schemeClr val="accent1">
+                            <a:shade val="15000"/>
+                          </a:schemeClr>
+                        </a:lnRef>
+                        <a:fillRef idx="1">
+                          <a:schemeClr val="accent1"/>
+                        </a:fillRef>
+                        <a:effectRef idx="0">
+                          <a:schemeClr val="accent1"/>
+                        </a:effectRef>
+                        <a:fontRef idx="minor">
+                          <a:schemeClr val="lt1"/>
+                        </a:fontRef>
+                      </wps:style>
+                      <wps:txbx>
+                        <w:txbxContent>
+                          <w:p>
+                            <w:pPr>
+                              <w:rPr>
+                                <w:rFonts w:ascii="Verdana" w:hAnsi="Verdana"/>
+                                <w:b/>
+                                <w:bCs/>
+                                <w:sz w:val="26"/>
+                                <w:szCs w:val="26"/>
+                              </w:rPr>
+                            </w:pPr>
+                            <w:r>
+                              <w:rPr>
+                                <w:rFonts w:ascii="Verdana" w:hAnsi="Verdana"/>
+                                <w:b/>
+                                <w:bCs/>
+                                <w:sz w:val="26"/>
+                                <w:szCs w:val="26"/>
+                              </w:rPr>
+                              <w:t>2. &lt;html&gt; Tag</w:t>
+                            </w:r>
+                          </w:p>
+                        </w:txbxContent>
+                      </wps:txbx>
+                      <wps:bodyPr rot="0" spcFirstLastPara="0" vertOverflow="overflow" horzOverflow="overflow" vert="horz" wrap="square" lIns="91440" tIns="45720" rIns="91440" bIns="45720" numCol="1" spcCol="0" rtlCol="0" fromWordArt="0" anchor="ctr" anchorCtr="0" forceAA="0" compatLnSpc="1">
+                        <a:prstTxWarp prst="textNoShape">
+                          <a:avLst/>
+                        </a:prstTxWarp>
+                        <a:noAutofit/>
+                      </wps:bodyPr>
+                    </wps:wsp>
+                  </a:graphicData>
+                </a:graphic>
+                <wp14:sizeRelH relativeFrom="margin">
+                  <wp14:pctWidth>0</wp14:pctWidth>
+                </wp14:sizeRelH>
+                <wp14:sizeRelV relativeFrom="margin">
+                  <wp14:pctHeight>0</wp14:pctHeight>
+                </wp14:sizeRelV>
+              </wp:anchor>
+            </w:drawing>
+          </mc:Choice>
+          <mc:Fallback>
+            <w:pict>
+              <v:rect w14:anchorId="40C13EC7" id="Rectangle 50" o:spid="_x0000_s1046" style="position:absolute;margin-left:0;margin-top:8.4pt;width:157.2pt;height:27pt;z-index:251711488;visibility:visible;mso-wrap-style:square;mso-width-percent:0;mso-height-percent:0;mso-wrap-distance-left:9pt;mso-wrap-distance-top:0;mso-wrap-distance-right:9pt;mso-wrap-distance-bottom:0;mso-position-horizontal:left;mso-position-horizontal-relative:margin;mso-position-vertical:absolute;mso-position-vertical-relative:text;mso-width-percent:0;mso-height-percent:0;mso-width-relative:margin;mso-height-relative:margin;v-text-anchor:middle" o:gfxdata="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" fillcolor="#ed7d31 [3205]" stroked="f" strokeweight="1pt">
+                <v:textbox>
+                  <w:txbxContent>
+                    <w:p>
+                      <w:pPr>
+                        <w:rPr>
+                          <w:rFonts w:ascii="Verdana" w:hAnsi="Verdana"/>
+                          <w:b/>
+                          <w:bCs/>
+                          <w:sz w:val="26"/>
+                          <w:szCs w:val="26"/>
+                        </w:rPr>
+                      </w:pPr>
+                      <w:r>
+                        <w:rPr>
+                          <w:rFonts w:ascii="Verdana" w:hAnsi="Verdana"/>
+                          <w:b/>
+                          <w:bCs/>
+                          <w:sz w:val="26"/>
+                          <w:szCs w:val="26"/>
+                        </w:rPr>
+                        <w:t>2. &lt;html&gt; Tag</w:t>
+                      </w:r>
+                    </w:p>
+                  </w:txbxContent>
+                </v:textbox>
+                <w10:wrap anchorx="margin"/>
+              </v:rect>
+            </w:pict>
+          </mc:Fallback>
+        </mc:AlternateContent>
+      </w:r>
+    </w:p>
+    <w:p>
+      <w:pPr>
+        <w:rPr>
+          <w:rFonts w:ascii="Verdana" w:hAnsi="Verdana"/>
+          <w:sz w:val="26"/>
+          <w:szCs w:val="26"/>
+        </w:rPr>
+      </w:pPr>
+    </w:p>
+    <w:p>
+      <w:pPr>
+        <w:rPr>
+          <w:rFonts w:ascii="Verdana" w:hAnsi="Verdana"/>
+          <w:sz w:val="26"/>
+          <w:szCs w:val="26"/>
+        </w:rPr>
+      </w:pPr>
+      <w:r>
+        <w:rPr>
+          <w:rFonts w:ascii="Verdana" w:hAnsi="Verdana"/>
+          <w:noProof/>
+          <w:sz w:val="26"/>
+          <w:szCs w:val="26"/>
+        </w:rPr>
+        <w:drawing>
+          <wp:inline distT="0" distB="0" distL="0" distR="0" wp14:anchorId="01CE3586" wp14:editId="3AFB6690">
+            <wp:extent cx="5731510" cy="1021715"/>
+            <wp:effectExtent l="0" t="0" r="2540" b="6985"/>
+            <wp:docPr id="54" name="Picture 54"/>
+            <wp:cNvGraphicFramePr>
+              <a:graphicFrameLocks xmlns:a="http://schemas.openxmlformats.org/drawingml/2006/main" noChangeAspect="1"/>
+            </wp:cNvGraphicFramePr>
+            <a:graphic xmlns:a="http://schemas.openxmlformats.org/drawingml/2006/main">
+              <a:graphicData uri="http://schemas.openxmlformats.org/drawingml/2006/picture">
+                <pic:pic xmlns:pic="http://schemas.openxmlformats.org/drawingml/2006/picture">
+                  <pic:nvPicPr>
+                    <pic:cNvPr id="54" name="Picture 54"/>
+                    <pic:cNvPicPr/>
+                  </pic:nvPicPr>
+                  <pic:blipFill>
+                    <a:blip r:embed="rId314">
+                      <a:extLst>
+                        <a:ext uri="{28A0092B-C50C-407E-A947-70E740481C1C}">
+                          <a14:useLocalDpi xmlns:a14="http://schemas.microsoft.com/office/drawing/2010/main" val="0"/>
+                        </a:ext>
+                      </a:extLst>
+                    </a:blip>
+                    <a:stretch>
+                      <a:fillRect/>
+                    </a:stretch>
+                  </pic:blipFill>
+                  <pic:spPr>
+                    <a:xfrm>
+                      <a:off x="0" y="0"/>
+                      <a:ext cx="5731510" cy="1021715"/>
+                    </a:xfrm>
+                    <a:prstGeom prst="rect">
+                      <a:avLst/>
+                    </a:prstGeom>
+                  </pic:spPr>
+                </pic:pic>
+              </a:graphicData>
+            </a:graphic>
+          </wp:inline>
+        </w:drawing>
+      </w:r>
+    </w:p>
+    <w:p>
+      <w:pPr>
+        <w:rPr>
+          <w:rFonts w:ascii="Verdana" w:hAnsi="Verdana"/>
+          <w:b/>
+          <w:bCs/>
+          <w:sz w:val="26"/>
+          <w:szCs w:val="26"/>
+        </w:rPr>
+      </w:pPr>
+      <w:r>
+        <w:rPr>
+          <w:rFonts w:ascii="Verdana" w:hAnsi="Verdana"/>
+          <w:b/>
+          <w:bCs/>
+          <w:sz w:val="26"/>
+          <w:szCs w:val="26"/>
+        </w:rPr>
+        <w:t>Purpose</w:t>
+      </w:r>
+    </w:p>
+    <w:p>
+      <w:pPr>
+        <w:numPr>
+          <w:ilvl w:val="0"/>
+          <w:numId w:val="67"/>
+        </w:numPr>
+        <w:rPr>
+          <w:rFonts w:ascii="Verdana" w:hAnsi="Verdana"/>
+          <w:sz w:val="26"/>
+          <w:szCs w:val="26"/>
+        </w:rPr>
+      </w:pPr>
+      <w:r>
+        <w:rPr>
+          <w:rFonts w:ascii="Verdana" w:hAnsi="Verdana"/>
+          <w:sz w:val="26"/>
+          <w:szCs w:val="26"/>
+        </w:rPr>
+        <w:t xml:space="preserve">Root element of the HTML document. </w:t>
+      </w:r>
+    </w:p>
+    <w:p>
+      <w:pPr>
+        <w:numPr>
+          <w:ilvl w:val="0"/>
+          <w:numId w:val="67"/>
+        </w:numPr>
+        <w:rPr>
+          <w:rFonts w:ascii="Verdana" w:hAnsi="Verdana"/>
+          <w:sz w:val="26"/>
+          <w:szCs w:val="26"/>
+        </w:rPr>
+      </w:pPr>
+      <w:r>
+        <w:rPr>
+          <w:rFonts w:ascii="Verdana" w:hAnsi="Verdana"/>
+          <w:sz w:val="26"/>
+          <w:szCs w:val="26"/>
+        </w:rPr>
+        <w:t xml:space="preserve">Everything on the page is placed inside this tag. </w:t>
+      </w:r>
+    </w:p>
+    <w:p>
+      <w:pPr>
+        <w:rPr>
+          <w:rFonts w:ascii="Verdana" w:hAnsi="Verdana"/>
+          <w:b/>
+          <w:bCs/>
+          <w:sz w:val="26"/>
+          <w:szCs w:val="26"/>
+        </w:rPr>
+      </w:pPr>
+      <w:r>
+        <w:rPr>
+          <w:rFonts w:ascii="Verdana" w:hAnsi="Verdana"/>
+          <w:b/>
+          <w:bCs/>
+          <w:sz w:val="26"/>
+          <w:szCs w:val="26"/>
+        </w:rPr>
+        <w:t>lang Attribute</w:t>
+      </w:r>
+    </w:p>
+    <w:p>
+      <w:pPr>
+        <w:rPr>
+          <w:rFonts w:ascii="Verdana" w:hAnsi="Verdana"/>
+          <w:sz w:val="26"/>
+          <w:szCs w:val="26"/>
+        </w:rPr>
+      </w:pPr>
+      <w:r>
+        <w:rPr>
+          <w:rFonts w:ascii="Verdana" w:hAnsi="Verdana"/>
+          <w:sz w:val="26"/>
+          <w:szCs w:val="26"/>
+        </w:rPr>
+        <w:t>&lt;html lang="</w:t>
+      </w:r>
+      <w:proofErr w:type="spellStart"/>
+      <w:r>
+        <w:rPr>
+          <w:rFonts w:ascii="Verdana" w:hAnsi="Verdana"/>
+          <w:b/>
+          <w:bCs/>
+          <w:sz w:val="26"/>
+          <w:szCs w:val="26"/>
+        </w:rPr>
+        <w:t>en</w:t>
+      </w:r>
+      <w:proofErr w:type="spellEnd"/>
+      <w:r>
+        <w:rPr>
+          <w:rFonts w:ascii="Verdana" w:hAnsi="Verdana"/>
+          <w:sz w:val="26"/>
+          <w:szCs w:val="26"/>
+        </w:rPr>
+        <w:t>"&gt;</w:t>
+      </w:r>
+    </w:p>
+    <w:p>
+      <w:pPr>
+        <w:rPr>
+          <w:rFonts w:ascii="Verdana" w:hAnsi="Verdana"/>
+          <w:sz w:val="26"/>
+          <w:szCs w:val="26"/>
+        </w:rPr>
+      </w:pPr>
+      <w:r>
+        <w:rPr>
+          <w:rFonts w:ascii="Verdana" w:hAnsi="Verdana"/>
+          <w:sz w:val="26"/>
+          <w:szCs w:val="26"/>
+        </w:rPr>
+        <w:t>-</w:t>
+      </w:r>
+      <w:r>
+        <w:rPr>
+          <w:rFonts w:ascii="Verdana" w:hAnsi="Verdana"/>
+          <w:sz w:val="26"/>
+          <w:szCs w:val="26"/>
+        </w:rPr>
+        <w:t>Specifies the language of the webpage.</w:t>
+      </w:r>
+    </w:p>
+    <w:p>
+      <w:pPr>
+        <w:rPr>
+          <w:rFonts w:ascii="Verdana" w:hAnsi="Verdana"/>
+          <w:b/>
+          <w:bCs/>
+          <w:sz w:val="26"/>
+          <w:szCs w:val="26"/>
+        </w:rPr>
+      </w:pPr>
+      <w:r>
+        <w:rPr>
+          <w:rFonts w:ascii="Verdana" w:hAnsi="Verdana"/>
+          <w:b/>
+          <w:bCs/>
+          <w:sz w:val="26"/>
+          <w:szCs w:val="26"/>
+        </w:rPr>
+        <w:t>Examples</w:t>
+      </w:r>
+    </w:p>
+    <w:p>
+      <w:pPr>
+        <w:pStyle w:val="ListParagraph"/>
+        <w:numPr>
+          <w:ilvl w:val="0"/>
+          <w:numId w:val="69"/>
+        </w:numPr>
+        <w:rPr>
+          <w:rFonts w:ascii="Verdana" w:hAnsi="Verdana"/>
+          <w:sz w:val="26"/>
+          <w:szCs w:val="26"/>
+        </w:rPr>
+      </w:pPr>
+      <w:r>
+        <w:rPr>
+          <w:rFonts w:ascii="Verdana" w:hAnsi="Verdana"/>
+          <w:sz w:val="26"/>
+          <w:szCs w:val="26"/>
+        </w:rPr>
+        <w:t>&lt;html lang="</w:t>
+      </w:r>
+      <w:proofErr w:type="spellStart"/>
+      <w:r>
+        <w:rPr>
+          <w:rFonts w:ascii="Verdana" w:hAnsi="Verdana"/>
+          <w:b/>
+          <w:bCs/>
+          <w:sz w:val="26"/>
+          <w:szCs w:val="26"/>
+        </w:rPr>
+        <w:t>en</w:t>
+      </w:r>
+      <w:proofErr w:type="spellEnd"/>
+      <w:r>
+        <w:rPr>
+          <w:rFonts w:ascii="Verdana" w:hAnsi="Verdana"/>
+          <w:sz w:val="26"/>
+          <w:szCs w:val="26"/>
+        </w:rPr>
+        <w:t>"&gt;</w:t>
+      </w:r>
+    </w:p>
+    <w:p>
+      <w:pPr>
+        <w:pStyle w:val="ListParagraph"/>
+        <w:numPr>
+          <w:ilvl w:val="0"/>
+          <w:numId w:val="69"/>
+        </w:numPr>
+        <w:rPr>
+          <w:rFonts w:ascii="Verdana" w:hAnsi="Verdana"/>
+          <w:sz w:val="26"/>
+          <w:szCs w:val="26"/>
+        </w:rPr>
+      </w:pPr>
+      <w:r>
+        <w:rPr>
+          <w:rFonts w:ascii="Verdana" w:hAnsi="Verdana"/>
+          <w:sz w:val="26"/>
+          <w:szCs w:val="26"/>
+        </w:rPr>
+        <w:t>&lt;html lang="</w:t>
+      </w:r>
+      <w:proofErr w:type="spellStart"/>
+      <w:r>
+        <w:rPr>
+          <w:rFonts w:ascii="Verdana" w:hAnsi="Verdana"/>
+          <w:b/>
+          <w:bCs/>
+          <w:sz w:val="26"/>
+          <w:szCs w:val="26"/>
+        </w:rPr>
+        <w:t>fr</w:t>
+      </w:r>
+      <w:proofErr w:type="spellEnd"/>
+      <w:r>
+        <w:rPr>
+          <w:rFonts w:ascii="Verdana" w:hAnsi="Verdana"/>
+          <w:sz w:val="26"/>
+          <w:szCs w:val="26"/>
+        </w:rPr>
+        <w:t>"&gt;</w:t>
+      </w:r>
+    </w:p>
+    <w:p>
+      <w:pPr>
+        <w:pStyle w:val="ListParagraph"/>
+        <w:numPr>
+          <w:ilvl w:val="0"/>
+          <w:numId w:val="69"/>
+        </w:numPr>
+        <w:rPr>
+          <w:rFonts w:ascii="Verdana" w:hAnsi="Verdana"/>
+          <w:sz w:val="26"/>
+          <w:szCs w:val="26"/>
+        </w:rPr>
+      </w:pPr>
+      <w:r>
+        <w:rPr>
+          <w:rFonts w:ascii="Verdana" w:hAnsi="Verdana"/>
+          <w:sz w:val="26"/>
+          <w:szCs w:val="26"/>
+        </w:rPr>
+        <w:t>&lt;html lang="</w:t>
+      </w:r>
+      <w:r>
+        <w:rPr>
+          <w:rFonts w:ascii="Verdana" w:hAnsi="Verdana"/>
+          <w:b/>
+          <w:bCs/>
+          <w:sz w:val="26"/>
+          <w:szCs w:val="26"/>
+        </w:rPr>
+        <w:t>hi</w:t>
+      </w:r>
+      <w:r>
+        <w:rPr>
+          <w:rFonts w:ascii="Verdana" w:hAnsi="Verdana"/>
+          <w:sz w:val="26"/>
+          <w:szCs w:val="26"/>
+        </w:rPr>
+        <w:t>"&gt;</w:t>
+      </w:r>
+    </w:p>
+    <w:p>
+      <w:pPr>
+        <w:rPr>
+          <w:rFonts w:ascii="Verdana" w:hAnsi="Verdana"/>
+          <w:b/>
+          <w:bCs/>
+          <w:sz w:val="26"/>
+          <w:szCs w:val="26"/>
+        </w:rPr>
+      </w:pPr>
+      <w:r>
+        <w:rPr>
+          <w:rFonts w:ascii="Verdana" w:hAnsi="Verdana"/>
+          <w:b/>
+          <w:bCs/>
+          <w:sz w:val="26"/>
+          <w:szCs w:val="26"/>
+        </w:rPr>
+        <w:t>Benefits</w:t>
+      </w:r>
+    </w:p>
+    <w:p>
+      <w:pPr>
+        <w:numPr>
+          <w:ilvl w:val="0"/>
+          <w:numId w:val="68"/>
+        </w:numPr>
+        <w:rPr>
+          <w:rFonts w:ascii="Verdana" w:hAnsi="Verdana"/>
+          <w:sz w:val="26"/>
+          <w:szCs w:val="26"/>
+        </w:rPr>
+      </w:pPr>
+      <w:r>
+        <w:rPr>
+          <w:rFonts w:ascii="Verdana" w:hAnsi="Verdana"/>
+          <w:sz w:val="26"/>
+          <w:szCs w:val="26"/>
+        </w:rPr>
+        <w:t xml:space="preserve">Better SEO </w:t>
+      </w:r>
+    </w:p>
+    <w:p>
+      <w:pPr>
+        <w:numPr>
+          <w:ilvl w:val="0"/>
+          <w:numId w:val="68"/>
+        </w:numPr>
+        <w:rPr>
+          <w:rFonts w:ascii="Verdana" w:hAnsi="Verdana"/>
+          <w:sz w:val="26"/>
+          <w:szCs w:val="26"/>
+        </w:rPr>
+      </w:pPr>
+      <w:r>
+        <w:rPr>
+          <w:rFonts w:ascii="Verdana" w:hAnsi="Verdana"/>
+          <w:sz w:val="26"/>
+          <w:szCs w:val="26"/>
+        </w:rPr>
+        <w:t xml:space="preserve">Helps screen readers </w:t>
+      </w:r>
+    </w:p>
+    <w:p>
+      <w:pPr>
+        <w:numPr>
+          <w:ilvl w:val="0"/>
+          <w:numId w:val="68"/>
+        </w:numPr>
+        <w:rPr>
+          <w:rFonts w:ascii="Verdana" w:hAnsi="Verdana"/>
+          <w:sz w:val="26"/>
+          <w:szCs w:val="26"/>
+        </w:rPr>
+      </w:pPr>
+      <w:r>
+        <w:rPr>
+          <w:rFonts w:ascii="Verdana" w:hAnsi="Verdana"/>
+          <w:sz w:val="26"/>
+          <w:szCs w:val="26"/>
+        </w:rPr>
+        <w:t>Improves browser translation</w:t>
+      </w:r>
+    </w:p>
+    <w:p>
+      <w:pPr>
+        <w:rPr>
+          <w:rFonts w:ascii="Verdana" w:hAnsi="Verdana"/>
+          <w:sz w:val="26"/>
+          <w:szCs w:val="26"/>
+        </w:rPr>
+      </w:pPr>
+    </w:p>
+    <w:p>
+      <w:pPr>
+        <w:rPr>
+          <w:rFonts w:ascii="Verdana" w:hAnsi="Verdana"/>
+          <w:sz w:val="26"/>
+          <w:szCs w:val="26"/>
+        </w:rPr>
+      </w:pPr>
+      <w:r>
+        <w:rPr>
+          <w:rFonts w:ascii="Verdana" w:hAnsi="Verdana"/>
+          <w:b/>
+          <w:bCs/>
+          <w:sz w:val="26"/>
+          <w:szCs w:val="26"/>
+        </w:rPr>
+        <w:t>&lt;html lang="</w:t>
+      </w:r>
+      <w:proofErr w:type="spellStart"/>
+      <w:r>
+        <w:rPr>
+          <w:rFonts w:ascii="Verdana" w:hAnsi="Verdana"/>
+          <w:b/>
+          <w:bCs/>
+          <w:sz w:val="26"/>
+          <w:szCs w:val="26"/>
+        </w:rPr>
+        <w:t>en</w:t>
+      </w:r>
+      <w:proofErr w:type="spellEnd"/>
+      <w:r>
+        <w:rPr>
+          <w:rFonts w:ascii="Verdana" w:hAnsi="Verdana"/>
+          <w:b/>
+          <w:bCs/>
+          <w:sz w:val="26"/>
+          <w:szCs w:val="26"/>
+        </w:rPr>
+        <w:t>"&gt;</w:t>
+      </w:r>
+    </w:p>
+    <w:p>
+      <w:pPr>
+        <w:numPr>
+          <w:ilvl w:val="1"/>
+          <w:numId w:val="64"/>
+        </w:numPr>
+        <w:rPr>
+          <w:rFonts w:ascii="Verdana" w:hAnsi="Verdana"/>
+          <w:sz w:val="26"/>
+          <w:szCs w:val="26"/>
+        </w:rPr>
+      </w:pPr>
+      <w:r>
+        <w:rPr>
+          <w:rFonts w:ascii="Verdana" w:hAnsi="Verdana"/>
+          <w:sz w:val="26"/>
+          <w:szCs w:val="26"/>
+        </w:rPr>
+        <w:t>The root element that wraps all other code.</w:t>
+      </w:r>
+    </w:p>
+    <w:p>
+      <w:pPr>
+        <w:numPr>
+          <w:ilvl w:val="1"/>
+          <w:numId w:val="64"/>
+        </w:numPr>
+        <w:rPr>
+          <w:rFonts w:ascii="Verdana" w:hAnsi="Verdana"/>
+          <w:sz w:val="26"/>
+          <w:szCs w:val="26"/>
+        </w:rPr>
+      </w:pPr>
+      <w:r>
+        <w:rPr>
+          <w:rFonts w:ascii="Verdana" w:hAnsi="Verdana"/>
+          <w:sz w:val="26"/>
+          <w:szCs w:val="26"/>
+        </w:rPr>
+        <w:t xml:space="preserve">The lang attribute defines the primary language for screen readers. </w:t>
+      </w:r>
+    </w:p>
+    <w:p>
+      <w:pPr>
+        <w:rPr>
+          <w:rFonts w:ascii="Verdana" w:hAnsi="Verdana"/>
+          <w:sz w:val="26"/>
+          <w:szCs w:val="26"/>
+        </w:rPr>
+      </w:pPr>
+    </w:p>
+    <w:p>
+      <w:pPr>
+        <w:rPr>
+          <w:rFonts w:ascii="Verdana" w:hAnsi="Verdana"/>
+          <w:sz w:val="26"/>
+          <w:szCs w:val="26"/>
+        </w:rPr>
+      </w:pPr>
+    </w:p>
+    <w:p>
+      <w:pPr>
+        <w:rPr>
+          <w:rFonts w:ascii="Verdana" w:hAnsi="Verdana"/>
+          <w:sz w:val="26"/>
+          <w:szCs w:val="26"/>
+        </w:rPr>
+      </w:pPr>
+    </w:p>
+    <w:p>
+      <w:pPr>
+        <w:rPr>
+          <w:rFonts w:ascii="Verdana" w:hAnsi="Verdana"/>
+          <w:sz w:val="26"/>
+          <w:szCs w:val="26"/>
+        </w:rPr>
+      </w:pPr>
+    </w:p>
+    <w:p>
+      <w:pPr>
+        <w:rPr>
+          <w:rFonts w:ascii="Verdana" w:hAnsi="Verdana"/>
+          <w:sz w:val="26"/>
+          <w:szCs w:val="26"/>
+        </w:rPr>
+      </w:pPr>
+      <w:r>
+        <w:rPr>
+          <w:rFonts w:ascii="Verdana" w:hAnsi="Verdana"/>
+          <w:b/>
+          <w:bCs/>
+          <w:noProof/>
+          <w:sz w:val="26"/>
+          <w:szCs w:val="26"/>
+        </w:rPr>
+        <w:lastRenderedPageBreak/>
+        <mc:AlternateContent>
+          <mc:Choice Requires="wps">
+            <w:drawing>
+              <wp:anchor distT="0" distB="0" distL="114300" distR="114300" simplePos="0" relativeHeight="251713536" behindDoc="0" locked="0" layoutInCell="1" allowOverlap="1" wp14:anchorId="1DA9D200" wp14:editId="74F6A022">
+                <wp:simplePos x="0" y="0"/>
+                <wp:positionH relativeFrom="margin">
+                  <wp:posOffset>-60960</wp:posOffset>
+                </wp:positionH>
+                <wp:positionV relativeFrom="paragraph">
+                  <wp:posOffset>28575</wp:posOffset>
+                </wp:positionV>
+                <wp:extent cx="1996440" cy="342900"/>
+                <wp:effectExtent l="0" t="0" r="3810" b="0"/>
+                <wp:wrapNone/>
+                <wp:docPr id="51" name="Rectangle 51"/>
+                <wp:cNvGraphicFramePr/>
+                <a:graphic xmlns:a="http://schemas.openxmlformats.org/drawingml/2006/main">
+                  <a:graphicData uri="http://schemas.microsoft.com/office/word/2010/wordprocessingShape">
+                    <wps:wsp>
+                      <wps:cNvSpPr/>
+                      <wps:spPr>
+                        <a:xfrm>
+                          <a:off x="0" y="0"/>
+                          <a:ext cx="1996440" cy="342900"/>
+                        </a:xfrm>
+                        <a:prstGeom prst="rect">
+                          <a:avLst/>
+                        </a:prstGeom>
+                        <a:solidFill>
+                          <a:schemeClr val="accent2"/>
+                        </a:solidFill>
+                        <a:ln>
+                          <a:noFill/>
+                        </a:ln>
+                      </wps:spPr>
+                      <wps:style>
+                        <a:lnRef idx="2">
+                          <a:schemeClr val="accent1">
+                            <a:shade val="15000"/>
+                          </a:schemeClr>
+                        </a:lnRef>
+                        <a:fillRef idx="1">
+                          <a:schemeClr val="accent1"/>
+                        </a:fillRef>
+                        <a:effectRef idx="0">
+                          <a:schemeClr val="accent1"/>
+                        </a:effectRef>
+                        <a:fontRef idx="minor">
+                          <a:schemeClr val="lt1"/>
+                        </a:fontRef>
+                      </wps:style>
+                      <wps:txbx>
+                        <w:txbxContent>
+                          <w:p>
+                            <w:pPr>
+                              <w:ind w:left="360"/>
+                              <w:rPr>
+                                <w:rFonts w:ascii="Verdana" w:hAnsi="Verdana"/>
+                                <w:sz w:val="26"/>
+                                <w:szCs w:val="26"/>
+                              </w:rPr>
+                            </w:pPr>
+                            <w:r>
+                              <w:rPr>
+                                <w:rFonts w:ascii="Verdana" w:hAnsi="Verdana"/>
+                                <w:b/>
+                                <w:bCs/>
+                                <w:sz w:val="26"/>
+                                <w:szCs w:val="26"/>
+                              </w:rPr>
+                              <w:t>3.</w:t>
+                            </w:r>
+                            <w:r>
+                              <w:rPr>
+                                <w:rFonts w:ascii="Verdana" w:hAnsi="Verdana"/>
+                                <w:b/>
+                                <w:bCs/>
+                                <w:sz w:val="26"/>
+                                <w:szCs w:val="26"/>
+                              </w:rPr>
+                              <w:t xml:space="preserve"> </w:t>
+                            </w:r>
+                            <w:r>
+                              <w:rPr>
+                                <w:rFonts w:ascii="Verdana" w:hAnsi="Verdana"/>
+                                <w:b/>
+                                <w:bCs/>
+                                <w:sz w:val="26"/>
+                                <w:szCs w:val="26"/>
+                              </w:rPr>
+                              <w:t>&lt;head&gt;</w:t>
+                            </w:r>
+                          </w:p>
+                          <w:p>
+                            <w:pPr>
+                              <w:rPr>
+                                <w:rFonts w:ascii="Verdana" w:hAnsi="Verdana"/>
+                                <w:b/>
+                                <w:bCs/>
+                                <w:sz w:val="26"/>
+                                <w:szCs w:val="26"/>
+                              </w:rPr>
+                            </w:pPr>
+                          </w:p>
+                        </w:txbxContent>
+                      </wps:txbx>
+                      <wps:bodyPr rot="0" spcFirstLastPara="0" vertOverflow="overflow" horzOverflow="overflow" vert="horz" wrap="square" lIns="91440" tIns="45720" rIns="91440" bIns="45720" numCol="1" spcCol="0" rtlCol="0" fromWordArt="0" anchor="ctr" anchorCtr="0" forceAA="0" compatLnSpc="1">
+                        <a:prstTxWarp prst="textNoShape">
+                          <a:avLst/>
+                        </a:prstTxWarp>
+                        <a:noAutofit/>
+                      </wps:bodyPr>
+                    </wps:wsp>
+                  </a:graphicData>
+                </a:graphic>
+                <wp14:sizeRelH relativeFrom="margin">
+                  <wp14:pctWidth>0</wp14:pctWidth>
+                </wp14:sizeRelH>
+                <wp14:sizeRelV relativeFrom="margin">
+                  <wp14:pctHeight>0</wp14:pctHeight>
+                </wp14:sizeRelV>
+              </wp:anchor>
+            </w:drawing>
+          </mc:Choice>
+          <mc:Fallback>
+            <w:pict>
+              <v:rect w14:anchorId="1DA9D200" id="Rectangle 51" o:spid="_x0000_s1047" style="position:absolute;margin-left:-4.8pt;margin-top:2.25pt;width:157.2pt;height:27pt;z-index:251713536;visibility:visible;mso-wrap-style:square;mso-width-percent:0;mso-height-percent:0;mso-wrap-distance-left:9pt;mso-wrap-distance-top:0;mso-wrap-distance-right:9pt;mso-wrap-distance-bottom:0;mso-position-horizontal:absolute;mso-position-horizontal-relative:margin;mso-position-vertical:absolute;mso-position-vertical-relative:text;mso-width-percent:0;mso-height-percent:0;mso-width-relative:margin;mso-height-relative:margin;v-text-anchor:middle" o:gfxdata="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" fillcolor="#ed7d31 [3205]" stroked="f" strokeweight="1pt">
+                <v:textbox>
+                  <w:txbxContent>
+                    <w:p>
+                      <w:pPr>
+                        <w:ind w:left="360"/>
+                        <w:rPr>
+                          <w:rFonts w:ascii="Verdana" w:hAnsi="Verdana"/>
+                          <w:sz w:val="26"/>
+                          <w:szCs w:val="26"/>
+                        </w:rPr>
+                      </w:pPr>
+                      <w:r>
+                        <w:rPr>
+                          <w:rFonts w:ascii="Verdana" w:hAnsi="Verdana"/>
+                          <w:b/>
+                          <w:bCs/>
+                          <w:sz w:val="26"/>
+                          <w:szCs w:val="26"/>
+                        </w:rPr>
+                        <w:t>3.</w:t>
+                      </w:r>
+                      <w:r>
+                        <w:rPr>
+                          <w:rFonts w:ascii="Verdana" w:hAnsi="Verdana"/>
+                          <w:b/>
+                          <w:bCs/>
+                          <w:sz w:val="26"/>
+                          <w:szCs w:val="26"/>
+                        </w:rPr>
+                        <w:t xml:space="preserve"> </w:t>
+                      </w:r>
+                      <w:r>
+                        <w:rPr>
+                          <w:rFonts w:ascii="Verdana" w:hAnsi="Verdana"/>
+                          <w:b/>
+                          <w:bCs/>
+                          <w:sz w:val="26"/>
+                          <w:szCs w:val="26"/>
+                        </w:rPr>
+                        <w:t>&lt;head&gt;</w:t>
+                      </w:r>
+                    </w:p>
+                    <w:p>
+                      <w:pPr>
+                        <w:rPr>
+                          <w:rFonts w:ascii="Verdana" w:hAnsi="Verdana"/>
+                          <w:b/>
+                          <w:bCs/>
+                          <w:sz w:val="26"/>
+                          <w:szCs w:val="26"/>
+                        </w:rPr>
+                      </w:pPr>
+                    </w:p>
+                  </w:txbxContent>
+                </v:textbox>
+                <w10:wrap anchorx="margin"/>
+              </v:rect>
+            </w:pict>
+          </mc:Fallback>
+        </mc:AlternateContent>
+      </w:r>
+    </w:p>
+    <w:p>
+      <w:pPr>
+        <w:rPr>
+          <w:rFonts w:ascii="Verdana" w:hAnsi="Verdana"/>
+          <w:sz w:val="26"/>
+          <w:szCs w:val="26"/>
+        </w:rPr>
+      </w:pPr>
+    </w:p>
+    <w:p>
+      <w:pPr>
+        <w:rPr>
+          <w:rFonts w:ascii="Verdana" w:hAnsi="Verdana"/>
+          <w:sz w:val="26"/>
+          <w:szCs w:val="26"/>
+        </w:rPr>
+      </w:pPr>
+      <w:r>
+        <w:rPr>
+          <w:rFonts w:ascii="Verdana" w:hAnsi="Verdana"/>
+          <w:sz w:val="26"/>
+          <w:szCs w:val="26"/>
+        </w:rPr>
+        <w:t>-</w:t>
+      </w:r>
+      <w:r>
+        <w:rPr>
+          <w:rFonts w:ascii="Verdana" w:hAnsi="Verdana"/>
+          <w:sz w:val="26"/>
+          <w:szCs w:val="26"/>
+        </w:rPr>
+        <w:t xml:space="preserve">The &lt;head&gt; contains </w:t>
+      </w:r>
+      <w:r>
+        <w:rPr>
+          <w:rFonts w:ascii="Verdana" w:hAnsi="Verdana"/>
+          <w:b/>
+          <w:bCs/>
+          <w:sz w:val="26"/>
+          <w:szCs w:val="26"/>
+        </w:rPr>
+        <w:t>metadata</w:t>
+      </w:r>
+      <w:r>
+        <w:rPr>
+          <w:rFonts w:ascii="Verdana" w:hAnsi="Verdana"/>
+          <w:sz w:val="26"/>
+          <w:szCs w:val="26"/>
+        </w:rPr>
+        <w:t xml:space="preserve">, which provides information about the webpage but is </w:t>
+      </w:r>
+      <w:r>
+        <w:rPr>
+          <w:rFonts w:ascii="Verdana" w:hAnsi="Verdana"/>
+          <w:b/>
+          <w:bCs/>
+          <w:sz w:val="26"/>
+          <w:szCs w:val="26"/>
+        </w:rPr>
+        <w:t>not displayed</w:t>
+      </w:r>
+      <w:r>
+        <w:rPr>
+          <w:rFonts w:ascii="Verdana" w:hAnsi="Verdana"/>
+          <w:sz w:val="26"/>
+          <w:szCs w:val="26"/>
+        </w:rPr>
+        <w:t xml:space="preserve"> directly on the screen.</w:t>
+      </w:r>
+    </w:p>
+    <w:p>
+      <w:pPr>
+        <w:rPr>
+          <w:rFonts w:ascii="Verdana" w:hAnsi="Verdana"/>
+          <w:sz w:val="26"/>
+          <w:szCs w:val="26"/>
+        </w:rPr>
+      </w:pPr>
+      <w:r>
+        <w:rPr>
+          <w:rFonts w:ascii="Verdana" w:hAnsi="Verdana"/>
+          <w:noProof/>
+          <w:sz w:val="26"/>
+          <w:szCs w:val="26"/>
+        </w:rPr>
+        <w:drawing>
+          <wp:inline distT="0" distB="0" distL="0" distR="0" wp14:anchorId="57BB5014" wp14:editId="1633529B">
+            <wp:extent cx="5731510" cy="3588385"/>
+            <wp:effectExtent l="0" t="0" r="2540" b="0"/>
+            <wp:docPr id="52" name="Picture 52"/>
+            <wp:cNvGraphicFramePr>
+              <a:graphicFrameLocks xmlns:a="http://schemas.openxmlformats.org/drawingml/2006/main" noChangeAspect="1"/>
+            </wp:cNvGraphicFramePr>
+            <a:graphic xmlns:a="http://schemas.openxmlformats.org/drawingml/2006/main">
+              <a:graphicData uri="http://schemas.openxmlformats.org/drawingml/2006/picture">
+                <pic:pic xmlns:pic="http://schemas.openxmlformats.org/drawingml/2006/picture">
+                  <pic:nvPicPr>
+                    <pic:cNvPr id="52" name="Picture 52"/>
+                    <pic:cNvPicPr/>
+                  </pic:nvPicPr>
+                  <pic:blipFill>
+                    <a:blip r:embed="rId315">
+                      <a:extLst>
+                        <a:ext uri="{28A0092B-C50C-407E-A947-70E740481C1C}">
+                          <a14:useLocalDpi xmlns:a14="http://schemas.microsoft.com/office/drawing/2010/main" val="0"/>
+                        </a:ext>
+                      </a:extLst>
+                    </a:blip>
+                    <a:stretch>
+                      <a:fillRect/>
+                    </a:stretch>
+                  </pic:blipFill>
+                  <pic:spPr>
+                    <a:xfrm>
+                      <a:off x="0" y="0"/>
+                      <a:ext cx="5731510" cy="3588385"/>
+                    </a:xfrm>
+                    <a:prstGeom prst="rect">
+                      <a:avLst/>
+                    </a:prstGeom>
+                  </pic:spPr>
+                </pic:pic>
+              </a:graphicData>
+            </a:graphic>
+          </wp:inline>
+        </w:drawing>
+      </w:r>
+    </w:p>
+    <w:p>
+      <w:pPr>
+        <w:rPr>
+          <w:rFonts w:ascii="Verdana" w:hAnsi="Verdana"/>
+          <w:sz w:val="26"/>
+          <w:szCs w:val="26"/>
+        </w:rPr>
+      </w:pPr>
+    </w:p>
+    <w:p>
+      <w:pPr>
+        <w:rPr>
+          <w:rFonts w:ascii="Verdana" w:hAnsi="Verdana"/>
+          <w:sz w:val="26"/>
+          <w:szCs w:val="26"/>
+        </w:rPr>
+      </w:pPr>
+      <w:r>
+        <w:rPr>
+          <w:rFonts w:ascii="Verdana" w:hAnsi="Verdana"/>
+          <w:sz w:val="26"/>
+          <w:szCs w:val="26"/>
+        </w:rPr>
+        <w:t>-</w:t>
+      </w:r>
+      <w:r>
+        <w:rPr>
+          <w:rFonts w:ascii="Verdana" w:hAnsi="Verdana"/>
+          <w:sz w:val="26"/>
+          <w:szCs w:val="26"/>
+        </w:rPr>
+        <w:t>Contains background technical data (metadata) about the page.</w:t>
+      </w:r>
+    </w:p>
+    <w:p>
+      <w:pPr>
+        <w:rPr>
+          <w:rFonts w:ascii="Verdana" w:hAnsi="Verdana"/>
+          <w:sz w:val="26"/>
+          <w:szCs w:val="26"/>
+        </w:rPr>
+      </w:pPr>
+      <w:r>
+        <w:rPr>
+          <w:rFonts w:ascii="Verdana" w:hAnsi="Verdana"/>
+          <w:sz w:val="26"/>
+          <w:szCs w:val="26"/>
+        </w:rPr>
+        <w:t>-</w:t>
+      </w:r>
+      <w:r>
+        <w:rPr>
+          <w:rFonts w:ascii="Verdana" w:hAnsi="Verdana"/>
+          <w:sz w:val="26"/>
+          <w:szCs w:val="26"/>
+        </w:rPr>
+        <w:t xml:space="preserve">Items inside here do not appear directly on the main webpage window. </w:t>
+      </w:r>
+    </w:p>
+    <w:p>
+      <w:pPr>
+        <w:rPr>
+          <w:rFonts w:ascii="Verdana" w:hAnsi="Verdana"/>
+          <w:sz w:val="26"/>
+          <w:szCs w:val="26"/>
+        </w:rPr>
+      </w:pPr>
+      <w:r>
+        <w:rPr>
+          <w:rFonts w:ascii="Verdana" w:hAnsi="Verdana"/>
+          <w:noProof/>
+          <w:sz w:val="26"/>
+          <w:szCs w:val="26"/>
+        </w:rPr>
+        <w:lastRenderedPageBreak/>
+        <w:drawing>
+          <wp:inline distT="0" distB="0" distL="0" distR="0" wp14:anchorId="54B92CA2" wp14:editId="094AAF64">
+            <wp:extent cx="5731510" cy="4655185"/>
+            <wp:effectExtent l="0" t="0" r="2540" b="0"/>
+            <wp:docPr id="56" name="Picture 56"/>
+            <wp:cNvGraphicFramePr>
+              <a:graphicFrameLocks xmlns:a="http://schemas.openxmlformats.org/drawingml/2006/main" noChangeAspect="1"/>
+            </wp:cNvGraphicFramePr>
+            <a:graphic xmlns:a="http://schemas.openxmlformats.org/drawingml/2006/main">
+              <a:graphicData uri="http://schemas.openxmlformats.org/drawingml/2006/picture">
+                <pic:pic xmlns:pic="http://schemas.openxmlformats.org/drawingml/2006/picture">
+                  <pic:nvPicPr>
+                    <pic:cNvPr id="56" name="Picture 56"/>
+                    <pic:cNvPicPr/>
+                  </pic:nvPicPr>
+                  <pic:blipFill>
+                    <a:blip r:embed="rId316">
+                      <a:extLst>
+                        <a:ext uri="{28A0092B-C50C-407E-A947-70E740481C1C}">
+                          <a14:useLocalDpi xmlns:a14="http://schemas.microsoft.com/office/drawing/2010/main" val="0"/>
+                        </a:ext>
+                      </a:extLst>
+                    </a:blip>
+                    <a:stretch>
+                      <a:fillRect/>
+                    </a:stretch>
+                  </pic:blipFill>
+                  <pic:spPr>
+                    <a:xfrm>
+                      <a:off x="0" y="0"/>
+                      <a:ext cx="5731510" cy="4655185"/>
+                    </a:xfrm>
+                    <a:prstGeom prst="rect">
+                      <a:avLst/>
+                    </a:prstGeom>
+                  </pic:spPr>
+                </pic:pic>
+              </a:graphicData>
+            </a:graphic>
+          </wp:inline>
+        </w:drawing>
+      </w:r>
+    </w:p>
+    <w:p>
+      <w:pPr>
+        <w:rPr>
+          <w:rFonts w:ascii="Verdana" w:hAnsi="Verdana"/>
+          <w:sz w:val="26"/>
+          <w:szCs w:val="26"/>
+        </w:rPr>
+      </w:pPr>
+      <w:r>
+        <w:rPr>
+          <w:rFonts w:ascii="Verdana" w:hAnsi="Verdana"/>
+          <w:noProof/>
+          <w:sz w:val="26"/>
+          <w:szCs w:val="26"/>
+        </w:rPr>
+        <w:drawing>
+          <wp:inline distT="0" distB="0" distL="0" distR="0" wp14:anchorId="1DEBCBDC" wp14:editId="688F8854">
+            <wp:extent cx="5731510" cy="3219450"/>
+            <wp:effectExtent l="0" t="0" r="2540" b="0"/>
+            <wp:docPr id="58" name="Picture 58"/>
+            <wp:cNvGraphicFramePr>
+              <a:graphicFrameLocks xmlns:a="http://schemas.openxmlformats.org/drawingml/2006/main" noChangeAspect="1"/>
+            </wp:cNvGraphicFramePr>
+            <a:graphic xmlns:a="http://schemas.openxmlformats.org/drawingml/2006/main">
+              <a:graphicData uri="http://schemas.openxmlformats.org/drawingml/2006/picture">
+                <pic:pic xmlns:pic="http://schemas.openxmlformats.org/drawingml/2006/picture">
+                  <pic:nvPicPr>
+                    <pic:cNvPr id="58" name="Picture 58"/>
+                    <pic:cNvPicPr/>
+                  </pic:nvPicPr>
+                  <pic:blipFill>
+                    <a:blip r:embed="rId317">
+                      <a:extLst>
+                        <a:ext uri="{28A0092B-C50C-407E-A947-70E740481C1C}">
+                          <a14:useLocalDpi xmlns:a14="http://schemas.microsoft.com/office/drawing/2010/main" val="0"/>
+                        </a:ext>
+                      </a:extLst>
+                    </a:blip>
+                    <a:stretch>
+                      <a:fillRect/>
+                    </a:stretch>
+                  </pic:blipFill>
+                  <pic:spPr>
+                    <a:xfrm>
+                      <a:off x="0" y="0"/>
+                      <a:ext cx="5731510" cy="3219450"/>
+                    </a:xfrm>
+                    <a:prstGeom prst="rect">
+                      <a:avLst/>
+                    </a:prstGeom>
+                  </pic:spPr>
+                </pic:pic>
+              </a:graphicData>
+            </a:graphic>
+          </wp:inline>
+        </w:drawing>
+      </w:r>
+    </w:p>
+    <w:p>
+      <w:pPr>
+        <w:rPr>
+          <w:rFonts w:ascii="Verdana" w:hAnsi="Verdana"/>
+          <w:b/>
+          <w:bCs/>
+          <w:sz w:val="26"/>
+          <w:szCs w:val="26"/>
+        </w:rPr>
+      </w:pPr>
+      <w:r>
+        <w:rPr>
+          <w:rFonts w:ascii="Verdana" w:hAnsi="Verdana"/>
+          <w:b/>
+          <w:bCs/>
+          <w:noProof/>
+          <w:sz w:val="26"/>
+          <w:szCs w:val="26"/>
+        </w:rPr>
+        <w:lastRenderedPageBreak/>
+        <w:drawing>
+          <wp:inline distT="0" distB="0" distL="0" distR="0" wp14:anchorId="079B1FEA" wp14:editId="7B736989">
+            <wp:extent cx="5731510" cy="2770505"/>
+            <wp:effectExtent l="0" t="0" r="2540" b="0"/>
+            <wp:docPr id="57" name="Picture 57"/>
+            <wp:cNvGraphicFramePr>
+              <a:graphicFrameLocks xmlns:a="http://schemas.openxmlformats.org/drawingml/2006/main" noChangeAspect="1"/>
+            </wp:cNvGraphicFramePr>
+            <a:graphic xmlns:a="http://schemas.openxmlformats.org/drawingml/2006/main">
+              <a:graphicData uri="http://schemas.openxmlformats.org/drawingml/2006/picture">
+                <pic:pic xmlns:pic="http://schemas.openxmlformats.org/drawingml/2006/picture">
+                  <pic:nvPicPr>
+                    <pic:cNvPr id="57" name="Picture 57"/>
+                    <pic:cNvPicPr/>
+                  </pic:nvPicPr>
+                  <pic:blipFill>
+                    <a:blip r:embed="rId318">
+                      <a:extLst>
+                        <a:ext uri="{28A0092B-C50C-407E-A947-70E740481C1C}">
+                          <a14:useLocalDpi xmlns:a14="http://schemas.microsoft.com/office/drawing/2010/main" val="0"/>
+                        </a:ext>
+                      </a:extLst>
+                    </a:blip>
+                    <a:stretch>
+                      <a:fillRect/>
+                    </a:stretch>
+                  </pic:blipFill>
+                  <pic:spPr>
+                    <a:xfrm>
+                      <a:off x="0" y="0"/>
+                      <a:ext cx="5731510" cy="2770505"/>
+                    </a:xfrm>
+                    <a:prstGeom prst="rect">
+                      <a:avLst/>
+                    </a:prstGeom>
+                  </pic:spPr>
+                </pic:pic>
+              </a:graphicData>
+            </a:graphic>
+          </wp:inline>
+        </w:drawing>
+      </w:r>
+    </w:p>
+    <w:p>
+      <w:pPr>
+        <w:rPr>
+          <w:rFonts w:ascii="Verdana" w:hAnsi="Verdana"/>
+          <w:sz w:val="26"/>
+          <w:szCs w:val="26"/>
+        </w:rPr>
+      </w:pPr>
+      <w:r>
+        <w:rPr>
+          <w:rFonts w:ascii="Verdana" w:hAnsi="Verdana"/>
+          <w:noProof/>
+          <w:sz w:val="26"/>
+          <w:szCs w:val="26"/>
+        </w:rPr>
+        <w:drawing>
+          <wp:inline distT="0" distB="0" distL="0" distR="0" wp14:anchorId="5A9014D6" wp14:editId="68FBF6D6">
+            <wp:extent cx="5731510" cy="3399155"/>
+            <wp:effectExtent l="0" t="0" r="2540" b="0"/>
+            <wp:docPr id="59" name="Picture 59"/>
+            <wp:cNvGraphicFramePr>
+              <a:graphicFrameLocks xmlns:a="http://schemas.openxmlformats.org/drawingml/2006/main" noChangeAspect="1"/>
+            </wp:cNvGraphicFramePr>
+            <a:graphic xmlns:a="http://schemas.openxmlformats.org/drawingml/2006/main">
+              <a:graphicData uri="http://schemas.openxmlformats.org/drawingml/2006/picture">
+                <pic:pic xmlns:pic="http://schemas.openxmlformats.org/drawingml/2006/picture">
+                  <pic:nvPicPr>
+                    <pic:cNvPr id="59" name="Picture 59"/>
+                    <pic:cNvPicPr/>
+                  </pic:nvPicPr>
+                  <pic:blipFill>
+                    <a:blip r:embed="rId319">
+                      <a:extLst>
+                        <a:ext uri="{28A0092B-C50C-407E-A947-70E740481C1C}">
+                          <a14:useLocalDpi xmlns:a14="http://schemas.microsoft.com/office/drawing/2010/main" val="0"/>
+                        </a:ext>
+                      </a:extLst>
+                    </a:blip>
+                    <a:stretch>
+                      <a:fillRect/>
+                    </a:stretch>
+                  </pic:blipFill>
+                  <pic:spPr>
+                    <a:xfrm>
+                      <a:off x="0" y="0"/>
+                      <a:ext cx="5731510" cy="3399155"/>
+                    </a:xfrm>
+                    <a:prstGeom prst="rect">
+                      <a:avLst/>
+                    </a:prstGeom>
+                  </pic:spPr>
+                </pic:pic>
+              </a:graphicData>
+            </a:graphic>
+          </wp:inline>
+        </w:drawing>
+      </w:r>
+    </w:p>
+    <w:p>
+      <w:pPr>
+        <w:rPr>
+          <w:rFonts w:ascii="Verdana" w:hAnsi="Verdana"/>
+          <w:sz w:val="26"/>
+          <w:szCs w:val="26"/>
+        </w:rPr>
+      </w:pPr>
+      <w:r>
+        <w:rPr>
+          <w:rFonts w:ascii="Verdana" w:hAnsi="Verdana"/>
+          <w:noProof/>
+          <w:sz w:val="26"/>
+          <w:szCs w:val="26"/>
+        </w:rPr>
+        <w:lastRenderedPageBreak/>
+        <w:drawing>
+          <wp:inline distT="0" distB="0" distL="0" distR="0" wp14:anchorId="05877DF7" wp14:editId="300A1276">
+            <wp:extent cx="5731510" cy="2487930"/>
+            <wp:effectExtent l="0" t="0" r="2540" b="7620"/>
+            <wp:docPr id="60" name="Picture 60"/>
+            <wp:cNvGraphicFramePr>
+              <a:graphicFrameLocks xmlns:a="http://schemas.openxmlformats.org/drawingml/2006/main" noChangeAspect="1"/>
+            </wp:cNvGraphicFramePr>
+            <a:graphic xmlns:a="http://schemas.openxmlformats.org/drawingml/2006/main">
+              <a:graphicData uri="http://schemas.openxmlformats.org/drawingml/2006/picture">
+                <pic:pic xmlns:pic="http://schemas.openxmlformats.org/drawingml/2006/picture">
+                  <pic:nvPicPr>
+                    <pic:cNvPr id="60" name="Picture 60"/>
+                    <pic:cNvPicPr/>
+                  </pic:nvPicPr>
+                  <pic:blipFill>
+                    <a:blip r:embed="rId320">
+                      <a:extLst>
+                        <a:ext uri="{28A0092B-C50C-407E-A947-70E740481C1C}">
+                          <a14:useLocalDpi xmlns:a14="http://schemas.microsoft.com/office/drawing/2010/main" val="0"/>
+                        </a:ext>
+                      </a:extLst>
+                    </a:blip>
+                    <a:stretch>
+                      <a:fillRect/>
+                    </a:stretch>
+                  </pic:blipFill>
+                  <pic:spPr>
+                    <a:xfrm>
+                      <a:off x="0" y="0"/>
+                      <a:ext cx="5731510" cy="2487930"/>
+                    </a:xfrm>
+                    <a:prstGeom prst="rect">
+                      <a:avLst/>
+                    </a:prstGeom>
+                  </pic:spPr>
+                </pic:pic>
+              </a:graphicData>
+            </a:graphic>
+          </wp:inline>
+        </w:drawing>
+      </w:r>
+    </w:p>
+    <w:p>
+      <w:pPr>
+        <w:rPr>
+          <w:rFonts w:ascii="Verdana" w:hAnsi="Verdana"/>
+          <w:sz w:val="26"/>
+          <w:szCs w:val="26"/>
+        </w:rPr>
+      </w:pPr>
+      <w:r>
+        <w:rPr>
+          <w:rFonts w:ascii="Verdana" w:hAnsi="Verdana"/>
+          <w:noProof/>
+          <w:sz w:val="26"/>
+          <w:szCs w:val="26"/>
+        </w:rPr>
+        <w:drawing>
+          <wp:inline distT="0" distB="0" distL="0" distR="0" wp14:anchorId="136E36DC" wp14:editId="1D464260">
+            <wp:extent cx="5731510" cy="2701925"/>
+            <wp:effectExtent l="0" t="0" r="2540" b="3175"/>
+            <wp:docPr id="61" name="Picture 61"/>
+            <wp:cNvGraphicFramePr>
+              <a:graphicFrameLocks xmlns:a="http://schemas.openxmlformats.org/drawingml/2006/main" noChangeAspect="1"/>
+            </wp:cNvGraphicFramePr>
+            <a:graphic xmlns:a="http://schemas.openxmlformats.org/drawingml/2006/main">
+              <a:graphicData uri="http://schemas.openxmlformats.org/drawingml/2006/picture">
+                <pic:pic xmlns:pic="http://schemas.openxmlformats.org/drawingml/2006/picture">
+                  <pic:nvPicPr>
+                    <pic:cNvPr id="61" name="Picture 61"/>
+                    <pic:cNvPicPr/>
+                  </pic:nvPicPr>
+                  <pic:blipFill>
+                    <a:blip r:embed="rId321">
+                      <a:extLst>
+                        <a:ext uri="{28A0092B-C50C-407E-A947-70E740481C1C}">
+                          <a14:useLocalDpi xmlns:a14="http://schemas.microsoft.com/office/drawing/2010/main" val="0"/>
+                        </a:ext>
+                      </a:extLst>
+                    </a:blip>
+                    <a:stretch>
+                      <a:fillRect/>
+                    </a:stretch>
+                  </pic:blipFill>
+                  <pic:spPr>
+                    <a:xfrm>
+                      <a:off x="0" y="0"/>
+                      <a:ext cx="5731510" cy="2701925"/>
+                    </a:xfrm>
+                    <a:prstGeom prst="rect">
+                      <a:avLst/>
+                    </a:prstGeom>
+                  </pic:spPr>
+                </pic:pic>
+              </a:graphicData>
+            </a:graphic>
+          </wp:inline>
+        </w:drawing>
+      </w:r>
+    </w:p>
+    <w:p>
+      <w:pPr>
+        <w:rPr>
+          <w:rFonts w:ascii="Verdana" w:hAnsi="Verdana"/>
+          <w:sz w:val="26"/>
+          <w:szCs w:val="26"/>
+        </w:rPr>
+      </w:pPr>
+    </w:p>
+    <w:p>
+      <w:pPr>
+        <w:rPr>
+          <w:rFonts w:ascii="Verdana" w:hAnsi="Verdana"/>
+          <w:sz w:val="26"/>
+          <w:szCs w:val="26"/>
+        </w:rPr>
+      </w:pPr>
+      <w:r>
+        <w:rPr>
+          <w:rFonts w:ascii="Verdana" w:hAnsi="Verdana"/>
+          <w:b/>
+          <w:bCs/>
+          <w:noProof/>
+          <w:sz w:val="26"/>
+          <w:szCs w:val="26"/>
+        </w:rPr>
+        <mc:AlternateContent>
+          <mc:Choice Requires="wps">
+            <w:drawing>
+              <wp:anchor distT="0" distB="0" distL="114300" distR="114300" simplePos="0" relativeHeight="251715584" behindDoc="0" locked="0" layoutInCell="1" allowOverlap="1" wp14:anchorId="37CE3951" wp14:editId="7D799A36">
+                <wp:simplePos x="0" y="0"/>
+                <wp:positionH relativeFrom="margin">
+                  <wp:posOffset>0</wp:posOffset>
+                </wp:positionH>
+                <wp:positionV relativeFrom="paragraph">
+                  <wp:posOffset>0</wp:posOffset>
+                </wp:positionV>
+                <wp:extent cx="1996440" cy="342900"/>
+                <wp:effectExtent l="0" t="0" r="3810" b="0"/>
+                <wp:wrapNone/>
+                <wp:docPr id="62" name="Rectangle 62"/>
+                <wp:cNvGraphicFramePr/>
+                <a:graphic xmlns:a="http://schemas.openxmlformats.org/drawingml/2006/main">
+                  <a:graphicData uri="http://schemas.microsoft.com/office/word/2010/wordprocessingShape">
+                    <wps:wsp>
+                      <wps:cNvSpPr/>
+                      <wps:spPr>
+                        <a:xfrm>
+                          <a:off x="0" y="0"/>
+                          <a:ext cx="1996440" cy="342900"/>
+                        </a:xfrm>
+                        <a:prstGeom prst="rect">
+                          <a:avLst/>
+                        </a:prstGeom>
+                        <a:solidFill>
+                          <a:schemeClr val="accent2"/>
+                        </a:solidFill>
+                        <a:ln>
+                          <a:noFill/>
+                        </a:ln>
+                      </wps:spPr>
+                      <wps:style>
+                        <a:lnRef idx="2">
+                          <a:schemeClr val="accent1">
+                            <a:shade val="15000"/>
+                          </a:schemeClr>
+                        </a:lnRef>
+                        <a:fillRef idx="1">
+                          <a:schemeClr val="accent1"/>
+                        </a:fillRef>
+                        <a:effectRef idx="0">
+                          <a:schemeClr val="accent1"/>
+                        </a:effectRef>
+                        <a:fontRef idx="minor">
+                          <a:schemeClr val="lt1"/>
+                        </a:fontRef>
+                      </wps:style>
+                      <wps:txbx>
+                        <w:txbxContent>
+                          <w:p>
+                            <w:pPr>
+                              <w:ind w:left="360"/>
+                              <w:rPr>
+                                <w:rFonts w:ascii="Verdana" w:hAnsi="Verdana"/>
+                                <w:sz w:val="26"/>
+                                <w:szCs w:val="26"/>
+                              </w:rPr>
+                            </w:pPr>
+                            <w:r>
+                              <w:rPr>
+                                <w:rFonts w:ascii="Verdana" w:hAnsi="Verdana"/>
+                                <w:b/>
+                                <w:bCs/>
+                                <w:sz w:val="26"/>
+                                <w:szCs w:val="26"/>
+                              </w:rPr>
+                              <w:t>4</w:t>
+                            </w:r>
+                            <w:r>
+                              <w:rPr>
+                                <w:rFonts w:ascii="Verdana" w:hAnsi="Verdana"/>
+                                <w:b/>
+                                <w:bCs/>
+                                <w:sz w:val="26"/>
+                                <w:szCs w:val="26"/>
+                              </w:rPr>
+                              <w:t>.</w:t>
+                            </w:r>
+                            <w:r>
+                              <w:rPr>
+                                <w:rFonts w:ascii="Verdana" w:hAnsi="Verdana"/>
+                                <w:b/>
+                                <w:bCs/>
+                                <w:sz w:val="26"/>
+                                <w:szCs w:val="26"/>
+                              </w:rPr>
+                              <w:t xml:space="preserve"> </w:t>
+                            </w:r>
+                            <w:r>
+                              <w:rPr>
+                                <w:rFonts w:ascii="Verdana" w:hAnsi="Verdana"/>
+                                <w:b/>
+                                <w:bCs/>
+                                <w:sz w:val="26"/>
+                                <w:szCs w:val="26"/>
+                              </w:rPr>
+                              <w:t>&lt;</w:t>
+                            </w:r>
+                            <w:r>
+                              <w:rPr>
+                                <w:rFonts w:ascii="Verdana" w:hAnsi="Verdana"/>
+                                <w:b/>
+                                <w:bCs/>
+                                <w:sz w:val="26"/>
+                                <w:szCs w:val="26"/>
+                              </w:rPr>
+                              <w:t>body</w:t>
+                            </w:r>
+                            <w:r>
+                              <w:rPr>
+                                <w:rFonts w:ascii="Verdana" w:hAnsi="Verdana"/>
+                                <w:b/>
+                                <w:bCs/>
+                                <w:sz w:val="26"/>
+                                <w:szCs w:val="26"/>
+                              </w:rPr>
+                              <w:t>&gt;</w:t>
+                            </w:r>
+                          </w:p>
+                          <w:p>
+                            <w:pPr>
+                              <w:rPr>
+                                <w:rFonts w:ascii="Verdana" w:hAnsi="Verdana"/>
+                                <w:b/>
+                                <w:bCs/>
+                                <w:sz w:val="26"/>
+                                <w:szCs w:val="26"/>
+                              </w:rPr>
+                            </w:pPr>
+                          </w:p>
+                        </w:txbxContent>
+                      </wps:txbx>
+                      <wps:bodyPr rot="0" spcFirstLastPara="0" vertOverflow="overflow" horzOverflow="overflow" vert="horz" wrap="square" lIns="91440" tIns="45720" rIns="91440" bIns="45720" numCol="1" spcCol="0" rtlCol="0" fromWordArt="0" anchor="ctr" anchorCtr="0" forceAA="0" compatLnSpc="1">
+                        <a:prstTxWarp prst="textNoShape">
+                          <a:avLst/>
+                        </a:prstTxWarp>
+                        <a:noAutofit/>
+                      </wps:bodyPr>
+                    </wps:wsp>
+                  </a:graphicData>
+                </a:graphic>
+                <wp14:sizeRelH relativeFrom="margin">
+                  <wp14:pctWidth>0</wp14:pctWidth>
+                </wp14:sizeRelH>
+                <wp14:sizeRelV relativeFrom="margin">
+                  <wp14:pctHeight>0</wp14:pctHeight>
+                </wp14:sizeRelV>
+              </wp:anchor>
+            </w:drawing>
+          </mc:Choice>
+          <mc:Fallback>
+            <w:pict>
+              <v:rect w14:anchorId="37CE3951" id="Rectangle 62" o:spid="_x0000_s1048" style="position:absolute;margin-left:0;margin-top:0;width:157.2pt;height:27pt;z-index:251715584;visibility:visible;mso-wrap-style:square;mso-width-percent:0;mso-height-percent:0;mso-wrap-distance-left:9pt;mso-wrap-distance-top:0;mso-wrap-distance-right:9pt;mso-wrap-distance-bottom:0;mso-position-horizontal:absolute;mso-position-horizontal-relative:margin;mso-position-vertical:absolute;mso-position-vertical-relative:text;mso-width-percent:0;mso-height-percent:0;mso-width-relative:margin;mso-height-relative:margin;v-text-anchor:middle" o:gfxdata="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" fillcolor="#ed7d31 [3205]" stroked="f" strokeweight="1pt">
+                <v:textbox>
+                  <w:txbxContent>
+                    <w:p>
+                      <w:pPr>
+                        <w:ind w:left="360"/>
+                        <w:rPr>
+                          <w:rFonts w:ascii="Verdana" w:hAnsi="Verdana"/>
+                          <w:sz w:val="26"/>
+                          <w:szCs w:val="26"/>
+                        </w:rPr>
+                      </w:pPr>
+                      <w:r>
+                        <w:rPr>
+                          <w:rFonts w:ascii="Verdana" w:hAnsi="Verdana"/>
+                          <w:b/>
+                          <w:bCs/>
+                          <w:sz w:val="26"/>
+                          <w:szCs w:val="26"/>
+                        </w:rPr>
+                        <w:t>4</w:t>
+                      </w:r>
+                      <w:r>
+                        <w:rPr>
+                          <w:rFonts w:ascii="Verdana" w:hAnsi="Verdana"/>
+                          <w:b/>
+                          <w:bCs/>
+                          <w:sz w:val="26"/>
+                          <w:szCs w:val="26"/>
+                        </w:rPr>
+                        <w:t>.</w:t>
+                      </w:r>
+                      <w:r>
+                        <w:rPr>
+                          <w:rFonts w:ascii="Verdana" w:hAnsi="Verdana"/>
+                          <w:b/>
+                          <w:bCs/>
+                          <w:sz w:val="26"/>
+                          <w:szCs w:val="26"/>
+                        </w:rPr>
+                        <w:t xml:space="preserve"> </w:t>
+                      </w:r>
+                      <w:r>
+                        <w:rPr>
+                          <w:rFonts w:ascii="Verdana" w:hAnsi="Verdana"/>
+                          <w:b/>
+                          <w:bCs/>
+                          <w:sz w:val="26"/>
+                          <w:szCs w:val="26"/>
+                        </w:rPr>
+                        <w:t>&lt;</w:t>
+                      </w:r>
+                      <w:r>
+                        <w:rPr>
+                          <w:rFonts w:ascii="Verdana" w:hAnsi="Verdana"/>
+                          <w:b/>
+                          <w:bCs/>
+                          <w:sz w:val="26"/>
+                          <w:szCs w:val="26"/>
+                        </w:rPr>
+                        <w:t>body</w:t>
+                      </w:r>
+                      <w:r>
+                        <w:rPr>
+                          <w:rFonts w:ascii="Verdana" w:hAnsi="Verdana"/>
+                          <w:b/>
+                          <w:bCs/>
+                          <w:sz w:val="26"/>
+                          <w:szCs w:val="26"/>
+                        </w:rPr>
+                        <w:t>&gt;</w:t>
+                      </w:r>
+                    </w:p>
+                    <w:p>
+                      <w:pPr>
+                        <w:rPr>
+                          <w:rFonts w:ascii="Verdana" w:hAnsi="Verdana"/>
+                          <w:b/>
+                          <w:bCs/>
+                          <w:sz w:val="26"/>
+                          <w:szCs w:val="26"/>
+                        </w:rPr>
+                      </w:pPr>
+                    </w:p>
+                  </w:txbxContent>
+                </v:textbox>
+                <w10:wrap anchorx="margin"/>
+              </v:rect>
+            </w:pict>
+          </mc:Fallback>
+        </mc:AlternateContent>
+      </w:r>
+    </w:p>
+    <w:p>
+      <w:pPr>
+        <w:rPr>
+          <w:rFonts w:ascii="Verdana" w:hAnsi="Verdana"/>
+          <w:sz w:val="26"/>
+          <w:szCs w:val="26"/>
+        </w:rPr>
+      </w:pPr>
+    </w:p>
+    <w:p>
+      <w:pPr>
+        <w:rPr>
+          <w:rFonts w:ascii="Verdana" w:hAnsi="Verdana"/>
+          <w:sz w:val="26"/>
+          <w:szCs w:val="26"/>
+        </w:rPr>
+      </w:pPr>
+      <w:r>
+        <w:rPr>
+          <w:rFonts w:ascii="Verdana" w:hAnsi="Verdana"/>
+          <w:noProof/>
+          <w:sz w:val="26"/>
+          <w:szCs w:val="26"/>
+        </w:rPr>
+        <w:drawing>
+          <wp:inline distT="0" distB="0" distL="0" distR="0" wp14:anchorId="48C03C80" wp14:editId="72EDB11A">
+            <wp:extent cx="5731510" cy="1005840"/>
+            <wp:effectExtent l="0" t="0" r="2540" b="3810"/>
+            <wp:docPr id="63" name="Picture 63"/>
+            <wp:cNvGraphicFramePr>
+              <a:graphicFrameLocks xmlns:a="http://schemas.openxmlformats.org/drawingml/2006/main" noChangeAspect="1"/>
+            </wp:cNvGraphicFramePr>
+            <a:graphic xmlns:a="http://schemas.openxmlformats.org/drawingml/2006/main">
+              <a:graphicData uri="http://schemas.openxmlformats.org/drawingml/2006/picture">
+                <pic:pic xmlns:pic="http://schemas.openxmlformats.org/drawingml/2006/picture">
+                  <pic:nvPicPr>
+                    <pic:cNvPr id="63" name="Picture 63"/>
+                    <pic:cNvPicPr/>
+                  </pic:nvPicPr>
+                  <pic:blipFill>
+                    <a:blip r:embed="rId322">
+                      <a:extLst>
+                        <a:ext uri="{28A0092B-C50C-407E-A947-70E740481C1C}">
+                          <a14:useLocalDpi xmlns:a14="http://schemas.microsoft.com/office/drawing/2010/main" val="0"/>
+                        </a:ext>
+                      </a:extLst>
+                    </a:blip>
+                    <a:stretch>
+                      <a:fillRect/>
+                    </a:stretch>
+                  </pic:blipFill>
+                  <pic:spPr>
+                    <a:xfrm>
+                      <a:off x="0" y="0"/>
+                      <a:ext cx="5731510" cy="1005840"/>
+                    </a:xfrm>
+                    <a:prstGeom prst="rect">
+                      <a:avLst/>
+                    </a:prstGeom>
+                  </pic:spPr>
+                </pic:pic>
+              </a:graphicData>
+            </a:graphic>
+          </wp:inline>
+        </w:drawing>
+      </w:r>
+    </w:p>
+    <w:p>
+      <w:pPr>
+        <w:rPr>
+          <w:rFonts w:ascii="Verdana" w:hAnsi="Verdana"/>
+          <w:sz w:val="26"/>
+          <w:szCs w:val="26"/>
+        </w:rPr>
+      </w:pPr>
+      <w:r>
+        <w:rPr>
+          <w:rFonts w:ascii="Verdana" w:hAnsi="Verdana"/>
+          <w:sz w:val="26"/>
+          <w:szCs w:val="26"/>
+        </w:rPr>
+        <w:t>-</w:t>
+      </w:r>
+      <w:r>
+        <w:rPr>
+          <w:rFonts w:ascii="Verdana" w:hAnsi="Verdana"/>
+          <w:sz w:val="26"/>
+          <w:szCs w:val="26"/>
+        </w:rPr>
+        <w:t xml:space="preserve">The &lt;body&gt; contains </w:t>
+      </w:r>
+      <w:r>
+        <w:rPr>
+          <w:rFonts w:ascii="Verdana" w:hAnsi="Verdana"/>
+          <w:b/>
+          <w:bCs/>
+          <w:sz w:val="26"/>
+          <w:szCs w:val="26"/>
+        </w:rPr>
+        <w:t>all the visible content</w:t>
+      </w:r>
+      <w:r>
+        <w:rPr>
+          <w:rFonts w:ascii="Verdana" w:hAnsi="Verdana"/>
+          <w:sz w:val="26"/>
+          <w:szCs w:val="26"/>
+        </w:rPr>
+        <w:t xml:space="preserve"> shown in the browser.</w:t>
+      </w:r>
+    </w:p>
+    <w:p>
+      <w:pPr>
+        <w:rPr>
+          <w:rFonts w:ascii="Verdana" w:hAnsi="Verdana"/>
+          <w:sz w:val="26"/>
+          <w:szCs w:val="26"/>
+        </w:rPr>
+      </w:pPr>
+      <w:r>
+        <w:rPr>
+          <w:rFonts w:ascii="Verdana" w:hAnsi="Verdana"/>
+          <w:noProof/>
+          <w:sz w:val="26"/>
+          <w:szCs w:val="26"/>
+        </w:rPr>
+        <w:lastRenderedPageBreak/>
+        <w:drawing>
+          <wp:inline distT="0" distB="0" distL="0" distR="0" wp14:anchorId="4F898829" wp14:editId="4590BCEC">
+            <wp:extent cx="5731510" cy="2649220"/>
+            <wp:effectExtent l="0" t="0" r="2540" b="0"/>
+            <wp:docPr id="1130739715" name="Picture 1130739715"/>
+            <wp:cNvGraphicFramePr>
+              <a:graphicFrameLocks xmlns:a="http://schemas.openxmlformats.org/drawingml/2006/main" noChangeAspect="1"/>
+            </wp:cNvGraphicFramePr>
+            <a:graphic xmlns:a="http://schemas.openxmlformats.org/drawingml/2006/main">
+              <a:graphicData uri="http://schemas.openxmlformats.org/drawingml/2006/picture">
+                <pic:pic xmlns:pic="http://schemas.openxmlformats.org/drawingml/2006/picture">
+                  <pic:nvPicPr>
+                    <pic:cNvPr id="1130739715" name="Picture 1130739715"/>
+                    <pic:cNvPicPr/>
+                  </pic:nvPicPr>
+                  <pic:blipFill>
+                    <a:blip r:embed="rId323">
+                      <a:extLst>
+                        <a:ext uri="{28A0092B-C50C-407E-A947-70E740481C1C}">
+                          <a14:useLocalDpi xmlns:a14="http://schemas.microsoft.com/office/drawing/2010/main" val="0"/>
+                        </a:ext>
+                      </a:extLst>
+                    </a:blip>
+                    <a:stretch>
+                      <a:fillRect/>
+                    </a:stretch>
+                  </pic:blipFill>
+                  <pic:spPr>
+                    <a:xfrm>
+                      <a:off x="0" y="0"/>
+                      <a:ext cx="5731510" cy="2649220"/>
+                    </a:xfrm>
+                    <a:prstGeom prst="rect">
+                      <a:avLst/>
+                    </a:prstGeom>
+                  </pic:spPr>
+                </pic:pic>
+              </a:graphicData>
+            </a:graphic>
+          </wp:inline>
+        </w:drawing>
+      </w:r>
+    </w:p>
+    <w:p>
+      <w:pPr>
+        <w:rPr>
+          <w:rFonts w:ascii="Verdana" w:hAnsi="Verdana"/>
+          <w:b/>
+          <w:bCs/>
+          <w:sz w:val="26"/>
+          <w:szCs w:val="26"/>
+        </w:rPr>
+      </w:pPr>
+      <w:r>
+        <w:rPr>
+          <w:rFonts w:ascii="Verdana" w:hAnsi="Verdana"/>
+          <w:b/>
+          <w:bCs/>
+          <w:sz w:val="26"/>
+          <w:szCs w:val="26"/>
+        </w:rPr>
+        <w:t>Examples:</w:t>
+      </w:r>
+    </w:p>
+    <w:p>
+      <w:pPr>
+        <w:numPr>
+          <w:ilvl w:val="0"/>
+          <w:numId w:val="71"/>
+        </w:numPr>
+        <w:rPr>
+          <w:rFonts w:ascii="Verdana" w:hAnsi="Verdana"/>
+          <w:sz w:val="26"/>
+          <w:szCs w:val="26"/>
+        </w:rPr>
+      </w:pPr>
+      <w:r>
+        <w:rPr>
+          <w:rFonts w:ascii="Verdana" w:hAnsi="Verdana"/>
+          <w:sz w:val="26"/>
+          <w:szCs w:val="26"/>
+        </w:rPr>
+        <w:t xml:space="preserve">Headings </w:t>
+      </w:r>
+    </w:p>
+    <w:p>
+      <w:pPr>
+        <w:numPr>
+          <w:ilvl w:val="0"/>
+          <w:numId w:val="71"/>
+        </w:numPr>
+        <w:rPr>
+          <w:rFonts w:ascii="Verdana" w:hAnsi="Verdana"/>
+          <w:sz w:val="26"/>
+          <w:szCs w:val="26"/>
+        </w:rPr>
+      </w:pPr>
+      <w:r>
+        <w:rPr>
+          <w:rFonts w:ascii="Verdana" w:hAnsi="Verdana"/>
+          <w:sz w:val="26"/>
+          <w:szCs w:val="26"/>
+        </w:rPr>
+        <w:t xml:space="preserve">Paragraphs </w:t>
+      </w:r>
+    </w:p>
+    <w:p>
+      <w:pPr>
+        <w:numPr>
+          <w:ilvl w:val="0"/>
+          <w:numId w:val="71"/>
+        </w:numPr>
+        <w:rPr>
+          <w:rFonts w:ascii="Verdana" w:hAnsi="Verdana"/>
+          <w:sz w:val="26"/>
+          <w:szCs w:val="26"/>
+        </w:rPr>
+      </w:pPr>
+      <w:r>
+        <w:rPr>
+          <w:rFonts w:ascii="Verdana" w:hAnsi="Verdana"/>
+          <w:sz w:val="26"/>
+          <w:szCs w:val="26"/>
+        </w:rPr>
+        <w:t xml:space="preserve">Images </w:t>
+      </w:r>
+    </w:p>
+    <w:p>
+      <w:pPr>
+        <w:numPr>
+          <w:ilvl w:val="0"/>
+          <w:numId w:val="71"/>
+        </w:numPr>
+        <w:rPr>
+          <w:rFonts w:ascii="Verdana" w:hAnsi="Verdana"/>
+          <w:sz w:val="26"/>
+          <w:szCs w:val="26"/>
+        </w:rPr>
+      </w:pPr>
+      <w:r>
+        <w:rPr>
+          <w:rFonts w:ascii="Verdana" w:hAnsi="Verdana"/>
+          <w:sz w:val="26"/>
+          <w:szCs w:val="26"/>
+        </w:rPr>
+        <w:t xml:space="preserve">Videos </w:t>
+      </w:r>
+    </w:p>
+    <w:p>
+      <w:pPr>
+        <w:numPr>
+          <w:ilvl w:val="0"/>
+          <w:numId w:val="71"/>
+        </w:numPr>
+        <w:rPr>
+          <w:rFonts w:ascii="Verdana" w:hAnsi="Verdana"/>
+          <w:sz w:val="26"/>
+          <w:szCs w:val="26"/>
+        </w:rPr>
+      </w:pPr>
+      <w:r>
+        <w:rPr>
+          <w:rFonts w:ascii="Verdana" w:hAnsi="Verdana"/>
+          <w:sz w:val="26"/>
+          <w:szCs w:val="26"/>
+        </w:rPr>
+        <w:t xml:space="preserve">Buttons </w:t>
+      </w:r>
+    </w:p>
+    <w:p>
+      <w:pPr>
+        <w:numPr>
+          <w:ilvl w:val="0"/>
+          <w:numId w:val="71"/>
+        </w:numPr>
+        <w:rPr>
+          <w:rFonts w:ascii="Verdana" w:hAnsi="Verdana"/>
+          <w:sz w:val="26"/>
+          <w:szCs w:val="26"/>
+        </w:rPr>
+      </w:pPr>
+      <w:r>
+        <w:rPr>
+          <w:rFonts w:ascii="Verdana" w:hAnsi="Verdana"/>
+          <w:sz w:val="26"/>
+          <w:szCs w:val="26"/>
+        </w:rPr>
+        <w:t xml:space="preserve">Forms </w:t>
+      </w:r>
+    </w:p>
+    <w:p>
+      <w:pPr>
+        <w:numPr>
+          <w:ilvl w:val="0"/>
+          <w:numId w:val="71"/>
+        </w:numPr>
+        <w:rPr>
+          <w:rFonts w:ascii="Verdana" w:hAnsi="Verdana"/>
+          <w:sz w:val="26"/>
+          <w:szCs w:val="26"/>
+        </w:rPr>
+      </w:pPr>
+      <w:r>
+        <w:rPr>
+          <w:rFonts w:ascii="Verdana" w:hAnsi="Verdana"/>
+          <w:sz w:val="26"/>
+          <w:szCs w:val="26"/>
+        </w:rPr>
+        <w:t xml:space="preserve">Tables </w:t>
+      </w:r>
+    </w:p>
+    <w:p>
+      <w:pPr>
+        <w:numPr>
+          <w:ilvl w:val="0"/>
+          <w:numId w:val="71"/>
+        </w:numPr>
+        <w:rPr>
+          <w:rFonts w:ascii="Verdana" w:hAnsi="Verdana"/>
+          <w:sz w:val="26"/>
+          <w:szCs w:val="26"/>
+        </w:rPr>
+      </w:pPr>
+      <w:r>
+        <w:rPr>
+          <w:rFonts w:ascii="Verdana" w:hAnsi="Verdana"/>
+          <w:sz w:val="26"/>
+          <w:szCs w:val="26"/>
+        </w:rPr>
+        <w:t xml:space="preserve">Navigation menus </w:t>
+      </w:r>
+    </w:p>
+    <w:p>
+      <w:pPr>
+        <w:numPr>
+          <w:ilvl w:val="0"/>
+          <w:numId w:val="71"/>
+        </w:numPr>
+        <w:rPr>
+          <w:rFonts w:ascii="Verdana" w:hAnsi="Verdana"/>
+          <w:sz w:val="26"/>
+          <w:szCs w:val="26"/>
+        </w:rPr>
+      </w:pPr>
+      <w:r>
+        <w:rPr>
+          <w:rFonts w:ascii="Verdana" w:hAnsi="Verdana"/>
+          <w:sz w:val="26"/>
+          <w:szCs w:val="26"/>
+        </w:rPr>
+        <w:t xml:space="preserve">Footer </w:t>
+      </w:r>
+    </w:p>
+    <w:p>
+      <w:pPr>
+        <w:rPr>
+          <w:rFonts w:ascii="Verdana" w:hAnsi="Verdana"/>
+          <w:sz w:val="26"/>
+          <w:szCs w:val="26"/>
+        </w:rPr>
+      </w:pPr>
+    </w:p>
+    <w:p>
+      <w:pPr>
+        <w:rPr>
+          <w:rFonts w:ascii="Verdana" w:hAnsi="Verdana"/>
+          <w:sz w:val="26"/>
+          <w:szCs w:val="26"/>
+        </w:rPr>
+      </w:pPr>
+      <w:r>
+        <w:rPr>
+          <w:rFonts w:ascii="Verdana" w:hAnsi="Verdana"/>
+          <w:noProof/>
+          <w:sz w:val="26"/>
+          <w:szCs w:val="26"/>
+        </w:rPr>
+        <w:lastRenderedPageBreak/>
+        <w:drawing>
+          <wp:inline distT="0" distB="0" distL="0" distR="0" wp14:anchorId="3F541785" wp14:editId="45801CBF">
+            <wp:extent cx="5731510" cy="3933825"/>
+            <wp:effectExtent l="0" t="0" r="2540" b="9525"/>
+            <wp:docPr id="1130739712" name="Picture 1130739712"/>
+            <wp:cNvGraphicFramePr>
+              <a:graphicFrameLocks xmlns:a="http://schemas.openxmlformats.org/drawingml/2006/main" noChangeAspect="1"/>
+            </wp:cNvGraphicFramePr>
+            <a:graphic xmlns:a="http://schemas.openxmlformats.org/drawingml/2006/main">
+              <a:graphicData uri="http://schemas.openxmlformats.org/drawingml/2006/picture">
+                <pic:pic xmlns:pic="http://schemas.openxmlformats.org/drawingml/2006/picture">
+                  <pic:nvPicPr>
+                    <pic:cNvPr id="1130739712" name="Picture 1130739712"/>
+                    <pic:cNvPicPr/>
+                  </pic:nvPicPr>
+                  <pic:blipFill>
+                    <a:blip r:embed="rId324">
+                      <a:extLst>
+                        <a:ext uri="{28A0092B-C50C-407E-A947-70E740481C1C}">
+                          <a14:useLocalDpi xmlns:a14="http://schemas.microsoft.com/office/drawing/2010/main" val="0"/>
+                        </a:ext>
+                      </a:extLst>
+                    </a:blip>
+                    <a:stretch>
+                      <a:fillRect/>
+                    </a:stretch>
+                  </pic:blipFill>
+                  <pic:spPr>
+                    <a:xfrm>
+                      <a:off x="0" y="0"/>
+                      <a:ext cx="5731510" cy="3933825"/>
+                    </a:xfrm>
+                    <a:prstGeom prst="rect">
+                      <a:avLst/>
+                    </a:prstGeom>
+                  </pic:spPr>
+                </pic:pic>
+              </a:graphicData>
+            </a:graphic>
+          </wp:inline>
+        </w:drawing>
+      </w:r>
+    </w:p>
+    <w:p>
+      <w:pPr>
+        <w:rPr>
+          <w:rFonts w:ascii="Verdana" w:hAnsi="Verdana"/>
+          <w:sz w:val="26"/>
+          <w:szCs w:val="26"/>
+        </w:rPr>
+      </w:pPr>
+      <w:r>
+        <w:rPr>
+          <w:rFonts w:ascii="Verdana" w:hAnsi="Verdana"/>
+          <w:noProof/>
+          <w:sz w:val="26"/>
+          <w:szCs w:val="26"/>
+        </w:rPr>
+        <w:drawing>
+          <wp:inline distT="0" distB="0" distL="0" distR="0" wp14:anchorId="4B166A0B" wp14:editId="23260B87">
+            <wp:extent cx="5731510" cy="3683000"/>
+            <wp:effectExtent l="0" t="0" r="2540" b="0"/>
+            <wp:docPr id="1130739714" name="Picture 1130739714"/>
+            <wp:cNvGraphicFramePr>
+              <a:graphicFrameLocks xmlns:a="http://schemas.openxmlformats.org/drawingml/2006/main" noChangeAspect="1"/>
+            </wp:cNvGraphicFramePr>
+            <a:graphic xmlns:a="http://schemas.openxmlformats.org/drawingml/2006/main">
+              <a:graphicData uri="http://schemas.openxmlformats.org/drawingml/2006/picture">
+                <pic:pic xmlns:pic="http://schemas.openxmlformats.org/drawingml/2006/picture">
+                  <pic:nvPicPr>
+                    <pic:cNvPr id="1130739714" name="Picture 1130739714"/>
+                    <pic:cNvPicPr/>
+                  </pic:nvPicPr>
+                  <pic:blipFill>
+                    <a:blip r:embed="rId325">
+                      <a:extLst>
+                        <a:ext uri="{28A0092B-C50C-407E-A947-70E740481C1C}">
+                          <a14:useLocalDpi xmlns:a14="http://schemas.microsoft.com/office/drawing/2010/main" val="0"/>
+                        </a:ext>
+                      </a:extLst>
+                    </a:blip>
+                    <a:stretch>
+                      <a:fillRect/>
+                    </a:stretch>
+                  </pic:blipFill>
+                  <pic:spPr>
+                    <a:xfrm>
+                      <a:off x="0" y="0"/>
+                      <a:ext cx="5731510" cy="3683000"/>
+                    </a:xfrm>
+                    <a:prstGeom prst="rect">
+                      <a:avLst/>
+                    </a:prstGeom>
+                  </pic:spPr>
+                </pic:pic>
+              </a:graphicData>
+            </a:graphic>
+          </wp:inline>
+        </w:drawing>
+      </w:r>
+    </w:p>
+    <w:p>
+      <w:pPr>
+        <w:rPr>
+          <w:rFonts w:ascii="Verdana" w:hAnsi="Verdana"/>
+          <w:b/>
+          <w:bCs/>
+          <w:sz w:val="26"/>
+          <w:szCs w:val="26"/>
+        </w:rPr>
+      </w:pPr>
+    </w:p>
+    <w:p>
+      <w:pPr>
+        <w:rPr>
+          <w:rFonts w:ascii="Verdana" w:hAnsi="Verdana"/>
+          <w:b/>
+          <w:bCs/>
+          <w:sz w:val="26"/>
+          <w:szCs w:val="26"/>
+        </w:rPr>
+      </w:pPr>
+    </w:p>
+    <w:p>
+      <w:pPr>
+        <w:rPr>
+          <w:rFonts w:ascii="Verdana" w:hAnsi="Verdana"/>
+          <w:b/>
+          <w:bCs/>
+          <w:sz w:val="26"/>
+          <w:szCs w:val="26"/>
+        </w:rPr>
+      </w:pPr>
+    </w:p>
+    <w:p>
+      <w:pPr>
+        <w:rPr>
+          <w:rFonts w:ascii="Verdana" w:hAnsi="Verdana"/>
+          <w:b/>
+          <w:bCs/>
+          <w:sz w:val="26"/>
+          <w:szCs w:val="26"/>
+        </w:rPr>
+      </w:pPr>
+      <w:r>
+        <w:rPr>
+          <w:rFonts w:ascii="Verdana" w:hAnsi="Verdana"/>
+          <w:b/>
+          <w:bCs/>
+          <w:sz w:val="26"/>
+          <w:szCs w:val="26"/>
+        </w:rPr>
+        <w:lastRenderedPageBreak/>
+        <w:t>Modern Semantic Structure (Inside the Body)</w:t>
+      </w:r>
+    </w:p>
+    <w:p>
+      <w:pPr>
+        <w:rPr>
+          <w:rFonts w:ascii="Verdana" w:hAnsi="Verdana"/>
+          <w:sz w:val="26"/>
+          <w:szCs w:val="26"/>
+        </w:rPr>
+      </w:pPr>
+      <w:r>
+        <w:rPr>
+          <w:rFonts w:ascii="Verdana" w:hAnsi="Verdana"/>
+          <w:sz w:val="26"/>
+          <w:szCs w:val="26"/>
+        </w:rPr>
+        <w:t>-</w:t>
+      </w:r>
+      <w:r>
+        <w:rPr>
+          <w:rFonts w:ascii="Verdana" w:hAnsi="Verdana"/>
+          <w:sz w:val="26"/>
+          <w:szCs w:val="26"/>
+        </w:rPr>
+        <w:t xml:space="preserve">To improve accessibility and search engine ranking, modern web developers replace generic boxes with </w:t>
+      </w:r>
+      <w:hyperlink r:id="rId326" w:tgtFrame="_blank" w:history="1">
+        <w:r>
+          <w:rPr>
+            <w:rStyle w:val="Hyperlink"/>
+            <w:rFonts w:ascii="Verdana" w:hAnsi="Verdana"/>
+            <w:sz w:val="26"/>
+            <w:szCs w:val="26"/>
+          </w:rPr>
+          <w:t xml:space="preserve">semantic tags from </w:t>
+        </w:r>
+        <w:proofErr w:type="spellStart"/>
+        <w:r>
+          <w:rPr>
+            <w:rStyle w:val="Hyperlink"/>
+            <w:rFonts w:ascii="Verdana" w:hAnsi="Verdana"/>
+            <w:sz w:val="26"/>
+            <w:szCs w:val="26"/>
+          </w:rPr>
+          <w:t>GeeksforGeeks</w:t>
+        </w:r>
+        <w:proofErr w:type="spellEnd"/>
+      </w:hyperlink>
+      <w:r>
+        <w:rPr>
+          <w:rFonts w:ascii="Verdana" w:hAnsi="Verdana"/>
+          <w:sz w:val="26"/>
+          <w:szCs w:val="26"/>
+        </w:rPr>
+        <w:t xml:space="preserve"> to organize the &lt;body&gt; layout:</w:t>
+      </w:r>
+    </w:p>
+    <w:p>
+      <w:pPr>
+        <w:ind w:left="360"/>
+        <w:rPr>
+          <w:rFonts w:ascii="Verdana" w:hAnsi="Verdana"/>
+          <w:sz w:val="26"/>
+          <w:szCs w:val="26"/>
+        </w:rPr>
+      </w:pPr>
+      <w:r>
+        <w:rPr>
+          <w:rFonts w:ascii="Verdana" w:hAnsi="Verdana"/>
+          <w:noProof/>
+          <w:sz w:val="26"/>
+          <w:szCs w:val="26"/>
+        </w:rPr>
+        <w:drawing>
+          <wp:inline distT="0" distB="0" distL="0" distR="0" wp14:anchorId="7D1374D9" wp14:editId="3CF8A8DC">
+            <wp:extent cx="5731510" cy="6570345"/>
+            <wp:effectExtent l="0" t="0" r="2540" b="1905"/>
+            <wp:docPr id="1130739718" name="Picture 1130739718"/>
+            <wp:cNvGraphicFramePr>
+              <a:graphicFrameLocks xmlns:a="http://schemas.openxmlformats.org/drawingml/2006/main" noChangeAspect="1"/>
+            </wp:cNvGraphicFramePr>
+            <a:graphic xmlns:a="http://schemas.openxmlformats.org/drawingml/2006/main">
+              <a:graphicData uri="http://schemas.openxmlformats.org/drawingml/2006/picture">
+                <pic:pic xmlns:pic="http://schemas.openxmlformats.org/drawingml/2006/picture">
+                  <pic:nvPicPr>
+                    <pic:cNvPr id="1130739718" name="Picture 1130739718"/>
+                    <pic:cNvPicPr/>
+                  </pic:nvPicPr>
+                  <pic:blipFill>
+                    <a:blip r:embed="rId327" cstate="print">
+                      <a:extLst>
+                        <a:ext uri="{28A0092B-C50C-407E-A947-70E740481C1C}">
+                          <a14:useLocalDpi xmlns:a14="http://schemas.microsoft.com/office/drawing/2010/main" val="0"/>
+                        </a:ext>
+                      </a:extLst>
+                    </a:blip>
+                    <a:stretch>
+                      <a:fillRect/>
+                    </a:stretch>
+                  </pic:blipFill>
+                  <pic:spPr>
+                    <a:xfrm>
+                      <a:off x="0" y="0"/>
+                      <a:ext cx="5731510" cy="6570345"/>
+                    </a:xfrm>
+                    <a:prstGeom prst="rect">
+                      <a:avLst/>
+                    </a:prstGeom>
+                  </pic:spPr>
+                </pic:pic>
+              </a:graphicData>
+            </a:graphic>
+          </wp:inline>
+        </w:drawing>
+      </w:r>
+    </w:p>
+    <w:p>
+      <w:pPr>
+        <w:numPr>
+          <w:ilvl w:val="0"/>
+          <w:numId w:val="65"/>
+        </w:numPr>
+        <w:rPr>
+          <w:rFonts w:ascii="Verdana" w:hAnsi="Verdana"/>
+          <w:sz w:val="26"/>
+          <w:szCs w:val="26"/>
+        </w:rPr>
+      </w:pPr>
+      <w:r>
+        <w:rPr>
+          <w:rFonts w:ascii="Verdana" w:hAnsi="Verdana"/>
+          <w:b/>
+          <w:bCs/>
+          <w:sz w:val="26"/>
+          <w:szCs w:val="26"/>
+        </w:rPr>
+        <w:t>&lt;header&gt;</w:t>
+      </w:r>
+      <w:r>
+        <w:rPr>
+          <w:rFonts w:ascii="Verdana" w:hAnsi="Verdana"/>
+          <w:sz w:val="26"/>
+          <w:szCs w:val="26"/>
+        </w:rPr>
+        <w:t>: Introductory content, logos, or navigation menus.</w:t>
+      </w:r>
+    </w:p>
+    <w:p>
+      <w:pPr>
+        <w:numPr>
+          <w:ilvl w:val="0"/>
+          <w:numId w:val="65"/>
+        </w:numPr>
+        <w:rPr>
+          <w:rFonts w:ascii="Verdana" w:hAnsi="Verdana"/>
+          <w:sz w:val="26"/>
+          <w:szCs w:val="26"/>
+        </w:rPr>
+      </w:pPr>
+      <w:r>
+        <w:rPr>
+          <w:rFonts w:ascii="Verdana" w:hAnsi="Verdana"/>
+          <w:b/>
+          <w:bCs/>
+          <w:sz w:val="26"/>
+          <w:szCs w:val="26"/>
+        </w:rPr>
+        <w:t>&lt;nav&gt;</w:t>
+      </w:r>
+      <w:r>
+        <w:rPr>
+          <w:rFonts w:ascii="Verdana" w:hAnsi="Verdana"/>
+          <w:sz w:val="26"/>
+          <w:szCs w:val="26"/>
+        </w:rPr>
+        <w:t>: Navigational link containers.</w:t>
+      </w:r>
+    </w:p>
+    <w:p>
+      <w:pPr>
+        <w:numPr>
+          <w:ilvl w:val="0"/>
+          <w:numId w:val="65"/>
+        </w:numPr>
+        <w:rPr>
+          <w:rFonts w:ascii="Verdana" w:hAnsi="Verdana"/>
+          <w:sz w:val="26"/>
+          <w:szCs w:val="26"/>
+        </w:rPr>
+      </w:pPr>
+      <w:r>
+        <w:rPr>
+          <w:rFonts w:ascii="Verdana" w:hAnsi="Verdana"/>
+          <w:b/>
+          <w:bCs/>
+          <w:sz w:val="26"/>
+          <w:szCs w:val="26"/>
+        </w:rPr>
+        <w:t>&lt;main&gt;</w:t>
+      </w:r>
+      <w:r>
+        <w:rPr>
+          <w:rFonts w:ascii="Verdana" w:hAnsi="Verdana"/>
+          <w:sz w:val="26"/>
+          <w:szCs w:val="26"/>
+        </w:rPr>
+        <w:t>: The dominant, unique content of the individual page.</w:t>
+      </w:r>
+    </w:p>
+    <w:p>
+      <w:pPr>
+        <w:numPr>
+          <w:ilvl w:val="0"/>
+          <w:numId w:val="65"/>
+        </w:numPr>
+        <w:rPr>
+          <w:rFonts w:ascii="Verdana" w:hAnsi="Verdana"/>
+          <w:sz w:val="26"/>
+          <w:szCs w:val="26"/>
+        </w:rPr>
+      </w:pPr>
+      <w:r>
+        <w:rPr>
+          <w:rFonts w:ascii="Verdana" w:hAnsi="Verdana"/>
+          <w:b/>
+          <w:bCs/>
+          <w:sz w:val="26"/>
+          <w:szCs w:val="26"/>
+        </w:rPr>
+        <w:lastRenderedPageBreak/>
+        <w:t>&lt;section&gt;</w:t>
+      </w:r>
+      <w:r>
+        <w:rPr>
+          <w:rFonts w:ascii="Verdana" w:hAnsi="Verdana"/>
+          <w:sz w:val="26"/>
+          <w:szCs w:val="26"/>
+        </w:rPr>
+        <w:t>: Thematic groupings of content.</w:t>
+      </w:r>
+    </w:p>
+    <w:p>
+      <w:pPr>
+        <w:numPr>
+          <w:ilvl w:val="0"/>
+          <w:numId w:val="65"/>
+        </w:numPr>
+        <w:rPr>
+          <w:rFonts w:ascii="Verdana" w:hAnsi="Verdana"/>
+          <w:sz w:val="26"/>
+          <w:szCs w:val="26"/>
+        </w:rPr>
+      </w:pPr>
+      <w:r>
+        <w:rPr>
+          <w:rFonts w:ascii="Verdana" w:hAnsi="Verdana"/>
+          <w:b/>
+          <w:bCs/>
+          <w:sz w:val="26"/>
+          <w:szCs w:val="26"/>
+        </w:rPr>
+        <w:t>&lt;article&gt;</w:t>
+      </w:r>
+      <w:r>
+        <w:rPr>
+          <w:rFonts w:ascii="Verdana" w:hAnsi="Verdana"/>
+          <w:sz w:val="26"/>
+          <w:szCs w:val="26"/>
+        </w:rPr>
+        <w:t>: Self-contained compositions (like blog posts).</w:t>
+      </w:r>
+    </w:p>
+    <w:p>
+      <w:pPr>
+        <w:numPr>
+          <w:ilvl w:val="0"/>
+          <w:numId w:val="65"/>
+        </w:numPr>
+        <w:rPr>
+          <w:rFonts w:ascii="Verdana" w:hAnsi="Verdana"/>
+          <w:sz w:val="26"/>
+          <w:szCs w:val="26"/>
+        </w:rPr>
+      </w:pPr>
+      <w:r>
+        <w:rPr>
+          <w:rFonts w:ascii="Verdana" w:hAnsi="Verdana"/>
+          <w:b/>
+          <w:bCs/>
+          <w:sz w:val="26"/>
+          <w:szCs w:val="26"/>
+        </w:rPr>
+        <w:t>&lt;aside&gt;</w:t>
+      </w:r>
+      <w:r>
+        <w:rPr>
+          <w:rFonts w:ascii="Verdana" w:hAnsi="Verdana"/>
+          <w:sz w:val="26"/>
+          <w:szCs w:val="26"/>
+        </w:rPr>
+        <w:t>: Secondary sidebar content or callout boxes.</w:t>
+      </w:r>
+    </w:p>
+    <w:p>
+      <w:pPr>
+        <w:numPr>
+          <w:ilvl w:val="0"/>
+          <w:numId w:val="65"/>
+        </w:numPr>
+        <w:rPr>
+          <w:rFonts w:ascii="Verdana" w:hAnsi="Verdana"/>
+          <w:sz w:val="26"/>
+          <w:szCs w:val="26"/>
+        </w:rPr>
+      </w:pPr>
+      <w:r>
+        <w:rPr>
+          <w:rFonts w:ascii="Verdana" w:hAnsi="Verdana"/>
+          <w:sz w:val="26"/>
+          <w:szCs w:val="26"/>
+        </w:rPr>
+        <w:t xml:space="preserve">: End-of-page elements like copyright details or contact links. </w:t>
+      </w:r>
+    </w:p>
+    <w:p>
+      <w:pPr>
+        <w:ind w:left="360"/>
+        <w:rPr>
+          <w:rFonts w:ascii="Verdana" w:hAnsi="Verdana"/>
+          <w:sz w:val="26"/>
+          <w:szCs w:val="26"/>
+        </w:rPr>
+      </w:pPr>
+    </w:p>
+    <w:p>
+      <w:pPr>
+        <w:rPr>
+          <w:rFonts w:ascii="Verdana" w:hAnsi="Verdana"/>
+          <w:sz w:val="26"/>
+          <w:szCs w:val="26"/>
+        </w:rPr>
+      </w:pPr>
+      <w:r>
+        <w:rPr>
+          <w:rFonts w:ascii="Verdana" w:hAnsi="Verdana"/>
+          <w:noProof/>
+          <w:sz w:val="26"/>
+          <w:szCs w:val="26"/>
+        </w:rPr>
+        <w:drawing>
+          <wp:inline distT="0" distB="0" distL="0" distR="0" wp14:anchorId="6BBD9B34" wp14:editId="7C55EFEE">
+            <wp:extent cx="5585460" cy="2792730"/>
+            <wp:effectExtent l="0" t="0" r="0" b="7620"/>
+            <wp:docPr id="1130739717" name="Picture 1130739717"/>
+            <wp:cNvGraphicFramePr>
+              <a:graphicFrameLocks xmlns:a="http://schemas.openxmlformats.org/drawingml/2006/main" noChangeAspect="1"/>
+            </wp:cNvGraphicFramePr>
+            <a:graphic xmlns:a="http://schemas.openxmlformats.org/drawingml/2006/main">
+              <a:graphicData uri="http://schemas.openxmlformats.org/drawingml/2006/picture">
+                <pic:pic xmlns:pic="http://schemas.openxmlformats.org/drawingml/2006/picture">
+                  <pic:nvPicPr>
+                    <pic:cNvPr id="1130739717" name="Picture 1130739717"/>
+                    <pic:cNvPicPr/>
+                  </pic:nvPicPr>
+                  <pic:blipFill>
+                    <a:blip r:embed="rId328">
+                      <a:extLst>
+                        <a:ext uri="{28A0092B-C50C-407E-A947-70E740481C1C}">
+                          <a14:useLocalDpi xmlns:a14="http://schemas.microsoft.com/office/drawing/2010/main" val="0"/>
+                        </a:ext>
+                      </a:extLst>
+                    </a:blip>
+                    <a:stretch>
+                      <a:fillRect/>
+                    </a:stretch>
+                  </pic:blipFill>
+                  <pic:spPr>
+                    <a:xfrm>
+                      <a:off x="0" y="0"/>
+                      <a:ext cx="5585460" cy="2792730"/>
+                    </a:xfrm>
+                    <a:prstGeom prst="rect">
+                      <a:avLst/>
+                    </a:prstGeom>
+                  </pic:spPr>
+                </pic:pic>
+              </a:graphicData>
+            </a:graphic>
+          </wp:inline>
+        </w:drawing>
+      </w:r>
+    </w:p>
+    <w:p>
+      <w:pPr>
+        <w:rPr>
+          <w:rFonts w:ascii="Verdana" w:hAnsi="Verdana"/>
+          <w:sz w:val="26"/>
+          <w:szCs w:val="26"/>
+        </w:rPr>
+      </w:pPr>
+    </w:p>
+    <w:p>
+      <w:pPr>
+        <w:rPr>
+          <w:rFonts w:ascii="Verdana" w:hAnsi="Verdana"/>
+          <w:sz w:val="26"/>
+          <w:szCs w:val="26"/>
+        </w:rPr>
+      </w:pPr>
+    </w:p>
+    <w:p>
+      <w:pPr>
+        <w:rPr>
+          <w:rFonts w:ascii="Verdana" w:hAnsi="Verdana"/>
+          <w:sz w:val="26"/>
+          <w:szCs w:val="26"/>
+        </w:rPr>
+      </w:pPr>
+    </w:p>
+    <w:p>
+      <w:pPr>
+        <w:rPr>
+          <w:rFonts w:ascii="Verdana" w:hAnsi="Verdana"/>
+          <w:sz w:val="26"/>
+          <w:szCs w:val="26"/>
+        </w:rPr>
+      </w:pPr>
+    </w:p>
+    <w:p>
+      <w:pPr>
+        <w:rPr>
+          <w:rFonts w:ascii="Verdana" w:hAnsi="Verdana"/>
+          <w:sz w:val="26"/>
+          <w:szCs w:val="26"/>
+        </w:rPr>
+      </w:pPr>
+    </w:p>
+    <w:p>
+      <w:pPr>
+        <w:rPr>
+          <w:rFonts w:ascii="Verdana" w:hAnsi="Verdana"/>
+          <w:sz w:val="26"/>
+          <w:szCs w:val="26"/>
+        </w:rPr>
+      </w:pPr>
+    </w:p>
+    <w:p>
+      <w:pPr>
+        <w:rPr>
+          <w:rFonts w:ascii="Verdana" w:hAnsi="Verdana"/>
+          <w:sz w:val="26"/>
+          <w:szCs w:val="26"/>
+        </w:rPr>
+      </w:pPr>
+    </w:p>
+    <w:p>
+      <w:pPr>
+        <w:rPr>
+          <w:rFonts w:ascii="Verdana" w:hAnsi="Verdana"/>
+          <w:sz w:val="26"/>
+          <w:szCs w:val="26"/>
+        </w:rPr>
+      </w:pPr>
+    </w:p>
+    <w:p>
+      <w:pPr>
+        <w:rPr>
+          <w:rFonts w:ascii="Verdana" w:hAnsi="Verdana"/>
+          <w:sz w:val="26"/>
+          <w:szCs w:val="26"/>
+        </w:rPr>
+      </w:pPr>
+    </w:p>
+    <w:p>
+      <w:pPr>
+        <w:rPr>
+          <w:rFonts w:ascii="Verdana" w:hAnsi="Verdana"/>
+          <w:sz w:val="26"/>
+          <w:szCs w:val="26"/>
+        </w:rPr>
+      </w:pPr>
+    </w:p>
+    <w:p>
+      <w:pPr>
+        <w:rPr>
+          <w:rFonts w:ascii="Verdana" w:hAnsi="Verdana"/>
+          <w:sz w:val="26"/>
+          <w:szCs w:val="26"/>
+        </w:rPr>
+      </w:pPr>
+    </w:p>
+    <w:p>
+      <w:pPr>
+        <w:rPr>
+          <w:rFonts w:ascii="Verdana" w:hAnsi="Verdana"/>
+          <w:sz w:val="26"/>
+          <w:szCs w:val="26"/>
+        </w:rPr>
+      </w:pPr>
+    </w:p>
+    <w:p>
+      <w:pPr>
+        <w:rPr>
+          <w:rFonts w:ascii="Verdana" w:hAnsi="Verdana"/>
+          <w:sz w:val="26"/>
+          <w:szCs w:val="26"/>
+        </w:rPr>
+      </w:pPr>
+    </w:p>
+    <w:p>
+      <w:pPr>
+        <w:rPr>
+          <w:rFonts w:ascii="Verdana" w:hAnsi="Verdana"/>
+          <w:sz w:val="26"/>
+          <w:szCs w:val="26"/>
+        </w:rPr>
+      </w:pPr>
+    </w:p>
+    <w:p>
+      <w:pPr>
+        <w:rPr>
+          <w:rFonts w:ascii="Verdana" w:hAnsi="Verdana"/>
+          <w:sz w:val="26"/>
+          <w:szCs w:val="26"/>
+        </w:rPr>
+      </w:pPr>
+      <w:r>
+        <w:rPr>
+          <w:rFonts w:ascii="Verdana" w:hAnsi="Verdana"/>
+          <w:noProof/>
+          <w:sz w:val="26"/>
+          <w:szCs w:val="26"/>
+        </w:rPr>
+        <w:lastRenderedPageBreak/>
+        <mc:AlternateContent>
+          <mc:Choice Requires="wps">
+            <w:drawing>
+              <wp:anchor distT="0" distB="0" distL="114300" distR="114300" simplePos="0" relativeHeight="251717632" behindDoc="0" locked="0" layoutInCell="1" allowOverlap="1" wp14:anchorId="77B2C1A5" wp14:editId="5EB7B490">
+                <wp:simplePos x="0" y="0"/>
+                <wp:positionH relativeFrom="margin">
+                  <wp:align>center</wp:align>
+                </wp:positionH>
+                <wp:positionV relativeFrom="paragraph">
+                  <wp:posOffset>-308610</wp:posOffset>
+                </wp:positionV>
+                <wp:extent cx="3566160" cy="350520"/>
+                <wp:effectExtent l="38100" t="57150" r="53340" b="49530"/>
+                <wp:wrapNone/>
+                <wp:docPr id="1130739719" name="Rectangle 1130739719"/>
+                <wp:cNvGraphicFramePr/>
+                <a:graphic xmlns:a="http://schemas.openxmlformats.org/drawingml/2006/main">
+                  <a:graphicData uri="http://schemas.microsoft.com/office/word/2010/wordprocessingShape">
+                    <wps:wsp>
+                      <wps:cNvSpPr/>
+                      <wps:spPr>
+                        <a:xfrm>
+                          <a:off x="0" y="0"/>
+                          <a:ext cx="3566160" cy="350520"/>
+                        </a:xfrm>
+                        <a:prstGeom prst="rect">
+                          <a:avLst/>
+                        </a:prstGeom>
+                        <a:solidFill>
+                          <a:schemeClr val="accent2"/>
+                        </a:solidFill>
+                        <a:ln>
+                          <a:noFill/>
+                        </a:ln>
+                        <a:effectLst/>
+                        <a:scene3d>
+                          <a:camera prst="orthographicFront">
+                            <a:rot lat="0" lon="0" rev="0"/>
+                          </a:camera>
+                          <a:lightRig rig="contrasting" dir="t">
+                            <a:rot lat="0" lon="0" rev="7800000"/>
+                          </a:lightRig>
+                        </a:scene3d>
+                        <a:sp3d>
+                          <a:bevelT w="139700" h="139700"/>
+                        </a:sp3d>
+                      </wps:spPr>
+                      <wps:style>
+                        <a:lnRef idx="2">
+                          <a:schemeClr val="accent1">
+                            <a:shade val="15000"/>
+                          </a:schemeClr>
+                        </a:lnRef>
+                        <a:fillRef idx="1">
+                          <a:schemeClr val="accent1"/>
+                        </a:fillRef>
+                        <a:effectRef idx="0">
+                          <a:schemeClr val="accent1"/>
+                        </a:effectRef>
+                        <a:fontRef idx="minor">
+                          <a:schemeClr val="lt1"/>
+                        </a:fontRef>
+                      </wps:style>
+                      <wps:txbx>
+                        <w:txbxContent>
+                          <w:p>
+                            <w:pPr>
+                              <w:jc w:val="center"/>
+                              <w:rPr>
+                                <w:rFonts w:ascii="Verdana" w:hAnsi="Verdana"/>
+                                <w:b/>
+                                <w:bCs/>
+                                <w:sz w:val="30"/>
+                                <w:szCs w:val="30"/>
+                              </w:rPr>
+                            </w:pPr>
+                            <w:r>
+                              <w:rPr>
+                                <w:rFonts w:ascii="Verdana" w:hAnsi="Verdana"/>
+                                <w:b/>
+                                <w:bCs/>
+                                <w:sz w:val="30"/>
+                                <w:szCs w:val="30"/>
+                              </w:rPr>
+                              <w:t>BOILERPLATE</w:t>
+                            </w:r>
+                          </w:p>
+                        </w:txbxContent>
+                      </wps:txbx>
+                      <wps:bodyPr rot="0" spcFirstLastPara="0" vertOverflow="overflow" horzOverflow="overflow" vert="horz" wrap="square" lIns="91440" tIns="45720" rIns="91440" bIns="45720" numCol="1" spcCol="0" rtlCol="0" fromWordArt="0" anchor="ctr" anchorCtr="0" forceAA="0" compatLnSpc="1">
+                        <a:prstTxWarp prst="textNoShape">
+                          <a:avLst/>
+                        </a:prstTxWarp>
+                        <a:noAutofit/>
+                      </wps:bodyPr>
+                    </wps:wsp>
+                  </a:graphicData>
+                </a:graphic>
+                <wp14:sizeRelH relativeFrom="margin">
+                  <wp14:pctWidth>0</wp14:pctWidth>
+                </wp14:sizeRelH>
+              </wp:anchor>
+            </w:drawing>
+          </mc:Choice>
+          <mc:Fallback>
+            <w:pict>
+              <v:rect w14:anchorId="77B2C1A5" id="Rectangle 1130739719" o:spid="_x0000_s1049" style="position:absolute;margin-left:0;margin-top:-24.3pt;width:280.8pt;height:27.6pt;z-index:251717632;visibility:visible;mso-wrap-style:square;mso-width-percent:0;mso-wrap-distance-left:9pt;mso-wrap-distance-top:0;mso-wrap-distance-right:9pt;mso-wrap-distance-bottom:0;mso-position-horizontal:center;mso-position-horizontal-relative:margin;mso-position-vertical:absolute;mso-position-vertical-relative:text;mso-width-percent:0;mso-width-relative:margin;v-text-anchor:middle" o:gfxdata="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" fillcolor="#ed7d31 [3205]" stroked="f" strokeweight="1pt">
+                <v:textbox>
+                  <w:txbxContent>
+                    <w:p>
+                      <w:pPr>
+                        <w:jc w:val="center"/>
+                        <w:rPr>
+                          <w:rFonts w:ascii="Verdana" w:hAnsi="Verdana"/>
+                          <w:b/>
+                          <w:bCs/>
+                          <w:sz w:val="30"/>
+                          <w:szCs w:val="30"/>
+                        </w:rPr>
+                      </w:pPr>
+                      <w:r>
+                        <w:rPr>
+                          <w:rFonts w:ascii="Verdana" w:hAnsi="Verdana"/>
+                          <w:b/>
+                          <w:bCs/>
+                          <w:sz w:val="30"/>
+                          <w:szCs w:val="30"/>
+                        </w:rPr>
+                        <w:t>BOILERPLATE</w:t>
+                      </w:r>
+                    </w:p>
+                  </w:txbxContent>
+                </v:textbox>
+                <w10:wrap anchorx="margin"/>
+              </v:rect>
+            </w:pict>
+          </mc:Fallback>
+        </mc:AlternateContent>
+      </w:r>
+    </w:p>
+    <w:p>
+      <w:pPr>
+        <w:rPr>
+          <w:rFonts w:ascii="Verdana" w:hAnsi="Verdana"/>
+          <w:sz w:val="26"/>
+          <w:szCs w:val="26"/>
+        </w:rPr>
+      </w:pPr>
+      <w:r>
+        <w:rPr>
+          <w:rFonts w:ascii="Verdana" w:hAnsi="Verdana"/>
+          <w:sz w:val="26"/>
+          <w:szCs w:val="26"/>
+        </w:rPr>
+        <w:t>-</w:t>
+      </w:r>
+      <w:r>
+        <w:rPr>
+          <w:rFonts w:ascii="Verdana" w:hAnsi="Verdana"/>
+          <w:sz w:val="26"/>
+          <w:szCs w:val="26"/>
+        </w:rPr>
+        <w:t xml:space="preserve">An </w:t>
+      </w:r>
+      <w:r>
+        <w:rPr>
+          <w:rFonts w:ascii="Verdana" w:hAnsi="Verdana"/>
+          <w:b/>
+          <w:bCs/>
+          <w:sz w:val="26"/>
+          <w:szCs w:val="26"/>
+        </w:rPr>
+        <w:t>HTML Boilerplate</w:t>
+      </w:r>
+      <w:r>
+        <w:rPr>
+          <w:rFonts w:ascii="Verdana" w:hAnsi="Verdana"/>
+          <w:sz w:val="26"/>
+          <w:szCs w:val="26"/>
+        </w:rPr>
+        <w:t xml:space="preserve"> is the </w:t>
+      </w:r>
+      <w:r>
+        <w:rPr>
+          <w:rFonts w:ascii="Verdana" w:hAnsi="Verdana"/>
+          <w:b/>
+          <w:bCs/>
+          <w:sz w:val="26"/>
+          <w:szCs w:val="26"/>
+        </w:rPr>
+        <w:t>basic template or starter code</w:t>
+      </w:r>
+      <w:r>
+        <w:rPr>
+          <w:rFonts w:ascii="Verdana" w:hAnsi="Verdana"/>
+          <w:sz w:val="26"/>
+          <w:szCs w:val="26"/>
+        </w:rPr>
+        <w:t xml:space="preserve"> required to create a new HTML webpage. </w:t>
+      </w:r>
+    </w:p>
+    <w:p>
+      <w:pPr>
+        <w:rPr>
+          <w:rFonts w:ascii="Verdana" w:hAnsi="Verdana"/>
+          <w:sz w:val="26"/>
+          <w:szCs w:val="26"/>
+        </w:rPr>
+      </w:pPr>
+      <w:r>
+        <w:rPr>
+          <w:rFonts w:ascii="Verdana" w:hAnsi="Verdana"/>
+          <w:sz w:val="26"/>
+          <w:szCs w:val="26"/>
+        </w:rPr>
+        <w:t>-</w:t>
+      </w:r>
+      <w:r>
+        <w:rPr>
+          <w:rFonts w:ascii="Verdana" w:hAnsi="Verdana"/>
+          <w:sz w:val="26"/>
+          <w:szCs w:val="26"/>
+        </w:rPr>
+        <w:t>It contains the essential structure that every HTML document should have before adding any content.</w:t>
+      </w:r>
+    </w:p>
+    <w:p>
+      <w:pPr>
+        <w:rPr>
+          <w:rFonts w:ascii="Verdana" w:hAnsi="Verdana"/>
+          <w:sz w:val="26"/>
+          <w:szCs w:val="26"/>
+        </w:rPr>
+      </w:pPr>
+      <w:proofErr w:type="gramStart"/>
+      <w:r>
+        <w:rPr>
+          <w:rFonts w:ascii="Verdana" w:hAnsi="Verdana"/>
+          <w:b/>
+          <w:bCs/>
+          <w:sz w:val="26"/>
+          <w:szCs w:val="26"/>
+        </w:rPr>
+        <w:t>Example :</w:t>
+      </w:r>
+      <w:proofErr w:type="gramEnd"/>
+      <w:r>
+        <w:rPr>
+          <w:rFonts w:ascii="Verdana" w:hAnsi="Verdana"/>
+          <w:b/>
+          <w:bCs/>
+          <w:sz w:val="26"/>
+          <w:szCs w:val="26"/>
+        </w:rPr>
+        <w:t>-</w:t>
+      </w:r>
+      <w:r>
+        <w:rPr>
+          <w:rFonts w:ascii="Verdana" w:hAnsi="Verdana"/>
+          <w:sz w:val="26"/>
+          <w:szCs w:val="26"/>
+        </w:rPr>
+        <w:t xml:space="preserve">Think of it as the </w:t>
+      </w:r>
+      <w:r>
+        <w:rPr>
+          <w:rFonts w:ascii="Verdana" w:hAnsi="Verdana"/>
+          <w:b/>
+          <w:bCs/>
+          <w:sz w:val="26"/>
+          <w:szCs w:val="26"/>
+        </w:rPr>
+        <w:t>foundation of a house</w:t>
+      </w:r>
+      <w:r>
+        <w:rPr>
+          <w:rFonts w:ascii="Verdana" w:hAnsi="Verdana"/>
+          <w:sz w:val="26"/>
+          <w:szCs w:val="26"/>
+        </w:rPr>
+        <w:t>—before decorating or adding furniture, you first build the basic structure.</w:t>
+      </w:r>
+    </w:p>
+    <w:p>
+      <w:pPr>
+        <w:rPr>
+          <w:rFonts w:ascii="Verdana" w:hAnsi="Verdana"/>
+          <w:sz w:val="26"/>
+          <w:szCs w:val="26"/>
+        </w:rPr>
+      </w:pPr>
+      <w:r>
+        <w:rPr>
+          <w:rFonts w:ascii="Verdana" w:hAnsi="Verdana"/>
+          <w:noProof/>
+          <w:sz w:val="26"/>
+          <w:szCs w:val="26"/>
+        </w:rPr>
+        <w:drawing>
+          <wp:inline distT="0" distB="0" distL="0" distR="0" wp14:anchorId="6749208E" wp14:editId="3295DEAD">
+            <wp:extent cx="5731510" cy="2653665"/>
+            <wp:effectExtent l="0" t="0" r="2540" b="0"/>
+            <wp:docPr id="1130739720" name="Picture 1130739720"/>
+            <wp:cNvGraphicFramePr>
+              <a:graphicFrameLocks xmlns:a="http://schemas.openxmlformats.org/drawingml/2006/main" noChangeAspect="1"/>
+            </wp:cNvGraphicFramePr>
+            <a:graphic xmlns:a="http://schemas.openxmlformats.org/drawingml/2006/main">
+              <a:graphicData uri="http://schemas.openxmlformats.org/drawingml/2006/picture">
+                <pic:pic xmlns:pic="http://schemas.openxmlformats.org/drawingml/2006/picture">
+                  <pic:nvPicPr>
+                    <pic:cNvPr id="1130739720" name="Picture 1130739720"/>
+                    <pic:cNvPicPr/>
+                  </pic:nvPicPr>
+                  <pic:blipFill>
+                    <a:blip r:embed="rId329">
+                      <a:extLst>
+                        <a:ext uri="{28A0092B-C50C-407E-A947-70E740481C1C}">
+                          <a14:useLocalDpi xmlns:a14="http://schemas.microsoft.com/office/drawing/2010/main" val="0"/>
+                        </a:ext>
+                      </a:extLst>
+                    </a:blip>
+                    <a:stretch>
+                      <a:fillRect/>
+                    </a:stretch>
+                  </pic:blipFill>
+                  <pic:spPr>
+                    <a:xfrm>
+                      <a:off x="0" y="0"/>
+                      <a:ext cx="5731510" cy="2653665"/>
+                    </a:xfrm>
+                    <a:prstGeom prst="rect">
+                      <a:avLst/>
+                    </a:prstGeom>
+                  </pic:spPr>
+                </pic:pic>
+              </a:graphicData>
+            </a:graphic>
+          </wp:inline>
+        </w:drawing>
+      </w:r>
+    </w:p>
+    <w:p>
+      <w:pPr>
+        <w:rPr>
+          <w:rFonts w:ascii="Verdana" w:hAnsi="Verdana"/>
+          <w:sz w:val="26"/>
+          <w:szCs w:val="26"/>
+        </w:rPr>
+      </w:pPr>
+    </w:p>
+    <w:p>
+      <w:pPr>
+        <w:rPr>
+          <w:rFonts w:ascii="Verdana" w:hAnsi="Verdana"/>
+          <w:b/>
+          <w:bCs/>
+          <w:sz w:val="26"/>
+          <w:szCs w:val="26"/>
+        </w:rPr>
+      </w:pPr>
+      <w:r>
+        <w:rPr>
+          <w:rFonts w:ascii="Verdana" w:hAnsi="Verdana"/>
+          <w:b/>
+          <w:bCs/>
+          <w:sz w:val="26"/>
+          <w:szCs w:val="26"/>
+        </w:rPr>
+        <w:t>Why Do We Use an HTML Boilerplate?</w:t>
+      </w:r>
+    </w:p>
+    <w:p>
+      <w:pPr>
+        <w:numPr>
+          <w:ilvl w:val="0"/>
+          <w:numId w:val="72"/>
+        </w:numPr>
+        <w:rPr>
+          <w:rFonts w:ascii="Verdana" w:hAnsi="Verdana"/>
+          <w:sz w:val="26"/>
+          <w:szCs w:val="26"/>
+        </w:rPr>
+      </w:pPr>
+      <w:r>
+        <w:rPr>
+          <w:rFonts w:ascii="Verdana" w:hAnsi="Verdana"/>
+          <w:sz w:val="26"/>
+          <w:szCs w:val="26"/>
+        </w:rPr>
+        <w:t xml:space="preserve">Provides the basic structure for every HTML page. </w:t>
+      </w:r>
+    </w:p>
+    <w:p>
+      <w:pPr>
+        <w:numPr>
+          <w:ilvl w:val="0"/>
+          <w:numId w:val="72"/>
+        </w:numPr>
+        <w:rPr>
+          <w:rFonts w:ascii="Verdana" w:hAnsi="Verdana"/>
+          <w:sz w:val="26"/>
+          <w:szCs w:val="26"/>
+        </w:rPr>
+      </w:pPr>
+      <w:r>
+        <w:rPr>
+          <w:rFonts w:ascii="Verdana" w:hAnsi="Verdana"/>
+          <w:sz w:val="26"/>
+          <w:szCs w:val="26"/>
+        </w:rPr>
+        <w:t xml:space="preserve">Ensures compatibility with modern browsers. </w:t>
+      </w:r>
+    </w:p>
+    <w:p>
+      <w:pPr>
+        <w:numPr>
+          <w:ilvl w:val="0"/>
+          <w:numId w:val="72"/>
+        </w:numPr>
+        <w:rPr>
+          <w:rFonts w:ascii="Verdana" w:hAnsi="Verdana"/>
+          <w:sz w:val="26"/>
+          <w:szCs w:val="26"/>
+        </w:rPr>
+      </w:pPr>
+      <w:r>
+        <w:rPr>
+          <w:rFonts w:ascii="Verdana" w:hAnsi="Verdana"/>
+          <w:sz w:val="26"/>
+          <w:szCs w:val="26"/>
+        </w:rPr>
+        <w:t xml:space="preserve">Makes the webpage responsive. </w:t>
+      </w:r>
+    </w:p>
+    <w:p>
+      <w:pPr>
+        <w:numPr>
+          <w:ilvl w:val="0"/>
+          <w:numId w:val="72"/>
+        </w:numPr>
+        <w:rPr>
+          <w:rFonts w:ascii="Verdana" w:hAnsi="Verdana"/>
+          <w:sz w:val="26"/>
+          <w:szCs w:val="26"/>
+        </w:rPr>
+      </w:pPr>
+      <w:r>
+        <w:rPr>
+          <w:rFonts w:ascii="Verdana" w:hAnsi="Verdana"/>
+          <w:sz w:val="26"/>
+          <w:szCs w:val="26"/>
+        </w:rPr>
+        <w:t xml:space="preserve">Improves accessibility and SEO. </w:t>
+      </w:r>
+    </w:p>
+    <w:p>
+      <w:pPr>
+        <w:numPr>
+          <w:ilvl w:val="0"/>
+          <w:numId w:val="72"/>
+        </w:numPr>
+        <w:rPr>
+          <w:rFonts w:ascii="Verdana" w:hAnsi="Verdana"/>
+          <w:sz w:val="26"/>
+          <w:szCs w:val="26"/>
+        </w:rPr>
+      </w:pPr>
+      <w:r>
+        <w:rPr>
+          <w:rFonts w:ascii="Verdana" w:hAnsi="Verdana"/>
+          <w:sz w:val="26"/>
+          <w:szCs w:val="26"/>
+        </w:rPr>
+        <w:t>Saves time by avoiding rewriting the same code for every new page.</w:t>
+      </w:r>
+    </w:p>
+    <w:p>
+      <w:pPr>
+        <w:rPr>
+          <w:rFonts w:ascii="Verdana" w:hAnsi="Verdana"/>
+          <w:sz w:val="26"/>
+          <w:szCs w:val="26"/>
+        </w:rPr>
+      </w:pPr>
+    </w:p>
+    <w:p>
+      <w:pPr>
+        <w:rPr>
+          <w:rFonts w:ascii="Verdana" w:hAnsi="Verdana"/>
+          <w:sz w:val="26"/>
+          <w:szCs w:val="26"/>
+        </w:rPr>
+      </w:pPr>
+    </w:p>
+    <w:p>
+      <w:pPr>
+        <w:rPr>
+          <w:rFonts w:ascii="Verdana" w:hAnsi="Verdana"/>
+          <w:sz w:val="26"/>
+          <w:szCs w:val="26"/>
+        </w:rPr>
+      </w:pPr>
+    </w:p>
+    <w:p>
+      <w:pPr>
+        <w:rPr>
+          <w:rFonts w:ascii="Verdana" w:hAnsi="Verdana"/>
+          <w:sz w:val="26"/>
+          <w:szCs w:val="26"/>
+        </w:rPr>
+      </w:pPr>
+    </w:p>
+    <w:p>
+      <w:pPr>
+        <w:rPr>
+          <w:rFonts w:ascii="Verdana" w:hAnsi="Verdana"/>
+          <w:sz w:val="26"/>
+          <w:szCs w:val="26"/>
+        </w:rPr>
+      </w:pPr>
+    </w:p>
+    <w:p>
+      <w:pPr>
+        <w:rPr>
+          <w:rFonts w:ascii="Verdana" w:hAnsi="Verdana"/>
+          <w:b/>
+          <w:bCs/>
+          <w:sz w:val="26"/>
+          <w:szCs w:val="26"/>
+        </w:rPr>
+      </w:pPr>
+      <w:r>
+        <w:rPr>
+          <w:rFonts w:ascii="Verdana" w:hAnsi="Verdana"/>
+          <w:b/>
+          <w:bCs/>
+          <w:sz w:val="26"/>
+          <w:szCs w:val="26"/>
+          <w:highlight w:val="yellow"/>
+        </w:rPr>
+        <w:lastRenderedPageBreak/>
+        <w:t>Different Ways to Generate an HTML Boilerplate</w:t>
+      </w:r>
+    </w:p>
+    <w:p>
+      <w:pPr>
+        <w:rPr>
+          <w:rFonts w:ascii="Verdana" w:hAnsi="Verdana"/>
+          <w:sz w:val="26"/>
+          <w:szCs w:val="26"/>
+        </w:rPr>
+      </w:pPr>
+      <w:r>
+        <w:rPr>
+          <w:rFonts w:ascii="Verdana" w:hAnsi="Verdana"/>
+          <w:noProof/>
+          <w:sz w:val="26"/>
+          <w:szCs w:val="26"/>
+        </w:rPr>
+        <w:drawing>
+          <wp:inline distT="0" distB="0" distL="0" distR="0" wp14:anchorId="32CD44A8" wp14:editId="17C205AC">
+            <wp:extent cx="5731510" cy="3962400"/>
+            <wp:effectExtent l="0" t="0" r="2540" b="0"/>
+            <wp:docPr id="1130739725" name="Picture 1130739725"/>
+            <wp:cNvGraphicFramePr>
+              <a:graphicFrameLocks xmlns:a="http://schemas.openxmlformats.org/drawingml/2006/main" noChangeAspect="1"/>
+            </wp:cNvGraphicFramePr>
+            <a:graphic xmlns:a="http://schemas.openxmlformats.org/drawingml/2006/main">
+              <a:graphicData uri="http://schemas.openxmlformats.org/drawingml/2006/picture">
+                <pic:pic xmlns:pic="http://schemas.openxmlformats.org/drawingml/2006/picture">
+                  <pic:nvPicPr>
+                    <pic:cNvPr id="1130739725" name="Picture 1130739725"/>
+                    <pic:cNvPicPr/>
+                  </pic:nvPicPr>
+                  <pic:blipFill>
+                    <a:blip r:embed="rId330">
+                      <a:extLst>
+                        <a:ext uri="{28A0092B-C50C-407E-A947-70E740481C1C}">
+                          <a14:useLocalDpi xmlns:a14="http://schemas.microsoft.com/office/drawing/2010/main" val="0"/>
+                        </a:ext>
+                      </a:extLst>
+                    </a:blip>
+                    <a:stretch>
+                      <a:fillRect/>
+                    </a:stretch>
+                  </pic:blipFill>
+                  <pic:spPr>
+                    <a:xfrm>
+                      <a:off x="0" y="0"/>
+                      <a:ext cx="5731510" cy="3962400"/>
+                    </a:xfrm>
+                    <a:prstGeom prst="rect">
+                      <a:avLst/>
+                    </a:prstGeom>
+                  </pic:spPr>
+                </pic:pic>
+              </a:graphicData>
+            </a:graphic>
+          </wp:inline>
+        </w:drawing>
+      </w:r>
+    </w:p>
+    <w:p>
+      <w:pPr>
+        <w:rPr>
+          <w:rFonts w:ascii="Verdana" w:hAnsi="Verdana"/>
+          <w:sz w:val="26"/>
+          <w:szCs w:val="26"/>
+        </w:rPr>
+      </w:pPr>
+      <w:r>
+        <w:rPr>
+          <w:rFonts w:ascii="Verdana" w:hAnsi="Verdana"/>
+          <w:noProof/>
+          <w:sz w:val="26"/>
+          <w:szCs w:val="26"/>
+        </w:rPr>
+        <w:drawing>
+          <wp:inline distT="0" distB="0" distL="0" distR="0" wp14:anchorId="3C8B0C0A" wp14:editId="370D68D6">
+            <wp:extent cx="5731510" cy="2214880"/>
+            <wp:effectExtent l="0" t="0" r="2540" b="0"/>
+            <wp:docPr id="1130739724" name="Picture 1130739724"/>
+            <wp:cNvGraphicFramePr>
+              <a:graphicFrameLocks xmlns:a="http://schemas.openxmlformats.org/drawingml/2006/main" noChangeAspect="1"/>
+            </wp:cNvGraphicFramePr>
+            <a:graphic xmlns:a="http://schemas.openxmlformats.org/drawingml/2006/main">
+              <a:graphicData uri="http://schemas.openxmlformats.org/drawingml/2006/picture">
+                <pic:pic xmlns:pic="http://schemas.openxmlformats.org/drawingml/2006/picture">
+                  <pic:nvPicPr>
+                    <pic:cNvPr id="1130739724" name="Picture 1130739724"/>
+                    <pic:cNvPicPr/>
+                  </pic:nvPicPr>
+                  <pic:blipFill>
+                    <a:blip r:embed="rId331">
+                      <a:extLst>
+                        <a:ext uri="{28A0092B-C50C-407E-A947-70E740481C1C}">
+                          <a14:useLocalDpi xmlns:a14="http://schemas.microsoft.com/office/drawing/2010/main" val="0"/>
+                        </a:ext>
+                      </a:extLst>
+                    </a:blip>
+                    <a:stretch>
+                      <a:fillRect/>
+                    </a:stretch>
+                  </pic:blipFill>
+                  <pic:spPr>
+                    <a:xfrm>
+                      <a:off x="0" y="0"/>
+                      <a:ext cx="5731510" cy="2214880"/>
+                    </a:xfrm>
+                    <a:prstGeom prst="rect">
+                      <a:avLst/>
+                    </a:prstGeom>
+                  </pic:spPr>
+                </pic:pic>
+              </a:graphicData>
+            </a:graphic>
+          </wp:inline>
+        </w:drawing>
+      </w:r>
+    </w:p>
+    <w:p>
+      <w:pPr>
+        <w:rPr>
+          <w:rFonts w:ascii="Verdana" w:hAnsi="Verdana"/>
+          <w:sz w:val="26"/>
+          <w:szCs w:val="26"/>
+        </w:rPr>
+      </w:pPr>
+      <w:r>
+        <w:rPr>
+          <w:rFonts w:ascii="Verdana" w:hAnsi="Verdana"/>
+          <w:noProof/>
+          <w:sz w:val="26"/>
+          <w:szCs w:val="26"/>
+        </w:rPr>
+        <w:drawing>
+          <wp:inline distT="0" distB="0" distL="0" distR="0" wp14:anchorId="5F69566A" wp14:editId="3931E8C4">
+            <wp:extent cx="5731510" cy="1388745"/>
+            <wp:effectExtent l="0" t="0" r="2540" b="1905"/>
+            <wp:docPr id="1130739723" name="Picture 1130739723"/>
+            <wp:cNvGraphicFramePr>
+              <a:graphicFrameLocks xmlns:a="http://schemas.openxmlformats.org/drawingml/2006/main" noChangeAspect="1"/>
+            </wp:cNvGraphicFramePr>
+            <a:graphic xmlns:a="http://schemas.openxmlformats.org/drawingml/2006/main">
+              <a:graphicData uri="http://schemas.openxmlformats.org/drawingml/2006/picture">
+                <pic:pic xmlns:pic="http://schemas.openxmlformats.org/drawingml/2006/picture">
+                  <pic:nvPicPr>
+                    <pic:cNvPr id="1130739723" name="Picture 1130739723"/>
+                    <pic:cNvPicPr/>
+                  </pic:nvPicPr>
+                  <pic:blipFill>
+                    <a:blip r:embed="rId332">
+                      <a:extLst>
+                        <a:ext uri="{28A0092B-C50C-407E-A947-70E740481C1C}">
+                          <a14:useLocalDpi xmlns:a14="http://schemas.microsoft.com/office/drawing/2010/main" val="0"/>
+                        </a:ext>
+                      </a:extLst>
+                    </a:blip>
+                    <a:stretch>
+                      <a:fillRect/>
+                    </a:stretch>
+                  </pic:blipFill>
+                  <pic:spPr>
+                    <a:xfrm>
+                      <a:off x="0" y="0"/>
+                      <a:ext cx="5731510" cy="1388745"/>
+                    </a:xfrm>
+                    <a:prstGeom prst="rect">
+                      <a:avLst/>
+                    </a:prstGeom>
+                  </pic:spPr>
+                </pic:pic>
+              </a:graphicData>
+            </a:graphic>
+          </wp:inline>
+        </w:drawing>
+      </w:r>
+    </w:p>
+    <w:p>
+      <w:pPr>
+        <w:jc w:val="center"/>
+        <w:rPr>
+          <w:rFonts w:ascii="Verdana" w:hAnsi="Verdana"/>
+          <w:sz w:val="26"/>
+          <w:szCs w:val="26"/>
+        </w:rPr>
+      </w:pPr>
+      <w:r>
+        <w:rPr>
+          <w:rFonts w:ascii="Verdana" w:hAnsi="Verdana"/>
+          <w:noProof/>
+          <w:sz w:val="26"/>
+          <w:szCs w:val="26"/>
+        </w:rPr>
+        <w:lastRenderedPageBreak/>
+        <w:drawing>
+          <wp:inline distT="0" distB="0" distL="0" distR="0" wp14:anchorId="742EB504" wp14:editId="33003208">
+            <wp:extent cx="5265420" cy="2740048"/>
+            <wp:effectExtent l="0" t="0" r="0" b="3175"/>
+            <wp:docPr id="1130739722" name="Picture 1130739722"/>
+            <wp:cNvGraphicFramePr>
+              <a:graphicFrameLocks xmlns:a="http://schemas.openxmlformats.org/drawingml/2006/main" noChangeAspect="1"/>
+            </wp:cNvGraphicFramePr>
+            <a:graphic xmlns:a="http://schemas.openxmlformats.org/drawingml/2006/main">
+              <a:graphicData uri="http://schemas.openxmlformats.org/drawingml/2006/picture">
+                <pic:pic xmlns:pic="http://schemas.openxmlformats.org/drawingml/2006/picture">
+                  <pic:nvPicPr>
+                    <pic:cNvPr id="1130739722" name="Picture 1130739722"/>
+                    <pic:cNvPicPr/>
+                  </pic:nvPicPr>
+                  <pic:blipFill>
+                    <a:blip r:embed="rId333">
+                      <a:extLst>
+                        <a:ext uri="{28A0092B-C50C-407E-A947-70E740481C1C}">
+                          <a14:useLocalDpi xmlns:a14="http://schemas.microsoft.com/office/drawing/2010/main" val="0"/>
+                        </a:ext>
+                      </a:extLst>
+                    </a:blip>
+                    <a:stretch>
+                      <a:fillRect/>
+                    </a:stretch>
+                  </pic:blipFill>
+                  <pic:spPr>
+                    <a:xfrm>
+                      <a:off x="0" y="0"/>
+                      <a:ext cx="5272644" cy="2743807"/>
+                    </a:xfrm>
+                    <a:prstGeom prst="rect">
+                      <a:avLst/>
+                    </a:prstGeom>
+                  </pic:spPr>
+                </pic:pic>
+              </a:graphicData>
+            </a:graphic>
+          </wp:inline>
+        </w:drawing>
+      </w:r>
+    </w:p>
+    <w:p>
+      <w:pPr>
+        <w:rPr>
+          <w:rFonts w:ascii="Verdana" w:hAnsi="Verdana"/>
+          <w:sz w:val="26"/>
+          <w:szCs w:val="26"/>
+        </w:rPr>
+      </w:pPr>
+    </w:p>
+    <w:p>
+      <w:pPr>
+        <w:rPr>
+          <w:rFonts w:ascii="Verdana" w:hAnsi="Verdana"/>
+          <w:b/>
+          <w:bCs/>
+          <w:sz w:val="26"/>
+          <w:szCs w:val="26"/>
+        </w:rPr>
+      </w:pPr>
+      <w:r>
+        <w:rPr>
+          <w:rFonts w:ascii="Verdana" w:hAnsi="Verdana"/>
+          <w:b/>
+          <w:bCs/>
+          <w:sz w:val="26"/>
+          <w:szCs w:val="26"/>
+          <w:highlight w:val="yellow"/>
+        </w:rPr>
+        <w:t>Why is it Called "Boilerplate" in HTML?</w:t>
+      </w:r>
+    </w:p>
+    <w:p>
+      <w:pPr>
+        <w:rPr>
+          <w:rFonts w:ascii="Verdana" w:hAnsi="Verdana"/>
+          <w:sz w:val="26"/>
+          <w:szCs w:val="26"/>
+        </w:rPr>
+      </w:pPr>
+      <w:r>
+        <w:rPr>
+          <w:rFonts w:ascii="Verdana" w:hAnsi="Verdana"/>
+          <w:sz w:val="26"/>
+          <w:szCs w:val="26"/>
+        </w:rPr>
+        <w:t>-</w:t>
+      </w:r>
+      <w:r>
+        <w:rPr>
+          <w:rFonts w:ascii="Verdana" w:hAnsi="Verdana"/>
+          <w:sz w:val="26"/>
+          <w:szCs w:val="26"/>
+        </w:rPr>
+        <w:t xml:space="preserve">The word </w:t>
+      </w:r>
+      <w:r>
+        <w:rPr>
+          <w:rFonts w:ascii="Verdana" w:hAnsi="Verdana"/>
+          <w:b/>
+          <w:bCs/>
+          <w:sz w:val="26"/>
+          <w:szCs w:val="26"/>
+        </w:rPr>
+        <w:t>boilerplate</w:t>
+      </w:r>
+      <w:r>
+        <w:rPr>
+          <w:rFonts w:ascii="Verdana" w:hAnsi="Verdana"/>
+          <w:sz w:val="26"/>
+          <w:szCs w:val="26"/>
+        </w:rPr>
+        <w:t xml:space="preserve"> originally came from the </w:t>
+      </w:r>
+      <w:r>
+        <w:rPr>
+          <w:rFonts w:ascii="Verdana" w:hAnsi="Verdana"/>
+          <w:b/>
+          <w:bCs/>
+          <w:sz w:val="26"/>
+          <w:szCs w:val="26"/>
+        </w:rPr>
+        <w:t>printing industry</w:t>
+      </w:r>
+      <w:r>
+        <w:rPr>
+          <w:rFonts w:ascii="Verdana" w:hAnsi="Verdana"/>
+          <w:sz w:val="26"/>
+          <w:szCs w:val="26"/>
+        </w:rPr>
+        <w:t xml:space="preserve"> in the 1800s.</w:t>
+      </w:r>
+    </w:p>
+    <w:p>
+      <w:pPr>
+        <w:numPr>
+          <w:ilvl w:val="0"/>
+          <w:numId w:val="73"/>
+        </w:numPr>
+        <w:rPr>
+          <w:rFonts w:ascii="Verdana" w:hAnsi="Verdana"/>
+          <w:sz w:val="26"/>
+          <w:szCs w:val="26"/>
+        </w:rPr>
+      </w:pPr>
+      <w:r>
+        <w:rPr>
+          <w:rFonts w:ascii="Verdana" w:hAnsi="Verdana"/>
+          <w:sz w:val="26"/>
+          <w:szCs w:val="26"/>
+        </w:rPr>
+        <w:t xml:space="preserve">Large steel plates (called </w:t>
+      </w:r>
+      <w:r>
+        <w:rPr>
+          <w:rFonts w:ascii="Verdana" w:hAnsi="Verdana"/>
+          <w:b/>
+          <w:bCs/>
+          <w:sz w:val="26"/>
+          <w:szCs w:val="26"/>
+        </w:rPr>
+        <w:t>boiler plates</w:t>
+      </w:r>
+      <w:r>
+        <w:rPr>
+          <w:rFonts w:ascii="Verdana" w:hAnsi="Verdana"/>
+          <w:sz w:val="26"/>
+          <w:szCs w:val="26"/>
+        </w:rPr>
+        <w:t xml:space="preserve">) were used to print the </w:t>
+      </w:r>
+      <w:r>
+        <w:rPr>
+          <w:rFonts w:ascii="Verdana" w:hAnsi="Verdana"/>
+          <w:b/>
+          <w:bCs/>
+          <w:sz w:val="26"/>
+          <w:szCs w:val="26"/>
+        </w:rPr>
+        <w:t>same text repeatedly</w:t>
+      </w:r>
+      <w:r>
+        <w:rPr>
+          <w:rFonts w:ascii="Verdana" w:hAnsi="Verdana"/>
+          <w:sz w:val="26"/>
+          <w:szCs w:val="26"/>
+        </w:rPr>
+        <w:t xml:space="preserve">. </w:t>
+      </w:r>
+    </w:p>
+    <w:p>
+      <w:pPr>
+        <w:numPr>
+          <w:ilvl w:val="0"/>
+          <w:numId w:val="73"/>
+        </w:numPr>
+        <w:rPr>
+          <w:rFonts w:ascii="Verdana" w:hAnsi="Verdana"/>
+          <w:sz w:val="26"/>
+          <w:szCs w:val="26"/>
+        </w:rPr>
+      </w:pPr>
+      <w:r>
+        <w:rPr>
+          <w:rFonts w:ascii="Verdana" w:hAnsi="Verdana"/>
+          <w:sz w:val="26"/>
+          <w:szCs w:val="26"/>
+        </w:rPr>
+        <w:t xml:space="preserve">Since the content didn't change, people started using the term </w:t>
+      </w:r>
+      <w:r>
+        <w:rPr>
+          <w:rFonts w:ascii="Verdana" w:hAnsi="Verdana"/>
+          <w:b/>
+          <w:bCs/>
+          <w:sz w:val="26"/>
+          <w:szCs w:val="26"/>
+        </w:rPr>
+        <w:t>boilerplate</w:t>
+      </w:r>
+      <w:r>
+        <w:rPr>
+          <w:rFonts w:ascii="Verdana" w:hAnsi="Verdana"/>
+          <w:sz w:val="26"/>
+          <w:szCs w:val="26"/>
+        </w:rPr>
+        <w:t xml:space="preserve"> to describe any </w:t>
+      </w:r>
+      <w:r>
+        <w:rPr>
+          <w:rFonts w:ascii="Verdana" w:hAnsi="Verdana"/>
+          <w:b/>
+          <w:bCs/>
+          <w:sz w:val="26"/>
+          <w:szCs w:val="26"/>
+        </w:rPr>
+        <w:t>standard, reusable text or code</w:t>
+      </w:r>
+      <w:r>
+        <w:rPr>
+          <w:rFonts w:ascii="Verdana" w:hAnsi="Verdana"/>
+          <w:sz w:val="26"/>
+          <w:szCs w:val="26"/>
+        </w:rPr>
+        <w:t xml:space="preserve">. </w:t>
+      </w:r>
+    </w:p>
+    <w:p>
+      <w:pPr>
+        <w:rPr>
+          <w:rFonts w:ascii="Verdana" w:hAnsi="Verdana"/>
+          <w:sz w:val="26"/>
+          <w:szCs w:val="26"/>
+        </w:rPr>
+      </w:pPr>
+      <w:r>
+        <w:rPr>
+          <w:rFonts w:ascii="Verdana" w:hAnsi="Verdana"/>
+          <w:sz w:val="26"/>
+          <w:szCs w:val="26"/>
+        </w:rPr>
+        <w:t>-</w:t>
+      </w:r>
+      <w:r>
+        <w:rPr>
+          <w:rFonts w:ascii="Verdana" w:hAnsi="Verdana"/>
+          <w:sz w:val="26"/>
+          <w:szCs w:val="26"/>
+        </w:rPr>
+        <w:t xml:space="preserve">Later, programmers adopted the same term for </w:t>
+      </w:r>
+      <w:r>
+        <w:rPr>
+          <w:rFonts w:ascii="Verdana" w:hAnsi="Verdana"/>
+          <w:b/>
+          <w:bCs/>
+          <w:sz w:val="26"/>
+          <w:szCs w:val="26"/>
+        </w:rPr>
+        <w:t>code templates</w:t>
+      </w:r>
+      <w:r>
+        <w:rPr>
+          <w:rFonts w:ascii="Verdana" w:hAnsi="Verdana"/>
+          <w:sz w:val="26"/>
+          <w:szCs w:val="26"/>
+        </w:rPr>
+        <w:t xml:space="preserve"> that are reused in many projects.</w:t>
+      </w:r>
+    </w:p>
+    <w:p>
+      <w:pPr>
+        <w:rPr>
+          <w:rFonts w:ascii="Verdana" w:hAnsi="Verdana"/>
+          <w:sz w:val="26"/>
+          <w:szCs w:val="26"/>
+        </w:rPr>
+      </w:pPr>
+      <w:r>
+        <w:rPr>
+          <w:rFonts w:ascii="Verdana" w:hAnsi="Verdana"/>
+          <w:sz w:val="26"/>
+          <w:szCs w:val="26"/>
+        </w:rPr>
+        <w:t>-</w:t>
+      </w:r>
+      <w:r>
+        <w:rPr>
+          <w:rFonts w:ascii="Verdana" w:hAnsi="Verdana"/>
+          <w:sz w:val="26"/>
+          <w:szCs w:val="26"/>
+        </w:rPr>
+        <w:t>Instead of writing this structure every time:</w:t>
+      </w:r>
+    </w:p>
+    <w:p>
+      <w:pPr>
+        <w:rPr>
+          <w:rFonts w:ascii="Verdana" w:hAnsi="Verdana"/>
+          <w:sz w:val="26"/>
+          <w:szCs w:val="26"/>
+        </w:rPr>
+      </w:pPr>
+      <w:r>
+        <w:rPr>
+          <w:rFonts w:ascii="Verdana" w:hAnsi="Verdana"/>
+          <w:noProof/>
+          <w:sz w:val="26"/>
+          <w:szCs w:val="26"/>
+        </w:rPr>
+        <w:drawing>
+          <wp:inline distT="0" distB="0" distL="0" distR="0" wp14:anchorId="1E3D24CA" wp14:editId="5F3BAF58">
+            <wp:extent cx="5731510" cy="2185670"/>
+            <wp:effectExtent l="0" t="0" r="2540" b="5080"/>
+            <wp:docPr id="1130739726" name="Picture 1130739726"/>
+            <wp:cNvGraphicFramePr>
+              <a:graphicFrameLocks xmlns:a="http://schemas.openxmlformats.org/drawingml/2006/main" noChangeAspect="1"/>
+            </wp:cNvGraphicFramePr>
+            <a:graphic xmlns:a="http://schemas.openxmlformats.org/drawingml/2006/main">
+              <a:graphicData uri="http://schemas.openxmlformats.org/drawingml/2006/picture">
+                <pic:pic xmlns:pic="http://schemas.openxmlformats.org/drawingml/2006/picture">
+                  <pic:nvPicPr>
+                    <pic:cNvPr id="1130739726" name="Picture 1130739726"/>
+                    <pic:cNvPicPr/>
+                  </pic:nvPicPr>
+                  <pic:blipFill>
+                    <a:blip r:embed="rId334">
+                      <a:extLst>
+                        <a:ext uri="{28A0092B-C50C-407E-A947-70E740481C1C}">
+                          <a14:useLocalDpi xmlns:a14="http://schemas.microsoft.com/office/drawing/2010/main" val="0"/>
+                        </a:ext>
+                      </a:extLst>
+                    </a:blip>
+                    <a:stretch>
+                      <a:fillRect/>
+                    </a:stretch>
+                  </pic:blipFill>
+                  <pic:spPr>
+                    <a:xfrm>
+                      <a:off x="0" y="0"/>
+                      <a:ext cx="5731510" cy="2185670"/>
+                    </a:xfrm>
+                    <a:prstGeom prst="rect">
+                      <a:avLst/>
+                    </a:prstGeom>
+                  </pic:spPr>
+                </pic:pic>
+              </a:graphicData>
+            </a:graphic>
+          </wp:inline>
+        </w:drawing>
+      </w:r>
+    </w:p>
+    <w:p>
+      <w:pPr>
+        <w:rPr>
+          <w:rFonts w:ascii="Verdana" w:hAnsi="Verdana"/>
+          <w:sz w:val="26"/>
+          <w:szCs w:val="26"/>
+        </w:rPr>
+      </w:pPr>
+      <w:r>
+        <w:rPr>
+          <w:rFonts w:ascii="Verdana" w:hAnsi="Verdana"/>
+          <w:sz w:val="26"/>
+          <w:szCs w:val="26"/>
+        </w:rPr>
+        <w:lastRenderedPageBreak/>
+        <w:t>-</w:t>
+      </w:r>
+      <w:r>
+        <w:rPr>
+          <w:rFonts w:ascii="Verdana" w:hAnsi="Verdana"/>
+          <w:sz w:val="26"/>
+          <w:szCs w:val="26"/>
+        </w:rPr>
+        <w:t xml:space="preserve">We call it the </w:t>
+      </w:r>
+      <w:r>
+        <w:rPr>
+          <w:rFonts w:ascii="Verdana" w:hAnsi="Verdana"/>
+          <w:b/>
+          <w:bCs/>
+          <w:sz w:val="26"/>
+          <w:szCs w:val="26"/>
+        </w:rPr>
+        <w:t>HTML Boilerplate</w:t>
+      </w:r>
+      <w:r>
+        <w:rPr>
+          <w:rFonts w:ascii="Verdana" w:hAnsi="Verdana"/>
+          <w:sz w:val="26"/>
+          <w:szCs w:val="26"/>
+        </w:rPr>
+        <w:t xml:space="preserve"> because it is the </w:t>
+      </w:r>
+      <w:r>
+        <w:rPr>
+          <w:rFonts w:ascii="Verdana" w:hAnsi="Verdana"/>
+          <w:b/>
+          <w:bCs/>
+          <w:sz w:val="26"/>
+          <w:szCs w:val="26"/>
+        </w:rPr>
+        <w:t>same starting template</w:t>
+      </w:r>
+      <w:r>
+        <w:rPr>
+          <w:rFonts w:ascii="Verdana" w:hAnsi="Verdana"/>
+          <w:sz w:val="26"/>
+          <w:szCs w:val="26"/>
+        </w:rPr>
+        <w:t xml:space="preserve"> used for almost every HTML document.</w:t>
+      </w:r>
+    </w:p>
+    <w:p>
+      <w:pPr>
+        <w:rPr>
+          <w:rFonts w:ascii="Verdana" w:hAnsi="Verdana"/>
+          <w:sz w:val="26"/>
+          <w:szCs w:val="26"/>
+        </w:rPr>
+      </w:pPr>
+    </w:p>
+    <w:p>
+      <w:pPr>
+        <w:rPr>
+          <w:rFonts w:ascii="Verdana" w:hAnsi="Verdana"/>
+          <w:sz w:val="26"/>
+          <w:szCs w:val="26"/>
+        </w:rPr>
+      </w:pPr>
+    </w:p>
+    <w:p>
+      <w:pPr>
+        <w:rPr>
+          <w:rFonts w:ascii="Verdana" w:hAnsi="Verdana"/>
+          <w:sz w:val="26"/>
+          <w:szCs w:val="26"/>
+        </w:rPr>
+      </w:pPr>
+    </w:p>
+    <w:p>
+      <w:pPr>
+        <w:rPr>
+          <w:rFonts w:ascii="Verdana" w:hAnsi="Verdana"/>
+          <w:sz w:val="26"/>
+          <w:szCs w:val="26"/>
+        </w:rPr>
+      </w:pPr>
+    </w:p>
+    <w:p>
+      <w:pPr>
+        <w:rPr>
+          <w:rFonts w:ascii="Verdana" w:hAnsi="Verdana"/>
+          <w:sz w:val="26"/>
+          <w:szCs w:val="26"/>
+        </w:rPr>
+      </w:pPr>
+    </w:p>
+    <w:p>
+      <w:pPr>
+        <w:rPr>
+          <w:rFonts w:ascii="Verdana" w:hAnsi="Verdana"/>
+          <w:sz w:val="26"/>
+          <w:szCs w:val="26"/>
+        </w:rPr>
+      </w:pPr>
+    </w:p>
+    <w:p>
+      <w:pPr>
+        <w:rPr>
+          <w:rFonts w:ascii="Verdana" w:hAnsi="Verdana"/>
+          <w:sz w:val="26"/>
+          <w:szCs w:val="26"/>
+        </w:rPr>
+      </w:pPr>
+    </w:p>
+    <w:p>
+      <w:pPr>
+        <w:rPr>
+          <w:rFonts w:ascii="Verdana" w:hAnsi="Verdana"/>
+          <w:sz w:val="26"/>
+          <w:szCs w:val="26"/>
+        </w:rPr>
+      </w:pPr>
+    </w:p>
+    <w:p>
+      <w:pPr>
+        <w:rPr>
+          <w:rFonts w:ascii="Verdana" w:hAnsi="Verdana"/>
+          <w:sz w:val="26"/>
+          <w:szCs w:val="26"/>
+        </w:rPr>
+      </w:pPr>
+    </w:p>
+    <w:p>
+      <w:pPr>
+        <w:rPr>
+          <w:rFonts w:ascii="Verdana" w:hAnsi="Verdana"/>
+          <w:sz w:val="26"/>
+          <w:szCs w:val="26"/>
+        </w:rPr>
+      </w:pPr>
+    </w:p>
+    <w:p>
+      <w:pPr>
+        <w:rPr>
+          <w:rFonts w:ascii="Verdana" w:hAnsi="Verdana"/>
+          <w:sz w:val="26"/>
+          <w:szCs w:val="26"/>
+        </w:rPr>
+      </w:pPr>
+    </w:p>
+    <w:p>
+      <w:pPr>
+        <w:rPr>
+          <w:rFonts w:ascii="Verdana" w:hAnsi="Verdana"/>
+          <w:sz w:val="26"/>
+          <w:szCs w:val="26"/>
+        </w:rPr>
+      </w:pPr>
+    </w:p>
+    <w:p>
+      <w:pPr>
+        <w:rPr>
+          <w:rFonts w:ascii="Verdana" w:hAnsi="Verdana"/>
+          <w:sz w:val="26"/>
+          <w:szCs w:val="26"/>
+        </w:rPr>
+      </w:pPr>
+    </w:p>
+    <w:p>
+      <w:pPr>
+        <w:rPr>
+          <w:rFonts w:ascii="Verdana" w:hAnsi="Verdana"/>
+          <w:sz w:val="26"/>
+          <w:szCs w:val="26"/>
+        </w:rPr>
+      </w:pPr>
+    </w:p>
+    <w:p>
+      <w:pPr>
+        <w:rPr>
+          <w:rFonts w:ascii="Verdana" w:hAnsi="Verdana"/>
+          <w:sz w:val="26"/>
+          <w:szCs w:val="26"/>
+        </w:rPr>
+      </w:pPr>
+    </w:p>
+    <w:p>
+      <w:pPr>
+        <w:rPr>
+          <w:rFonts w:ascii="Verdana" w:hAnsi="Verdana"/>
+          <w:sz w:val="26"/>
+          <w:szCs w:val="26"/>
+        </w:rPr>
+      </w:pPr>
+    </w:p>
+    <w:p>
+      <w:pPr>
+        <w:rPr>
+          <w:rFonts w:ascii="Verdana" w:hAnsi="Verdana"/>
+          <w:sz w:val="26"/>
+          <w:szCs w:val="26"/>
+        </w:rPr>
+      </w:pPr>
+    </w:p>
+    <w:p>
+      <w:pPr>
+        <w:rPr>
+          <w:rFonts w:ascii="Verdana" w:hAnsi="Verdana"/>
+          <w:sz w:val="26"/>
+          <w:szCs w:val="26"/>
+        </w:rPr>
+      </w:pPr>
+    </w:p>
+    <w:p>
+      <w:pPr>
+        <w:rPr>
+          <w:rFonts w:ascii="Verdana" w:hAnsi="Verdana"/>
+          <w:sz w:val="26"/>
+          <w:szCs w:val="26"/>
+        </w:rPr>
+      </w:pPr>
+    </w:p>
+    <w:p>
+      <w:pPr>
+        <w:rPr>
+          <w:rFonts w:ascii="Verdana" w:hAnsi="Verdana"/>
+          <w:sz w:val="26"/>
+          <w:szCs w:val="26"/>
+        </w:rPr>
+      </w:pPr>
+    </w:p>
+    <w:p>
+      <w:pPr>
+        <w:rPr>
+          <w:rFonts w:ascii="Verdana" w:hAnsi="Verdana"/>
+          <w:sz w:val="26"/>
+          <w:szCs w:val="26"/>
+        </w:rPr>
+      </w:pPr>
+    </w:p>
+    <w:p>
+      <w:pPr>
+        <w:rPr>
+          <w:rFonts w:ascii="Verdana" w:hAnsi="Verdana"/>
+          <w:sz w:val="26"/>
+          <w:szCs w:val="26"/>
+        </w:rPr>
+      </w:pPr>
+    </w:p>
+    <w:p>
+      <w:pPr>
+        <w:rPr>
+          <w:rFonts w:ascii="Verdana" w:hAnsi="Verdana"/>
+          <w:sz w:val="26"/>
+          <w:szCs w:val="26"/>
+        </w:rPr>
+      </w:pPr>
+    </w:p>
+    <w:p>
+      <w:pPr>
+        <w:rPr>
+          <w:rFonts w:ascii="Verdana" w:hAnsi="Verdana"/>
+          <w:sz w:val="26"/>
+          <w:szCs w:val="26"/>
+        </w:rPr>
+      </w:pPr>
+    </w:p>
+    <w:p>
+      <w:pPr>
+        <w:rPr>
+          <w:rFonts w:ascii="Verdana" w:hAnsi="Verdana"/>
+          <w:sz w:val="26"/>
+          <w:szCs w:val="26"/>
+        </w:rPr>
+      </w:pPr>
+    </w:p>
+    <w:p>
+      <w:pPr>
+        <w:rPr>
+          <w:rFonts w:ascii="Verdana" w:hAnsi="Verdana"/>
+          <w:sz w:val="26"/>
+          <w:szCs w:val="26"/>
+        </w:rPr>
+      </w:pPr>
+    </w:p>
+    <w:p>
+      <w:pPr>
+        <w:rPr>
+          <w:rFonts w:ascii="Verdana" w:hAnsi="Verdana"/>
+          <w:sz w:val="26"/>
+          <w:szCs w:val="26"/>
+        </w:rPr>
+      </w:pPr>
+    </w:p>
+    <w:p>
+      <w:pPr>
+        <w:rPr>
+          <w:rFonts w:ascii="Verdana" w:hAnsi="Verdana"/>
+          <w:sz w:val="26"/>
+          <w:szCs w:val="26"/>
+        </w:rPr>
+      </w:pPr>
+    </w:p>
+    <w:p>
+      <w:pPr>
+        <w:rPr>
+          <w:rFonts w:ascii="Verdana" w:hAnsi="Verdana"/>
+          <w:sz w:val="26"/>
+          <w:szCs w:val="26"/>
+        </w:rPr>
+      </w:pPr>
+    </w:p>
+    <w:p>
+      <w:pPr>
+        <w:rPr>
+          <w:rFonts w:ascii="Verdana" w:hAnsi="Verdana"/>
+          <w:sz w:val="26"/>
+          <w:szCs w:val="26"/>
+        </w:rPr>
+      </w:pPr>
+    </w:p>
+    <w:p>
+      <w:pPr>
+        <w:rPr>
+          <w:rFonts w:ascii="Verdana" w:hAnsi="Verdana"/>
+          <w:sz w:val="26"/>
+          <w:szCs w:val="26"/>
+        </w:rPr>
+      </w:pPr>
+    </w:p>
+    <w:p>
+      <w:pPr>
+        <w:rPr>
+          <w:rFonts w:ascii="Verdana" w:hAnsi="Verdana"/>
+          <w:sz w:val="26"/>
+          <w:szCs w:val="26"/>
+        </w:rPr>
+      </w:pPr>
+    </w:p>
+    <w:p>
+      <w:pPr>
+        <w:rPr>
+          <w:rFonts w:ascii="Verdana" w:hAnsi="Verdana"/>
+          <w:sz w:val="26"/>
+          <w:szCs w:val="26"/>
+        </w:rPr>
+      </w:pPr>
+    </w:p>
+    <w:p>
+      <w:pPr>
+        <w:rPr>
+          <w:rFonts w:ascii="Verdana" w:hAnsi="Verdana"/>
+          <w:sz w:val="26"/>
+          <w:szCs w:val="26"/>
+        </w:rPr>
+      </w:pPr>
     </w:p>
     <w:p>
       <w:pPr>
@@ -28356,7 +34892,7 @@
           </mc:Choice>
           <mc:Fallback>
             <w:pict>
-              <v:rect w14:anchorId="79BEE011" id="Rectangle 5" o:spid="_x0000_s1040" style="position:absolute;margin-left:0;margin-top:-3pt;width:273.9pt;height:37.2pt;z-index:251667456;visibility:visible;mso-wrap-style:square;mso-width-percent:0;mso-height-percent:0;mso-wrap-distance-left:9pt;mso-wrap-distance-top:0;mso-wrap-distance-right:9pt;mso-wrap-distance-bottom:0;mso-position-horizontal:center;mso-position-horizontal-relative:margin;mso-position-vertical:absolute;mso-position-vertical-relative:text;mso-width-percent:0;mso-height-percent:0;mso-width-relative:margin;mso-height-relative:margin;v-text-anchor:middle" o:gfxdata="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" fillcolor="#ee853d [3029]" stroked="f">
+              <v:rect w14:anchorId="79BEE011" id="Rectangle 5" o:spid="_x0000_s1050" style="position:absolute;margin-left:0;margin-top:-3pt;width:273.9pt;height:37.2pt;z-index:251667456;visibility:visible;mso-wrap-style:square;mso-width-percent:0;mso-height-percent:0;mso-wrap-distance-left:9pt;mso-wrap-distance-top:0;mso-wrap-distance-right:9pt;mso-wrap-distance-bottom:0;mso-position-horizontal:center;mso-position-horizontal-relative:margin;mso-position-vertical:absolute;mso-position-vertical-relative:text;mso-width-percent:0;mso-height-percent:0;mso-width-relative:margin;mso-height-relative:margin;v-text-anchor:middle" o:gfxdata="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" fillcolor="#ee853d [3029]" stroked="f">
                 <v:fill color2="#ec7a2d [3173]" rotate="t" colors="0 #f18c55;.5 #f67b28;1 #e56b17" focus="100%" type="gradient">
                   <o:fill v:ext="view" type="gradientUnscaled"/>
                 </v:fill>
@@ -29127,7 +35663,7 @@
       </w:pPr>
     </w:p>
     <w:sectPr>
-      <w:footerReference w:type="default" r:id="rId311"/>
+      <w:footerReference w:type="default" r:id="rId335"/>
       <w:pgSz w:w="11906" w:h="16838"/>
       <w:pgMar w:top="1440" w:right="1440" w:bottom="1440" w:left="1440" w:header="708" w:footer="708" w:gutter="0"/>
       <w:pgBorders w:offsetFrom="page">
@@ -30186,6 +36722,155 @@
     </w:lvl>
   </w:abstractNum>
   <w:abstractNum w:abstractNumId="6" w15:restartNumberingAfterBreak="0">
+    <w:nsid w:val="07FD13C3"/>
+    <w:multiLevelType w:val="multilevel"/>
+    <w:tmpl w:val="B25AA81C"/>
+    <w:lvl w:ilvl="0">
+      <w:start w:val="1"/>
+      <w:numFmt w:val="bullet"/>
+      <w:lvlText w:val=""/>
+      <w:lvlJc w:val="left"/>
+      <w:pPr>
+        <w:tabs>
+          <w:tab w:val="num" w:pos="720"/>
+        </w:tabs>
+        <w:ind w:left="720" w:hanging="360"/>
+      </w:pPr>
+      <w:rPr>
+        <w:rFonts w:ascii="Symbol" w:hAnsi="Symbol" w:hint="default"/>
+        <w:sz w:val="20"/>
+      </w:rPr>
+    </w:lvl>
+    <w:lvl w:ilvl="1" w:tentative="1">
+      <w:start w:val="1"/>
+      <w:numFmt w:val="bullet"/>
+      <w:lvlText w:val="o"/>
+      <w:lvlJc w:val="left"/>
+      <w:pPr>
+        <w:tabs>
+          <w:tab w:val="num" w:pos="1440"/>
+        </w:tabs>
+        <w:ind w:left="1440" w:hanging="360"/>
+      </w:pPr>
+      <w:rPr>
+        <w:rFonts w:ascii="Courier New" w:hAnsi="Courier New" w:hint="default"/>
+        <w:sz w:val="20"/>
+      </w:rPr>
+    </w:lvl>
+    <w:lvl w:ilvl="2" w:tentative="1">
+      <w:start w:val="1"/>
+      <w:numFmt w:val="bullet"/>
+      <w:lvlText w:val=""/>
+      <w:lvlJc w:val="left"/>
+      <w:pPr>
+        <w:tabs>
+          <w:tab w:val="num" w:pos="2160"/>
+        </w:tabs>
+        <w:ind w:left="2160" w:hanging="360"/>
+      </w:pPr>
+      <w:rPr>
+        <w:rFonts w:ascii="Wingdings" w:hAnsi="Wingdings" w:hint="default"/>
+        <w:sz w:val="20"/>
+      </w:rPr>
+    </w:lvl>
+    <w:lvl w:ilvl="3" w:tentative="1">
+      <w:start w:val="1"/>
+      <w:numFmt w:val="bullet"/>
+      <w:lvlText w:val=""/>
+      <w:lvlJc w:val="left"/>
+      <w:pPr>
+        <w:tabs>
+          <w:tab w:val="num" w:pos="2880"/>
+        </w:tabs>
+        <w:ind w:left="2880" w:hanging="360"/>
+      </w:pPr>
+      <w:rPr>
+        <w:rFonts w:ascii="Wingdings" w:hAnsi="Wingdings" w:hint="default"/>
+        <w:sz w:val="20"/>
+      </w:rPr>
+    </w:lvl>
+    <w:lvl w:ilvl="4" w:tentative="1">
+      <w:start w:val="1"/>
+      <w:numFmt w:val="bullet"/>
+      <w:lvlText w:val=""/>
+      <w:lvlJc w:val="left"/>
+      <w:pPr>
+        <w:tabs>
+          <w:tab w:val="num" w:pos="3600"/>
+        </w:tabs>
+        <w:ind w:left="3600" w:hanging="360"/>
+      </w:pPr>
+      <w:rPr>
+        <w:rFonts w:ascii="Wingdings" w:hAnsi="Wingdings" w:hint="default"/>
+        <w:sz w:val="20"/>
+      </w:rPr>
+    </w:lvl>
+    <w:lvl w:ilvl="5" w:tentative="1">
+      <w:start w:val="1"/>
+      <w:numFmt w:val="bullet"/>
+      <w:lvlText w:val=""/>
+      <w:lvlJc w:val="left"/>
+      <w:pPr>
+        <w:tabs>
+          <w:tab w:val="num" w:pos="4320"/>
+        </w:tabs>
+        <w:ind w:left="4320" w:hanging="360"/>
+      </w:pPr>
+      <w:rPr>
+        <w:rFonts w:ascii="Wingdings" w:hAnsi="Wingdings" w:hint="default"/>
+        <w:sz w:val="20"/>
+      </w:rPr>
+    </w:lvl>
+    <w:lvl w:ilvl="6" w:tentative="1">
+      <w:start w:val="1"/>
+      <w:numFmt w:val="bullet"/>
+      <w:lvlText w:val=""/>
+      <w:lvlJc w:val="left"/>
+      <w:pPr>
+        <w:tabs>
+          <w:tab w:val="num" w:pos="5040"/>
+        </w:tabs>
+        <w:ind w:left="5040" w:hanging="360"/>
+      </w:pPr>
+      <w:rPr>
+        <w:rFonts w:ascii="Wingdings" w:hAnsi="Wingdings" w:hint="default"/>
+        <w:sz w:val="20"/>
+      </w:rPr>
+    </w:lvl>
+    <w:lvl w:ilvl="7" w:tentative="1">
+      <w:start w:val="1"/>
+      <w:numFmt w:val="bullet"/>
+      <w:lvlText w:val=""/>
+      <w:lvlJc w:val="left"/>
+      <w:pPr>
+        <w:tabs>
+          <w:tab w:val="num" w:pos="5760"/>
+        </w:tabs>
+        <w:ind w:left="5760" w:hanging="360"/>
+      </w:pPr>
+      <w:rPr>
+        <w:rFonts w:ascii="Wingdings" w:hAnsi="Wingdings" w:hint="default"/>
+        <w:sz w:val="20"/>
+      </w:rPr>
+    </w:lvl>
+    <w:lvl w:ilvl="8" w:tentative="1">
+      <w:start w:val="1"/>
+      <w:numFmt w:val="bullet"/>
+      <w:lvlText w:val=""/>
+      <w:lvlJc w:val="left"/>
+      <w:pPr>
+        <w:tabs>
+          <w:tab w:val="num" w:pos="6480"/>
+        </w:tabs>
+        <w:ind w:left="6480" w:hanging="360"/>
+      </w:pPr>
+      <w:rPr>
+        <w:rFonts w:ascii="Wingdings" w:hAnsi="Wingdings" w:hint="default"/>
+        <w:sz w:val="20"/>
+      </w:rPr>
+    </w:lvl>
+  </w:abstractNum>
+  <w:abstractNum w:abstractNumId="7" w15:restartNumberingAfterBreak="0">
     <w:nsid w:val="0850033B"/>
     <w:multiLevelType w:val="multilevel"/>
     <w:tmpl w:val="47C6D992"/>
@@ -30334,7 +37019,7 @@
       </w:rPr>
     </w:lvl>
   </w:abstractNum>
-  <w:abstractNum w:abstractNumId="7" w15:restartNumberingAfterBreak="0">
+  <w:abstractNum w:abstractNumId="8" w15:restartNumberingAfterBreak="0">
     <w:nsid w:val="0ACF6B31"/>
     <w:multiLevelType w:val="multilevel"/>
     <w:tmpl w:val="18A4B766"/>
@@ -30483,7 +37168,7 @@
       </w:rPr>
     </w:lvl>
   </w:abstractNum>
-  <w:abstractNum w:abstractNumId="8" w15:restartNumberingAfterBreak="0">
+  <w:abstractNum w:abstractNumId="9" w15:restartNumberingAfterBreak="0">
     <w:nsid w:val="0E3E22F0"/>
     <w:multiLevelType w:val="multilevel"/>
     <w:tmpl w:val="F01C1CB6"/>
@@ -30632,7 +37317,7 @@
       </w:rPr>
     </w:lvl>
   </w:abstractNum>
-  <w:abstractNum w:abstractNumId="9" w15:restartNumberingAfterBreak="0">
+  <w:abstractNum w:abstractNumId="10" w15:restartNumberingAfterBreak="0">
     <w:nsid w:val="0EDC3B5E"/>
     <w:multiLevelType w:val="multilevel"/>
     <w:tmpl w:val="9DB00C88"/>
@@ -30753,7 +37438,7 @@
       </w:pPr>
     </w:lvl>
   </w:abstractNum>
-  <w:abstractNum w:abstractNumId="10" w15:restartNumberingAfterBreak="0">
+  <w:abstractNum w:abstractNumId="11" w15:restartNumberingAfterBreak="0">
     <w:nsid w:val="11256BCF"/>
     <w:multiLevelType w:val="multilevel"/>
     <w:tmpl w:val="59A227A2"/>
@@ -30902,7 +37587,7 @@
       </w:rPr>
     </w:lvl>
   </w:abstractNum>
-  <w:abstractNum w:abstractNumId="11" w15:restartNumberingAfterBreak="0">
+  <w:abstractNum w:abstractNumId="12" w15:restartNumberingAfterBreak="0">
     <w:nsid w:val="13BE209D"/>
     <w:multiLevelType w:val="multilevel"/>
     <w:tmpl w:val="A96870F4"/>
@@ -31051,7 +37736,7 @@
       </w:rPr>
     </w:lvl>
   </w:abstractNum>
-  <w:abstractNum w:abstractNumId="12" w15:restartNumberingAfterBreak="0">
+  <w:abstractNum w:abstractNumId="13" w15:restartNumberingAfterBreak="0">
     <w:nsid w:val="140952C8"/>
     <w:multiLevelType w:val="multilevel"/>
     <w:tmpl w:val="0B88DCF2"/>
@@ -31200,7 +37885,7 @@
       </w:rPr>
     </w:lvl>
   </w:abstractNum>
-  <w:abstractNum w:abstractNumId="13" w15:restartNumberingAfterBreak="0">
+  <w:abstractNum w:abstractNumId="14" w15:restartNumberingAfterBreak="0">
     <w:nsid w:val="14FE1618"/>
     <w:multiLevelType w:val="hybridMultilevel"/>
     <w:tmpl w:val="975E6F9E"/>
@@ -31289,7 +37974,7 @@
       </w:pPr>
     </w:lvl>
   </w:abstractNum>
-  <w:abstractNum w:abstractNumId="14" w15:restartNumberingAfterBreak="0">
+  <w:abstractNum w:abstractNumId="15" w15:restartNumberingAfterBreak="0">
     <w:nsid w:val="16893283"/>
     <w:multiLevelType w:val="multilevel"/>
     <w:tmpl w:val="012C2DFC"/>
@@ -31438,7 +38123,7 @@
       </w:rPr>
     </w:lvl>
   </w:abstractNum>
-  <w:abstractNum w:abstractNumId="15" w15:restartNumberingAfterBreak="0">
+  <w:abstractNum w:abstractNumId="16" w15:restartNumberingAfterBreak="0">
     <w:nsid w:val="1AA25EE0"/>
     <w:multiLevelType w:val="multilevel"/>
     <w:tmpl w:val="27429084"/>
@@ -31587,7 +38272,7 @@
       </w:rPr>
     </w:lvl>
   </w:abstractNum>
-  <w:abstractNum w:abstractNumId="16" w15:restartNumberingAfterBreak="0">
+  <w:abstractNum w:abstractNumId="17" w15:restartNumberingAfterBreak="0">
     <w:nsid w:val="1E28170A"/>
     <w:multiLevelType w:val="hybridMultilevel"/>
     <w:tmpl w:val="450C3952"/>
@@ -31673,7 +38358,418 @@
       </w:pPr>
     </w:lvl>
   </w:abstractNum>
-  <w:abstractNum w:abstractNumId="17" w15:restartNumberingAfterBreak="0">
+  <w:abstractNum w:abstractNumId="18" w15:restartNumberingAfterBreak="0">
+    <w:nsid w:val="20A21C99"/>
+    <w:multiLevelType w:val="multilevel"/>
+    <w:tmpl w:val="C1C2B5C0"/>
+    <w:lvl w:ilvl="0">
+      <w:start w:val="1"/>
+      <w:numFmt w:val="bullet"/>
+      <w:lvlText w:val=""/>
+      <w:lvlJc w:val="left"/>
+      <w:pPr>
+        <w:tabs>
+          <w:tab w:val="num" w:pos="720"/>
+        </w:tabs>
+        <w:ind w:left="720" w:hanging="360"/>
+      </w:pPr>
+      <w:rPr>
+        <w:rFonts w:ascii="Symbol" w:hAnsi="Symbol" w:hint="default"/>
+        <w:sz w:val="20"/>
+      </w:rPr>
+    </w:lvl>
+    <w:lvl w:ilvl="1" w:tentative="1">
+      <w:start w:val="1"/>
+      <w:numFmt w:val="bullet"/>
+      <w:lvlText w:val="o"/>
+      <w:lvlJc w:val="left"/>
+      <w:pPr>
+        <w:tabs>
+          <w:tab w:val="num" w:pos="1440"/>
+        </w:tabs>
+        <w:ind w:left="1440" w:hanging="360"/>
+      </w:pPr>
+      <w:rPr>
+        <w:rFonts w:ascii="Courier New" w:hAnsi="Courier New" w:hint="default"/>
+        <w:sz w:val="20"/>
+      </w:rPr>
+    </w:lvl>
+    <w:lvl w:ilvl="2" w:tentative="1">
+      <w:start w:val="1"/>
+      <w:numFmt w:val="bullet"/>
+      <w:lvlText w:val=""/>
+      <w:lvlJc w:val="left"/>
+      <w:pPr>
+        <w:tabs>
+          <w:tab w:val="num" w:pos="2160"/>
+        </w:tabs>
+        <w:ind w:left="2160" w:hanging="360"/>
+      </w:pPr>
+      <w:rPr>
+        <w:rFonts w:ascii="Wingdings" w:hAnsi="Wingdings" w:hint="default"/>
+        <w:sz w:val="20"/>
+      </w:rPr>
+    </w:lvl>
+    <w:lvl w:ilvl="3" w:tentative="1">
+      <w:start w:val="1"/>
+      <w:numFmt w:val="bullet"/>
+      <w:lvlText w:val=""/>
+      <w:lvlJc w:val="left"/>
+      <w:pPr>
+        <w:tabs>
+          <w:tab w:val="num" w:pos="2880"/>
+        </w:tabs>
+        <w:ind w:left="2880" w:hanging="360"/>
+      </w:pPr>
+      <w:rPr>
+        <w:rFonts w:ascii="Wingdings" w:hAnsi="Wingdings" w:hint="default"/>
+        <w:sz w:val="20"/>
+      </w:rPr>
+    </w:lvl>
+    <w:lvl w:ilvl="4" w:tentative="1">
+      <w:start w:val="1"/>
+      <w:numFmt w:val="bullet"/>
+      <w:lvlText w:val=""/>
+      <w:lvlJc w:val="left"/>
+      <w:pPr>
+        <w:tabs>
+          <w:tab w:val="num" w:pos="3600"/>
+        </w:tabs>
+        <w:ind w:left="3600" w:hanging="360"/>
+      </w:pPr>
+      <w:rPr>
+        <w:rFonts w:ascii="Wingdings" w:hAnsi="Wingdings" w:hint="default"/>
+        <w:sz w:val="20"/>
+      </w:rPr>
+    </w:lvl>
+    <w:lvl w:ilvl="5" w:tentative="1">
+      <w:start w:val="1"/>
+      <w:numFmt w:val="bullet"/>
+      <w:lvlText w:val=""/>
+      <w:lvlJc w:val="left"/>
+      <w:pPr>
+        <w:tabs>
+          <w:tab w:val="num" w:pos="4320"/>
+        </w:tabs>
+        <w:ind w:left="4320" w:hanging="360"/>
+      </w:pPr>
+      <w:rPr>
+        <w:rFonts w:ascii="Wingdings" w:hAnsi="Wingdings" w:hint="default"/>
+        <w:sz w:val="20"/>
+      </w:rPr>
+    </w:lvl>
+    <w:lvl w:ilvl="6" w:tentative="1">
+      <w:start w:val="1"/>
+      <w:numFmt w:val="bullet"/>
+      <w:lvlText w:val=""/>
+      <w:lvlJc w:val="left"/>
+      <w:pPr>
+        <w:tabs>
+          <w:tab w:val="num" w:pos="5040"/>
+        </w:tabs>
+        <w:ind w:left="5040" w:hanging="360"/>
+      </w:pPr>
+      <w:rPr>
+        <w:rFonts w:ascii="Wingdings" w:hAnsi="Wingdings" w:hint="default"/>
+        <w:sz w:val="20"/>
+      </w:rPr>
+    </w:lvl>
+    <w:lvl w:ilvl="7" w:tentative="1">
+      <w:start w:val="1"/>
+      <w:numFmt w:val="bullet"/>
+      <w:lvlText w:val=""/>
+      <w:lvlJc w:val="left"/>
+      <w:pPr>
+        <w:tabs>
+          <w:tab w:val="num" w:pos="5760"/>
+        </w:tabs>
+        <w:ind w:left="5760" w:hanging="360"/>
+      </w:pPr>
+      <w:rPr>
+        <w:rFonts w:ascii="Wingdings" w:hAnsi="Wingdings" w:hint="default"/>
+        <w:sz w:val="20"/>
+      </w:rPr>
+    </w:lvl>
+    <w:lvl w:ilvl="8" w:tentative="1">
+      <w:start w:val="1"/>
+      <w:numFmt w:val="bullet"/>
+      <w:lvlText w:val=""/>
+      <w:lvlJc w:val="left"/>
+      <w:pPr>
+        <w:tabs>
+          <w:tab w:val="num" w:pos="6480"/>
+        </w:tabs>
+        <w:ind w:left="6480" w:hanging="360"/>
+      </w:pPr>
+      <w:rPr>
+        <w:rFonts w:ascii="Wingdings" w:hAnsi="Wingdings" w:hint="default"/>
+        <w:sz w:val="20"/>
+      </w:rPr>
+    </w:lvl>
+  </w:abstractNum>
+  <w:abstractNum w:abstractNumId="19" w15:restartNumberingAfterBreak="0">
+    <w:nsid w:val="21EA35E6"/>
+    <w:multiLevelType w:val="multilevel"/>
+    <w:tmpl w:val="FC74954A"/>
+    <w:lvl w:ilvl="0">
+      <w:start w:val="1"/>
+      <w:numFmt w:val="bullet"/>
+      <w:lvlText w:val=""/>
+      <w:lvlJc w:val="left"/>
+      <w:pPr>
+        <w:tabs>
+          <w:tab w:val="num" w:pos="720"/>
+        </w:tabs>
+        <w:ind w:left="720" w:hanging="360"/>
+      </w:pPr>
+      <w:rPr>
+        <w:rFonts w:ascii="Symbol" w:hAnsi="Symbol" w:hint="default"/>
+        <w:sz w:val="20"/>
+      </w:rPr>
+    </w:lvl>
+    <w:lvl w:ilvl="1" w:tentative="1">
+      <w:start w:val="1"/>
+      <w:numFmt w:val="bullet"/>
+      <w:lvlText w:val="o"/>
+      <w:lvlJc w:val="left"/>
+      <w:pPr>
+        <w:tabs>
+          <w:tab w:val="num" w:pos="1440"/>
+        </w:tabs>
+        <w:ind w:left="1440" w:hanging="360"/>
+      </w:pPr>
+      <w:rPr>
+        <w:rFonts w:ascii="Courier New" w:hAnsi="Courier New" w:hint="default"/>
+        <w:sz w:val="20"/>
+      </w:rPr>
+    </w:lvl>
+    <w:lvl w:ilvl="2" w:tentative="1">
+      <w:start w:val="1"/>
+      <w:numFmt w:val="bullet"/>
+      <w:lvlText w:val=""/>
+      <w:lvlJc w:val="left"/>
+      <w:pPr>
+        <w:tabs>
+          <w:tab w:val="num" w:pos="2160"/>
+        </w:tabs>
+        <w:ind w:left="2160" w:hanging="360"/>
+      </w:pPr>
+      <w:rPr>
+        <w:rFonts w:ascii="Wingdings" w:hAnsi="Wingdings" w:hint="default"/>
+        <w:sz w:val="20"/>
+      </w:rPr>
+    </w:lvl>
+    <w:lvl w:ilvl="3" w:tentative="1">
+      <w:start w:val="1"/>
+      <w:numFmt w:val="bullet"/>
+      <w:lvlText w:val=""/>
+      <w:lvlJc w:val="left"/>
+      <w:pPr>
+        <w:tabs>
+          <w:tab w:val="num" w:pos="2880"/>
+        </w:tabs>
+        <w:ind w:left="2880" w:hanging="360"/>
+      </w:pPr>
+      <w:rPr>
+        <w:rFonts w:ascii="Wingdings" w:hAnsi="Wingdings" w:hint="default"/>
+        <w:sz w:val="20"/>
+      </w:rPr>
+    </w:lvl>
+    <w:lvl w:ilvl="4" w:tentative="1">
+      <w:start w:val="1"/>
+      <w:numFmt w:val="bullet"/>
+      <w:lvlText w:val=""/>
+      <w:lvlJc w:val="left"/>
+      <w:pPr>
+        <w:tabs>
+          <w:tab w:val="num" w:pos="3600"/>
+        </w:tabs>
+        <w:ind w:left="3600" w:hanging="360"/>
+      </w:pPr>
+      <w:rPr>
+        <w:rFonts w:ascii="Wingdings" w:hAnsi="Wingdings" w:hint="default"/>
+        <w:sz w:val="20"/>
+      </w:rPr>
+    </w:lvl>
+    <w:lvl w:ilvl="5" w:tentative="1">
+      <w:start w:val="1"/>
+      <w:numFmt w:val="bullet"/>
+      <w:lvlText w:val=""/>
+      <w:lvlJc w:val="left"/>
+      <w:pPr>
+        <w:tabs>
+          <w:tab w:val="num" w:pos="4320"/>
+        </w:tabs>
+        <w:ind w:left="4320" w:hanging="360"/>
+      </w:pPr>
+      <w:rPr>
+        <w:rFonts w:ascii="Wingdings" w:hAnsi="Wingdings" w:hint="default"/>
+        <w:sz w:val="20"/>
+      </w:rPr>
+    </w:lvl>
+    <w:lvl w:ilvl="6" w:tentative="1">
+      <w:start w:val="1"/>
+      <w:numFmt w:val="bullet"/>
+      <w:lvlText w:val=""/>
+      <w:lvlJc w:val="left"/>
+      <w:pPr>
+        <w:tabs>
+          <w:tab w:val="num" w:pos="5040"/>
+        </w:tabs>
+        <w:ind w:left="5040" w:hanging="360"/>
+      </w:pPr>
+      <w:rPr>
+        <w:rFonts w:ascii="Wingdings" w:hAnsi="Wingdings" w:hint="default"/>
+        <w:sz w:val="20"/>
+      </w:rPr>
+    </w:lvl>
+    <w:lvl w:ilvl="7" w:tentative="1">
+      <w:start w:val="1"/>
+      <w:numFmt w:val="bullet"/>
+      <w:lvlText w:val=""/>
+      <w:lvlJc w:val="left"/>
+      <w:pPr>
+        <w:tabs>
+          <w:tab w:val="num" w:pos="5760"/>
+        </w:tabs>
+        <w:ind w:left="5760" w:hanging="360"/>
+      </w:pPr>
+      <w:rPr>
+        <w:rFonts w:ascii="Wingdings" w:hAnsi="Wingdings" w:hint="default"/>
+        <w:sz w:val="20"/>
+      </w:rPr>
+    </w:lvl>
+    <w:lvl w:ilvl="8" w:tentative="1">
+      <w:start w:val="1"/>
+      <w:numFmt w:val="bullet"/>
+      <w:lvlText w:val=""/>
+      <w:lvlJc w:val="left"/>
+      <w:pPr>
+        <w:tabs>
+          <w:tab w:val="num" w:pos="6480"/>
+        </w:tabs>
+        <w:ind w:left="6480" w:hanging="360"/>
+      </w:pPr>
+      <w:rPr>
+        <w:rFonts w:ascii="Wingdings" w:hAnsi="Wingdings" w:hint="default"/>
+        <w:sz w:val="20"/>
+      </w:rPr>
+    </w:lvl>
+  </w:abstractNum>
+  <w:abstractNum w:abstractNumId="20" w15:restartNumberingAfterBreak="0">
+    <w:nsid w:val="268C14B2"/>
+    <w:multiLevelType w:val="multilevel"/>
+    <w:tmpl w:val="38BAA02C"/>
+    <w:lvl w:ilvl="0">
+      <w:start w:val="1"/>
+      <w:numFmt w:val="decimal"/>
+      <w:lvlText w:val="%1."/>
+      <w:lvlJc w:val="left"/>
+      <w:pPr>
+        <w:tabs>
+          <w:tab w:val="num" w:pos="720"/>
+        </w:tabs>
+        <w:ind w:left="720" w:hanging="360"/>
+      </w:pPr>
+    </w:lvl>
+    <w:lvl w:ilvl="1" w:tentative="1">
+      <w:start w:val="1"/>
+      <w:numFmt w:val="decimal"/>
+      <w:lvlText w:val="%2."/>
+      <w:lvlJc w:val="left"/>
+      <w:pPr>
+        <w:tabs>
+          <w:tab w:val="num" w:pos="1440"/>
+        </w:tabs>
+        <w:ind w:left="1440" w:hanging="360"/>
+      </w:pPr>
+    </w:lvl>
+    <w:lvl w:ilvl="2" w:tentative="1">
+      <w:start w:val="1"/>
+      <w:numFmt w:val="decimal"/>
+      <w:lvlText w:val="%3."/>
+      <w:lvlJc w:val="left"/>
+      <w:pPr>
+        <w:tabs>
+          <w:tab w:val="num" w:pos="2160"/>
+        </w:tabs>
+        <w:ind w:left="2160" w:hanging="360"/>
+      </w:pPr>
+    </w:lvl>
+    <w:lvl w:ilvl="3" w:tentative="1">
+      <w:start w:val="1"/>
+      <w:numFmt w:val="decimal"/>
+      <w:lvlText w:val="%4."/>
+      <w:lvlJc w:val="left"/>
+      <w:pPr>
+        <w:tabs>
+          <w:tab w:val="num" w:pos="2880"/>
+        </w:tabs>
+        <w:ind w:left="2880" w:hanging="360"/>
+      </w:pPr>
+    </w:lvl>
+    <w:lvl w:ilvl="4" w:tentative="1">
+      <w:start w:val="1"/>
+      <w:numFmt w:val="decimal"/>
+      <w:lvlText w:val="%5."/>
+      <w:lvlJc w:val="left"/>
+      <w:pPr>
+        <w:tabs>
+          <w:tab w:val="num" w:pos="3600"/>
+        </w:tabs>
+        <w:ind w:left="3600" w:hanging="360"/>
+      </w:pPr>
+    </w:lvl>
+    <w:lvl w:ilvl="5" w:tentative="1">
+      <w:start w:val="1"/>
+      <w:numFmt w:val="decimal"/>
+      <w:lvlText w:val="%6."/>
+      <w:lvlJc w:val="left"/>
+      <w:pPr>
+        <w:tabs>
+          <w:tab w:val="num" w:pos="4320"/>
+        </w:tabs>
+        <w:ind w:left="4320" w:hanging="360"/>
+      </w:pPr>
+    </w:lvl>
+    <w:lvl w:ilvl="6" w:tentative="1">
+      <w:start w:val="1"/>
+      <w:numFmt w:val="decimal"/>
+      <w:lvlText w:val="%7."/>
+      <w:lvlJc w:val="left"/>
+      <w:pPr>
+        <w:tabs>
+          <w:tab w:val="num" w:pos="5040"/>
+        </w:tabs>
+        <w:ind w:left="5040" w:hanging="360"/>
+      </w:pPr>
+    </w:lvl>
+    <w:lvl w:ilvl="7" w:tentative="1">
+      <w:start w:val="1"/>
+      <w:numFmt w:val="decimal"/>
+      <w:lvlText w:val="%8."/>
+      <w:lvlJc w:val="left"/>
+      <w:pPr>
+        <w:tabs>
+          <w:tab w:val="num" w:pos="5760"/>
+        </w:tabs>
+        <w:ind w:left="5760" w:hanging="360"/>
+      </w:pPr>
+    </w:lvl>
+    <w:lvl w:ilvl="8" w:tentative="1">
+      <w:start w:val="1"/>
+      <w:numFmt w:val="decimal"/>
+      <w:lvlText w:val="%9."/>
+      <w:lvlJc w:val="left"/>
+      <w:pPr>
+        <w:tabs>
+          <w:tab w:val="num" w:pos="6480"/>
+        </w:tabs>
+        <w:ind w:left="6480" w:hanging="360"/>
+      </w:pPr>
+    </w:lvl>
+  </w:abstractNum>
+  <w:abstractNum w:abstractNumId="21" w15:restartNumberingAfterBreak="0">
     <w:nsid w:val="26C74C50"/>
     <w:multiLevelType w:val="multilevel"/>
     <w:tmpl w:val="CCE2B128"/>
@@ -31822,7 +38918,156 @@
       </w:rPr>
     </w:lvl>
   </w:abstractNum>
-  <w:abstractNum w:abstractNumId="18" w15:restartNumberingAfterBreak="0">
+  <w:abstractNum w:abstractNumId="22" w15:restartNumberingAfterBreak="0">
+    <w:nsid w:val="2A0B245E"/>
+    <w:multiLevelType w:val="multilevel"/>
+    <w:tmpl w:val="ACE0AAD2"/>
+    <w:lvl w:ilvl="0">
+      <w:start w:val="1"/>
+      <w:numFmt w:val="bullet"/>
+      <w:lvlText w:val=""/>
+      <w:lvlJc w:val="left"/>
+      <w:pPr>
+        <w:tabs>
+          <w:tab w:val="num" w:pos="720"/>
+        </w:tabs>
+        <w:ind w:left="720" w:hanging="360"/>
+      </w:pPr>
+      <w:rPr>
+        <w:rFonts w:ascii="Symbol" w:hAnsi="Symbol" w:hint="default"/>
+        <w:sz w:val="20"/>
+      </w:rPr>
+    </w:lvl>
+    <w:lvl w:ilvl="1" w:tentative="1">
+      <w:start w:val="1"/>
+      <w:numFmt w:val="bullet"/>
+      <w:lvlText w:val="o"/>
+      <w:lvlJc w:val="left"/>
+      <w:pPr>
+        <w:tabs>
+          <w:tab w:val="num" w:pos="1440"/>
+        </w:tabs>
+        <w:ind w:left="1440" w:hanging="360"/>
+      </w:pPr>
+      <w:rPr>
+        <w:rFonts w:ascii="Courier New" w:hAnsi="Courier New" w:hint="default"/>
+        <w:sz w:val="20"/>
+      </w:rPr>
+    </w:lvl>
+    <w:lvl w:ilvl="2" w:tentative="1">
+      <w:start w:val="1"/>
+      <w:numFmt w:val="bullet"/>
+      <w:lvlText w:val=""/>
+      <w:lvlJc w:val="left"/>
+      <w:pPr>
+        <w:tabs>
+          <w:tab w:val="num" w:pos="2160"/>
+        </w:tabs>
+        <w:ind w:left="2160" w:hanging="360"/>
+      </w:pPr>
+      <w:rPr>
+        <w:rFonts w:ascii="Wingdings" w:hAnsi="Wingdings" w:hint="default"/>
+        <w:sz w:val="20"/>
+      </w:rPr>
+    </w:lvl>
+    <w:lvl w:ilvl="3" w:tentative="1">
+      <w:start w:val="1"/>
+      <w:numFmt w:val="bullet"/>
+      <w:lvlText w:val=""/>
+      <w:lvlJc w:val="left"/>
+      <w:pPr>
+        <w:tabs>
+          <w:tab w:val="num" w:pos="2880"/>
+        </w:tabs>
+        <w:ind w:left="2880" w:hanging="360"/>
+      </w:pPr>
+      <w:rPr>
+        <w:rFonts w:ascii="Wingdings" w:hAnsi="Wingdings" w:hint="default"/>
+        <w:sz w:val="20"/>
+      </w:rPr>
+    </w:lvl>
+    <w:lvl w:ilvl="4" w:tentative="1">
+      <w:start w:val="1"/>
+      <w:numFmt w:val="bullet"/>
+      <w:lvlText w:val=""/>
+      <w:lvlJc w:val="left"/>
+      <w:pPr>
+        <w:tabs>
+          <w:tab w:val="num" w:pos="3600"/>
+        </w:tabs>
+        <w:ind w:left="3600" w:hanging="360"/>
+      </w:pPr>
+      <w:rPr>
+        <w:rFonts w:ascii="Wingdings" w:hAnsi="Wingdings" w:hint="default"/>
+        <w:sz w:val="20"/>
+      </w:rPr>
+    </w:lvl>
+    <w:lvl w:ilvl="5" w:tentative="1">
+      <w:start w:val="1"/>
+      <w:numFmt w:val="bullet"/>
+      <w:lvlText w:val=""/>
+      <w:lvlJc w:val="left"/>
+      <w:pPr>
+        <w:tabs>
+          <w:tab w:val="num" w:pos="4320"/>
+        </w:tabs>
+        <w:ind w:left="4320" w:hanging="360"/>
+      </w:pPr>
+      <w:rPr>
+        <w:rFonts w:ascii="Wingdings" w:hAnsi="Wingdings" w:hint="default"/>
+        <w:sz w:val="20"/>
+      </w:rPr>
+    </w:lvl>
+    <w:lvl w:ilvl="6" w:tentative="1">
+      <w:start w:val="1"/>
+      <w:numFmt w:val="bullet"/>
+      <w:lvlText w:val=""/>
+      <w:lvlJc w:val="left"/>
+      <w:pPr>
+        <w:tabs>
+          <w:tab w:val="num" w:pos="5040"/>
+        </w:tabs>
+        <w:ind w:left="5040" w:hanging="360"/>
+      </w:pPr>
+      <w:rPr>
+        <w:rFonts w:ascii="Wingdings" w:hAnsi="Wingdings" w:hint="default"/>
+        <w:sz w:val="20"/>
+      </w:rPr>
+    </w:lvl>
+    <w:lvl w:ilvl="7" w:tentative="1">
+      <w:start w:val="1"/>
+      <w:numFmt w:val="bullet"/>
+      <w:lvlText w:val=""/>
+      <w:lvlJc w:val="left"/>
+      <w:pPr>
+        <w:tabs>
+          <w:tab w:val="num" w:pos="5760"/>
+        </w:tabs>
+        <w:ind w:left="5760" w:hanging="360"/>
+      </w:pPr>
+      <w:rPr>
+        <w:rFonts w:ascii="Wingdings" w:hAnsi="Wingdings" w:hint="default"/>
+        <w:sz w:val="20"/>
+      </w:rPr>
+    </w:lvl>
+    <w:lvl w:ilvl="8" w:tentative="1">
+      <w:start w:val="1"/>
+      <w:numFmt w:val="bullet"/>
+      <w:lvlText w:val=""/>
+      <w:lvlJc w:val="left"/>
+      <w:pPr>
+        <w:tabs>
+          <w:tab w:val="num" w:pos="6480"/>
+        </w:tabs>
+        <w:ind w:left="6480" w:hanging="360"/>
+      </w:pPr>
+      <w:rPr>
+        <w:rFonts w:ascii="Wingdings" w:hAnsi="Wingdings" w:hint="default"/>
+        <w:sz w:val="20"/>
+      </w:rPr>
+    </w:lvl>
+  </w:abstractNum>
+  <w:abstractNum w:abstractNumId="23" w15:restartNumberingAfterBreak="0">
     <w:nsid w:val="2B284BC6"/>
     <w:multiLevelType w:val="multilevel"/>
     <w:tmpl w:val="443C2D7A"/>
@@ -31971,7 +39216,7 @@
       </w:rPr>
     </w:lvl>
   </w:abstractNum>
-  <w:abstractNum w:abstractNumId="19" w15:restartNumberingAfterBreak="0">
+  <w:abstractNum w:abstractNumId="24" w15:restartNumberingAfterBreak="0">
     <w:nsid w:val="2B5F04A3"/>
     <w:multiLevelType w:val="multilevel"/>
     <w:tmpl w:val="25966B7A"/>
@@ -32120,7 +39365,156 @@
       </w:rPr>
     </w:lvl>
   </w:abstractNum>
-  <w:abstractNum w:abstractNumId="20" w15:restartNumberingAfterBreak="0">
+  <w:abstractNum w:abstractNumId="25" w15:restartNumberingAfterBreak="0">
+    <w:nsid w:val="2BA92FC1"/>
+    <w:multiLevelType w:val="multilevel"/>
+    <w:tmpl w:val="697E9CC4"/>
+    <w:lvl w:ilvl="0">
+      <w:start w:val="1"/>
+      <w:numFmt w:val="bullet"/>
+      <w:lvlText w:val=""/>
+      <w:lvlJc w:val="left"/>
+      <w:pPr>
+        <w:tabs>
+          <w:tab w:val="num" w:pos="720"/>
+        </w:tabs>
+        <w:ind w:left="720" w:hanging="360"/>
+      </w:pPr>
+      <w:rPr>
+        <w:rFonts w:ascii="Symbol" w:hAnsi="Symbol" w:hint="default"/>
+        <w:sz w:val="20"/>
+      </w:rPr>
+    </w:lvl>
+    <w:lvl w:ilvl="1" w:tentative="1">
+      <w:start w:val="1"/>
+      <w:numFmt w:val="bullet"/>
+      <w:lvlText w:val="o"/>
+      <w:lvlJc w:val="left"/>
+      <w:pPr>
+        <w:tabs>
+          <w:tab w:val="num" w:pos="1440"/>
+        </w:tabs>
+        <w:ind w:left="1440" w:hanging="360"/>
+      </w:pPr>
+      <w:rPr>
+        <w:rFonts w:ascii="Courier New" w:hAnsi="Courier New" w:hint="default"/>
+        <w:sz w:val="20"/>
+      </w:rPr>
+    </w:lvl>
+    <w:lvl w:ilvl="2" w:tentative="1">
+      <w:start w:val="1"/>
+      <w:numFmt w:val="bullet"/>
+      <w:lvlText w:val=""/>
+      <w:lvlJc w:val="left"/>
+      <w:pPr>
+        <w:tabs>
+          <w:tab w:val="num" w:pos="2160"/>
+        </w:tabs>
+        <w:ind w:left="2160" w:hanging="360"/>
+      </w:pPr>
+      <w:rPr>
+        <w:rFonts w:ascii="Wingdings" w:hAnsi="Wingdings" w:hint="default"/>
+        <w:sz w:val="20"/>
+      </w:rPr>
+    </w:lvl>
+    <w:lvl w:ilvl="3" w:tentative="1">
+      <w:start w:val="1"/>
+      <w:numFmt w:val="bullet"/>
+      <w:lvlText w:val=""/>
+      <w:lvlJc w:val="left"/>
+      <w:pPr>
+        <w:tabs>
+          <w:tab w:val="num" w:pos="2880"/>
+        </w:tabs>
+        <w:ind w:left="2880" w:hanging="360"/>
+      </w:pPr>
+      <w:rPr>
+        <w:rFonts w:ascii="Wingdings" w:hAnsi="Wingdings" w:hint="default"/>
+        <w:sz w:val="20"/>
+      </w:rPr>
+    </w:lvl>
+    <w:lvl w:ilvl="4" w:tentative="1">
+      <w:start w:val="1"/>
+      <w:numFmt w:val="bullet"/>
+      <w:lvlText w:val=""/>
+      <w:lvlJc w:val="left"/>
+      <w:pPr>
+        <w:tabs>
+          <w:tab w:val="num" w:pos="3600"/>
+        </w:tabs>
+        <w:ind w:left="3600" w:hanging="360"/>
+      </w:pPr>
+      <w:rPr>
+        <w:rFonts w:ascii="Wingdings" w:hAnsi="Wingdings" w:hint="default"/>
+        <w:sz w:val="20"/>
+      </w:rPr>
+    </w:lvl>
+    <w:lvl w:ilvl="5" w:tentative="1">
+      <w:start w:val="1"/>
+      <w:numFmt w:val="bullet"/>
+      <w:lvlText w:val=""/>
+      <w:lvlJc w:val="left"/>
+      <w:pPr>
+        <w:tabs>
+          <w:tab w:val="num" w:pos="4320"/>
+        </w:tabs>
+        <w:ind w:left="4320" w:hanging="360"/>
+      </w:pPr>
+      <w:rPr>
+        <w:rFonts w:ascii="Wingdings" w:hAnsi="Wingdings" w:hint="default"/>
+        <w:sz w:val="20"/>
+      </w:rPr>
+    </w:lvl>
+    <w:lvl w:ilvl="6" w:tentative="1">
+      <w:start w:val="1"/>
+      <w:numFmt w:val="bullet"/>
+      <w:lvlText w:val=""/>
+      <w:lvlJc w:val="left"/>
+      <w:pPr>
+        <w:tabs>
+          <w:tab w:val="num" w:pos="5040"/>
+        </w:tabs>
+        <w:ind w:left="5040" w:hanging="360"/>
+      </w:pPr>
+      <w:rPr>
+        <w:rFonts w:ascii="Wingdings" w:hAnsi="Wingdings" w:hint="default"/>
+        <w:sz w:val="20"/>
+      </w:rPr>
+    </w:lvl>
+    <w:lvl w:ilvl="7" w:tentative="1">
+      <w:start w:val="1"/>
+      <w:numFmt w:val="bullet"/>
+      <w:lvlText w:val=""/>
+      <w:lvlJc w:val="left"/>
+      <w:pPr>
+        <w:tabs>
+          <w:tab w:val="num" w:pos="5760"/>
+        </w:tabs>
+        <w:ind w:left="5760" w:hanging="360"/>
+      </w:pPr>
+      <w:rPr>
+        <w:rFonts w:ascii="Wingdings" w:hAnsi="Wingdings" w:hint="default"/>
+        <w:sz w:val="20"/>
+      </w:rPr>
+    </w:lvl>
+    <w:lvl w:ilvl="8" w:tentative="1">
+      <w:start w:val="1"/>
+      <w:numFmt w:val="bullet"/>
+      <w:lvlText w:val=""/>
+      <w:lvlJc w:val="left"/>
+      <w:pPr>
+        <w:tabs>
+          <w:tab w:val="num" w:pos="6480"/>
+        </w:tabs>
+        <w:ind w:left="6480" w:hanging="360"/>
+      </w:pPr>
+      <w:rPr>
+        <w:rFonts w:ascii="Wingdings" w:hAnsi="Wingdings" w:hint="default"/>
+        <w:sz w:val="20"/>
+      </w:rPr>
+    </w:lvl>
+  </w:abstractNum>
+  <w:abstractNum w:abstractNumId="26" w15:restartNumberingAfterBreak="0">
     <w:nsid w:val="2CEE6C7A"/>
     <w:multiLevelType w:val="multilevel"/>
     <w:tmpl w:val="CC00925C"/>
@@ -32269,7 +39663,7 @@
       </w:rPr>
     </w:lvl>
   </w:abstractNum>
-  <w:abstractNum w:abstractNumId="21" w15:restartNumberingAfterBreak="0">
+  <w:abstractNum w:abstractNumId="27" w15:restartNumberingAfterBreak="0">
     <w:nsid w:val="2F4A5810"/>
     <w:multiLevelType w:val="multilevel"/>
     <w:tmpl w:val="5994F858"/>
@@ -32418,7 +39812,7 @@
       </w:rPr>
     </w:lvl>
   </w:abstractNum>
-  <w:abstractNum w:abstractNumId="22" w15:restartNumberingAfterBreak="0">
+  <w:abstractNum w:abstractNumId="28" w15:restartNumberingAfterBreak="0">
     <w:nsid w:val="32AA64C3"/>
     <w:multiLevelType w:val="multilevel"/>
     <w:tmpl w:val="B448CA66"/>
@@ -32567,7 +39961,7 @@
       </w:rPr>
     </w:lvl>
   </w:abstractNum>
-  <w:abstractNum w:abstractNumId="23" w15:restartNumberingAfterBreak="0">
+  <w:abstractNum w:abstractNumId="29" w15:restartNumberingAfterBreak="0">
     <w:nsid w:val="34567831"/>
     <w:multiLevelType w:val="multilevel"/>
     <w:tmpl w:val="8A0C763A"/>
@@ -32716,7 +40110,7 @@
       </w:rPr>
     </w:lvl>
   </w:abstractNum>
-  <w:abstractNum w:abstractNumId="24" w15:restartNumberingAfterBreak="0">
+  <w:abstractNum w:abstractNumId="30" w15:restartNumberingAfterBreak="0">
     <w:nsid w:val="34AE3AD7"/>
     <w:multiLevelType w:val="multilevel"/>
     <w:tmpl w:val="F48676DC"/>
@@ -32829,7 +40223,7 @@
       </w:pPr>
     </w:lvl>
   </w:abstractNum>
-  <w:abstractNum w:abstractNumId="25" w15:restartNumberingAfterBreak="0">
+  <w:abstractNum w:abstractNumId="31" w15:restartNumberingAfterBreak="0">
     <w:nsid w:val="382E05CF"/>
     <w:multiLevelType w:val="multilevel"/>
     <w:tmpl w:val="F8568E76"/>
@@ -32978,7 +40372,7 @@
       </w:rPr>
     </w:lvl>
   </w:abstractNum>
-  <w:abstractNum w:abstractNumId="26" w15:restartNumberingAfterBreak="0">
+  <w:abstractNum w:abstractNumId="32" w15:restartNumberingAfterBreak="0">
     <w:nsid w:val="39D312DF"/>
     <w:multiLevelType w:val="multilevel"/>
     <w:tmpl w:val="7688CFE8"/>
@@ -33127,7 +40521,7 @@
       </w:rPr>
     </w:lvl>
   </w:abstractNum>
-  <w:abstractNum w:abstractNumId="27" w15:restartNumberingAfterBreak="0">
+  <w:abstractNum w:abstractNumId="33" w15:restartNumberingAfterBreak="0">
     <w:nsid w:val="39F662C9"/>
     <w:multiLevelType w:val="multilevel"/>
     <w:tmpl w:val="25EACA2C"/>
@@ -33276,7 +40670,7 @@
       </w:rPr>
     </w:lvl>
   </w:abstractNum>
-  <w:abstractNum w:abstractNumId="28" w15:restartNumberingAfterBreak="0">
+  <w:abstractNum w:abstractNumId="34" w15:restartNumberingAfterBreak="0">
     <w:nsid w:val="3CD31D17"/>
     <w:multiLevelType w:val="multilevel"/>
     <w:tmpl w:val="87BEFFCE"/>
@@ -33421,7 +40815,7 @@
       </w:rPr>
     </w:lvl>
   </w:abstractNum>
-  <w:abstractNum w:abstractNumId="29" w15:restartNumberingAfterBreak="0">
+  <w:abstractNum w:abstractNumId="35" w15:restartNumberingAfterBreak="0">
     <w:nsid w:val="3DEF3BB5"/>
     <w:multiLevelType w:val="multilevel"/>
     <w:tmpl w:val="A75CE2DC"/>
@@ -33570,7 +40964,7 @@
       </w:rPr>
     </w:lvl>
   </w:abstractNum>
-  <w:abstractNum w:abstractNumId="30" w15:restartNumberingAfterBreak="0">
+  <w:abstractNum w:abstractNumId="36" w15:restartNumberingAfterBreak="0">
     <w:nsid w:val="3E2D0892"/>
     <w:multiLevelType w:val="multilevel"/>
     <w:tmpl w:val="04F20B30"/>
@@ -33719,7 +41113,7 @@
       </w:rPr>
     </w:lvl>
   </w:abstractNum>
-  <w:abstractNum w:abstractNumId="31" w15:restartNumberingAfterBreak="0">
+  <w:abstractNum w:abstractNumId="37" w15:restartNumberingAfterBreak="0">
     <w:nsid w:val="3E6A32E3"/>
     <w:multiLevelType w:val="multilevel"/>
     <w:tmpl w:val="BC00F79E"/>
@@ -33868,7 +41262,156 @@
       </w:rPr>
     </w:lvl>
   </w:abstractNum>
-  <w:abstractNum w:abstractNumId="32" w15:restartNumberingAfterBreak="0">
+  <w:abstractNum w:abstractNumId="38" w15:restartNumberingAfterBreak="0">
+    <w:nsid w:val="3F265BF5"/>
+    <w:multiLevelType w:val="multilevel"/>
+    <w:tmpl w:val="00D2E53C"/>
+    <w:lvl w:ilvl="0">
+      <w:start w:val="1"/>
+      <w:numFmt w:val="bullet"/>
+      <w:lvlText w:val=""/>
+      <w:lvlJc w:val="left"/>
+      <w:pPr>
+        <w:tabs>
+          <w:tab w:val="num" w:pos="720"/>
+        </w:tabs>
+        <w:ind w:left="720" w:hanging="360"/>
+      </w:pPr>
+      <w:rPr>
+        <w:rFonts w:ascii="Symbol" w:hAnsi="Symbol" w:hint="default"/>
+        <w:sz w:val="20"/>
+      </w:rPr>
+    </w:lvl>
+    <w:lvl w:ilvl="1" w:tentative="1">
+      <w:start w:val="1"/>
+      <w:numFmt w:val="bullet"/>
+      <w:lvlText w:val="o"/>
+      <w:lvlJc w:val="left"/>
+      <w:pPr>
+        <w:tabs>
+          <w:tab w:val="num" w:pos="1440"/>
+        </w:tabs>
+        <w:ind w:left="1440" w:hanging="360"/>
+      </w:pPr>
+      <w:rPr>
+        <w:rFonts w:ascii="Courier New" w:hAnsi="Courier New" w:hint="default"/>
+        <w:sz w:val="20"/>
+      </w:rPr>
+    </w:lvl>
+    <w:lvl w:ilvl="2" w:tentative="1">
+      <w:start w:val="1"/>
+      <w:numFmt w:val="bullet"/>
+      <w:lvlText w:val=""/>
+      <w:lvlJc w:val="left"/>
+      <w:pPr>
+        <w:tabs>
+          <w:tab w:val="num" w:pos="2160"/>
+        </w:tabs>
+        <w:ind w:left="2160" w:hanging="360"/>
+      </w:pPr>
+      <w:rPr>
+        <w:rFonts w:ascii="Wingdings" w:hAnsi="Wingdings" w:hint="default"/>
+        <w:sz w:val="20"/>
+      </w:rPr>
+    </w:lvl>
+    <w:lvl w:ilvl="3" w:tentative="1">
+      <w:start w:val="1"/>
+      <w:numFmt w:val="bullet"/>
+      <w:lvlText w:val=""/>
+      <w:lvlJc w:val="left"/>
+      <w:pPr>
+        <w:tabs>
+          <w:tab w:val="num" w:pos="2880"/>
+        </w:tabs>
+        <w:ind w:left="2880" w:hanging="360"/>
+      </w:pPr>
+      <w:rPr>
+        <w:rFonts w:ascii="Wingdings" w:hAnsi="Wingdings" w:hint="default"/>
+        <w:sz w:val="20"/>
+      </w:rPr>
+    </w:lvl>
+    <w:lvl w:ilvl="4" w:tentative="1">
+      <w:start w:val="1"/>
+      <w:numFmt w:val="bullet"/>
+      <w:lvlText w:val=""/>
+      <w:lvlJc w:val="left"/>
+      <w:pPr>
+        <w:tabs>
+          <w:tab w:val="num" w:pos="3600"/>
+        </w:tabs>
+        <w:ind w:left="3600" w:hanging="360"/>
+      </w:pPr>
+      <w:rPr>
+        <w:rFonts w:ascii="Wingdings" w:hAnsi="Wingdings" w:hint="default"/>
+        <w:sz w:val="20"/>
+      </w:rPr>
+    </w:lvl>
+    <w:lvl w:ilvl="5" w:tentative="1">
+      <w:start w:val="1"/>
+      <w:numFmt w:val="bullet"/>
+      <w:lvlText w:val=""/>
+      <w:lvlJc w:val="left"/>
+      <w:pPr>
+        <w:tabs>
+          <w:tab w:val="num" w:pos="4320"/>
+        </w:tabs>
+        <w:ind w:left="4320" w:hanging="360"/>
+      </w:pPr>
+      <w:rPr>
+        <w:rFonts w:ascii="Wingdings" w:hAnsi="Wingdings" w:hint="default"/>
+        <w:sz w:val="20"/>
+      </w:rPr>
+    </w:lvl>
+    <w:lvl w:ilvl="6" w:tentative="1">
+      <w:start w:val="1"/>
+      <w:numFmt w:val="bullet"/>
+      <w:lvlText w:val=""/>
+      <w:lvlJc w:val="left"/>
+      <w:pPr>
+        <w:tabs>
+          <w:tab w:val="num" w:pos="5040"/>
+        </w:tabs>
+        <w:ind w:left="5040" w:hanging="360"/>
+      </w:pPr>
+      <w:rPr>
+        <w:rFonts w:ascii="Wingdings" w:hAnsi="Wingdings" w:hint="default"/>
+        <w:sz w:val="20"/>
+      </w:rPr>
+    </w:lvl>
+    <w:lvl w:ilvl="7" w:tentative="1">
+      <w:start w:val="1"/>
+      <w:numFmt w:val="bullet"/>
+      <w:lvlText w:val=""/>
+      <w:lvlJc w:val="left"/>
+      <w:pPr>
+        <w:tabs>
+          <w:tab w:val="num" w:pos="5760"/>
+        </w:tabs>
+        <w:ind w:left="5760" w:hanging="360"/>
+      </w:pPr>
+      <w:rPr>
+        <w:rFonts w:ascii="Wingdings" w:hAnsi="Wingdings" w:hint="default"/>
+        <w:sz w:val="20"/>
+      </w:rPr>
+    </w:lvl>
+    <w:lvl w:ilvl="8" w:tentative="1">
+      <w:start w:val="1"/>
+      <w:numFmt w:val="bullet"/>
+      <w:lvlText w:val=""/>
+      <w:lvlJc w:val="left"/>
+      <w:pPr>
+        <w:tabs>
+          <w:tab w:val="num" w:pos="6480"/>
+        </w:tabs>
+        <w:ind w:left="6480" w:hanging="360"/>
+      </w:pPr>
+      <w:rPr>
+        <w:rFonts w:ascii="Wingdings" w:hAnsi="Wingdings" w:hint="default"/>
+        <w:sz w:val="20"/>
+      </w:rPr>
+    </w:lvl>
+  </w:abstractNum>
+  <w:abstractNum w:abstractNumId="39" w15:restartNumberingAfterBreak="0">
     <w:nsid w:val="436B1B1E"/>
     <w:multiLevelType w:val="multilevel"/>
     <w:tmpl w:val="2DFA5D3A"/>
@@ -34017,7 +41560,7 @@
       </w:rPr>
     </w:lvl>
   </w:abstractNum>
-  <w:abstractNum w:abstractNumId="33" w15:restartNumberingAfterBreak="0">
+  <w:abstractNum w:abstractNumId="40" w15:restartNumberingAfterBreak="0">
     <w:nsid w:val="49ED5A67"/>
     <w:multiLevelType w:val="multilevel"/>
     <w:tmpl w:val="D03407F6"/>
@@ -34166,7 +41709,7 @@
       </w:rPr>
     </w:lvl>
   </w:abstractNum>
-  <w:abstractNum w:abstractNumId="34" w15:restartNumberingAfterBreak="0">
+  <w:abstractNum w:abstractNumId="41" w15:restartNumberingAfterBreak="0">
     <w:nsid w:val="4A4215BE"/>
     <w:multiLevelType w:val="multilevel"/>
     <w:tmpl w:val="B2B8D68E"/>
@@ -34315,7 +41858,7 @@
       </w:rPr>
     </w:lvl>
   </w:abstractNum>
-  <w:abstractNum w:abstractNumId="35" w15:restartNumberingAfterBreak="0">
+  <w:abstractNum w:abstractNumId="42" w15:restartNumberingAfterBreak="0">
     <w:nsid w:val="515B4EDB"/>
     <w:multiLevelType w:val="multilevel"/>
     <w:tmpl w:val="EDC41240"/>
@@ -34464,7 +42007,269 @@
       </w:rPr>
     </w:lvl>
   </w:abstractNum>
-  <w:abstractNum w:abstractNumId="36" w15:restartNumberingAfterBreak="0">
+  <w:abstractNum w:abstractNumId="43" w15:restartNumberingAfterBreak="0">
+    <w:nsid w:val="563458DC"/>
+    <w:multiLevelType w:val="multilevel"/>
+    <w:tmpl w:val="659C956C"/>
+    <w:lvl w:ilvl="0">
+      <w:start w:val="1"/>
+      <w:numFmt w:val="bullet"/>
+      <w:lvlText w:val=""/>
+      <w:lvlJc w:val="left"/>
+      <w:pPr>
+        <w:tabs>
+          <w:tab w:val="num" w:pos="720"/>
+        </w:tabs>
+        <w:ind w:left="720" w:hanging="360"/>
+      </w:pPr>
+      <w:rPr>
+        <w:rFonts w:ascii="Symbol" w:hAnsi="Symbol" w:hint="default"/>
+        <w:sz w:val="20"/>
+      </w:rPr>
+    </w:lvl>
+    <w:lvl w:ilvl="1">
+      <w:start w:val="1"/>
+      <w:numFmt w:val="bullet"/>
+      <w:lvlText w:val="o"/>
+      <w:lvlJc w:val="left"/>
+      <w:pPr>
+        <w:tabs>
+          <w:tab w:val="num" w:pos="1440"/>
+        </w:tabs>
+        <w:ind w:left="1440" w:hanging="360"/>
+      </w:pPr>
+      <w:rPr>
+        <w:rFonts w:ascii="Courier New" w:hAnsi="Courier New" w:hint="default"/>
+        <w:sz w:val="20"/>
+      </w:rPr>
+    </w:lvl>
+    <w:lvl w:ilvl="2" w:tentative="1">
+      <w:start w:val="1"/>
+      <w:numFmt w:val="bullet"/>
+      <w:lvlText w:val=""/>
+      <w:lvlJc w:val="left"/>
+      <w:pPr>
+        <w:tabs>
+          <w:tab w:val="num" w:pos="2160"/>
+        </w:tabs>
+        <w:ind w:left="2160" w:hanging="360"/>
+      </w:pPr>
+      <w:rPr>
+        <w:rFonts w:ascii="Wingdings" w:hAnsi="Wingdings" w:hint="default"/>
+        <w:sz w:val="20"/>
+      </w:rPr>
+    </w:lvl>
+    <w:lvl w:ilvl="3" w:tentative="1">
+      <w:start w:val="1"/>
+      <w:numFmt w:val="bullet"/>
+      <w:lvlText w:val=""/>
+      <w:lvlJc w:val="left"/>
+      <w:pPr>
+        <w:tabs>
+          <w:tab w:val="num" w:pos="2880"/>
+        </w:tabs>
+        <w:ind w:left="2880" w:hanging="360"/>
+      </w:pPr>
+      <w:rPr>
+        <w:rFonts w:ascii="Wingdings" w:hAnsi="Wingdings" w:hint="default"/>
+        <w:sz w:val="20"/>
+      </w:rPr>
+    </w:lvl>
+    <w:lvl w:ilvl="4" w:tentative="1">
+      <w:start w:val="1"/>
+      <w:numFmt w:val="bullet"/>
+      <w:lvlText w:val=""/>
+      <w:lvlJc w:val="left"/>
+      <w:pPr>
+        <w:tabs>
+          <w:tab w:val="num" w:pos="3600"/>
+        </w:tabs>
+        <w:ind w:left="3600" w:hanging="360"/>
+      </w:pPr>
+      <w:rPr>
+        <w:rFonts w:ascii="Wingdings" w:hAnsi="Wingdings" w:hint="default"/>
+        <w:sz w:val="20"/>
+      </w:rPr>
+    </w:lvl>
+    <w:lvl w:ilvl="5" w:tentative="1">
+      <w:start w:val="1"/>
+      <w:numFmt w:val="bullet"/>
+      <w:lvlText w:val=""/>
+      <w:lvlJc w:val="left"/>
+      <w:pPr>
+        <w:tabs>
+          <w:tab w:val="num" w:pos="4320"/>
+        </w:tabs>
+        <w:ind w:left="4320" w:hanging="360"/>
+      </w:pPr>
+      <w:rPr>
+        <w:rFonts w:ascii="Wingdings" w:hAnsi="Wingdings" w:hint="default"/>
+        <w:sz w:val="20"/>
+      </w:rPr>
+    </w:lvl>
+    <w:lvl w:ilvl="6" w:tentative="1">
+      <w:start w:val="1"/>
+      <w:numFmt w:val="bullet"/>
+      <w:lvlText w:val=""/>
+      <w:lvlJc w:val="left"/>
+      <w:pPr>
+        <w:tabs>
+          <w:tab w:val="num" w:pos="5040"/>
+        </w:tabs>
+        <w:ind w:left="5040" w:hanging="360"/>
+      </w:pPr>
+      <w:rPr>
+        <w:rFonts w:ascii="Wingdings" w:hAnsi="Wingdings" w:hint="default"/>
+        <w:sz w:val="20"/>
+      </w:rPr>
+    </w:lvl>
+    <w:lvl w:ilvl="7" w:tentative="1">
+      <w:start w:val="1"/>
+      <w:numFmt w:val="bullet"/>
+      <w:lvlText w:val=""/>
+      <w:lvlJc w:val="left"/>
+      <w:pPr>
+        <w:tabs>
+          <w:tab w:val="num" w:pos="5760"/>
+        </w:tabs>
+        <w:ind w:left="5760" w:hanging="360"/>
+      </w:pPr>
+      <w:rPr>
+        <w:rFonts w:ascii="Wingdings" w:hAnsi="Wingdings" w:hint="default"/>
+        <w:sz w:val="20"/>
+      </w:rPr>
+    </w:lvl>
+    <w:lvl w:ilvl="8" w:tentative="1">
+      <w:start w:val="1"/>
+      <w:numFmt w:val="bullet"/>
+      <w:lvlText w:val=""/>
+      <w:lvlJc w:val="left"/>
+      <w:pPr>
+        <w:tabs>
+          <w:tab w:val="num" w:pos="6480"/>
+        </w:tabs>
+        <w:ind w:left="6480" w:hanging="360"/>
+      </w:pPr>
+      <w:rPr>
+        <w:rFonts w:ascii="Wingdings" w:hAnsi="Wingdings" w:hint="default"/>
+        <w:sz w:val="20"/>
+      </w:rPr>
+    </w:lvl>
+  </w:abstractNum>
+  <w:abstractNum w:abstractNumId="44" w15:restartNumberingAfterBreak="0">
+    <w:nsid w:val="56A828A9"/>
+    <w:multiLevelType w:val="hybridMultilevel"/>
+    <w:tmpl w:val="12FC9678"/>
+    <w:lvl w:ilvl="0" w:tplc="40090001">
+      <w:start w:val="1"/>
+      <w:numFmt w:val="bullet"/>
+      <w:lvlText w:val=""/>
+      <w:lvlJc w:val="left"/>
+      <w:pPr>
+        <w:ind w:left="720" w:hanging="360"/>
+      </w:pPr>
+      <w:rPr>
+        <w:rFonts w:ascii="Symbol" w:hAnsi="Symbol" w:hint="default"/>
+      </w:rPr>
+    </w:lvl>
+    <w:lvl w:ilvl="1" w:tplc="40090003" w:tentative="1">
+      <w:start w:val="1"/>
+      <w:numFmt w:val="bullet"/>
+      <w:lvlText w:val="o"/>
+      <w:lvlJc w:val="left"/>
+      <w:pPr>
+        <w:ind w:left="1440" w:hanging="360"/>
+      </w:pPr>
+      <w:rPr>
+        <w:rFonts w:ascii="Courier New" w:hAnsi="Courier New" w:cs="Courier New" w:hint="default"/>
+      </w:rPr>
+    </w:lvl>
+    <w:lvl w:ilvl="2" w:tplc="40090005" w:tentative="1">
+      <w:start w:val="1"/>
+      <w:numFmt w:val="bullet"/>
+      <w:lvlText w:val=""/>
+      <w:lvlJc w:val="left"/>
+      <w:pPr>
+        <w:ind w:left="2160" w:hanging="360"/>
+      </w:pPr>
+      <w:rPr>
+        <w:rFonts w:ascii="Wingdings" w:hAnsi="Wingdings" w:hint="default"/>
+      </w:rPr>
+    </w:lvl>
+    <w:lvl w:ilvl="3" w:tplc="40090001" w:tentative="1">
+      <w:start w:val="1"/>
+      <w:numFmt w:val="bullet"/>
+      <w:lvlText w:val=""/>
+      <w:lvlJc w:val="left"/>
+      <w:pPr>
+        <w:ind w:left="2880" w:hanging="360"/>
+      </w:pPr>
+      <w:rPr>
+        <w:rFonts w:ascii="Symbol" w:hAnsi="Symbol" w:hint="default"/>
+      </w:rPr>
+    </w:lvl>
+    <w:lvl w:ilvl="4" w:tplc="40090003" w:tentative="1">
+      <w:start w:val="1"/>
+      <w:numFmt w:val="bullet"/>
+      <w:lvlText w:val="o"/>
+      <w:lvlJc w:val="left"/>
+      <w:pPr>
+        <w:ind w:left="3600" w:hanging="360"/>
+      </w:pPr>
+      <w:rPr>
+        <w:rFonts w:ascii="Courier New" w:hAnsi="Courier New" w:cs="Courier New" w:hint="default"/>
+      </w:rPr>
+    </w:lvl>
+    <w:lvl w:ilvl="5" w:tplc="40090005" w:tentative="1">
+      <w:start w:val="1"/>
+      <w:numFmt w:val="bullet"/>
+      <w:lvlText w:val=""/>
+      <w:lvlJc w:val="left"/>
+      <w:pPr>
+        <w:ind w:left="4320" w:hanging="360"/>
+      </w:pPr>
+      <w:rPr>
+        <w:rFonts w:ascii="Wingdings" w:hAnsi="Wingdings" w:hint="default"/>
+      </w:rPr>
+    </w:lvl>
+    <w:lvl w:ilvl="6" w:tplc="40090001" w:tentative="1">
+      <w:start w:val="1"/>
+      <w:numFmt w:val="bullet"/>
+      <w:lvlText w:val=""/>
+      <w:lvlJc w:val="left"/>
+      <w:pPr>
+        <w:ind w:left="5040" w:hanging="360"/>
+      </w:pPr>
+      <w:rPr>
+        <w:rFonts w:ascii="Symbol" w:hAnsi="Symbol" w:hint="default"/>
+      </w:rPr>
+    </w:lvl>
+    <w:lvl w:ilvl="7" w:tplc="40090003" w:tentative="1">
+      <w:start w:val="1"/>
+      <w:numFmt w:val="bullet"/>
+      <w:lvlText w:val="o"/>
+      <w:lvlJc w:val="left"/>
+      <w:pPr>
+        <w:ind w:left="5760" w:hanging="360"/>
+      </w:pPr>
+      <w:rPr>
+        <w:rFonts w:ascii="Courier New" w:hAnsi="Courier New" w:cs="Courier New" w:hint="default"/>
+      </w:rPr>
+    </w:lvl>
+    <w:lvl w:ilvl="8" w:tplc="40090005" w:tentative="1">
+      <w:start w:val="1"/>
+      <w:numFmt w:val="bullet"/>
+      <w:lvlText w:val=""/>
+      <w:lvlJc w:val="left"/>
+      <w:pPr>
+        <w:ind w:left="6480" w:hanging="360"/>
+      </w:pPr>
+      <w:rPr>
+        <w:rFonts w:ascii="Wingdings" w:hAnsi="Wingdings" w:hint="default"/>
+      </w:rPr>
+    </w:lvl>
+  </w:abstractNum>
+  <w:abstractNum w:abstractNumId="45" w15:restartNumberingAfterBreak="0">
     <w:nsid w:val="58295A33"/>
     <w:multiLevelType w:val="multilevel"/>
     <w:tmpl w:val="50123E70"/>
@@ -34577,7 +42382,7 @@
       </w:pPr>
     </w:lvl>
   </w:abstractNum>
-  <w:abstractNum w:abstractNumId="37" w15:restartNumberingAfterBreak="0">
+  <w:abstractNum w:abstractNumId="46" w15:restartNumberingAfterBreak="0">
     <w:nsid w:val="58476157"/>
     <w:multiLevelType w:val="multilevel"/>
     <w:tmpl w:val="054C9C9A"/>
@@ -34726,7 +42531,7 @@
       </w:rPr>
     </w:lvl>
   </w:abstractNum>
-  <w:abstractNum w:abstractNumId="38" w15:restartNumberingAfterBreak="0">
+  <w:abstractNum w:abstractNumId="47" w15:restartNumberingAfterBreak="0">
     <w:nsid w:val="58E50A46"/>
     <w:multiLevelType w:val="multilevel"/>
     <w:tmpl w:val="7F36A7B4"/>
@@ -34875,7 +42680,7 @@
       </w:rPr>
     </w:lvl>
   </w:abstractNum>
-  <w:abstractNum w:abstractNumId="39" w15:restartNumberingAfterBreak="0">
+  <w:abstractNum w:abstractNumId="48" w15:restartNumberingAfterBreak="0">
     <w:nsid w:val="5AE25722"/>
     <w:multiLevelType w:val="multilevel"/>
     <w:tmpl w:val="D6CE5F14"/>
@@ -35024,7 +42829,7 @@
       </w:rPr>
     </w:lvl>
   </w:abstractNum>
-  <w:abstractNum w:abstractNumId="40" w15:restartNumberingAfterBreak="0">
+  <w:abstractNum w:abstractNumId="49" w15:restartNumberingAfterBreak="0">
     <w:nsid w:val="5B675411"/>
     <w:multiLevelType w:val="multilevel"/>
     <w:tmpl w:val="C11CF32E"/>
@@ -35173,7 +42978,305 @@
       </w:rPr>
     </w:lvl>
   </w:abstractNum>
-  <w:abstractNum w:abstractNumId="41" w15:restartNumberingAfterBreak="0">
+  <w:abstractNum w:abstractNumId="50" w15:restartNumberingAfterBreak="0">
+    <w:nsid w:val="608C309A"/>
+    <w:multiLevelType w:val="multilevel"/>
+    <w:tmpl w:val="9C2E0CF6"/>
+    <w:lvl w:ilvl="0">
+      <w:start w:val="1"/>
+      <w:numFmt w:val="bullet"/>
+      <w:lvlText w:val=""/>
+      <w:lvlJc w:val="left"/>
+      <w:pPr>
+        <w:tabs>
+          <w:tab w:val="num" w:pos="720"/>
+        </w:tabs>
+        <w:ind w:left="720" w:hanging="360"/>
+      </w:pPr>
+      <w:rPr>
+        <w:rFonts w:ascii="Symbol" w:hAnsi="Symbol" w:hint="default"/>
+        <w:sz w:val="20"/>
+      </w:rPr>
+    </w:lvl>
+    <w:lvl w:ilvl="1" w:tentative="1">
+      <w:start w:val="1"/>
+      <w:numFmt w:val="bullet"/>
+      <w:lvlText w:val="o"/>
+      <w:lvlJc w:val="left"/>
+      <w:pPr>
+        <w:tabs>
+          <w:tab w:val="num" w:pos="1440"/>
+        </w:tabs>
+        <w:ind w:left="1440" w:hanging="360"/>
+      </w:pPr>
+      <w:rPr>
+        <w:rFonts w:ascii="Courier New" w:hAnsi="Courier New" w:hint="default"/>
+        <w:sz w:val="20"/>
+      </w:rPr>
+    </w:lvl>
+    <w:lvl w:ilvl="2" w:tentative="1">
+      <w:start w:val="1"/>
+      <w:numFmt w:val="bullet"/>
+      <w:lvlText w:val=""/>
+      <w:lvlJc w:val="left"/>
+      <w:pPr>
+        <w:tabs>
+          <w:tab w:val="num" w:pos="2160"/>
+        </w:tabs>
+        <w:ind w:left="2160" w:hanging="360"/>
+      </w:pPr>
+      <w:rPr>
+        <w:rFonts w:ascii="Wingdings" w:hAnsi="Wingdings" w:hint="default"/>
+        <w:sz w:val="20"/>
+      </w:rPr>
+    </w:lvl>
+    <w:lvl w:ilvl="3" w:tentative="1">
+      <w:start w:val="1"/>
+      <w:numFmt w:val="bullet"/>
+      <w:lvlText w:val=""/>
+      <w:lvlJc w:val="left"/>
+      <w:pPr>
+        <w:tabs>
+          <w:tab w:val="num" w:pos="2880"/>
+        </w:tabs>
+        <w:ind w:left="2880" w:hanging="360"/>
+      </w:pPr>
+      <w:rPr>
+        <w:rFonts w:ascii="Wingdings" w:hAnsi="Wingdings" w:hint="default"/>
+        <w:sz w:val="20"/>
+      </w:rPr>
+    </w:lvl>
+    <w:lvl w:ilvl="4" w:tentative="1">
+      <w:start w:val="1"/>
+      <w:numFmt w:val="bullet"/>
+      <w:lvlText w:val=""/>
+      <w:lvlJc w:val="left"/>
+      <w:pPr>
+        <w:tabs>
+          <w:tab w:val="num" w:pos="3600"/>
+        </w:tabs>
+        <w:ind w:left="3600" w:hanging="360"/>
+      </w:pPr>
+      <w:rPr>
+        <w:rFonts w:ascii="Wingdings" w:hAnsi="Wingdings" w:hint="default"/>
+        <w:sz w:val="20"/>
+      </w:rPr>
+    </w:lvl>
+    <w:lvl w:ilvl="5" w:tentative="1">
+      <w:start w:val="1"/>
+      <w:numFmt w:val="bullet"/>
+      <w:lvlText w:val=""/>
+      <w:lvlJc w:val="left"/>
+      <w:pPr>
+        <w:tabs>
+          <w:tab w:val="num" w:pos="4320"/>
+        </w:tabs>
+        <w:ind w:left="4320" w:hanging="360"/>
+      </w:pPr>
+      <w:rPr>
+        <w:rFonts w:ascii="Wingdings" w:hAnsi="Wingdings" w:hint="default"/>
+        <w:sz w:val="20"/>
+      </w:rPr>
+    </w:lvl>
+    <w:lvl w:ilvl="6" w:tentative="1">
+      <w:start w:val="1"/>
+      <w:numFmt w:val="bullet"/>
+      <w:lvlText w:val=""/>
+      <w:lvlJc w:val="left"/>
+      <w:pPr>
+        <w:tabs>
+          <w:tab w:val="num" w:pos="5040"/>
+        </w:tabs>
+        <w:ind w:left="5040" w:hanging="360"/>
+      </w:pPr>
+      <w:rPr>
+        <w:rFonts w:ascii="Wingdings" w:hAnsi="Wingdings" w:hint="default"/>
+        <w:sz w:val="20"/>
+      </w:rPr>
+    </w:lvl>
+    <w:lvl w:ilvl="7" w:tentative="1">
+      <w:start w:val="1"/>
+      <w:numFmt w:val="bullet"/>
+      <w:lvlText w:val=""/>
+      <w:lvlJc w:val="left"/>
+      <w:pPr>
+        <w:tabs>
+          <w:tab w:val="num" w:pos="5760"/>
+        </w:tabs>
+        <w:ind w:left="5760" w:hanging="360"/>
+      </w:pPr>
+      <w:rPr>
+        <w:rFonts w:ascii="Wingdings" w:hAnsi="Wingdings" w:hint="default"/>
+        <w:sz w:val="20"/>
+      </w:rPr>
+    </w:lvl>
+    <w:lvl w:ilvl="8" w:tentative="1">
+      <w:start w:val="1"/>
+      <w:numFmt w:val="bullet"/>
+      <w:lvlText w:val=""/>
+      <w:lvlJc w:val="left"/>
+      <w:pPr>
+        <w:tabs>
+          <w:tab w:val="num" w:pos="6480"/>
+        </w:tabs>
+        <w:ind w:left="6480" w:hanging="360"/>
+      </w:pPr>
+      <w:rPr>
+        <w:rFonts w:ascii="Wingdings" w:hAnsi="Wingdings" w:hint="default"/>
+        <w:sz w:val="20"/>
+      </w:rPr>
+    </w:lvl>
+  </w:abstractNum>
+  <w:abstractNum w:abstractNumId="51" w15:restartNumberingAfterBreak="0">
+    <w:nsid w:val="62E23E42"/>
+    <w:multiLevelType w:val="multilevel"/>
+    <w:tmpl w:val="6C6E2132"/>
+    <w:lvl w:ilvl="0">
+      <w:start w:val="1"/>
+      <w:numFmt w:val="bullet"/>
+      <w:lvlText w:val=""/>
+      <w:lvlJc w:val="left"/>
+      <w:pPr>
+        <w:tabs>
+          <w:tab w:val="num" w:pos="720"/>
+        </w:tabs>
+        <w:ind w:left="720" w:hanging="360"/>
+      </w:pPr>
+      <w:rPr>
+        <w:rFonts w:ascii="Symbol" w:hAnsi="Symbol" w:hint="default"/>
+        <w:sz w:val="20"/>
+      </w:rPr>
+    </w:lvl>
+    <w:lvl w:ilvl="1">
+      <w:start w:val="1"/>
+      <w:numFmt w:val="bullet"/>
+      <w:lvlText w:val="o"/>
+      <w:lvlJc w:val="left"/>
+      <w:pPr>
+        <w:tabs>
+          <w:tab w:val="num" w:pos="1440"/>
+        </w:tabs>
+        <w:ind w:left="1440" w:hanging="360"/>
+      </w:pPr>
+      <w:rPr>
+        <w:rFonts w:ascii="Courier New" w:hAnsi="Courier New" w:hint="default"/>
+        <w:sz w:val="20"/>
+      </w:rPr>
+    </w:lvl>
+    <w:lvl w:ilvl="2" w:tentative="1">
+      <w:start w:val="1"/>
+      <w:numFmt w:val="bullet"/>
+      <w:lvlText w:val=""/>
+      <w:lvlJc w:val="left"/>
+      <w:pPr>
+        <w:tabs>
+          <w:tab w:val="num" w:pos="2160"/>
+        </w:tabs>
+        <w:ind w:left="2160" w:hanging="360"/>
+      </w:pPr>
+      <w:rPr>
+        <w:rFonts w:ascii="Wingdings" w:hAnsi="Wingdings" w:hint="default"/>
+        <w:sz w:val="20"/>
+      </w:rPr>
+    </w:lvl>
+    <w:lvl w:ilvl="3" w:tentative="1">
+      <w:start w:val="1"/>
+      <w:numFmt w:val="bullet"/>
+      <w:lvlText w:val=""/>
+      <w:lvlJc w:val="left"/>
+      <w:pPr>
+        <w:tabs>
+          <w:tab w:val="num" w:pos="2880"/>
+        </w:tabs>
+        <w:ind w:left="2880" w:hanging="360"/>
+      </w:pPr>
+      <w:rPr>
+        <w:rFonts w:ascii="Wingdings" w:hAnsi="Wingdings" w:hint="default"/>
+        <w:sz w:val="20"/>
+      </w:rPr>
+    </w:lvl>
+    <w:lvl w:ilvl="4" w:tentative="1">
+      <w:start w:val="1"/>
+      <w:numFmt w:val="bullet"/>
+      <w:lvlText w:val=""/>
+      <w:lvlJc w:val="left"/>
+      <w:pPr>
+        <w:tabs>
+          <w:tab w:val="num" w:pos="3600"/>
+        </w:tabs>
+        <w:ind w:left="3600" w:hanging="360"/>
+      </w:pPr>
+      <w:rPr>
+        <w:rFonts w:ascii="Wingdings" w:hAnsi="Wingdings" w:hint="default"/>
+        <w:sz w:val="20"/>
+      </w:rPr>
+    </w:lvl>
+    <w:lvl w:ilvl="5" w:tentative="1">
+      <w:start w:val="1"/>
+      <w:numFmt w:val="bullet"/>
+      <w:lvlText w:val=""/>
+      <w:lvlJc w:val="left"/>
+      <w:pPr>
+        <w:tabs>
+          <w:tab w:val="num" w:pos="4320"/>
+        </w:tabs>
+        <w:ind w:left="4320" w:hanging="360"/>
+      </w:pPr>
+      <w:rPr>
+        <w:rFonts w:ascii="Wingdings" w:hAnsi="Wingdings" w:hint="default"/>
+        <w:sz w:val="20"/>
+      </w:rPr>
+    </w:lvl>
+    <w:lvl w:ilvl="6" w:tentative="1">
+      <w:start w:val="1"/>
+      <w:numFmt w:val="bullet"/>
+      <w:lvlText w:val=""/>
+      <w:lvlJc w:val="left"/>
+      <w:pPr>
+        <w:tabs>
+          <w:tab w:val="num" w:pos="5040"/>
+        </w:tabs>
+        <w:ind w:left="5040" w:hanging="360"/>
+      </w:pPr>
+      <w:rPr>
+        <w:rFonts w:ascii="Wingdings" w:hAnsi="Wingdings" w:hint="default"/>
+        <w:sz w:val="20"/>
+      </w:rPr>
+    </w:lvl>
+    <w:lvl w:ilvl="7" w:tentative="1">
+      <w:start w:val="1"/>
+      <w:numFmt w:val="bullet"/>
+      <w:lvlText w:val=""/>
+      <w:lvlJc w:val="left"/>
+      <w:pPr>
+        <w:tabs>
+          <w:tab w:val="num" w:pos="5760"/>
+        </w:tabs>
+        <w:ind w:left="5760" w:hanging="360"/>
+      </w:pPr>
+      <w:rPr>
+        <w:rFonts w:ascii="Wingdings" w:hAnsi="Wingdings" w:hint="default"/>
+        <w:sz w:val="20"/>
+      </w:rPr>
+    </w:lvl>
+    <w:lvl w:ilvl="8" w:tentative="1">
+      <w:start w:val="1"/>
+      <w:numFmt w:val="bullet"/>
+      <w:lvlText w:val=""/>
+      <w:lvlJc w:val="left"/>
+      <w:pPr>
+        <w:tabs>
+          <w:tab w:val="num" w:pos="6480"/>
+        </w:tabs>
+        <w:ind w:left="6480" w:hanging="360"/>
+      </w:pPr>
+      <w:rPr>
+        <w:rFonts w:ascii="Wingdings" w:hAnsi="Wingdings" w:hint="default"/>
+        <w:sz w:val="20"/>
+      </w:rPr>
+    </w:lvl>
+  </w:abstractNum>
+  <w:abstractNum w:abstractNumId="52" w15:restartNumberingAfterBreak="0">
     <w:nsid w:val="654316AD"/>
     <w:multiLevelType w:val="multilevel"/>
     <w:tmpl w:val="25CA353A"/>
@@ -35322,7 +43425,7 @@
       </w:rPr>
     </w:lvl>
   </w:abstractNum>
-  <w:abstractNum w:abstractNumId="42" w15:restartNumberingAfterBreak="0">
+  <w:abstractNum w:abstractNumId="53" w15:restartNumberingAfterBreak="0">
     <w:nsid w:val="68F26952"/>
     <w:multiLevelType w:val="hybridMultilevel"/>
     <w:tmpl w:val="5E788D3C"/>
@@ -35408,7 +43511,156 @@
       </w:pPr>
     </w:lvl>
   </w:abstractNum>
-  <w:abstractNum w:abstractNumId="43" w15:restartNumberingAfterBreak="0">
+  <w:abstractNum w:abstractNumId="54" w15:restartNumberingAfterBreak="0">
+    <w:nsid w:val="693156E0"/>
+    <w:multiLevelType w:val="multilevel"/>
+    <w:tmpl w:val="105AA49E"/>
+    <w:lvl w:ilvl="0">
+      <w:start w:val="1"/>
+      <w:numFmt w:val="bullet"/>
+      <w:lvlText w:val=""/>
+      <w:lvlJc w:val="left"/>
+      <w:pPr>
+        <w:tabs>
+          <w:tab w:val="num" w:pos="720"/>
+        </w:tabs>
+        <w:ind w:left="720" w:hanging="360"/>
+      </w:pPr>
+      <w:rPr>
+        <w:rFonts w:ascii="Symbol" w:hAnsi="Symbol" w:hint="default"/>
+        <w:sz w:val="20"/>
+      </w:rPr>
+    </w:lvl>
+    <w:lvl w:ilvl="1" w:tentative="1">
+      <w:start w:val="1"/>
+      <w:numFmt w:val="bullet"/>
+      <w:lvlText w:val="o"/>
+      <w:lvlJc w:val="left"/>
+      <w:pPr>
+        <w:tabs>
+          <w:tab w:val="num" w:pos="1440"/>
+        </w:tabs>
+        <w:ind w:left="1440" w:hanging="360"/>
+      </w:pPr>
+      <w:rPr>
+        <w:rFonts w:ascii="Courier New" w:hAnsi="Courier New" w:hint="default"/>
+        <w:sz w:val="20"/>
+      </w:rPr>
+    </w:lvl>
+    <w:lvl w:ilvl="2" w:tentative="1">
+      <w:start w:val="1"/>
+      <w:numFmt w:val="bullet"/>
+      <w:lvlText w:val=""/>
+      <w:lvlJc w:val="left"/>
+      <w:pPr>
+        <w:tabs>
+          <w:tab w:val="num" w:pos="2160"/>
+        </w:tabs>
+        <w:ind w:left="2160" w:hanging="360"/>
+      </w:pPr>
+      <w:rPr>
+        <w:rFonts w:ascii="Wingdings" w:hAnsi="Wingdings" w:hint="default"/>
+        <w:sz w:val="20"/>
+      </w:rPr>
+    </w:lvl>
+    <w:lvl w:ilvl="3" w:tentative="1">
+      <w:start w:val="1"/>
+      <w:numFmt w:val="bullet"/>
+      <w:lvlText w:val=""/>
+      <w:lvlJc w:val="left"/>
+      <w:pPr>
+        <w:tabs>
+          <w:tab w:val="num" w:pos="2880"/>
+        </w:tabs>
+        <w:ind w:left="2880" w:hanging="360"/>
+      </w:pPr>
+      <w:rPr>
+        <w:rFonts w:ascii="Wingdings" w:hAnsi="Wingdings" w:hint="default"/>
+        <w:sz w:val="20"/>
+      </w:rPr>
+    </w:lvl>
+    <w:lvl w:ilvl="4" w:tentative="1">
+      <w:start w:val="1"/>
+      <w:numFmt w:val="bullet"/>
+      <w:lvlText w:val=""/>
+      <w:lvlJc w:val="left"/>
+      <w:pPr>
+        <w:tabs>
+          <w:tab w:val="num" w:pos="3600"/>
+        </w:tabs>
+        <w:ind w:left="3600" w:hanging="360"/>
+      </w:pPr>
+      <w:rPr>
+        <w:rFonts w:ascii="Wingdings" w:hAnsi="Wingdings" w:hint="default"/>
+        <w:sz w:val="20"/>
+      </w:rPr>
+    </w:lvl>
+    <w:lvl w:ilvl="5" w:tentative="1">
+      <w:start w:val="1"/>
+      <w:numFmt w:val="bullet"/>
+      <w:lvlText w:val=""/>
+      <w:lvlJc w:val="left"/>
+      <w:pPr>
+        <w:tabs>
+          <w:tab w:val="num" w:pos="4320"/>
+        </w:tabs>
+        <w:ind w:left="4320" w:hanging="360"/>
+      </w:pPr>
+      <w:rPr>
+        <w:rFonts w:ascii="Wingdings" w:hAnsi="Wingdings" w:hint="default"/>
+        <w:sz w:val="20"/>
+      </w:rPr>
+    </w:lvl>
+    <w:lvl w:ilvl="6" w:tentative="1">
+      <w:start w:val="1"/>
+      <w:numFmt w:val="bullet"/>
+      <w:lvlText w:val=""/>
+      <w:lvlJc w:val="left"/>
+      <w:pPr>
+        <w:tabs>
+          <w:tab w:val="num" w:pos="5040"/>
+        </w:tabs>
+        <w:ind w:left="5040" w:hanging="360"/>
+      </w:pPr>
+      <w:rPr>
+        <w:rFonts w:ascii="Wingdings" w:hAnsi="Wingdings" w:hint="default"/>
+        <w:sz w:val="20"/>
+      </w:rPr>
+    </w:lvl>
+    <w:lvl w:ilvl="7" w:tentative="1">
+      <w:start w:val="1"/>
+      <w:numFmt w:val="bullet"/>
+      <w:lvlText w:val=""/>
+      <w:lvlJc w:val="left"/>
+      <w:pPr>
+        <w:tabs>
+          <w:tab w:val="num" w:pos="5760"/>
+        </w:tabs>
+        <w:ind w:left="5760" w:hanging="360"/>
+      </w:pPr>
+      <w:rPr>
+        <w:rFonts w:ascii="Wingdings" w:hAnsi="Wingdings" w:hint="default"/>
+        <w:sz w:val="20"/>
+      </w:rPr>
+    </w:lvl>
+    <w:lvl w:ilvl="8" w:tentative="1">
+      <w:start w:val="1"/>
+      <w:numFmt w:val="bullet"/>
+      <w:lvlText w:val=""/>
+      <w:lvlJc w:val="left"/>
+      <w:pPr>
+        <w:tabs>
+          <w:tab w:val="num" w:pos="6480"/>
+        </w:tabs>
+        <w:ind w:left="6480" w:hanging="360"/>
+      </w:pPr>
+      <w:rPr>
+        <w:rFonts w:ascii="Wingdings" w:hAnsi="Wingdings" w:hint="default"/>
+        <w:sz w:val="20"/>
+      </w:rPr>
+    </w:lvl>
+  </w:abstractNum>
+  <w:abstractNum w:abstractNumId="55" w15:restartNumberingAfterBreak="0">
     <w:nsid w:val="6BFE4C25"/>
     <w:multiLevelType w:val="multilevel"/>
     <w:tmpl w:val="B81698C8"/>
@@ -35557,7 +43809,7 @@
       </w:rPr>
     </w:lvl>
   </w:abstractNum>
-  <w:abstractNum w:abstractNumId="44" w15:restartNumberingAfterBreak="0">
+  <w:abstractNum w:abstractNumId="56" w15:restartNumberingAfterBreak="0">
     <w:nsid w:val="70BA4DF0"/>
     <w:multiLevelType w:val="multilevel"/>
     <w:tmpl w:val="5E043B04"/>
@@ -35706,7 +43958,156 @@
       </w:rPr>
     </w:lvl>
   </w:abstractNum>
-  <w:abstractNum w:abstractNumId="45" w15:restartNumberingAfterBreak="0">
+  <w:abstractNum w:abstractNumId="57" w15:restartNumberingAfterBreak="0">
+    <w:nsid w:val="714E150B"/>
+    <w:multiLevelType w:val="multilevel"/>
+    <w:tmpl w:val="F66C17C0"/>
+    <w:lvl w:ilvl="0">
+      <w:start w:val="1"/>
+      <w:numFmt w:val="bullet"/>
+      <w:lvlText w:val=""/>
+      <w:lvlJc w:val="left"/>
+      <w:pPr>
+        <w:tabs>
+          <w:tab w:val="num" w:pos="720"/>
+        </w:tabs>
+        <w:ind w:left="720" w:hanging="360"/>
+      </w:pPr>
+      <w:rPr>
+        <w:rFonts w:ascii="Symbol" w:hAnsi="Symbol" w:hint="default"/>
+        <w:sz w:val="20"/>
+      </w:rPr>
+    </w:lvl>
+    <w:lvl w:ilvl="1" w:tentative="1">
+      <w:start w:val="1"/>
+      <w:numFmt w:val="bullet"/>
+      <w:lvlText w:val="o"/>
+      <w:lvlJc w:val="left"/>
+      <w:pPr>
+        <w:tabs>
+          <w:tab w:val="num" w:pos="1440"/>
+        </w:tabs>
+        <w:ind w:left="1440" w:hanging="360"/>
+      </w:pPr>
+      <w:rPr>
+        <w:rFonts w:ascii="Courier New" w:hAnsi="Courier New" w:hint="default"/>
+        <w:sz w:val="20"/>
+      </w:rPr>
+    </w:lvl>
+    <w:lvl w:ilvl="2" w:tentative="1">
+      <w:start w:val="1"/>
+      <w:numFmt w:val="bullet"/>
+      <w:lvlText w:val=""/>
+      <w:lvlJc w:val="left"/>
+      <w:pPr>
+        <w:tabs>
+          <w:tab w:val="num" w:pos="2160"/>
+        </w:tabs>
+        <w:ind w:left="2160" w:hanging="360"/>
+      </w:pPr>
+      <w:rPr>
+        <w:rFonts w:ascii="Wingdings" w:hAnsi="Wingdings" w:hint="default"/>
+        <w:sz w:val="20"/>
+      </w:rPr>
+    </w:lvl>
+    <w:lvl w:ilvl="3" w:tentative="1">
+      <w:start w:val="1"/>
+      <w:numFmt w:val="bullet"/>
+      <w:lvlText w:val=""/>
+      <w:lvlJc w:val="left"/>
+      <w:pPr>
+        <w:tabs>
+          <w:tab w:val="num" w:pos="2880"/>
+        </w:tabs>
+        <w:ind w:left="2880" w:hanging="360"/>
+      </w:pPr>
+      <w:rPr>
+        <w:rFonts w:ascii="Wingdings" w:hAnsi="Wingdings" w:hint="default"/>
+        <w:sz w:val="20"/>
+      </w:rPr>
+    </w:lvl>
+    <w:lvl w:ilvl="4" w:tentative="1">
+      <w:start w:val="1"/>
+      <w:numFmt w:val="bullet"/>
+      <w:lvlText w:val=""/>
+      <w:lvlJc w:val="left"/>
+      <w:pPr>
+        <w:tabs>
+          <w:tab w:val="num" w:pos="3600"/>
+        </w:tabs>
+        <w:ind w:left="3600" w:hanging="360"/>
+      </w:pPr>
+      <w:rPr>
+        <w:rFonts w:ascii="Wingdings" w:hAnsi="Wingdings" w:hint="default"/>
+        <w:sz w:val="20"/>
+      </w:rPr>
+    </w:lvl>
+    <w:lvl w:ilvl="5" w:tentative="1">
+      <w:start w:val="1"/>
+      <w:numFmt w:val="bullet"/>
+      <w:lvlText w:val=""/>
+      <w:lvlJc w:val="left"/>
+      <w:pPr>
+        <w:tabs>
+          <w:tab w:val="num" w:pos="4320"/>
+        </w:tabs>
+        <w:ind w:left="4320" w:hanging="360"/>
+      </w:pPr>
+      <w:rPr>
+        <w:rFonts w:ascii="Wingdings" w:hAnsi="Wingdings" w:hint="default"/>
+        <w:sz w:val="20"/>
+      </w:rPr>
+    </w:lvl>
+    <w:lvl w:ilvl="6" w:tentative="1">
+      <w:start w:val="1"/>
+      <w:numFmt w:val="bullet"/>
+      <w:lvlText w:val=""/>
+      <w:lvlJc w:val="left"/>
+      <w:pPr>
+        <w:tabs>
+          <w:tab w:val="num" w:pos="5040"/>
+        </w:tabs>
+        <w:ind w:left="5040" w:hanging="360"/>
+      </w:pPr>
+      <w:rPr>
+        <w:rFonts w:ascii="Wingdings" w:hAnsi="Wingdings" w:hint="default"/>
+        <w:sz w:val="20"/>
+      </w:rPr>
+    </w:lvl>
+    <w:lvl w:ilvl="7" w:tentative="1">
+      <w:start w:val="1"/>
+      <w:numFmt w:val="bullet"/>
+      <w:lvlText w:val=""/>
+      <w:lvlJc w:val="left"/>
+      <w:pPr>
+        <w:tabs>
+          <w:tab w:val="num" w:pos="5760"/>
+        </w:tabs>
+        <w:ind w:left="5760" w:hanging="360"/>
+      </w:pPr>
+      <w:rPr>
+        <w:rFonts w:ascii="Wingdings" w:hAnsi="Wingdings" w:hint="default"/>
+        <w:sz w:val="20"/>
+      </w:rPr>
+    </w:lvl>
+    <w:lvl w:ilvl="8" w:tentative="1">
+      <w:start w:val="1"/>
+      <w:numFmt w:val="bullet"/>
+      <w:lvlText w:val=""/>
+      <w:lvlJc w:val="left"/>
+      <w:pPr>
+        <w:tabs>
+          <w:tab w:val="num" w:pos="6480"/>
+        </w:tabs>
+        <w:ind w:left="6480" w:hanging="360"/>
+      </w:pPr>
+      <w:rPr>
+        <w:rFonts w:ascii="Wingdings" w:hAnsi="Wingdings" w:hint="default"/>
+        <w:sz w:val="20"/>
+      </w:rPr>
+    </w:lvl>
+  </w:abstractNum>
+  <w:abstractNum w:abstractNumId="58" w15:restartNumberingAfterBreak="0">
     <w:nsid w:val="71C3108A"/>
     <w:multiLevelType w:val="multilevel"/>
     <w:tmpl w:val="3E8CF24C"/>
@@ -35855,7 +44256,7 @@
       </w:rPr>
     </w:lvl>
   </w:abstractNum>
-  <w:abstractNum w:abstractNumId="46" w15:restartNumberingAfterBreak="0">
+  <w:abstractNum w:abstractNumId="59" w15:restartNumberingAfterBreak="0">
     <w:nsid w:val="72730239"/>
     <w:multiLevelType w:val="multilevel"/>
     <w:tmpl w:val="C3A41DEE"/>
@@ -36004,7 +44405,7 @@
       </w:rPr>
     </w:lvl>
   </w:abstractNum>
-  <w:abstractNum w:abstractNumId="47" w15:restartNumberingAfterBreak="0">
+  <w:abstractNum w:abstractNumId="60" w15:restartNumberingAfterBreak="0">
     <w:nsid w:val="770A7BD0"/>
     <w:multiLevelType w:val="multilevel"/>
     <w:tmpl w:val="53B4A8C6"/>
@@ -36153,7 +44554,7 @@
       </w:rPr>
     </w:lvl>
   </w:abstractNum>
-  <w:abstractNum w:abstractNumId="48" w15:restartNumberingAfterBreak="0">
+  <w:abstractNum w:abstractNumId="61" w15:restartNumberingAfterBreak="0">
     <w:nsid w:val="77F42967"/>
     <w:multiLevelType w:val="multilevel"/>
     <w:tmpl w:val="28801F42"/>
@@ -36302,7 +44703,7 @@
       </w:rPr>
     </w:lvl>
   </w:abstractNum>
-  <w:abstractNum w:abstractNumId="49" w15:restartNumberingAfterBreak="0">
+  <w:abstractNum w:abstractNumId="62" w15:restartNumberingAfterBreak="0">
     <w:nsid w:val="78D26890"/>
     <w:multiLevelType w:val="multilevel"/>
     <w:tmpl w:val="4B9272E2"/>
@@ -36451,7 +44852,7 @@
       </w:rPr>
     </w:lvl>
   </w:abstractNum>
-  <w:abstractNum w:abstractNumId="50" w15:restartNumberingAfterBreak="0">
+  <w:abstractNum w:abstractNumId="63" w15:restartNumberingAfterBreak="0">
     <w:nsid w:val="78DD0C6A"/>
     <w:multiLevelType w:val="multilevel"/>
     <w:tmpl w:val="D6BA1F2C"/>
@@ -36600,7 +45001,7 @@
       </w:rPr>
     </w:lvl>
   </w:abstractNum>
-  <w:abstractNum w:abstractNumId="51" w15:restartNumberingAfterBreak="0">
+  <w:abstractNum w:abstractNumId="64" w15:restartNumberingAfterBreak="0">
     <w:nsid w:val="78F6356A"/>
     <w:multiLevelType w:val="hybridMultilevel"/>
     <w:tmpl w:val="E7425774"/>
@@ -36689,7 +45090,7 @@
       </w:pPr>
     </w:lvl>
   </w:abstractNum>
-  <w:abstractNum w:abstractNumId="52" w15:restartNumberingAfterBreak="0">
+  <w:abstractNum w:abstractNumId="65" w15:restartNumberingAfterBreak="0">
     <w:nsid w:val="7C326683"/>
     <w:multiLevelType w:val="multilevel"/>
     <w:tmpl w:val="19FC1968"/>
@@ -36838,7 +45239,7 @@
       </w:rPr>
     </w:lvl>
   </w:abstractNum>
-  <w:abstractNum w:abstractNumId="53" w15:restartNumberingAfterBreak="0">
+  <w:abstractNum w:abstractNumId="66" w15:restartNumberingAfterBreak="0">
     <w:nsid w:val="7D5B7206"/>
     <w:multiLevelType w:val="multilevel"/>
     <w:tmpl w:val="2BAA7012"/>
@@ -36991,46 +45392,46 @@
     <w:abstractNumId w:val="1"/>
   </w:num>
   <w:num w:numId="2" w16cid:durableId="218829858">
-    <w:abstractNumId w:val="20"/>
+    <w:abstractNumId w:val="26"/>
   </w:num>
   <w:num w:numId="3" w16cid:durableId="395786543">
     <w:abstractNumId w:val="5"/>
   </w:num>
   <w:num w:numId="4" w16cid:durableId="548495788">
-    <w:abstractNumId w:val="36"/>
+    <w:abstractNumId w:val="45"/>
   </w:num>
   <w:num w:numId="5" w16cid:durableId="1086652887">
-    <w:abstractNumId w:val="8"/>
+    <w:abstractNumId w:val="9"/>
   </w:num>
   <w:num w:numId="6" w16cid:durableId="1627664601">
-    <w:abstractNumId w:val="43"/>
+    <w:abstractNumId w:val="55"/>
   </w:num>
   <w:num w:numId="7" w16cid:durableId="1149788110">
+    <w:abstractNumId w:val="62"/>
+  </w:num>
+  <w:num w:numId="8" w16cid:durableId="715155987">
     <w:abstractNumId w:val="49"/>
   </w:num>
-  <w:num w:numId="8" w16cid:durableId="715155987">
-    <w:abstractNumId w:val="40"/>
-  </w:num>
   <w:num w:numId="9" w16cid:durableId="1384980896">
-    <w:abstractNumId w:val="48"/>
+    <w:abstractNumId w:val="61"/>
   </w:num>
   <w:num w:numId="10" w16cid:durableId="1261068013">
-    <w:abstractNumId w:val="25"/>
+    <w:abstractNumId w:val="31"/>
   </w:num>
   <w:num w:numId="11" w16cid:durableId="918056149">
-    <w:abstractNumId w:val="44"/>
+    <w:abstractNumId w:val="56"/>
   </w:num>
   <w:num w:numId="12" w16cid:durableId="1937907056">
-    <w:abstractNumId w:val="18"/>
+    <w:abstractNumId w:val="23"/>
   </w:num>
   <w:num w:numId="13" w16cid:durableId="403380163">
-    <w:abstractNumId w:val="9"/>
+    <w:abstractNumId w:val="10"/>
   </w:num>
   <w:num w:numId="14" w16cid:durableId="158624269">
-    <w:abstractNumId w:val="28"/>
+    <w:abstractNumId w:val="34"/>
   </w:num>
   <w:num w:numId="15" w16cid:durableId="1491825915">
-    <w:abstractNumId w:val="28"/>
+    <w:abstractNumId w:val="34"/>
     <w:lvlOverride w:ilvl="1">
       <w:lvl w:ilvl="1">
         <w:numFmt w:val="bullet"/>
@@ -37050,7 +45451,7 @@
     </w:lvlOverride>
   </w:num>
   <w:num w:numId="16" w16cid:durableId="42750130">
-    <w:abstractNumId w:val="28"/>
+    <w:abstractNumId w:val="34"/>
     <w:lvlOverride w:ilvl="1">
       <w:lvl w:ilvl="1">
         <w:numFmt w:val="bullet"/>
@@ -37070,157 +45471,196 @@
     </w:lvlOverride>
   </w:num>
   <w:num w:numId="17" w16cid:durableId="70778920">
-    <w:abstractNumId w:val="23"/>
+    <w:abstractNumId w:val="29"/>
   </w:num>
   <w:num w:numId="18" w16cid:durableId="2125610901">
-    <w:abstractNumId w:val="17"/>
+    <w:abstractNumId w:val="21"/>
   </w:num>
   <w:num w:numId="19" w16cid:durableId="555819853">
-    <w:abstractNumId w:val="41"/>
+    <w:abstractNumId w:val="52"/>
   </w:num>
   <w:num w:numId="20" w16cid:durableId="1063024107">
-    <w:abstractNumId w:val="51"/>
+    <w:abstractNumId w:val="64"/>
   </w:num>
   <w:num w:numId="21" w16cid:durableId="1675453555">
-    <w:abstractNumId w:val="19"/>
+    <w:abstractNumId w:val="24"/>
   </w:num>
   <w:num w:numId="22" w16cid:durableId="2027562815">
-    <w:abstractNumId w:val="53"/>
+    <w:abstractNumId w:val="66"/>
   </w:num>
   <w:num w:numId="23" w16cid:durableId="367335612">
     <w:abstractNumId w:val="4"/>
   </w:num>
   <w:num w:numId="24" w16cid:durableId="948973592">
-    <w:abstractNumId w:val="6"/>
+    <w:abstractNumId w:val="7"/>
   </w:num>
   <w:num w:numId="25" w16cid:durableId="697778906">
-    <w:abstractNumId w:val="22"/>
+    <w:abstractNumId w:val="28"/>
   </w:num>
   <w:num w:numId="26" w16cid:durableId="1509559584">
-    <w:abstractNumId w:val="46"/>
+    <w:abstractNumId w:val="59"/>
   </w:num>
   <w:num w:numId="27" w16cid:durableId="727918707">
-    <w:abstractNumId w:val="38"/>
+    <w:abstractNumId w:val="47"/>
   </w:num>
   <w:num w:numId="28" w16cid:durableId="437022674">
     <w:abstractNumId w:val="0"/>
   </w:num>
   <w:num w:numId="29" w16cid:durableId="2058819161">
-    <w:abstractNumId w:val="39"/>
+    <w:abstractNumId w:val="48"/>
   </w:num>
   <w:num w:numId="30" w16cid:durableId="676036260">
-    <w:abstractNumId w:val="50"/>
+    <w:abstractNumId w:val="63"/>
   </w:num>
   <w:num w:numId="31" w16cid:durableId="871503050">
-    <w:abstractNumId w:val="37"/>
+    <w:abstractNumId w:val="46"/>
   </w:num>
   <w:num w:numId="32" w16cid:durableId="476999482">
     <w:abstractNumId w:val="3"/>
   </w:num>
   <w:num w:numId="33" w16cid:durableId="315645347">
-    <w:abstractNumId w:val="47"/>
+    <w:abstractNumId w:val="60"/>
   </w:num>
   <w:num w:numId="34" w16cid:durableId="985016107">
-    <w:abstractNumId w:val="24"/>
+    <w:abstractNumId w:val="30"/>
   </w:num>
   <w:num w:numId="35" w16cid:durableId="845636568">
-    <w:abstractNumId w:val="14"/>
+    <w:abstractNumId w:val="15"/>
   </w:num>
   <w:num w:numId="36" w16cid:durableId="1524785802">
-    <w:abstractNumId w:val="15"/>
+    <w:abstractNumId w:val="16"/>
   </w:num>
   <w:num w:numId="37" w16cid:durableId="1049306236">
-    <w:abstractNumId w:val="7"/>
+    <w:abstractNumId w:val="8"/>
   </w:num>
   <w:num w:numId="38" w16cid:durableId="318921337">
-    <w:abstractNumId w:val="16"/>
+    <w:abstractNumId w:val="17"/>
   </w:num>
   <w:num w:numId="39" w16cid:durableId="1199927469">
-    <w:abstractNumId w:val="29"/>
+    <w:abstractNumId w:val="35"/>
   </w:num>
   <w:num w:numId="40" w16cid:durableId="1370452028">
-    <w:abstractNumId w:val="34"/>
+    <w:abstractNumId w:val="41"/>
   </w:num>
   <w:num w:numId="41" w16cid:durableId="1068071639">
-    <w:abstractNumId w:val="27"/>
+    <w:abstractNumId w:val="33"/>
   </w:num>
   <w:num w:numId="42" w16cid:durableId="671371422">
-    <w:abstractNumId w:val="11"/>
+    <w:abstractNumId w:val="12"/>
     <w:lvlOverride w:ilvl="0">
       <w:startOverride w:val="1"/>
     </w:lvlOverride>
   </w:num>
   <w:num w:numId="43" w16cid:durableId="764230015">
-    <w:abstractNumId w:val="11"/>
+    <w:abstractNumId w:val="12"/>
     <w:lvlOverride w:ilvl="0">
       <w:startOverride w:val="2"/>
     </w:lvlOverride>
   </w:num>
   <w:num w:numId="44" w16cid:durableId="766465910">
-    <w:abstractNumId w:val="11"/>
+    <w:abstractNumId w:val="12"/>
     <w:lvlOverride w:ilvl="0">
       <w:startOverride w:val="3"/>
     </w:lvlOverride>
   </w:num>
   <w:num w:numId="45" w16cid:durableId="1128627550">
-    <w:abstractNumId w:val="11"/>
+    <w:abstractNumId w:val="12"/>
     <w:lvlOverride w:ilvl="0">
       <w:startOverride w:val="4"/>
     </w:lvlOverride>
   </w:num>
   <w:num w:numId="46" w16cid:durableId="265044680">
-    <w:abstractNumId w:val="11"/>
+    <w:abstractNumId w:val="12"/>
     <w:lvlOverride w:ilvl="0">
       <w:startOverride w:val="5"/>
     </w:lvlOverride>
   </w:num>
   <w:num w:numId="47" w16cid:durableId="135487579">
-    <w:abstractNumId w:val="21"/>
+    <w:abstractNumId w:val="27"/>
   </w:num>
   <w:num w:numId="48" w16cid:durableId="2120876895">
-    <w:abstractNumId w:val="52"/>
+    <w:abstractNumId w:val="65"/>
   </w:num>
   <w:num w:numId="49" w16cid:durableId="378549842">
     <w:abstractNumId w:val="2"/>
   </w:num>
   <w:num w:numId="50" w16cid:durableId="338312575">
+    <w:abstractNumId w:val="53"/>
+  </w:num>
+  <w:num w:numId="51" w16cid:durableId="131214729">
+    <w:abstractNumId w:val="37"/>
+  </w:num>
+  <w:num w:numId="52" w16cid:durableId="1866939180">
+    <w:abstractNumId w:val="13"/>
+  </w:num>
+  <w:num w:numId="53" w16cid:durableId="1127237173">
+    <w:abstractNumId w:val="36"/>
+  </w:num>
+  <w:num w:numId="54" w16cid:durableId="1150368732">
+    <w:abstractNumId w:val="32"/>
+  </w:num>
+  <w:num w:numId="55" w16cid:durableId="1276670255">
     <w:abstractNumId w:val="42"/>
   </w:num>
-  <w:num w:numId="51" w16cid:durableId="131214729">
-    <w:abstractNumId w:val="31"/>
-  </w:num>
-  <w:num w:numId="52" w16cid:durableId="1866939180">
-    <w:abstractNumId w:val="12"/>
-  </w:num>
-  <w:num w:numId="53" w16cid:durableId="1127237173">
-    <w:abstractNumId w:val="30"/>
-  </w:num>
-  <w:num w:numId="54" w16cid:durableId="1150368732">
-    <w:abstractNumId w:val="26"/>
-  </w:num>
-  <w:num w:numId="55" w16cid:durableId="1276670255">
-    <w:abstractNumId w:val="35"/>
-  </w:num>
   <w:num w:numId="56" w16cid:durableId="1412434037">
-    <w:abstractNumId w:val="32"/>
+    <w:abstractNumId w:val="39"/>
     <w:lvlOverride w:ilvl="0">
       <w:startOverride w:val="1"/>
     </w:lvlOverride>
   </w:num>
   <w:num w:numId="57" w16cid:durableId="1222717006">
-    <w:abstractNumId w:val="45"/>
+    <w:abstractNumId w:val="58"/>
     <w:lvlOverride w:ilvl="0">
       <w:startOverride w:val="1"/>
     </w:lvlOverride>
   </w:num>
   <w:num w:numId="58" w16cid:durableId="738360041">
-    <w:abstractNumId w:val="13"/>
+    <w:abstractNumId w:val="14"/>
   </w:num>
   <w:num w:numId="59" w16cid:durableId="2020426113">
-    <w:abstractNumId w:val="10"/>
+    <w:abstractNumId w:val="11"/>
   </w:num>
   <w:num w:numId="60" w16cid:durableId="1614943322">
-    <w:abstractNumId w:val="33"/>
+    <w:abstractNumId w:val="40"/>
+  </w:num>
+  <w:num w:numId="61" w16cid:durableId="1276868640">
+    <w:abstractNumId w:val="57"/>
+  </w:num>
+  <w:num w:numId="62" w16cid:durableId="274361633">
+    <w:abstractNumId w:val="20"/>
+  </w:num>
+  <w:num w:numId="63" w16cid:durableId="1556358403">
+    <w:abstractNumId w:val="19"/>
+  </w:num>
+  <w:num w:numId="64" w16cid:durableId="1795562131">
+    <w:abstractNumId w:val="51"/>
+  </w:num>
+  <w:num w:numId="65" w16cid:durableId="1295600685">
+    <w:abstractNumId w:val="50"/>
+  </w:num>
+  <w:num w:numId="66" w16cid:durableId="1620338441">
+    <w:abstractNumId w:val="43"/>
+  </w:num>
+  <w:num w:numId="67" w16cid:durableId="376511831">
+    <w:abstractNumId w:val="18"/>
+  </w:num>
+  <w:num w:numId="68" w16cid:durableId="1772819850">
+    <w:abstractNumId w:val="38"/>
+  </w:num>
+  <w:num w:numId="69" w16cid:durableId="989097783">
+    <w:abstractNumId w:val="44"/>
+  </w:num>
+  <w:num w:numId="70" w16cid:durableId="1924411058">
+    <w:abstractNumId w:val="6"/>
+  </w:num>
+  <w:num w:numId="71" w16cid:durableId="1147939302">
+    <w:abstractNumId w:val="25"/>
+  </w:num>
+  <w:num w:numId="72" w16cid:durableId="1756433200">
+    <w:abstractNumId w:val="54"/>
+  </w:num>
+  <w:num w:numId="73" w16cid:durableId="1808745788">
+    <w:abstractNumId w:val="22"/>
   </w:num>
 </w:numbering>
 </file>
